--- a/Kê khai công cụ AI, dữ liệu, API, thư viện, mã nguồn mở.docx
+++ b/Kê khai công cụ AI, dữ liệu, API, thư viện, mã nguồn mở.docx
@@ -4,32 +4,33 @@
   <w:body>
     <w:p>
       <w:pPr>
-        <w:spacing w:before="0" w:after="80"/>
         <w:jc w:val="center"/>
       </w:pPr>
       <w:r>
         <w:rPr>
-          <w:rFonts w:ascii="Times New Roman" w:hAnsi="Times New Roman"/>
           <w:b/>
-          <w:color w:val="002855"/>
-          <w:sz w:val="32"/>
+          <w:color w:val="003366"/>
+          <w:sz w:val="22"/>
         </w:rPr>
-        <w:t>BẢN KÊ KHAI CÔNG CỤ AI, NGUỒN DỮ LIỆU, API VÀ MÃ NGUỒN MỞ</w:t>
+        <w:t>CUỘC THI SÁNG TẠO TRẺ TRONG LĨNH VỰC TRÍ TUỆ NHÂN TẠO NĂM 2026</w:t>
+        <w:br/>
+        <w:t>BAN BÍ THƯ TRUNG ƯƠNG ĐOÀN TNCS HỒ CHÍ MINH</w:t>
       </w:r>
     </w:p>
     <w:p>
       <w:pPr>
-        <w:spacing w:after="60"/>
+        <w:spacing w:before="160" w:after="80"/>
         <w:jc w:val="center"/>
       </w:pPr>
       <w:r>
         <w:rPr>
-          <w:rFonts w:ascii="Times New Roman" w:hAnsi="Times New Roman"/>
           <w:b/>
-          <w:color w:val="333333"/>
-          <w:sz w:val="26"/>
+          <w:color w:val="B40000"/>
+          <w:sz w:val="30"/>
         </w:rPr>
-        <w:t>DỰ ÁN: STEM HUB — HỆ SINH THÁI HỌC TẬP VÀ PHÒNG THÍ NGHIỆM ẢO 3D</w:t>
+        <w:t>BẢN KÊ KHAI CHI TIẾT CÔNG CỤ TRÍ TUỆ NHÂN TẠO,</w:t>
+        <w:br/>
+        <w:t>NGUỒN DỮ LIỆU, GIAO DIỆN API VÀ MÃ NGUỒN MỞ</w:t>
       </w:r>
     </w:p>
     <w:p>
@@ -39,962 +40,4764 @@
       </w:pPr>
       <w:r>
         <w:rPr>
-          <w:rFonts w:ascii="Times New Roman" w:hAnsi="Times New Roman"/>
           <w:i/>
-          <w:color w:val="555555"/>
-          <w:sz w:val="23"/>
+          <w:color w:val="505050"/>
+          <w:sz w:val="21"/>
         </w:rPr>
-        <w:t>Đơn vị: Nhóm học sinh Trường THPT Quỳnh Lưu 4, tỉnh Nghệ An</w:t>
+        <w:t>DỰ ÁN: STEM HUB — HỆ SINH THÁI HỌC TẬP VÀ PHÒNG THÍ NGHIỆM ẢO 3D TÍCH HỢP AI</w:t>
+        <w:br/>
+        <w:t>Đơn vị: Nhóm học sinh Trường THPT Quỳnh Lưu 4, tỉnh Nghệ An | Thời gian lập: Tháng 09/2026</w:t>
       </w:r>
     </w:p>
     <w:p>
       <w:pPr>
-        <w:keepNext/>
-        <w:spacing w:before="280" w:after="100"/>
+        <w:spacing w:before="280" w:after="80"/>
       </w:pPr>
       <w:r>
         <w:rPr>
-          <w:rFonts w:ascii="Times New Roman" w:hAnsi="Times New Roman"/>
           <w:b/>
-          <w:color w:val="002855"/>
+          <w:color w:val="003399"/>
           <w:sz w:val="26"/>
         </w:rPr>
-        <w:t>I. LỜI CAM ĐOAN MỞ ĐẦU CỦA NHÓM TÁC GIẢ</w:t>
+        <w:t>I. LỜI CAM ĐOAN MỞ ĐẦU VÀ NGUYÊN TẮC LIÊM CHÍNH HỌC THUẬT</w:t>
       </w:r>
     </w:p>
     <w:p>
       <w:pPr>
-        <w:spacing w:after="120" w:line="288" w:lineRule="auto"/>
+        <w:spacing w:line="288" w:lineRule="auto" w:after="120"/>
       </w:pPr>
       <w:r>
         <w:rPr>
-          <w:rFonts w:ascii="Times New Roman" w:hAnsi="Times New Roman"/>
-          <w:b w:val="0"/>
-          <w:i w:val="0"/>
-          <w:sz w:val="24"/>
+          <w:b/>
         </w:rPr>
-        <w:t>Em là Hồ Hoàng Anh, học sinh lớp 12A trường THPT Quỳnh Lưu 4, đại diện cho nhóm tác giả gồm ba thành viên chúng em (Hồ Hoàng Anh, Nguyễn Trung Hiếu, Đậu Việt Hưng) dưới sự hướng dẫn của thầy Nguyễn Văn Phúc, xin được gửi lời chào trân trọng đến Ban tổ chức và Ban Giám khảo Cuộc thi Sáng tạo trẻ trong lĩnh vực Trí tuệ Nhân tạo năm 2026 do Ban Bí thư Trung ương Đoàn phát động.</w:t>
+        <w:t>Kính gửi: Ban Tổ chức và Ban Giám khảo Cuộc thi Sáng tạo trẻ trong lĩnh vực Trí tuệ Nhân tạo năm 2026 do Ban Bí thư Trung ương Đoàn phát động.</w:t>
+        <w:br/>
+        <w:br/>
+      </w:r>
+      <w:r>
+        <w:t>Em là Hồ Hoàng Anh, học sinh lớp 12A trường THPT Quỳnh Lưu 4, đại diện cho nhóm tác giả gồm 03 học sinh chúng em (Hồ Hoàng Anh, Nguyễn Trung Hiếu, Đậu Việt Hưng) dưới sự hướng dẫn chuyên môn của thầy giáo Nguyễn Văn Phúc, xin được gửi tới Ban Giám khảo lời chào trân trọng nhất.</w:t>
+        <w:br/>
+        <w:br/>
+        <w:t>Nhóm chúng em xin cam đoan kê khai một cách đầy đủ, chi tiết, minh bạch và trung thực 100% toàn bộ các công cụ trí tuệ nhân tạo, nguồn dữ liệu học tập, các giao diện kết nối API đám mây, các mô hình học máy tự huấn luyện và các thư viện mã nguồn mở mà nhóm đã tìm hiểu, tích hợp và triển khai trong suốt quá trình xây dựng hệ thống STEM HUB.</w:t>
+        <w:br/>
+        <w:br/>
+        <w:t>Nhóm khẳng định nguyên tắc liêm chính học thuật: Toàn bộ ý tưởng bài toán sư phạm, kịch bản thí nghiệm ảo 3D, kiến trúc hệ thống, cấu trúc dữ liệu SGK 2018, thuật toán giải suy luận hình học và phần lớn mã nguồn giao diện tương tác đều do nhóm chúng em trực tiếp thiết kế, làm chủ và lập trình. Các công cụ AI bên ngoài đóng vai trò hỗ trợ kỹ thuật, tăng tốc phát triển và tối ưu hóa giải thuật theo đúng định hướng gợi ý của cuộc thi.</w:t>
       </w:r>
     </w:p>
     <w:p>
       <w:pPr>
-        <w:spacing w:after="120" w:line="288" w:lineRule="auto"/>
+        <w:spacing w:before="280" w:after="80"/>
       </w:pPr>
       <w:r>
         <w:rPr>
-          <w:rFonts w:ascii="Times New Roman" w:hAnsi="Times New Roman"/>
-          <w:b w:val="0"/>
-          <w:i w:val="0"/>
-          <w:sz w:val="24"/>
+          <w:b/>
+          <w:color w:val="003399"/>
+          <w:sz w:val="26"/>
         </w:rPr>
-        <w:t>Nhóm chúng em xin cam đoan kê khai một cách đầy đủ, rõ ràng và trung thực nhất toàn bộ các công cụ trí tuệ nhân tạo, các nguồn dữ liệu học tập, các giao diện kết nối API và các thư viện mã nguồn mở mà nhóm đã tìm hiểu, tích hợp và sử dụng trong suốt quá trình xây dựng sản phẩm STEM HUB. Mọi tài nguyên công nghệ được sử dụng đều phục vụ mục đích học tập phi lợi nhuận cho học sinh phổ thông và hoàn toàn tuân thủ thể lệ của cuộc thi.</w:t>
+        <w:t>II. CÁC CÔNG CỤ TRÍ TUỆ NHÂN TẠO VÀ DỊCH VỤ MÔ HÌNH NGÔN NGỮ LỚN (LLM)</w:t>
       </w:r>
     </w:p>
     <w:p>
       <w:pPr>
-        <w:keepNext/>
-        <w:spacing w:before="280" w:after="100"/>
+        <w:spacing w:before="160" w:after="40"/>
       </w:pPr>
       <w:r>
         <w:rPr>
-          <w:rFonts w:ascii="Times New Roman" w:hAnsi="Times New Roman"/>
           <w:b/>
-          <w:color w:val="002855"/>
-          <w:sz w:val="26"/>
+          <w:color w:val="1E1E1E"/>
+          <w:sz w:val="24"/>
         </w:rPr>
-        <w:t>II. CÁC CÔNG CỤ TRÍ TUỆ NHÂN TẠO NHÓM EM ĐÃ SỬ DỤNG</w:t>
+        <w:t>1. Trợ lý lập trình Trí tuệ Nhân tạo Google Antigravity &amp; Claude 3.5 Sonnet</w:t>
       </w:r>
     </w:p>
     <w:p>
       <w:pPr>
-        <w:spacing w:after="120" w:line="288" w:lineRule="auto"/>
+        <w:pStyle w:val="ListBullet"/>
+        <w:spacing w:after="40" w:line="276" w:lineRule="auto"/>
       </w:pPr>
       <w:r>
         <w:rPr>
-          <w:rFonts w:ascii="Times New Roman" w:hAnsi="Times New Roman"/>
-          <w:b w:val="0"/>
-          <w:i w:val="0"/>
-          <w:sz w:val="24"/>
+          <w:b/>
         </w:rPr>
-        <w:t>Trong quá trình thực hiện dự án, nhóm chúng em đã chủ động tìm tòi và ứng dụng một số công cụ AI hiện đại để hỗ trợ hiện thực hóa các ý tưởng của mình:</w:t>
+        <w:t xml:space="preserve">Vai trò và mục đích sử dụng: </w:t>
+      </w:r>
+      <w:r>
+        <w:t>Đây là công cụ AI hỗ trợ lập trình chính của nhóm. Chúng em đưa ra các yêu cầu chi tiết về giao diện người dùng, thuật toán vật lý/hóa học/hình học không gian, sau đó công cụ hỗ trợ nhóm viết các đoạn mã nguồn bằng Next.js, React, Three.js và TensorFlow.js; tìm và sửa lỗi cú pháp (debug), tối ưu hóa hiệu năng render đồ họa WebGL đạt chuẩn 60 FPS.</w:t>
       </w:r>
     </w:p>
     <w:p>
       <w:pPr>
-        <w:spacing w:after="120" w:line="288" w:lineRule="auto"/>
+        <w:pStyle w:val="ListBullet"/>
+        <w:spacing w:after="40" w:line="276" w:lineRule="auto"/>
       </w:pPr>
       <w:r>
         <w:rPr>
-          <w:rFonts w:ascii="Times New Roman" w:hAnsi="Times New Roman"/>
           <w:b/>
-          <w:color w:val="003366"/>
-          <w:sz w:val="24"/>
         </w:rPr>
-        <w:t xml:space="preserve">1. </w:t>
+        <w:t xml:space="preserve">Quyền làm chủ tuyệt đối của học sinh: </w:t>
       </w:r>
       <w:r>
-        <w:rPr>
-          <w:rFonts w:ascii="Times New Roman" w:hAnsi="Times New Roman"/>
-          <w:b/>
-          <w:color w:val="222222"/>
-          <w:sz w:val="24"/>
-        </w:rPr>
-        <w:t xml:space="preserve">Trợ lý lập trình Antigravity AI của Google: </w:t>
-      </w:r>
-      <w:r>
-        <w:rPr>
-          <w:rFonts w:ascii="Times New Roman" w:hAnsi="Times New Roman"/>
-          <w:sz w:val="24"/>
-        </w:rPr>
-        <w:t>Đây là công cụ AI hỗ trợ lập trình chính của nhóm. Chúng em đưa ra các yêu cầu về giao diện, thuật toán và bài toán thực tế của học sinh THPT, sau đó Antigravity AI giúp nhóm viết các đoạn mã nguồn bằng Next.js, React và TensorFlow.js. Công cụ này cũng giúp chúng em tìm và sửa các lỗi cú pháp, tối ưu các đoạn code để trang web chạy mượt mà hơn. Toàn bộ ý tưởng bài toán, kịch bản giao diện và việc kiểm tra chất lượng sản phẩm đều do nhóm chúng em trực tiếp thực hiện và làm chủ.</w:t>
+        <w:t>Học sinh trực tiếp thiết kế toàn bộ sơ đồ luồng dữ liệu, kịch bản sư phạm cho từng môn học, cấu trúc các bài toán hình học 3D, kiểm tra tính đúng đắn về mặt khoa học của các công thức và trực tiếp kiểm thử nghiệm thu từng chức năng trước khi đóng gói triển khai.</w:t>
       </w:r>
     </w:p>
     <w:p>
       <w:pPr>
-        <w:spacing w:after="120" w:line="288" w:lineRule="auto"/>
+        <w:spacing w:before="160" w:after="40"/>
       </w:pPr>
       <w:r>
         <w:rPr>
-          <w:rFonts w:ascii="Times New Roman" w:hAnsi="Times New Roman"/>
           <w:b/>
-          <w:color w:val="003366"/>
+          <w:color w:val="1E1E1E"/>
           <w:sz w:val="24"/>
         </w:rPr>
-        <w:t xml:space="preserve">2. </w:t>
-      </w:r>
-      <w:r>
-        <w:rPr>
-          <w:rFonts w:ascii="Times New Roman" w:hAnsi="Times New Roman"/>
-          <w:b/>
-          <w:color w:val="222222"/>
-          <w:sz w:val="24"/>
-        </w:rPr>
-        <w:t xml:space="preserve">Mô hình ngôn ngữ Google Gemini API: </w:t>
-      </w:r>
-      <w:r>
-        <w:rPr>
-          <w:rFonts w:ascii="Times New Roman" w:hAnsi="Times New Roman"/>
-          <w:sz w:val="24"/>
-        </w:rPr>
-        <w:t>Nhóm em tích hợp mô hình Gemini (bản Flash 1.5 và Pro 1.5) để vận hành Trợ lý ảo Nova. Khi các bạn học sinh vào trang web hỏi về kiến thức các môn Toán, Lý, Hóa, Sinh hoặc nhờ hướng dẫn giải bài tập, Gemini sẽ đóng vai trò như một người gia sư thân thiện, giải thích các hiện tượng khoa học theo đúng tinh thần sách giáo khoa mới và gợi ý các bạn mở đúng phòng thí nghiệm tương ứng.</w:t>
+        <w:t>2. Mô hình Ngôn ngữ Lớn Đa phương thức Google Gemini API (Gemini 2.5 Flash, 1.5 Flash, 1.5 Pro)</w:t>
       </w:r>
     </w:p>
     <w:p>
       <w:pPr>
-        <w:spacing w:after="120" w:line="288" w:lineRule="auto"/>
+        <w:pStyle w:val="ListBullet"/>
+        <w:spacing w:after="40" w:line="276" w:lineRule="auto"/>
       </w:pPr>
       <w:r>
         <w:rPr>
-          <w:rFonts w:ascii="Times New Roman" w:hAnsi="Times New Roman"/>
           <w:b/>
-          <w:color w:val="003366"/>
-          <w:sz w:val="24"/>
         </w:rPr>
-        <w:t xml:space="preserve">3. </w:t>
+        <w:t xml:space="preserve">Phạm vi triển khai trên toàn hệ thống: </w:t>
       </w:r>
       <w:r>
-        <w:rPr>
-          <w:rFonts w:ascii="Times New Roman" w:hAnsi="Times New Roman"/>
-          <w:b/>
-          <w:color w:val="222222"/>
-          <w:sz w:val="24"/>
-        </w:rPr>
-        <w:t xml:space="preserve">Mô hình Học máy Tự huấn luyện cục bộ (Self-Trained AI) và Bảo mật sinh trắc học: </w:t>
-      </w:r>
-      <w:r>
-        <w:rPr>
-          <w:rFonts w:ascii="Times New Roman" w:hAnsi="Times New Roman"/>
-          <w:sz w:val="24"/>
-        </w:rPr>
-        <w:t>Thay vì chỉ gọi các API có sẵn từ bên ngoài, nhóm chúng em đã chủ động nghiên cứu và tự lập trình (tự code) 6 mô hình Trí tuệ Nhân tạo chuyên biệt chạy 100% trên trình duyệt phía người dùng (Client-Side AI Execution) bằng JavaScript thuần và thư viện TensorFlow.js, hoàn toàn không tốn chi phí thuê máy chủ GPU:</w:t>
-        <w:br/>
-        <w:t>• Mạng Nơ-ron Phân loại Đa lớp Softmax (Softmax Multi-Class Neural Network): Được nhóm tự huấn luyện cho Phòng Thí nghiệm Hóa học ảo, có nhiệm vụ phân tích các thông số nhiệt độ, áp suất, độ pH và nồng độ chất để dự báo sớm mức độ an toàn và các rủi ro hóa chất (cháy nổ, tỏa nhiệt mạnh, sinh khí độc).</w:t>
-        <w:br/>
-        <w:t>• Mô hình k-Láng giềng gần nhất (k-NN - k-Nearest Neighbors): Được tích hợp trong Phòng Thí nghiệm Vật lý ảo nhằm đối chiếu số liệu đo đạc thực tế của học sinh (như chu kỳ dao động con lắc, góc khúc xạ ánh sáng) với các phân cụm dữ liệu chuẩn, từ đó tự động chẩn đoán các dạng sai số thực nghiệm phổ biến.</w:t>
-        <w:br/>
-        <w:t>• Bộ phân loại Ý định Đa thức Naive Bayes (Multinomial Naive Bayes Intent Classifier): Hoạt động như "bộ não" điều phối của Trợ lý ảo Nova, giúp phân tích xác suất từ khóa trong câu hỏi của học sinh để tự động phân luồng chính xác ý định (hỏi lý thuyết, mở thí nghiệm, tính toán hay tra cứu).</w:t>
-        <w:br/>
-        <w:t>• Động cơ Đánh giá Thích ứng Năng lực 1PL Rasch IRT (Item Response Theory): Triển khai mô hình trắc lượng tri thức cổ điển 1 tham số trong phân hệ Toán học, liên tục ước lượng năng lực tiềm ẩn (θ) của học sinh dựa trên ma trận đúng/sai để tự động đề xuất câu hỏi có độ khó (b) tối ưu nhất.</w:t>
-        <w:br/>
-        <w:t>• Mạng Suy luận Xác suất Bayes với Bảng Xác suất Có điều kiện (Bayesian Belief Network &amp; CPT - Conditional Probability Table): Xây dựng trong phân hệ Di truyền học (Sinh học) để mô hình hóa sơ đồ phả hệ gia đình, tự động tính toán xác suất di truyền bệnh và tỷ lệ phân ly kiểu gen, kiểu hình theo đúng quy luật Menđen.</w:t>
-        <w:br/>
-        <w:t>• Động cơ Trích xuất Tri thức Tăng cường Cục bộ (In-Browser RAG Engine): Thực hiện tìm kiếm và chọn lọc ngữ cảnh bài học phù hợp trong bộ nhớ tạm trước khi gửi cho trợ lý ảo sinh phản hồi.</w:t>
-        <w:br/>
-        <w:t>Bên cạnh 6 mô hình tự huấn luyện trên, nhóm còn tích hợp mạng nơ-ron tích chập ResNet-34 thông qua thư viện Face-API để nhận diện khuôn mặt học sinh phục vụ điểm danh và bảo mật hai lớp (Biometric 2FA). Toàn bộ 128 đặc trưng vector khuôn mặt đều được trích xuất và so khớp trực tiếp trên trình duyệt qua webcam, tuyệt đối không gửi hình ảnh khuôn mặt của học sinh lên mạng Internet.</w:t>
+        <w:t>Mô hình Gemini được tích hợp sâu vào 4 phân hệ cốt lõi:</w:t>
       </w:r>
     </w:p>
     <w:p>
       <w:pPr>
-        <w:spacing w:after="120" w:line="288" w:lineRule="auto"/>
+        <w:pStyle w:val="ListBullet"/>
+        <w:spacing w:after="40" w:line="276" w:lineRule="auto"/>
       </w:pPr>
       <w:r>
         <w:rPr>
-          <w:rFonts w:ascii="Times New Roman" w:hAnsi="Times New Roman"/>
           <w:b/>
-          <w:color w:val="003366"/>
-          <w:sz w:val="24"/>
         </w:rPr>
-        <w:t xml:space="preserve">4. </w:t>
+        <w:t xml:space="preserve">• Trợ lý Ảo Toàn năng NOVA AI: </w:t>
       </w:r>
       <w:r>
-        <w:rPr>
-          <w:rFonts w:ascii="Times New Roman" w:hAnsi="Times New Roman"/>
-          <w:b/>
-          <w:color w:val="222222"/>
-          <w:sz w:val="24"/>
-        </w:rPr>
-        <w:t xml:space="preserve">Công cụ âm thanh Meta AudioCraft: </w:t>
-      </w:r>
-      <w:r>
-        <w:rPr>
-          <w:rFonts w:ascii="Times New Roman" w:hAnsi="Times New Roman"/>
-          <w:sz w:val="24"/>
-        </w:rPr>
-        <w:t>Nhóm chúng em đã sử dụng công cụ AI này để tạo ra một số bản nhạc nền nhẹ nhàng giúp học sinh tập trung khi ngồi học bài, cùng các âm thanh mô phỏng tiếng bọt khí khi hóa chất tác dụng với nhau hoặc tiếng laser quang học để các phòng thí nghiệm ảo nghe sống động và chân thực hơn.</w:t>
+        <w:t>Đóng vai trò gia sư ảo đồng hành 24/7 trên toàn trang web, giải đáp lý thuyết và hướng dẫn phương pháp tư duy 4 môn Toán - Lý - Hóa - Sinh theo Chương trình GDPT 2018 mới.</w:t>
       </w:r>
     </w:p>
     <w:p>
       <w:pPr>
-        <w:spacing w:after="120" w:line="288" w:lineRule="auto"/>
+        <w:pStyle w:val="ListBullet"/>
+        <w:spacing w:after="40" w:line="276" w:lineRule="auto"/>
       </w:pPr>
       <w:r>
         <w:rPr>
-          <w:rFonts w:ascii="Times New Roman" w:hAnsi="Times New Roman"/>
           <w:b/>
-          <w:color w:val="003366"/>
-          <w:sz w:val="24"/>
         </w:rPr>
-        <w:t xml:space="preserve">5. </w:t>
+        <w:t xml:space="preserve">• Trợ lý AI Phân tích Hình học 3D trong Lab Toán (/api/lab-toan/chat-model): </w:t>
       </w:r>
       <w:r>
-        <w:rPr>
-          <w:rFonts w:ascii="Times New Roman" w:hAnsi="Times New Roman"/>
-          <w:b/>
-          <w:color w:val="222222"/>
-          <w:sz w:val="24"/>
-        </w:rPr>
-        <w:t xml:space="preserve">Thư viện Transformers.js của Hugging Face: </w:t>
-      </w:r>
-      <w:r>
-        <w:rPr>
-          <w:rFonts w:ascii="Times New Roman" w:hAnsi="Times New Roman"/>
-          <w:sz w:val="24"/>
-        </w:rPr>
-        <w:t>Nhóm em đưa thư viện này vào mã nguồn dự án để nghiên cứu việc đóng gói các mô hình ngôn ngữ thu nhỏ chạy trực tiếp trên card đồ họa của máy tính học sinh qua công nghệ WebGPU, phục vụ cho hướng phát triển chạy hoàn toàn ngoại tuyến trong tương lai.</w:t>
+        <w:t>Tự động phân tích đề bài hình học không gian, giải thích chi tiết các bước giải, tính diện tích xung quanh, thể tích khối đa diện, góc và khoảng cách.</w:t>
       </w:r>
     </w:p>
     <w:p>
       <w:pPr>
-        <w:keepNext/>
-        <w:spacing w:before="280" w:after="100"/>
+        <w:pStyle w:val="ListBullet"/>
+        <w:spacing w:after="40" w:line="276" w:lineRule="auto"/>
       </w:pPr>
       <w:r>
         <w:rPr>
-          <w:rFonts w:ascii="Times New Roman" w:hAnsi="Times New Roman"/>
           <w:b/>
-          <w:color w:val="002855"/>
-          <w:sz w:val="26"/>
         </w:rPr>
-        <w:t>III. NGUỒN DỮ LIỆU NHÓM EM TỰ THU THẬP VÀ BIÊN SOẠN</w:t>
+        <w:t xml:space="preserve">• Gia sư STEM AI Toán 3D chuyên sâu (/api/lab-toan/chat-tutor): </w:t>
+      </w:r>
+      <w:r>
+        <w:t>Gia sư chuyên sâu môn Toán định dạng chuẩn công thức KaTeX, có hiệu ứng gõ chữ từng từ mượt mà (word-by-word streaming effect ~16ms/từ) giúp học sinh dễ dàng tiếp thu.</w:t>
       </w:r>
     </w:p>
     <w:p>
       <w:pPr>
-        <w:spacing w:after="120" w:line="288" w:lineRule="auto"/>
+        <w:pStyle w:val="ListBullet"/>
+        <w:spacing w:after="40" w:line="276" w:lineRule="auto"/>
       </w:pPr>
       <w:r>
         <w:rPr>
-          <w:rFonts w:ascii="Times New Roman" w:hAnsi="Times New Roman"/>
-          <w:b w:val="0"/>
-          <w:i w:val="0"/>
-          <w:sz w:val="24"/>
+          <w:b/>
         </w:rPr>
-        <w:t>Để hệ thống có đầy đủ kiến thức chính xác phục vụ học tập, nhóm chúng em đã tự tay xây dựng và chuẩn hóa các bộ dữ liệu sau:</w:t>
+        <w:t xml:space="preserve">• Nhận dạng Đề thi qua Thị giác Máy tính AI Vision OCR (/api/lab-toan/vision-ocr): </w:t>
+      </w:r>
+      <w:r>
+        <w:t>Cho phép học sinh chụp ảnh đề toán từ sách bài tập hoặc giấy nháp, AI tự động nhận dạng văn bản, trích xuất thực thể hình học và kích hoạt dựng mô hình 3D tương tác.</w:t>
       </w:r>
     </w:p>
     <w:p>
       <w:pPr>
-        <w:spacing w:after="120" w:line="288" w:lineRule="auto"/>
+        <w:pStyle w:val="ListBullet"/>
+        <w:spacing w:after="40" w:line="276" w:lineRule="auto"/>
       </w:pPr>
       <w:r>
         <w:rPr>
-          <w:rFonts w:ascii="Times New Roman" w:hAnsi="Times New Roman"/>
           <w:b/>
-          <w:color w:val="003366"/>
-          <w:sz w:val="24"/>
         </w:rPr>
-        <w:t xml:space="preserve">1. </w:t>
+        <w:t xml:space="preserve">Kiến trúc Hồ chứa Khóa Dự phòng Đa Tầng (Gemini Resilient Pool &amp; Multi-Key Rotation): </w:t>
       </w:r>
       <w:r>
-        <w:rPr>
-          <w:rFonts w:ascii="Times New Roman" w:hAnsi="Times New Roman"/>
-          <w:b/>
-          <w:color w:val="222222"/>
-          <w:sz w:val="24"/>
-        </w:rPr>
-        <w:t xml:space="preserve">Cơ sở tri thức 4 môn học THPT (303 đoạn tri thức): </w:t>
-      </w:r>
-      <w:r>
-        <w:rPr>
-          <w:rFonts w:ascii="Times New Roman" w:hAnsi="Times New Roman"/>
-          <w:sz w:val="24"/>
-        </w:rPr>
-        <w:t>Nhóm em đã đọc kỹ sách giáo khoa lớp 10, 11, 12 theo chương trình giáo dục phổ thông 2018 và các tài liệu ôn thi của Bộ Giáo dục và Đào tạo, sau đó tự tóm tắt thành 303 đoạn tri thức trọng tâm cho 4 môn Toán, Lý, Hóa, Sinh (khoảng hơn 9.000 từ khóa). Đặc biệt, nhóm đã lập trình thuật toán Ma trận Tần suất Từ - Nghịch đảo Tần suất Văn bản (TF-IDF - Term Frequency-Inverse Document Frequency) kết hợp cùng hàm đo khoảng cách Độ tương đồng Cosine (Cosine Similarity) để trích xuất ngữ cảnh RAG trực tiếp trên trình duyệt (In-Browser RAG Context Extraction) với độ chính xác cao mà không cần dùng đến Vector Database trên đám mây.</w:t>
+        <w:t>Nhóm em tự thiết kế cơ chế xoay vòng thông minh giữa nhiều API key miễn phí (Tier Free) trong geminiResilientPool.js và geminiCaller.js. Khi một khóa chạm ngưỡng giới hạn tần suất (HTTP 429 Rate Limit) hoặc gặp lỗi mạng, hệ thống tự động chuyển tiếp liền mạch sang khóa dự phòng và tự động fallback linh hoạt giữa các model (gemini-2.5-flash -&gt; gemini-1.5-flash -&gt; gemini-1.5-pro), đảm bảo hệ thống duy trì độ sẵn sàng 99.9% cho hàng trăm học sinh sử dụng đồng thời mà không bị ngắt quãng với chi phí 0 VNĐ.</w:t>
       </w:r>
     </w:p>
     <w:p>
       <w:pPr>
-        <w:spacing w:after="120" w:line="288" w:lineRule="auto"/>
+        <w:spacing w:before="160" w:after="40"/>
       </w:pPr>
       <w:r>
         <w:rPr>
-          <w:rFonts w:ascii="Times New Roman" w:hAnsi="Times New Roman"/>
           <w:b/>
-          <w:color w:val="003366"/>
+          <w:color w:val="1E1E1E"/>
           <w:sz w:val="24"/>
         </w:rPr>
-        <w:t xml:space="preserve">2. </w:t>
-      </w:r>
-      <w:r>
-        <w:rPr>
-          <w:rFonts w:ascii="Times New Roman" w:hAnsi="Times New Roman"/>
-          <w:b/>
-          <w:color w:val="222222"/>
-          <w:sz w:val="24"/>
-        </w:rPr>
-        <w:t xml:space="preserve">Ngân hàng hơn 500 câu hỏi trắc nghiệm: </w:t>
-      </w:r>
-      <w:r>
-        <w:rPr>
-          <w:rFonts w:ascii="Times New Roman" w:hAnsi="Times New Roman"/>
-          <w:sz w:val="24"/>
-        </w:rPr>
-        <w:t>Chúng em tự sưu tầm, chọn lọc và biên soạn lại hơn 500 câu hỏi bài tập từ các đề thi tốt nghiệp THPT tham khảo và đề thi học sinh giỏi. Nhóm em tự giải chi tiết từng câu, gán nhãn độ khó từ mức cơ bản đến nâng cao để đưa vào phần Đấu trường PvP cho các bạn học sinh trong trường thi đấu cọ xát kiến thức với nhau. Toàn bộ dữ liệu này được cấu trúc hóa dưới dạng tệp dữ liệu tĩnh (.json) và nhúng thẳng vào mã nguồn gói ứng dụng (Static In-Memory Bundling), cho phép hệ thống tra cứu siêu tốc offline với độ trễ tính bằng mili-giây và chi phí vận hành 0 đồng.</w:t>
+        <w:t>3. Công cụ Tạo Âm thanh Thí nghiệm Meta AudioCraft</w:t>
       </w:r>
     </w:p>
     <w:p>
       <w:pPr>
-        <w:spacing w:after="120" w:line="288" w:lineRule="auto"/>
+        <w:pStyle w:val="ListBullet"/>
+        <w:spacing w:after="40" w:line="276" w:lineRule="auto"/>
       </w:pPr>
       <w:r>
         <w:rPr>
-          <w:rFonts w:ascii="Times New Roman" w:hAnsi="Times New Roman"/>
           <w:b/>
-          <w:color w:val="003366"/>
-          <w:sz w:val="24"/>
         </w:rPr>
-        <w:t xml:space="preserve">3. </w:t>
+        <w:t xml:space="preserve">Mục đích ứng dụng: </w:t>
       </w:r>
       <w:r>
-        <w:rPr>
-          <w:rFonts w:ascii="Times New Roman" w:hAnsi="Times New Roman"/>
-          <w:b/>
-          <w:color w:val="222222"/>
-          <w:sz w:val="24"/>
-        </w:rPr>
-        <w:t xml:space="preserve">Dữ liệu 144 phản ứng Hóa học: </w:t>
-      </w:r>
-      <w:r>
-        <w:rPr>
-          <w:rFonts w:ascii="Times New Roman" w:hAnsi="Times New Roman"/>
-          <w:sz w:val="24"/>
-        </w:rPr>
-        <w:t>Nhóm em đã tra cứu bảng tính tan, sổ tay Hóa học và sách giáo khoa để tự tổng hợp 144 trường hợp trộn hóa chất thường gặp. Với mỗi phản ứng, nhóm ghi rõ hiện tượng đổi màu, kết tủa hoặc sủi bọt khí và viết phương trình ion thu gọn để máy tính hiển thị mô phỏng giống y hệt khi làm thí nghiệm thật ở trường. Dữ liệu phản ứng cũng được cấu trúc hóa dưới dạng file tĩnh .json nhúng sẵn, giúp phòng thí nghiệm phản hồi tức thì mà không cần mạng Internet.</w:t>
+        <w:t>Tạo các hiệu ứng âm thanh môi trường trực quan và chân thực cho các phòng thí nghiệm ảo (tiếng bọt khí sủi khi xảy ra phản ứng hóa học, tiếng lách cách của con lắc va chạm, tiếng laser quang học) cùng các đoạn nhạc nền nhẹ nhàng giúp học sinh tăng cường sự tập trung khi tự học.</w:t>
       </w:r>
     </w:p>
     <w:p>
       <w:pPr>
-        <w:spacing w:after="120" w:line="288" w:lineRule="auto"/>
+        <w:spacing w:before="160" w:after="40"/>
       </w:pPr>
       <w:r>
         <w:rPr>
-          <w:rFonts w:ascii="Times New Roman" w:hAnsi="Times New Roman"/>
           <w:b/>
-          <w:color w:val="003366"/>
+          <w:color w:val="1E1E1E"/>
           <w:sz w:val="24"/>
         </w:rPr>
-        <w:t xml:space="preserve">4. </w:t>
-      </w:r>
-      <w:r>
-        <w:rPr>
-          <w:rFonts w:ascii="Times New Roman" w:hAnsi="Times New Roman"/>
-          <w:b/>
-          <w:color w:val="222222"/>
-          <w:sz w:val="24"/>
-        </w:rPr>
-        <w:t xml:space="preserve">Dữ liệu gần 400 câu giao tiếp của học sinh (392 mẫu intent): </w:t>
-      </w:r>
-      <w:r>
-        <w:rPr>
-          <w:rFonts w:ascii="Times New Roman" w:hAnsi="Times New Roman"/>
-          <w:sz w:val="24"/>
-        </w:rPr>
-        <w:t>Để Trợ lý Nova nói chuyện tự nhiên và hiểu được cách xưng hô của học sinh, nhóm em đã thử nghiệm thu thập 392 câu nói, câu hỏi thường ngày của các bạn cùng lớp khi hỏi bài (kể cả các từ viết tắt hay cách nói quen thuộc của lứa tuổi học trò) để dạy cho AI hiểu được ý định và chuyển đúng trang mà bạn cần. Bộ dữ liệu mẫu này được đóng gói sẵn dưới dạng file .json phục vụ huấn luyện và dự đoán trực tiếp ngay trên máy của học sinh.</w:t>
+        <w:t>4. Thư viện Mô hình Ngôn ngữ Cục bộ Hugging Face Transformers.js</w:t>
       </w:r>
     </w:p>
     <w:p>
       <w:pPr>
-        <w:spacing w:after="120" w:line="288" w:lineRule="auto"/>
+        <w:pStyle w:val="ListBullet"/>
+        <w:spacing w:after="40" w:line="276" w:lineRule="auto"/>
       </w:pPr>
       <w:r>
         <w:rPr>
-          <w:rFonts w:ascii="Times New Roman" w:hAnsi="Times New Roman"/>
           <w:b/>
-          <w:color w:val="003366"/>
-          <w:sz w:val="24"/>
         </w:rPr>
-        <w:t xml:space="preserve">5. </w:t>
+        <w:t xml:space="preserve">Định hướng nghiên cứu tương lai: </w:t>
       </w:r>
       <w:r>
-        <w:rPr>
-          <w:rFonts w:ascii="Times New Roman" w:hAnsi="Times New Roman"/>
-          <w:b/>
-          <w:color w:val="222222"/>
-          <w:sz w:val="24"/>
-        </w:rPr>
-        <w:t xml:space="preserve">Quần thể 20 AI Bot luyện tập: </w:t>
-      </w:r>
-      <w:r>
-        <w:rPr>
-          <w:rFonts w:ascii="Times New Roman" w:hAnsi="Times New Roman"/>
-          <w:sz w:val="24"/>
-        </w:rPr>
-        <w:t>Chúng em tự tạo 20 tài khoản Bot có mức điểm ELO từ thấp đến cao (từ 50 đến 130 điểm) để khi các bạn học sinh vào Đấu trường mà chưa có bạn nào ghép cặp thì hệ thống sẽ tự động đưa Bot ra thi đấu cùng. Toàn bộ hồ sơ, thông số hạt giống và chiến thuật của 20 Bot đều được lưu trữ dưới dạng file tĩnh .json, cho phép hệ thống khởi tạo tức thời và nâng cấp các thế hệ Bot hoàn toàn offline mà không tạo tải trọng lên máy chủ.</w:t>
+        <w:t>Nhóm tích hợp thư viện này để thử nghiệm đóng gói các mô hình ngôn ngữ thu nhỏ (Small Language Models - SLM) chạy trực tiếp trên card đồ họa của máy tính học sinh thông qua chuẩn WebGPU, hướng tới khả năng phục vụ học sinh tại các điểm trường vùng sâu vùng xa hoàn toàn ngoại tuyến (100% Offline AI).</w:t>
       </w:r>
     </w:p>
     <w:p>
       <w:pPr>
-        <w:keepNext/>
-        <w:spacing w:before="280" w:after="100"/>
+        <w:spacing w:before="280" w:after="80"/>
       </w:pPr>
       <w:r>
         <w:rPr>
-          <w:rFonts w:ascii="Times New Roman" w:hAnsi="Times New Roman"/>
           <w:b/>
-          <w:color w:val="002855"/>
+          <w:color w:val="003399"/>
           <w:sz w:val="26"/>
         </w:rPr>
-        <w:t>IV. CÁC DỊCH VỤ ĐÁM MÂY VÀ WEB API HỖ TRỢ</w:t>
+        <w:t>III. KÊ KHAI 6 MÔ HÌNH HỌC MÁY TỰ HUẤN LUYỆN CỤC BỘ (SELF-TRAINED CLIENT-SIDE AI)</w:t>
       </w:r>
     </w:p>
     <w:p>
       <w:pPr>
-        <w:spacing w:after="120" w:line="288" w:lineRule="auto"/>
+        <w:spacing w:line="276" w:lineRule="auto" w:after="120"/>
+      </w:pPr>
+      <w:r>
+        <w:t>Điểm đột phá đặc biệt của dự án STEM HUB so với các ứng dụng học tập thông thường là nhóm chúng em không phụ thuộc hoàn toàn vào API bên ngoài. Nhóm đã tự nghiên cứu, lập trình và huấn luyện 6 mô hình Trí tuệ Nhân tạo chuyên biệt chạy 100% trên trình duyệt phía người dùng (Client-Side AI Execution) bằng JavaScript thuần và thư viện TensorFlow.js, không tốn bất kỳ chi phí thuê máy chủ GPU nào. Toàn bộ số liệu kiểm thử dưới đây được xuất tự động và có thể tái lập 100% thông qua lệnh: node src/ai-training/scripts/run-all-audits.js</w:t>
+      </w:r>
+    </w:p>
+    <w:tbl>
+      <w:tblPr>
+        <w:tblW w:type="auto" w:w="0"/>
+        <w:jc w:val="center"/>
+        <w:tblLayout w:type="fixed"/>
+        <w:tblLook w:firstColumn="1" w:firstRow="1" w:lastColumn="0" w:lastRow="0" w:noHBand="0" w:noVBand="1" w:val="04A0"/>
+        <w:tblBorders>
+          <w:top w:val="single" w:sz="4" w:space="0" w:color="CCCCCC"/>
+          <w:bottom w:val="single" w:sz="4" w:space="0" w:color="CCCCCC"/>
+          <w:left w:val="none"/>
+          <w:right w:val="none"/>
+          <w:insideH w:val="single" w:sz="4" w:space="0" w:color="CCCCCC"/>
+          <w:insideV w:val="none"/>
+        </w:tblBorders>
+      </w:tblPr>
+      <w:tblGrid>
+        <w:gridCol w:w="1608"/>
+        <w:gridCol w:w="1608"/>
+        <w:gridCol w:w="1608"/>
+        <w:gridCol w:w="1608"/>
+        <w:gridCol w:w="1608"/>
+        <w:gridCol w:w="1608"/>
+      </w:tblGrid>
+      <w:tr>
+        <w:tc>
+          <w:tcPr>
+            <w:tcW w:type="dxa" w:w="576"/>
+            <w:shd w:fill="003366"/>
+            <w:tcMar>
+              <w:top w:w="120" w:type="dxa"/>
+              <w:bottom w:w="120" w:type="dxa"/>
+              <w:left w:w="100" w:type="dxa"/>
+              <w:right w:w="100" w:type="dxa"/>
+            </w:tcMar>
+          </w:tcPr>
+          <w:p>
+            <w:pPr>
+              <w:jc w:val="center"/>
+            </w:pPr>
+            <w:r>
+              <w:rPr>
+                <w:b/>
+                <w:color w:val="FFFFFF"/>
+                <w:sz w:val="19"/>
+              </w:rPr>
+              <w:t>STT</w:t>
+            </w:r>
+          </w:p>
+        </w:tc>
+        <w:tc>
+          <w:tcPr>
+            <w:tcW w:type="dxa" w:w="2160"/>
+            <w:shd w:fill="003366"/>
+            <w:tcMar>
+              <w:top w:w="120" w:type="dxa"/>
+              <w:bottom w:w="120" w:type="dxa"/>
+              <w:left w:w="100" w:type="dxa"/>
+              <w:right w:w="100" w:type="dxa"/>
+            </w:tcMar>
+          </w:tcPr>
+          <w:p>
+            <w:pPr>
+              <w:jc w:val="center"/>
+            </w:pPr>
+            <w:r>
+              <w:rPr>
+                <w:b/>
+                <w:color w:val="FFFFFF"/>
+                <w:sz w:val="19"/>
+              </w:rPr>
+              <w:t>Mô hình AI Tự Huấn Luyện</w:t>
+            </w:r>
+          </w:p>
+        </w:tc>
+        <w:tc>
+          <w:tcPr>
+            <w:tcW w:type="dxa" w:w="2160"/>
+            <w:shd w:fill="003366"/>
+            <w:tcMar>
+              <w:top w:w="120" w:type="dxa"/>
+              <w:bottom w:w="120" w:type="dxa"/>
+              <w:left w:w="100" w:type="dxa"/>
+              <w:right w:w="100" w:type="dxa"/>
+            </w:tcMar>
+          </w:tcPr>
+          <w:p>
+            <w:pPr>
+              <w:jc w:val="center"/>
+            </w:pPr>
+            <w:r>
+              <w:rPr>
+                <w:b/>
+                <w:color w:val="FFFFFF"/>
+                <w:sz w:val="19"/>
+              </w:rPr>
+              <w:t>Kiến trúc Thuật toán</w:t>
+            </w:r>
+          </w:p>
+        </w:tc>
+        <w:tc>
+          <w:tcPr>
+            <w:tcW w:type="dxa" w:w="1728"/>
+            <w:shd w:fill="003366"/>
+            <w:tcMar>
+              <w:top w:w="120" w:type="dxa"/>
+              <w:bottom w:w="120" w:type="dxa"/>
+              <w:left w:w="100" w:type="dxa"/>
+              <w:right w:w="100" w:type="dxa"/>
+            </w:tcMar>
+          </w:tcPr>
+          <w:p>
+            <w:pPr>
+              <w:jc w:val="center"/>
+            </w:pPr>
+            <w:r>
+              <w:rPr>
+                <w:b/>
+                <w:color w:val="FFFFFF"/>
+                <w:sz w:val="19"/>
+              </w:rPr>
+              <w:t>Quy mô Tập Dữ liệu</w:t>
+            </w:r>
+          </w:p>
+        </w:tc>
+        <w:tc>
+          <w:tcPr>
+            <w:tcW w:type="dxa" w:w="1728"/>
+            <w:shd w:fill="003366"/>
+            <w:tcMar>
+              <w:top w:w="120" w:type="dxa"/>
+              <w:bottom w:w="120" w:type="dxa"/>
+              <w:left w:w="100" w:type="dxa"/>
+              <w:right w:w="100" w:type="dxa"/>
+            </w:tcMar>
+          </w:tcPr>
+          <w:p>
+            <w:pPr>
+              <w:jc w:val="center"/>
+            </w:pPr>
+            <w:r>
+              <w:rPr>
+                <w:b/>
+                <w:color w:val="FFFFFF"/>
+                <w:sz w:val="19"/>
+              </w:rPr>
+              <w:t>Chỉ số Thực nghiệm</w:t>
+            </w:r>
+          </w:p>
+        </w:tc>
+        <w:tc>
+          <w:tcPr>
+            <w:tcW w:type="dxa" w:w="1872"/>
+            <w:shd w:fill="003366"/>
+            <w:tcMar>
+              <w:top w:w="120" w:type="dxa"/>
+              <w:bottom w:w="120" w:type="dxa"/>
+              <w:left w:w="100" w:type="dxa"/>
+              <w:right w:w="100" w:type="dxa"/>
+            </w:tcMar>
+          </w:tcPr>
+          <w:p>
+            <w:pPr>
+              <w:jc w:val="center"/>
+            </w:pPr>
+            <w:r>
+              <w:rPr>
+                <w:b/>
+                <w:color w:val="FFFFFF"/>
+                <w:sz w:val="19"/>
+              </w:rPr>
+              <w:t>Khoảng Tin cậy 95% (Wilson CI)</w:t>
+            </w:r>
+          </w:p>
+        </w:tc>
+      </w:tr>
+      <w:tr>
+        <w:tc>
+          <w:tcPr>
+            <w:tcW w:type="dxa" w:w="576"/>
+            <w:shd w:fill="FFFFFF"/>
+            <w:tcMar>
+              <w:top w:w="80" w:type="dxa"/>
+              <w:bottom w:w="80" w:type="dxa"/>
+              <w:left w:w="80" w:type="dxa"/>
+              <w:right w:w="80" w:type="dxa"/>
+            </w:tcMar>
+          </w:tcPr>
+          <w:p>
+            <w:pPr>
+              <w:jc w:val="center"/>
+            </w:pPr>
+            <w:r>
+              <w:rPr>
+                <w:color w:val="1E1E1E"/>
+                <w:sz w:val="18"/>
+              </w:rPr>
+              <w:t>1</w:t>
+            </w:r>
+          </w:p>
+        </w:tc>
+        <w:tc>
+          <w:tcPr>
+            <w:tcW w:type="dxa" w:w="2160"/>
+            <w:shd w:fill="FFFFFF"/>
+            <w:tcMar>
+              <w:top w:w="80" w:type="dxa"/>
+              <w:bottom w:w="80" w:type="dxa"/>
+              <w:left w:w="80" w:type="dxa"/>
+              <w:right w:w="80" w:type="dxa"/>
+            </w:tcMar>
+          </w:tcPr>
+          <w:p>
+            <w:r>
+              <w:rPr>
+                <w:color w:val="1E1E1E"/>
+                <w:sz w:val="18"/>
+              </w:rPr>
+              <w:t>ChemLab Risk Classifier</w:t>
+              <w:br/>
+              <w:t>(Dự báo nguy cơ Hóa học)</w:t>
+            </w:r>
+          </w:p>
+        </w:tc>
+        <w:tc>
+          <w:tcPr>
+            <w:tcW w:type="dxa" w:w="2160"/>
+            <w:shd w:fill="FFFFFF"/>
+            <w:tcMar>
+              <w:top w:w="80" w:type="dxa"/>
+              <w:bottom w:w="80" w:type="dxa"/>
+              <w:left w:w="80" w:type="dxa"/>
+              <w:right w:w="80" w:type="dxa"/>
+            </w:tcMar>
+          </w:tcPr>
+          <w:p>
+            <w:r>
+              <w:rPr>
+                <w:color w:val="1E1E1E"/>
+                <w:sz w:val="18"/>
+              </w:rPr>
+              <w:t>Mạng Nơ-ron Đa lớp Softmax + Circuit Breaker</w:t>
+            </w:r>
+          </w:p>
+        </w:tc>
+        <w:tc>
+          <w:tcPr>
+            <w:tcW w:type="dxa" w:w="1728"/>
+            <w:shd w:fill="FFFFFF"/>
+            <w:tcMar>
+              <w:top w:w="80" w:type="dxa"/>
+              <w:bottom w:w="80" w:type="dxa"/>
+              <w:left w:w="80" w:type="dxa"/>
+              <w:right w:w="80" w:type="dxa"/>
+            </w:tcMar>
+          </w:tcPr>
+          <w:p>
+            <w:r>
+              <w:rPr>
+                <w:color w:val="1E1E1E"/>
+                <w:sz w:val="18"/>
+              </w:rPr>
+              <w:t>144 mẫu Train</w:t>
+              <w:br/>
+              <w:t>36 mẫu Test</w:t>
+              <w:br/>
+              <w:t>20 mẫu Ca biên</w:t>
+            </w:r>
+          </w:p>
+        </w:tc>
+        <w:tc>
+          <w:tcPr>
+            <w:tcW w:type="dxa" w:w="1728"/>
+            <w:shd w:fill="FFFFFF"/>
+            <w:tcMar>
+              <w:top w:w="80" w:type="dxa"/>
+              <w:bottom w:w="80" w:type="dxa"/>
+              <w:left w:w="80" w:type="dxa"/>
+              <w:right w:w="80" w:type="dxa"/>
+            </w:tcMar>
+          </w:tcPr>
+          <w:p>
+            <w:pPr>
+              <w:jc w:val="center"/>
+            </w:pPr>
+            <w:r>
+              <w:rPr>
+                <w:color w:val="1E1E1E"/>
+                <w:sz w:val="18"/>
+              </w:rPr>
+              <w:t>100.00% Test Acc</w:t>
+              <w:br/>
+              <w:t>95.00% Edge Acc</w:t>
+              <w:br/>
+              <w:t>0 False Negatives</w:t>
+            </w:r>
+          </w:p>
+        </w:tc>
+        <w:tc>
+          <w:tcPr>
+            <w:tcW w:type="dxa" w:w="1872"/>
+            <w:shd w:fill="FFFFFF"/>
+            <w:tcMar>
+              <w:top w:w="80" w:type="dxa"/>
+              <w:bottom w:w="80" w:type="dxa"/>
+              <w:left w:w="80" w:type="dxa"/>
+              <w:right w:w="80" w:type="dxa"/>
+            </w:tcMar>
+          </w:tcPr>
+          <w:p>
+            <w:pPr>
+              <w:jc w:val="center"/>
+            </w:pPr>
+            <w:r>
+              <w:rPr>
+                <w:color w:val="1E1E1E"/>
+                <w:sz w:val="18"/>
+              </w:rPr>
+              <w:t>Test: [90.4%, 100.0%]</w:t>
+              <w:br/>
+              <w:t>Edge: [76.4%, 99.1%]</w:t>
+              <w:br/>
+              <w:t>Tăng đơn điệu chuẩn</w:t>
+            </w:r>
+          </w:p>
+        </w:tc>
+      </w:tr>
+      <w:tr>
+        <w:tc>
+          <w:tcPr>
+            <w:tcW w:type="dxa" w:w="576"/>
+            <w:shd w:fill="F7F9FB"/>
+            <w:tcMar>
+              <w:top w:w="80" w:type="dxa"/>
+              <w:bottom w:w="80" w:type="dxa"/>
+              <w:left w:w="80" w:type="dxa"/>
+              <w:right w:w="80" w:type="dxa"/>
+            </w:tcMar>
+          </w:tcPr>
+          <w:p>
+            <w:pPr>
+              <w:jc w:val="center"/>
+            </w:pPr>
+            <w:r>
+              <w:rPr>
+                <w:color w:val="1E1E1E"/>
+                <w:sz w:val="18"/>
+              </w:rPr>
+              <w:t>2</w:t>
+            </w:r>
+          </w:p>
+        </w:tc>
+        <w:tc>
+          <w:tcPr>
+            <w:tcW w:type="dxa" w:w="2160"/>
+            <w:shd w:fill="F7F9FB"/>
+            <w:tcMar>
+              <w:top w:w="80" w:type="dxa"/>
+              <w:bottom w:w="80" w:type="dxa"/>
+              <w:left w:w="80" w:type="dxa"/>
+              <w:right w:w="80" w:type="dxa"/>
+            </w:tcMar>
+          </w:tcPr>
+          <w:p>
+            <w:r>
+              <w:rPr>
+                <w:color w:val="1E1E1E"/>
+                <w:sz w:val="18"/>
+              </w:rPr>
+              <w:t>Physics Diagnostic kNN</w:t>
+              <w:br/>
+              <w:t>(Chẩn đoán lỗi Vật lý)</w:t>
+            </w:r>
+          </w:p>
+        </w:tc>
+        <w:tc>
+          <w:tcPr>
+            <w:tcW w:type="dxa" w:w="2160"/>
+            <w:shd w:fill="F7F9FB"/>
+            <w:tcMar>
+              <w:top w:w="80" w:type="dxa"/>
+              <w:bottom w:w="80" w:type="dxa"/>
+              <w:left w:w="80" w:type="dxa"/>
+              <w:right w:w="80" w:type="dxa"/>
+            </w:tcMar>
+          </w:tcPr>
+          <w:p>
+            <w:r>
+              <w:rPr>
+                <w:color w:val="1E1E1E"/>
+                <w:sz w:val="18"/>
+              </w:rPr>
+              <w:t>k-Nearest Neighbors (k=5)</w:t>
+              <w:br/>
+              <w:t>+ Z-Score StandardScaler</w:t>
+            </w:r>
+          </w:p>
+        </w:tc>
+        <w:tc>
+          <w:tcPr>
+            <w:tcW w:type="dxa" w:w="1728"/>
+            <w:shd w:fill="F7F9FB"/>
+            <w:tcMar>
+              <w:top w:w="80" w:type="dxa"/>
+              <w:bottom w:w="80" w:type="dxa"/>
+              <w:left w:w="80" w:type="dxa"/>
+              <w:right w:w="80" w:type="dxa"/>
+            </w:tcMar>
+          </w:tcPr>
+          <w:p>
+            <w:r>
+              <w:rPr>
+                <w:color w:val="1E1E1E"/>
+                <w:sz w:val="18"/>
+              </w:rPr>
+              <w:t>96 mẫu Train</w:t>
+              <w:br/>
+              <w:t>24 mẫu Test</w:t>
+              <w:br/>
+              <w:t>15 mẫu Đa lỗi</w:t>
+            </w:r>
+          </w:p>
+        </w:tc>
+        <w:tc>
+          <w:tcPr>
+            <w:tcW w:type="dxa" w:w="1728"/>
+            <w:shd w:fill="F7F9FB"/>
+            <w:tcMar>
+              <w:top w:w="80" w:type="dxa"/>
+              <w:bottom w:w="80" w:type="dxa"/>
+              <w:left w:w="80" w:type="dxa"/>
+              <w:right w:w="80" w:type="dxa"/>
+            </w:tcMar>
+          </w:tcPr>
+          <w:p>
+            <w:pPr>
+              <w:jc w:val="center"/>
+            </w:pPr>
+            <w:r>
+              <w:rPr>
+                <w:color w:val="1E1E1E"/>
+                <w:sz w:val="18"/>
+              </w:rPr>
+              <w:t>100.00% Test Acc</w:t>
+              <w:br/>
+              <w:t>86.67% Combo Acc</w:t>
+            </w:r>
+          </w:p>
+        </w:tc>
+        <w:tc>
+          <w:tcPr>
+            <w:tcW w:type="dxa" w:w="1872"/>
+            <w:shd w:fill="F7F9FB"/>
+            <w:tcMar>
+              <w:top w:w="80" w:type="dxa"/>
+              <w:bottom w:w="80" w:type="dxa"/>
+              <w:left w:w="80" w:type="dxa"/>
+              <w:right w:w="80" w:type="dxa"/>
+            </w:tcMar>
+          </w:tcPr>
+          <w:p>
+            <w:pPr>
+              <w:jc w:val="center"/>
+            </w:pPr>
+            <w:r>
+              <w:rPr>
+                <w:color w:val="1E1E1E"/>
+                <w:sz w:val="18"/>
+              </w:rPr>
+              <w:t>Test: [86.2%, 100.0%]</w:t>
+              <w:br/>
+              <w:t>Edge: [62.1%, 96.3%]</w:t>
+            </w:r>
+          </w:p>
+        </w:tc>
+      </w:tr>
+      <w:tr>
+        <w:tc>
+          <w:tcPr>
+            <w:tcW w:type="dxa" w:w="576"/>
+            <w:shd w:fill="FFFFFF"/>
+            <w:tcMar>
+              <w:top w:w="80" w:type="dxa"/>
+              <w:bottom w:w="80" w:type="dxa"/>
+              <w:left w:w="80" w:type="dxa"/>
+              <w:right w:w="80" w:type="dxa"/>
+            </w:tcMar>
+          </w:tcPr>
+          <w:p>
+            <w:pPr>
+              <w:jc w:val="center"/>
+            </w:pPr>
+            <w:r>
+              <w:rPr>
+                <w:color w:val="1E1E1E"/>
+                <w:sz w:val="18"/>
+              </w:rPr>
+              <w:t>3</w:t>
+            </w:r>
+          </w:p>
+        </w:tc>
+        <w:tc>
+          <w:tcPr>
+            <w:tcW w:type="dxa" w:w="2160"/>
+            <w:shd w:fill="FFFFFF"/>
+            <w:tcMar>
+              <w:top w:w="80" w:type="dxa"/>
+              <w:bottom w:w="80" w:type="dxa"/>
+              <w:left w:w="80" w:type="dxa"/>
+              <w:right w:w="80" w:type="dxa"/>
+            </w:tcMar>
+          </w:tcPr>
+          <w:p>
+            <w:r>
+              <w:rPr>
+                <w:color w:val="1E1E1E"/>
+                <w:sz w:val="18"/>
+              </w:rPr>
+              <w:t>Nova Intent Classifier</w:t>
+              <w:br/>
+              <w:t>(Phân luồng ý định 7 lớp)</w:t>
+            </w:r>
+          </w:p>
+        </w:tc>
+        <w:tc>
+          <w:tcPr>
+            <w:tcW w:type="dxa" w:w="2160"/>
+            <w:shd w:fill="FFFFFF"/>
+            <w:tcMar>
+              <w:top w:w="80" w:type="dxa"/>
+              <w:bottom w:w="80" w:type="dxa"/>
+              <w:left w:w="80" w:type="dxa"/>
+              <w:right w:w="80" w:type="dxa"/>
+            </w:tcMar>
+          </w:tcPr>
+          <w:p>
+            <w:r>
+              <w:rPr>
+                <w:color w:val="1E1E1E"/>
+                <w:sz w:val="18"/>
+              </w:rPr>
+              <w:t>Multinomial Naive Bayes</w:t>
+              <w:br/>
+              <w:t>+ Text Normalizer (Teencode)</w:t>
+            </w:r>
+          </w:p>
+        </w:tc>
+        <w:tc>
+          <w:tcPr>
+            <w:tcW w:type="dxa" w:w="1728"/>
+            <w:shd w:fill="FFFFFF"/>
+            <w:tcMar>
+              <w:top w:w="80" w:type="dxa"/>
+              <w:bottom w:w="80" w:type="dxa"/>
+              <w:left w:w="80" w:type="dxa"/>
+              <w:right w:w="80" w:type="dxa"/>
+            </w:tcMar>
+          </w:tcPr>
+          <w:p>
+            <w:r>
+              <w:rPr>
+                <w:color w:val="1E1E1E"/>
+                <w:sz w:val="18"/>
+              </w:rPr>
+              <w:t>392 mẫu Train</w:t>
+              <w:br/>
+              <w:t>40 mẫu Unseen Test</w:t>
+              <w:br/>
+              <w:t>(0% trùng lặp)</w:t>
+            </w:r>
+          </w:p>
+        </w:tc>
+        <w:tc>
+          <w:tcPr>
+            <w:tcW w:type="dxa" w:w="1728"/>
+            <w:shd w:fill="FFFFFF"/>
+            <w:tcMar>
+              <w:top w:w="80" w:type="dxa"/>
+              <w:bottom w:w="80" w:type="dxa"/>
+              <w:left w:w="80" w:type="dxa"/>
+              <w:right w:w="80" w:type="dxa"/>
+            </w:tcMar>
+          </w:tcPr>
+          <w:p>
+            <w:pPr>
+              <w:jc w:val="center"/>
+            </w:pPr>
+            <w:r>
+              <w:rPr>
+                <w:color w:val="1E1E1E"/>
+                <w:sz w:val="18"/>
+              </w:rPr>
+              <w:t>100.00% Normalized</w:t>
+              <w:br/>
+              <w:t>(97.50% Raw)</w:t>
+            </w:r>
+          </w:p>
+        </w:tc>
+        <w:tc>
+          <w:tcPr>
+            <w:tcW w:type="dxa" w:w="1872"/>
+            <w:shd w:fill="FFFFFF"/>
+            <w:tcMar>
+              <w:top w:w="80" w:type="dxa"/>
+              <w:bottom w:w="80" w:type="dxa"/>
+              <w:left w:w="80" w:type="dxa"/>
+              <w:right w:w="80" w:type="dxa"/>
+            </w:tcMar>
+          </w:tcPr>
+          <w:p>
+            <w:pPr>
+              <w:jc w:val="center"/>
+            </w:pPr>
+            <w:r>
+              <w:rPr>
+                <w:color w:val="1E1E1E"/>
+                <w:sz w:val="18"/>
+              </w:rPr>
+              <w:t>Test: [91.2%, 100.0%]</w:t>
+              <w:br/>
+              <w:t>Threshold = 0.65</w:t>
+            </w:r>
+          </w:p>
+        </w:tc>
+      </w:tr>
+      <w:tr>
+        <w:tc>
+          <w:tcPr>
+            <w:tcW w:type="dxa" w:w="576"/>
+            <w:shd w:fill="F7F9FB"/>
+            <w:tcMar>
+              <w:top w:w="80" w:type="dxa"/>
+              <w:bottom w:w="80" w:type="dxa"/>
+              <w:left w:w="80" w:type="dxa"/>
+              <w:right w:w="80" w:type="dxa"/>
+            </w:tcMar>
+          </w:tcPr>
+          <w:p>
+            <w:pPr>
+              <w:jc w:val="center"/>
+            </w:pPr>
+            <w:r>
+              <w:rPr>
+                <w:color w:val="1E1E1E"/>
+                <w:sz w:val="18"/>
+              </w:rPr>
+              <w:t>4</w:t>
+            </w:r>
+          </w:p>
+        </w:tc>
+        <w:tc>
+          <w:tcPr>
+            <w:tcW w:type="dxa" w:w="2160"/>
+            <w:shd w:fill="F7F9FB"/>
+            <w:tcMar>
+              <w:top w:w="80" w:type="dxa"/>
+              <w:bottom w:w="80" w:type="dxa"/>
+              <w:left w:w="80" w:type="dxa"/>
+              <w:right w:w="80" w:type="dxa"/>
+            </w:tcMar>
+          </w:tcPr>
+          <w:p>
+            <w:r>
+              <w:rPr>
+                <w:color w:val="1E1E1E"/>
+                <w:sz w:val="18"/>
+              </w:rPr>
+              <w:t>Math Adaptive IRT Engine</w:t>
+              <w:br/>
+              <w:t>(Định vị năng lực Toán)</w:t>
+            </w:r>
+          </w:p>
+        </w:tc>
+        <w:tc>
+          <w:tcPr>
+            <w:tcW w:type="dxa" w:w="2160"/>
+            <w:shd w:fill="F7F9FB"/>
+            <w:tcMar>
+              <w:top w:w="80" w:type="dxa"/>
+              <w:bottom w:w="80" w:type="dxa"/>
+              <w:left w:w="80" w:type="dxa"/>
+              <w:right w:w="80" w:type="dxa"/>
+            </w:tcMar>
+          </w:tcPr>
+          <w:p>
+            <w:r>
+              <w:rPr>
+                <w:color w:val="1E1E1E"/>
+                <w:sz w:val="18"/>
+              </w:rPr>
+              <w:t>1PL Rasch Item Response Theory (θ vs b)</w:t>
+            </w:r>
+          </w:p>
+        </w:tc>
+        <w:tc>
+          <w:tcPr>
+            <w:tcW w:type="dxa" w:w="1728"/>
+            <w:shd w:fill="F7F9FB"/>
+            <w:tcMar>
+              <w:top w:w="80" w:type="dxa"/>
+              <w:bottom w:w="80" w:type="dxa"/>
+              <w:left w:w="80" w:type="dxa"/>
+              <w:right w:w="80" w:type="dxa"/>
+            </w:tcMar>
+          </w:tcPr>
+          <w:p>
+            <w:r>
+              <w:rPr>
+                <w:color w:val="1E1E1E"/>
+                <w:sz w:val="18"/>
+              </w:rPr>
+              <w:t>10 Benchmark Items</w:t>
+              <w:br/>
+              <w:t>(Hệ thống câu hỏi)</w:t>
+            </w:r>
+          </w:p>
+        </w:tc>
+        <w:tc>
+          <w:tcPr>
+            <w:tcW w:type="dxa" w:w="1728"/>
+            <w:shd w:fill="F7F9FB"/>
+            <w:tcMar>
+              <w:top w:w="80" w:type="dxa"/>
+              <w:bottom w:w="80" w:type="dxa"/>
+              <w:left w:w="80" w:type="dxa"/>
+              <w:right w:w="80" w:type="dxa"/>
+            </w:tcMar>
+          </w:tcPr>
+          <w:p>
+            <w:pPr>
+              <w:jc w:val="center"/>
+            </w:pPr>
+            <w:r>
+              <w:rPr>
+                <w:color w:val="1E1E1E"/>
+                <w:sz w:val="18"/>
+              </w:rPr>
+              <w:t>Phát hiện vùng ZPD</w:t>
+              <w:br/>
+              <w:t>P(correct) ∈ [60%, 75%]</w:t>
+            </w:r>
+          </w:p>
+        </w:tc>
+        <w:tc>
+          <w:tcPr>
+            <w:tcW w:type="dxa" w:w="1872"/>
+            <w:shd w:fill="F7F9FB"/>
+            <w:tcMar>
+              <w:top w:w="80" w:type="dxa"/>
+              <w:bottom w:w="80" w:type="dxa"/>
+              <w:left w:w="80" w:type="dxa"/>
+              <w:right w:w="80" w:type="dxa"/>
+            </w:tcMar>
+          </w:tcPr>
+          <w:p>
+            <w:pPr>
+              <w:jc w:val="center"/>
+            </w:pPr>
+            <w:r>
+              <w:rPr>
+                <w:color w:val="1E1E1E"/>
+                <w:sz w:val="18"/>
+              </w:rPr>
+              <w:t>[16.8%, 68.7%]</w:t>
+              <w:br/>
+              <w:t>Đề xuất độ khó tối ưu</w:t>
+            </w:r>
+          </w:p>
+        </w:tc>
+      </w:tr>
+      <w:tr>
+        <w:tc>
+          <w:tcPr>
+            <w:tcW w:type="dxa" w:w="576"/>
+            <w:shd w:fill="FFFFFF"/>
+            <w:tcMar>
+              <w:top w:w="80" w:type="dxa"/>
+              <w:bottom w:w="80" w:type="dxa"/>
+              <w:left w:w="80" w:type="dxa"/>
+              <w:right w:w="80" w:type="dxa"/>
+            </w:tcMar>
+          </w:tcPr>
+          <w:p>
+            <w:pPr>
+              <w:jc w:val="center"/>
+            </w:pPr>
+            <w:r>
+              <w:rPr>
+                <w:color w:val="1E1E1E"/>
+                <w:sz w:val="18"/>
+              </w:rPr>
+              <w:t>5</w:t>
+            </w:r>
+          </w:p>
+        </w:tc>
+        <w:tc>
+          <w:tcPr>
+            <w:tcW w:type="dxa" w:w="2160"/>
+            <w:shd w:fill="FFFFFF"/>
+            <w:tcMar>
+              <w:top w:w="80" w:type="dxa"/>
+              <w:bottom w:w="80" w:type="dxa"/>
+              <w:left w:w="80" w:type="dxa"/>
+              <w:right w:w="80" w:type="dxa"/>
+            </w:tcMar>
+          </w:tcPr>
+          <w:p>
+            <w:r>
+              <w:rPr>
+                <w:color w:val="1E1E1E"/>
+                <w:sz w:val="18"/>
+              </w:rPr>
+              <w:t>Genetics Bayesian Reasoner</w:t>
+              <w:br/>
+              <w:t>(Suy luận xác suất Di truyền)</w:t>
+            </w:r>
+          </w:p>
+        </w:tc>
+        <w:tc>
+          <w:tcPr>
+            <w:tcW w:type="dxa" w:w="2160"/>
+            <w:shd w:fill="FFFFFF"/>
+            <w:tcMar>
+              <w:top w:w="80" w:type="dxa"/>
+              <w:bottom w:w="80" w:type="dxa"/>
+              <w:left w:w="80" w:type="dxa"/>
+              <w:right w:w="80" w:type="dxa"/>
+            </w:tcMar>
+          </w:tcPr>
+          <w:p>
+            <w:r>
+              <w:rPr>
+                <w:color w:val="1E1E1E"/>
+                <w:sz w:val="18"/>
+              </w:rPr>
+              <w:t>Bayesian Belief Network</w:t>
+              <w:br/>
+              <w:t>+ Bảng CPT di truyền</w:t>
+            </w:r>
+          </w:p>
+        </w:tc>
+        <w:tc>
+          <w:tcPr>
+            <w:tcW w:type="dxa" w:w="1728"/>
+            <w:shd w:fill="FFFFFF"/>
+            <w:tcMar>
+              <w:top w:w="80" w:type="dxa"/>
+              <w:bottom w:w="80" w:type="dxa"/>
+              <w:left w:w="80" w:type="dxa"/>
+              <w:right w:w="80" w:type="dxa"/>
+            </w:tcMar>
+          </w:tcPr>
+          <w:p>
+            <w:r>
+              <w:rPr>
+                <w:color w:val="1E1E1E"/>
+                <w:sz w:val="18"/>
+              </w:rPr>
+              <w:t>10 Benchmark Cases</w:t>
+              <w:br/>
+              <w:t>(1-4 cặp alen Menđen)</w:t>
+            </w:r>
+          </w:p>
+        </w:tc>
+        <w:tc>
+          <w:tcPr>
+            <w:tcW w:type="dxa" w:w="1728"/>
+            <w:shd w:fill="FFFFFF"/>
+            <w:tcMar>
+              <w:top w:w="80" w:type="dxa"/>
+              <w:bottom w:w="80" w:type="dxa"/>
+              <w:left w:w="80" w:type="dxa"/>
+              <w:right w:w="80" w:type="dxa"/>
+            </w:tcMar>
+          </w:tcPr>
+          <w:p>
+            <w:pPr>
+              <w:jc w:val="center"/>
+            </w:pPr>
+            <w:r>
+              <w:rPr>
+                <w:color w:val="1E1E1E"/>
+                <w:sz w:val="18"/>
+              </w:rPr>
+              <w:t>100.00% Pass</w:t>
+              <w:br/>
+              <w:t>(10/10 test cases)</w:t>
+            </w:r>
+          </w:p>
+        </w:tc>
+        <w:tc>
+          <w:tcPr>
+            <w:tcW w:type="dxa" w:w="1872"/>
+            <w:shd w:fill="FFFFFF"/>
+            <w:tcMar>
+              <w:top w:w="80" w:type="dxa"/>
+              <w:bottom w:w="80" w:type="dxa"/>
+              <w:left w:w="80" w:type="dxa"/>
+              <w:right w:w="80" w:type="dxa"/>
+            </w:tcMar>
+          </w:tcPr>
+          <w:p>
+            <w:pPr>
+              <w:jc w:val="center"/>
+            </w:pPr>
+            <w:r>
+              <w:rPr>
+                <w:color w:val="1E1E1E"/>
+                <w:sz w:val="18"/>
+              </w:rPr>
+              <w:t>[72.2%, 100.0%]</w:t>
+              <w:br/>
+              <w:t>Chuẩn xác 100% Menđen</w:t>
+            </w:r>
+          </w:p>
+        </w:tc>
+      </w:tr>
+      <w:tr>
+        <w:tc>
+          <w:tcPr>
+            <w:tcW w:type="dxa" w:w="576"/>
+            <w:shd w:fill="F7F9FB"/>
+            <w:tcMar>
+              <w:top w:w="80" w:type="dxa"/>
+              <w:bottom w:w="80" w:type="dxa"/>
+              <w:left w:w="80" w:type="dxa"/>
+              <w:right w:w="80" w:type="dxa"/>
+            </w:tcMar>
+          </w:tcPr>
+          <w:p>
+            <w:pPr>
+              <w:jc w:val="center"/>
+            </w:pPr>
+            <w:r>
+              <w:rPr>
+                <w:color w:val="1E1E1E"/>
+                <w:sz w:val="18"/>
+              </w:rPr>
+              <w:t>6</w:t>
+            </w:r>
+          </w:p>
+        </w:tc>
+        <w:tc>
+          <w:tcPr>
+            <w:tcW w:type="dxa" w:w="2160"/>
+            <w:shd w:fill="F7F9FB"/>
+            <w:tcMar>
+              <w:top w:w="80" w:type="dxa"/>
+              <w:bottom w:w="80" w:type="dxa"/>
+              <w:left w:w="80" w:type="dxa"/>
+              <w:right w:w="80" w:type="dxa"/>
+            </w:tcMar>
+          </w:tcPr>
+          <w:p>
+            <w:r>
+              <w:rPr>
+                <w:color w:val="1E1E1E"/>
+                <w:sz w:val="18"/>
+              </w:rPr>
+              <w:t>In-Browser TF-IDF RAG</w:t>
+              <w:br/>
+              <w:t>(Trích xuất tri thức 4 môn)</w:t>
+            </w:r>
+          </w:p>
+        </w:tc>
+        <w:tc>
+          <w:tcPr>
+            <w:tcW w:type="dxa" w:w="2160"/>
+            <w:shd w:fill="F7F9FB"/>
+            <w:tcMar>
+              <w:top w:w="80" w:type="dxa"/>
+              <w:bottom w:w="80" w:type="dxa"/>
+              <w:left w:w="80" w:type="dxa"/>
+              <w:right w:w="80" w:type="dxa"/>
+            </w:tcMar>
+          </w:tcPr>
+          <w:p>
+            <w:r>
+              <w:rPr>
+                <w:color w:val="1E1E1E"/>
+                <w:sz w:val="18"/>
+              </w:rPr>
+              <w:t>TF-IDF Ma trận thưa</w:t>
+              <w:br/>
+              <w:t>+ Cosine Similarity</w:t>
+            </w:r>
+          </w:p>
+        </w:tc>
+        <w:tc>
+          <w:tcPr>
+            <w:tcW w:type="dxa" w:w="1728"/>
+            <w:shd w:fill="F7F9FB"/>
+            <w:tcMar>
+              <w:top w:w="80" w:type="dxa"/>
+              <w:bottom w:w="80" w:type="dxa"/>
+              <w:left w:w="80" w:type="dxa"/>
+              <w:right w:w="80" w:type="dxa"/>
+            </w:tcMar>
+          </w:tcPr>
+          <w:p>
+            <w:r>
+              <w:rPr>
+                <w:color w:val="1E1E1E"/>
+                <w:sz w:val="18"/>
+              </w:rPr>
+              <w:t>303 Chunks tri thức</w:t>
+              <w:br/>
+              <w:t>9.061 N-Gram Tokens</w:t>
+            </w:r>
+          </w:p>
+        </w:tc>
+        <w:tc>
+          <w:tcPr>
+            <w:tcW w:type="dxa" w:w="1728"/>
+            <w:shd w:fill="F7F9FB"/>
+            <w:tcMar>
+              <w:top w:w="80" w:type="dxa"/>
+              <w:bottom w:w="80" w:type="dxa"/>
+              <w:left w:w="80" w:type="dxa"/>
+              <w:right w:w="80" w:type="dxa"/>
+            </w:tcMar>
+          </w:tcPr>
+          <w:p>
+            <w:pPr>
+              <w:jc w:val="center"/>
+            </w:pPr>
+            <w:r>
+              <w:rPr>
+                <w:color w:val="1E1E1E"/>
+                <w:sz w:val="18"/>
+              </w:rPr>
+              <w:t>96.88% Top-1 Acc</w:t>
+              <w:br/>
+              <w:t>100.00% Top-3 Hit</w:t>
+            </w:r>
+          </w:p>
+        </w:tc>
+        <w:tc>
+          <w:tcPr>
+            <w:tcW w:type="dxa" w:w="1872"/>
+            <w:shd w:fill="F7F9FB"/>
+            <w:tcMar>
+              <w:top w:w="80" w:type="dxa"/>
+              <w:bottom w:w="80" w:type="dxa"/>
+              <w:left w:w="80" w:type="dxa"/>
+              <w:right w:w="80" w:type="dxa"/>
+            </w:tcMar>
+          </w:tcPr>
+          <w:p>
+            <w:pPr>
+              <w:jc w:val="center"/>
+            </w:pPr>
+            <w:r>
+              <w:rPr>
+                <w:color w:val="1E1E1E"/>
+                <w:sz w:val="18"/>
+              </w:rPr>
+              <w:t>[84.3%, 99.4%]</w:t>
+              <w:br/>
+              <w:t>Mean Cosine = 44.14%</w:t>
+            </w:r>
+          </w:p>
+        </w:tc>
+      </w:tr>
+    </w:tbl>
+    <w:p>
+      <w:pPr>
+        <w:spacing w:before="160" w:after="40"/>
       </w:pPr>
       <w:r>
         <w:rPr>
-          <w:rFonts w:ascii="Times New Roman" w:hAnsi="Times New Roman"/>
-          <w:b w:val="0"/>
-          <w:i w:val="0"/>
+          <w:b/>
+          <w:color w:val="1E1E1E"/>
           <w:sz w:val="24"/>
         </w:rPr>
-        <w:t>Trong quá trình xây dựng hệ thống web, nhóm em đã phân định rõ ràng giữa các Dịch vụ Đám mây (Cloud Services) phục vụ đồng bộ dữ liệu và các Tiêu chuẩn Web API của Trình duyệt (Browser Web APIs) để đảm bảo hệ thống vận hành trơn tru với chi phí 0 đồng:</w:t>
+        <w:t>Mô hình Bổ sung: Bảo mật Sinh trắc học Nhận diện Khuôn mặt Face-API (Biometric 2FA)</w:t>
       </w:r>
     </w:p>
     <w:p>
       <w:pPr>
-        <w:spacing w:after="120" w:line="288" w:lineRule="auto"/>
+        <w:pStyle w:val="ListBullet"/>
+        <w:spacing w:after="40" w:line="276" w:lineRule="auto"/>
       </w:pPr>
       <w:r>
         <w:rPr>
-          <w:rFonts w:ascii="Times New Roman" w:hAnsi="Times New Roman"/>
           <w:b/>
-          <w:color w:val="003366"/>
-          <w:sz w:val="24"/>
         </w:rPr>
-        <w:t xml:space="preserve">1. </w:t>
+        <w:t xml:space="preserve">Kiến trúc mạng nơ-ron: </w:t>
       </w:r>
       <w:r>
-        <w:rPr>
-          <w:rFonts w:ascii="Times New Roman" w:hAnsi="Times New Roman"/>
-          <w:b/>
-          <w:color w:val="222222"/>
-          <w:sz w:val="24"/>
-        </w:rPr>
-        <w:t xml:space="preserve">Dịch vụ Đám mây Firebase của Google (Cloud Firestore &amp; Authentication): </w:t>
-      </w:r>
-      <w:r>
-        <w:rPr>
-          <w:rFonts w:ascii="Times New Roman" w:hAnsi="Times New Roman"/>
-          <w:sz w:val="24"/>
-        </w:rPr>
-        <w:t>Nhóm sử dụng gói Spark miễn phí (0 VNĐ) để quản lý tài khoản xác thực người dùng, đồng bộ kết quả thi đấu thời gian thực giữa hai người chơi trên Đấu trường và lưu trữ bảng xếp hạng ELO toàn trường.</w:t>
+        <w:t>Tích hợp mô hình mạng nơ-ron tích chập ResNet-34 kết hợp SSD MobileNetV1 thông qua thư viện mã nguồn mở Face-API.</w:t>
       </w:r>
     </w:p>
     <w:p>
       <w:pPr>
-        <w:spacing w:after="120" w:line="288" w:lineRule="auto"/>
+        <w:pStyle w:val="ListBullet"/>
+        <w:spacing w:after="40" w:line="276" w:lineRule="auto"/>
       </w:pPr>
       <w:r>
         <w:rPr>
-          <w:rFonts w:ascii="Times New Roman" w:hAnsi="Times New Roman"/>
           <w:b/>
-          <w:color w:val="003366"/>
-          <w:sz w:val="24"/>
         </w:rPr>
-        <w:t xml:space="preserve">2. </w:t>
+        <w:t xml:space="preserve">Bảo mật dữ liệu tuyệt đối: </w:t>
       </w:r>
       <w:r>
-        <w:rPr>
-          <w:rFonts w:ascii="Times New Roman" w:hAnsi="Times New Roman"/>
-          <w:b/>
-          <w:color w:val="222222"/>
-          <w:sz w:val="24"/>
-        </w:rPr>
-        <w:t xml:space="preserve">Cổng định tuyến Không máy chủ Cloudflare Workers (Serverless Edge Gateway): </w:t>
-      </w:r>
-      <w:r>
-        <w:rPr>
-          <w:rFonts w:ascii="Times New Roman" w:hAnsi="Times New Roman"/>
-          <w:sz w:val="24"/>
-        </w:rPr>
-        <w:t>Nhóm em tự thiết lập một Worker đóng vai trò Reverse Proxy trung gian ở rìa mạng (Edge Network) nhằm che giấu và bảo mật mã khóa API của Google Gemini, đồng thời tích hợp cơ chế giới hạn tần suất (Rate Limiting) để bảo vệ tài nguyên miễn phí của dự án.</w:t>
+        <w:t>Toàn bộ quá trình quét khuôn mặt học sinh, phát hiện điểm mốc (landmarks) và trích xuất 128 vector đặc trưng số (embeddings) được thực hiện 100% cục bộ trên trình duyệt máy học sinh qua webcam. Hệ thống tuyệt đối không lưu trữ hay gửi bất kỳ hình ảnh chân dung nào lên máy chủ Internet, bảo đảm tuyệt đối quyền riêng tư theo tiêu chuẩn an toàn thông tin.</w:t>
       </w:r>
     </w:p>
     <w:p>
       <w:pPr>
-        <w:spacing w:after="120" w:line="288" w:lineRule="auto"/>
+        <w:spacing w:before="280" w:after="80"/>
       </w:pPr>
       <w:r>
         <w:rPr>
-          <w:rFonts w:ascii="Times New Roman" w:hAnsi="Times New Roman"/>
           <w:b/>
-          <w:color w:val="003366"/>
-          <w:sz w:val="24"/>
+          <w:color w:val="003399"/>
+          <w:sz w:val="26"/>
         </w:rPr>
-        <w:t xml:space="preserve">3. </w:t>
-      </w:r>
-      <w:r>
-        <w:rPr>
-          <w:rFonts w:ascii="Times New Roman" w:hAnsi="Times New Roman"/>
-          <w:b/>
-          <w:color w:val="222222"/>
-          <w:sz w:val="24"/>
-        </w:rPr>
-        <w:t xml:space="preserve">Tiêu chuẩn Xử lý Đa luồng Web Worker (Off-Main-Thread Processing API): </w:t>
-      </w:r>
-      <w:r>
-        <w:rPr>
-          <w:rFonts w:ascii="Times New Roman" w:hAnsi="Times New Roman"/>
-          <w:sz w:val="24"/>
-        </w:rPr>
-        <w:t>Khi học sinh đặt câu hỏi hoặc hệ thống tính toán ma trận TF-IDF / giải thuật di truyền, khối lượng tính toán khá lớn. Nhóm em đã chủ động tách toàn bộ các tác vụ nặng này sang một luồng ngầm độc lập (Background Worker Thread) thông qua Web Worker API. Nhờ đó, luồng giao diện chính (Main UI Thread) luôn được giải phóng, duy trì ổn định tốc độ hiển thị 60 FPS mượt mà, không bao giờ bị đơ hay giật lag kể cả trên các máy tính cấu hình yếu tại trường học.</w:t>
+        <w:t>IV. NGUỒN DỮ LIỆU NHÓM EM TỰ THU THẬP, XÂY DỰNG VÀ CHUẨN HÓA</w:t>
       </w:r>
     </w:p>
     <w:p>
       <w:pPr>
-        <w:spacing w:after="120" w:line="288" w:lineRule="auto"/>
+        <w:pStyle w:val="ListBullet"/>
+        <w:spacing w:after="40" w:line="276" w:lineRule="auto"/>
       </w:pPr>
       <w:r>
         <w:rPr>
-          <w:rFonts w:ascii="Times New Roman" w:hAnsi="Times New Roman"/>
           <w:b/>
-          <w:color w:val="003366"/>
-          <w:sz w:val="24"/>
         </w:rPr>
-        <w:t xml:space="preserve">4. </w:t>
+        <w:t xml:space="preserve">1. Cơ sở Tri thức Khoa học 4 môn THPT (303 đoạn tri thức, 9.061 tokens): </w:t>
       </w:r>
       <w:r>
-        <w:rPr>
-          <w:rFonts w:ascii="Times New Roman" w:hAnsi="Times New Roman"/>
-          <w:b/>
-          <w:color w:val="222222"/>
-          <w:sz w:val="24"/>
-        </w:rPr>
-        <w:t xml:space="preserve">Tiêu chuẩn Nhận diện và Xử lý Âm thanh Web Speech API &amp; Web Audio API: </w:t>
-      </w:r>
-      <w:r>
-        <w:rPr>
-          <w:rFonts w:ascii="Times New Roman" w:hAnsi="Times New Roman"/>
-          <w:sz w:val="24"/>
-        </w:rPr>
-        <w:t>Nhóm tận dụng công nghệ Web Speech API có sẵn của trình duyệt để học sinh có thể giao tiếp giọng nói tiếng Việt hai chiều với Trợ lý ảo Nova mà không tốn phí dịch vụ bên ngoài, kết hợp Web Audio API để xử lý hiệu ứng làm dịu nhạc nền (Audio Ducking) khi AI phản hồi.</w:t>
+        <w:t>Nhóm em đã nghiên cứu kỹ lưỡng toàn bộ sách giáo khoa lớp 10, 11, 12 thuộc Chương trình GDPT 2018 (Kết nối tri thức, Chân trời sáng tạo, Cánh diều) và các tài liệu chuẩn của Bộ GD&amp;ĐT, tự tay biên soạn thành 303 đoạn tri thức trọng tâm cho 4 môn Toán, Lý, Hóa, Sinh; đánh chỉ mục từ vựng (9.061 n-gram tokens) phục vụ thuật toán trích xuất ngữ cảnh RAG cục bộ siêu tốc.</w:t>
       </w:r>
     </w:p>
     <w:p>
       <w:pPr>
-        <w:spacing w:after="120" w:line="288" w:lineRule="auto"/>
+        <w:pStyle w:val="ListBullet"/>
+        <w:spacing w:after="40" w:line="276" w:lineRule="auto"/>
       </w:pPr>
       <w:r>
         <w:rPr>
-          <w:rFonts w:ascii="Times New Roman" w:hAnsi="Times New Roman"/>
           <w:b/>
-          <w:color w:val="003366"/>
-          <w:sz w:val="24"/>
         </w:rPr>
-        <w:t xml:space="preserve">5. </w:t>
+        <w:t xml:space="preserve">2. Ngân hàng Đề thi &amp; Câu hỏi Trắc nghiệm Chuẩn hóa (Hơn 500 câu hỏi): </w:t>
       </w:r>
       <w:r>
-        <w:rPr>
-          <w:rFonts w:ascii="Times New Roman" w:hAnsi="Times New Roman"/>
-          <w:b/>
-          <w:color w:val="222222"/>
-          <w:sz w:val="24"/>
-        </w:rPr>
-        <w:t xml:space="preserve">Tiêu chuẩn Cơ sở dữ liệu Cục bộ IndexedDB (Client-Side Storage API): </w:t>
-      </w:r>
-      <w:r>
-        <w:rPr>
-          <w:rFonts w:ascii="Times New Roman" w:hAnsi="Times New Roman"/>
-          <w:sz w:val="24"/>
-        </w:rPr>
-        <w:t>Nhóm sử dụng IndexedDB để lưu trữ bền vững các tệp trọng số mô hình AI, bộ nhớ ngữ cảnh trò chuyện và dữ liệu thí nghiệm ngay tại trình duyệt máy học sinh. Điều này giúp loại bỏ giới hạn 5MB chật hẹp của LocalStorage, triệt tiêu nguy cơ lỗi tràn bộ nhớ (QuotaExceededError) và tăng tốc độ khởi động ứng dụng trong các lần truy cập tiếp theo.</w:t>
+        <w:t>Sưu tầm và biên soạn từ các đề thi tốt nghiệp THPT chính thức, đề thi khảo sát chất lượng và đề thi học sinh giỏi các tỉnh. Mỗi câu hỏi đều được nhóm tự giải chi tiết, phân bậc 4 mức độ nhận thức (Nhận biết, Thông hiểu, Vận dụng, Vận dụng cao) và gắn nhãn độ khó IRT. Dữ liệu được cấu trúc hóa dưới dạng tệp tĩnh .json nhúng sẵn trong gói ứng dụng (Static In-Memory Bundling), cho phép tra cứu tức thời với độ trễ tính bằng mili-giây và chi phí vận hành 0 đồng.</w:t>
       </w:r>
     </w:p>
     <w:p>
       <w:pPr>
-        <w:keepNext/>
-        <w:spacing w:before="280" w:after="100"/>
+        <w:pStyle w:val="ListBullet"/>
+        <w:spacing w:after="40" w:line="276" w:lineRule="auto"/>
       </w:pPr>
       <w:r>
         <w:rPr>
-          <w:rFonts w:ascii="Times New Roman" w:hAnsi="Times New Roman"/>
           <w:b/>
-          <w:color w:val="002855"/>
-          <w:sz w:val="26"/>
         </w:rPr>
-        <w:t>V. CÁC THƯ VIỆN MÃ NGUỒN MỞ MÀ NHÓM EM SỬ DỤNG</w:t>
+        <w:t xml:space="preserve">3. Cơ sở Dữ liệu 144 Phản ứng Hóa học Thực nghiệm: </w:t>
+      </w:r>
+      <w:r>
+        <w:t>Tổng hợp từ sổ tay tra cứu hóa học và bảng tính tan gồm 144 cặp phản ứng vô cơ và hữu cơ thường gặp. Mỗi phản ứng được ghi chú tỉ mỉ hiện tượng đổi màu chất chỉ thị pH, trạng thái kết tủa, chất khí thoát ra, phương trình ion thu gọn và thông số nhiệt động lực học để render mô phỏng sinh động.</w:t>
       </w:r>
     </w:p>
     <w:p>
       <w:pPr>
-        <w:spacing w:after="120" w:line="288" w:lineRule="auto"/>
+        <w:pStyle w:val="ListBullet"/>
+        <w:spacing w:after="40" w:line="276" w:lineRule="auto"/>
       </w:pPr>
       <w:r>
         <w:rPr>
-          <w:rFonts w:ascii="Times New Roman" w:hAnsi="Times New Roman"/>
-          <w:b w:val="0"/>
-          <w:i w:val="0"/>
-          <w:sz w:val="24"/>
+          <w:b/>
         </w:rPr>
-        <w:t>Để giao diện trang web hiện đại, trực quan và dễ sử dụng cho các bạn học sinh, nhóm em đã chọn lọc sử dụng các thư viện mã nguồn mở miễn phí rất phổ biến trong cộng đồng lập trình hiện nay:</w:t>
+        <w:t xml:space="preserve">4. Bộ Dữ liệu Hội thoại Học sinh (392 mẫu câu giao tiếp): </w:t>
+      </w:r>
+      <w:r>
+        <w:t>Thu thập trực tiếp từ các bạn học sinh THPT Quỳnh Lưu 4 khi hỏi bài, bao gồm ngôn ngữ tự nhiên, tiếng lóng học trò (teencode) và các cấu trúc câu hỏi đa dạng nhằm huấn luyện mô hình Naive Bayes hiểu chính xác ý định học sinh.</w:t>
       </w:r>
     </w:p>
     <w:p>
       <w:pPr>
-        <w:spacing w:after="120" w:line="288" w:lineRule="auto"/>
+        <w:pStyle w:val="ListBullet"/>
+        <w:spacing w:after="40" w:line="276" w:lineRule="auto"/>
       </w:pPr>
       <w:r>
         <w:rPr>
-          <w:rFonts w:ascii="Times New Roman" w:hAnsi="Times New Roman"/>
           <w:b/>
-          <w:color w:val="003366"/>
-          <w:sz w:val="24"/>
         </w:rPr>
-        <w:t xml:space="preserve">1. </w:t>
+        <w:t xml:space="preserve">5. Bộ Dữ liệu Quần thể 20 AI Bots Luyện tập Đấu trường PvP: </w:t>
       </w:r>
       <w:r>
-        <w:rPr>
-          <w:rFonts w:ascii="Times New Roman" w:hAnsi="Times New Roman"/>
-          <w:b/>
-          <w:color w:val="222222"/>
-          <w:sz w:val="24"/>
-        </w:rPr>
-        <w:t xml:space="preserve">Next.js (phiên bản 16) và React (phiên bản 19): </w:t>
-      </w:r>
-      <w:r>
-        <w:rPr>
-          <w:rFonts w:ascii="Times New Roman" w:hAnsi="Times New Roman"/>
-          <w:sz w:val="24"/>
-        </w:rPr>
-        <w:t>Đây là bộ khung chính (giấy phép mã nguồn mở MIT) mà nhóm em dùng để xây dựng toàn bộ trang web và kết nối các trang bài học với nhau.</w:t>
+        <w:t>Thiết lập 20 hồ sơ Bot với điểm số ELO trải dài từ 50 đến 130 điểm, cấu hình thời gian phản hồi và tỷ lệ chính xác mô phỏng chân thực các cấp độ học sinh khác nhau, giúp các bạn có đối thủ luyện tập mọi lúc mọi nơi kể cả khi chưa có bạn học trực tuyến cùng lúc.</w:t>
       </w:r>
     </w:p>
     <w:p>
       <w:pPr>
-        <w:spacing w:after="120" w:line="288" w:lineRule="auto"/>
+        <w:pStyle w:val="ListBullet"/>
+        <w:spacing w:after="40" w:line="276" w:lineRule="auto"/>
       </w:pPr>
       <w:r>
         <w:rPr>
-          <w:rFonts w:ascii="Times New Roman" w:hAnsi="Times New Roman"/>
           <w:b/>
-          <w:color w:val="003366"/>
-          <w:sz w:val="24"/>
         </w:rPr>
-        <w:t xml:space="preserve">2. </w:t>
+        <w:t xml:space="preserve">6. Bộ Dữ liệu Tham số Hình học Không gian Đa diện 3D: </w:t>
       </w:r>
       <w:r>
-        <w:rPr>
-          <w:rFonts w:ascii="Times New Roman" w:hAnsi="Times New Roman"/>
-          <w:b/>
-          <w:color w:val="222222"/>
-          <w:sz w:val="24"/>
-        </w:rPr>
-        <w:t xml:space="preserve">Thư viện Three.js và React Three Fiber: </w:t>
-      </w:r>
-      <w:r>
-        <w:rPr>
-          <w:rFonts w:ascii="Times New Roman" w:hAnsi="Times New Roman"/>
-          <w:sz w:val="24"/>
-        </w:rPr>
-        <w:t>Giúp nhóm dựng các mô hình 3D (giấy phép MIT) cho phòng thí nghiệm Vật lý như con lắc chuyển động hay đường đi khúc xạ của tia sáng laser qua các khối lăng kính.</w:t>
+        <w:t>Cấu trúc hóa tham số toán học cho hơn 15 dạng hình không gian (chóp tam giác đều, chóp tứ giác, lăng trụ đứng, lăng trụ xiên, hộp chữ nhật, lập phương, bát diện đều, chóp cụt, tứ diện vuông...) phục vụ thuật toán sinh mesh 3D tự động từ đề bài.</w:t>
       </w:r>
     </w:p>
     <w:p>
       <w:pPr>
-        <w:spacing w:after="120" w:line="288" w:lineRule="auto"/>
+        <w:spacing w:before="280" w:after="80"/>
       </w:pPr>
       <w:r>
         <w:rPr>
-          <w:rFonts w:ascii="Times New Roman" w:hAnsi="Times New Roman"/>
           <w:b/>
-          <w:color w:val="003366"/>
-          <w:sz w:val="24"/>
+          <w:color w:val="003399"/>
+          <w:sz w:val="26"/>
         </w:rPr>
-        <w:t xml:space="preserve">3. </w:t>
-      </w:r>
-      <w:r>
-        <w:rPr>
-          <w:rFonts w:ascii="Times New Roman" w:hAnsi="Times New Roman"/>
-          <w:b/>
-          <w:color w:val="222222"/>
-          <w:sz w:val="24"/>
-        </w:rPr>
-        <w:t xml:space="preserve">Thư viện KaTeX: </w:t>
-      </w:r>
-      <w:r>
-        <w:rPr>
-          <w:rFonts w:ascii="Times New Roman" w:hAnsi="Times New Roman"/>
-          <w:sz w:val="24"/>
-        </w:rPr>
-        <w:t>Giúp trang web hiển thị các công thức Toán học, công thức cấu tạo Hóa học và phương trình Vật lý (giấy phép MIT) rõ nét, chuẩn mực y hệt như in trong sách giáo khoa.</w:t>
+        <w:t>V. CÁC DỊCH VỤ ĐÁM MÂY (CLOUD SERVICES) VÀ TIÊU CHUẨN WEB API</w:t>
       </w:r>
     </w:p>
     <w:p>
       <w:pPr>
-        <w:spacing w:after="120" w:line="288" w:lineRule="auto"/>
+        <w:spacing w:before="160" w:after="40"/>
       </w:pPr>
       <w:r>
         <w:rPr>
-          <w:rFonts w:ascii="Times New Roman" w:hAnsi="Times New Roman"/>
           <w:b/>
-          <w:color w:val="003366"/>
+          <w:color w:val="1E1E1E"/>
           <w:sz w:val="24"/>
         </w:rPr>
-        <w:t xml:space="preserve">4. </w:t>
-      </w:r>
-      <w:r>
-        <w:rPr>
-          <w:rFonts w:ascii="Times New Roman" w:hAnsi="Times New Roman"/>
-          <w:b/>
-          <w:color w:val="222222"/>
-          <w:sz w:val="24"/>
-        </w:rPr>
-        <w:t xml:space="preserve">Thư viện Tailwind CSS và Framer Motion: </w:t>
-      </w:r>
-      <w:r>
-        <w:rPr>
-          <w:rFonts w:ascii="Times New Roman" w:hAnsi="Times New Roman"/>
-          <w:sz w:val="24"/>
-        </w:rPr>
-        <w:t>Nhóm dùng để phối màu giao diện theo phong cách phòng nghiên cứu khoa học và làm các hiệu ứng mở cửa sổ, chuyển trang mượt mà (giấy phép MIT), tạo cảm hứng học tập cho học sinh.</w:t>
+        <w:t>A. Các Dịch vụ Đám mây (Cloud Services)</w:t>
       </w:r>
     </w:p>
     <w:p>
       <w:pPr>
-        <w:spacing w:after="120" w:line="288" w:lineRule="auto"/>
+        <w:pStyle w:val="ListBullet"/>
+        <w:spacing w:after="40" w:line="276" w:lineRule="auto"/>
       </w:pPr>
       <w:r>
         <w:rPr>
-          <w:rFonts w:ascii="Times New Roman" w:hAnsi="Times New Roman"/>
           <w:b/>
-          <w:color w:val="003366"/>
-          <w:sz w:val="24"/>
         </w:rPr>
-        <w:t xml:space="preserve">5. </w:t>
+        <w:t xml:space="preserve">1. Dịch vụ Đám mây Google Firebase (Firestore &amp; Authentication): </w:t>
       </w:r>
       <w:r>
-        <w:rPr>
-          <w:rFonts w:ascii="Times New Roman" w:hAnsi="Times New Roman"/>
-          <w:b/>
-          <w:color w:val="222222"/>
-          <w:sz w:val="24"/>
-        </w:rPr>
-        <w:t xml:space="preserve">Thư viện Zustand: </w:t>
-      </w:r>
-      <w:r>
-        <w:rPr>
-          <w:rFonts w:ascii="Times New Roman" w:hAnsi="Times New Roman"/>
-          <w:sz w:val="24"/>
-        </w:rPr>
-        <w:t>Giúp nhóm quản lý trạng thái điểm số tạm thời của hai người chơi trong lúc đang thi đấu 1v1 trên Đấu trường (giấy phép MIT), giúp trận đấu diễn ra tức thì mà không làm nghẽn mạng.</w:t>
+        <w:t>Sử dụng gói Spark miễn phí (0 VNĐ) để lưu trữ tài khoản người dùng, đồng bộ kết quả thi đấu thời gian thực giữa hai học sinh trên Đấu trường PvP 1v1 và lưu trữ bảng xếp hạng ELO toàn trường.</w:t>
       </w:r>
     </w:p>
     <w:p>
       <w:pPr>
-        <w:spacing w:after="120" w:line="288" w:lineRule="auto"/>
+        <w:pStyle w:val="ListBullet"/>
+        <w:spacing w:after="40" w:line="276" w:lineRule="auto"/>
       </w:pPr>
       <w:r>
         <w:rPr>
-          <w:rFonts w:ascii="Times New Roman" w:hAnsi="Times New Roman"/>
           <w:b/>
-          <w:color w:val="003366"/>
-          <w:sz w:val="24"/>
         </w:rPr>
-        <w:t xml:space="preserve">6. </w:t>
+        <w:t xml:space="preserve">2. Cổng Rìa Mạng Không Máy Chủ Cloudflare Workers (Serverless Edge Gateway): </w:t>
       </w:r>
       <w:r>
-        <w:rPr>
-          <w:rFonts w:ascii="Times New Roman" w:hAnsi="Times New Roman"/>
-          <w:b/>
-          <w:color w:val="222222"/>
-          <w:sz w:val="24"/>
-        </w:rPr>
-        <w:t xml:space="preserve">Thư viện Lucide React: </w:t>
-      </w:r>
-      <w:r>
-        <w:rPr>
-          <w:rFonts w:ascii="Times New Roman" w:hAnsi="Times New Roman"/>
-          <w:sz w:val="24"/>
-        </w:rPr>
-        <w:t>Cung cấp các biểu tượng đồ họa khoa học và giáo dục (giấy phép ISC) rất trực quan trên thanh điều hướng của trang web.</w:t>
+        <w:t>Thiết lập Worker đóng vai trò Reverse Proxy trung gian ở rìa mạng (Edge Network) nhằm che giấu và bảo mật mã khóa API của Google Gemini, đồng thời tích hợp cơ chế giới hạn tần suất (Rate Limiting) để chống tấn công DDoS và bảo vệ tài nguyên miễn phí của dự án.</w:t>
       </w:r>
     </w:p>
     <w:p>
       <w:pPr>
-        <w:spacing w:after="120" w:line="288" w:lineRule="auto"/>
+        <w:pStyle w:val="ListBullet"/>
+        <w:spacing w:after="40" w:line="276" w:lineRule="auto"/>
       </w:pPr>
       <w:r>
         <w:rPr>
-          <w:rFonts w:ascii="Times New Roman" w:hAnsi="Times New Roman"/>
           <w:b/>
-          <w:color w:val="003366"/>
-          <w:sz w:val="24"/>
         </w:rPr>
-        <w:t xml:space="preserve">7. </w:t>
+        <w:t xml:space="preserve">3. Dịch vụ Nền tảng Triển khai Vercel Cloud (Edge Production): </w:t>
       </w:r>
       <w:r>
-        <w:rPr>
-          <w:rFonts w:ascii="Times New Roman" w:hAnsi="Times New Roman"/>
-          <w:b/>
-          <w:color w:val="222222"/>
-          <w:sz w:val="24"/>
-        </w:rPr>
-        <w:t xml:space="preserve">Thư viện html2canvas-pro và SheetJS (XLSX): </w:t>
-      </w:r>
-      <w:r>
-        <w:rPr>
-          <w:rFonts w:ascii="Times New Roman" w:hAnsi="Times New Roman"/>
-          <w:sz w:val="24"/>
-        </w:rPr>
-        <w:t>Giúp các bạn học sinh có thể tải ảnh chụp giấy chứng nhận thành tích sau mỗi tuần học và hỗ trợ nhóm nhập danh sách câu hỏi trắc nghiệm từ file Excel vào hệ thống.</w:t>
+        <w:t>Phục vụ biên dịch và phân phối mã nguồn Next.js 16 trên mạng lưới CDN toàn cầu, kết nối tên miền chính thức https://ai.stem-hub.top với chứng chỉ bảo mật SSL/TLS cao cấp.</w:t>
       </w:r>
     </w:p>
     <w:p>
       <w:pPr>
-        <w:keepNext/>
-        <w:spacing w:before="280" w:after="100"/>
+        <w:pStyle w:val="ListBullet"/>
+        <w:spacing w:after="40" w:line="276" w:lineRule="auto"/>
       </w:pPr>
       <w:r>
         <w:rPr>
-          <w:rFonts w:ascii="Times New Roman" w:hAnsi="Times New Roman"/>
           <w:b/>
-          <w:color w:val="002855"/>
-          <w:sz w:val="26"/>
         </w:rPr>
-        <w:t>VI. LỜI CAM KẾT DANH DỰ CỦA NHÓM HỌC SINH</w:t>
+        <w:t xml:space="preserve">4. Dịch vụ Gửi Mã Xác thực Email OTP (Nodemailer Service): </w:t>
+      </w:r>
+      <w:r>
+        <w:t>Tích hợp API backend tự động tạo và gửi mã xác thực OTP 6 chữ số qua hòm thư điện tử để bảo vệ tài khoản học sinh khi đăng ký.</w:t>
       </w:r>
     </w:p>
     <w:p>
       <w:pPr>
-        <w:spacing w:after="120" w:line="288" w:lineRule="auto"/>
+        <w:spacing w:before="160" w:after="40"/>
       </w:pPr>
       <w:r>
         <w:rPr>
-          <w:rFonts w:ascii="Times New Roman" w:hAnsi="Times New Roman"/>
-          <w:b w:val="0"/>
-          <w:i w:val="0"/>
+          <w:b/>
+          <w:color w:val="1E1E1E"/>
           <w:sz w:val="24"/>
         </w:rPr>
-        <w:t>Nhóm học sinh chúng em xin cam đoan trước Ban Bí thư Trung ương Đoàn và Ban Giám khảo Cuộc thi:</w:t>
+        <w:t>B. Các Tiêu chuẩn Web API của Trình duyệt (Browser Web APIs)</w:t>
       </w:r>
     </w:p>
     <w:p>
       <w:pPr>
-        <w:spacing w:after="120" w:line="288" w:lineRule="auto"/>
+        <w:pStyle w:val="ListBullet"/>
+        <w:spacing w:after="40" w:line="276" w:lineRule="auto"/>
       </w:pPr>
       <w:r>
         <w:rPr>
-          <w:rFonts w:ascii="Times New Roman" w:hAnsi="Times New Roman"/>
-          <w:b w:val="0"/>
-          <w:i w:val="0"/>
-          <w:sz w:val="24"/>
+          <w:b/>
         </w:rPr>
-        <w:t>Thứ nhất, toàn bộ những nội dung kê khai ở trên là hoàn toàn trung thực và chính xác. Tất cả các ý tưởng sư phạm, cấu trúc bài toán, bộ ngân hàng câu hỏi, dữ liệu phản ứng hóa học và phần lớn mã nguồn giao diện tương tác đều do nhóm chúng em cùng thầy giáo hướng dẫn tự tay nghiên cứu, thiết kế và phát triển. Các công cụ AI chỉ đóng vai trò hỗ trợ kỹ thuật, thúc đẩy quá trình học hỏi và hoàn thiện sản phẩm của chúng em.</w:t>
+        <w:t xml:space="preserve">1. Tiêu chuẩn Xử lý Đa luồng Web Worker (Off-Main-Thread Processing API): </w:t>
+      </w:r>
+      <w:r>
+        <w:t>Tách toàn bộ các tác vụ tính toán ma trận AI, giải toán hình học không gian và thuật toán RAG sang luồng ngầm độc lập (Background Worker Thread). Luồng giao diện chính (Main UI Thread) luôn được giải phóng, duy trì ổn định tốc độ hiển thị 60 FPS mượt mà, không bao giờ bị đơ hay giật lag kể cả trên máy tính cấu hình khiêm tốn tại các trường phổ thông.</w:t>
       </w:r>
     </w:p>
     <w:p>
       <w:pPr>
-        <w:spacing w:after="120" w:line="288" w:lineRule="auto"/>
+        <w:pStyle w:val="ListBullet"/>
+        <w:spacing w:after="40" w:line="276" w:lineRule="auto"/>
       </w:pPr>
       <w:r>
         <w:rPr>
-          <w:rFonts w:ascii="Times New Roman" w:hAnsi="Times New Roman"/>
-          <w:b w:val="0"/>
-          <w:i w:val="0"/>
-          <w:sz w:val="24"/>
+          <w:b/>
         </w:rPr>
-        <w:t>Thứ hai, nhóm chúng em cam kết tuân thủ nghiêm túc các giấy phép mã nguồn mở (MIT, Apache 2.0, ISC), tuyệt đối không sao chép nguyên mẫu hay sử dụng mã nguồn vi phạm quyền sở hữu trí tuệ của bất kỳ tổ chức hay cá nhân nào. Nhóm xin hoàn toàn chịu trách nhiệm trước Ban tổ chức về tính trung thực của văn bản kê khai này.</w:t>
+        <w:t xml:space="preserve">2. Tiêu chuẩn Âm thanh và Tiếng nói Web Speech API &amp; Web Audio API: </w:t>
+      </w:r>
+      <w:r>
+        <w:t>Tận dụng bộ nhận dạng giọng nói tiếng Việt và tổng hợp giọng đọc AI tích hợp sẵn trên trình duyệt để học sinh có thể giao tiếp 2 chiều với Trợ lý Nova mà không phát sinh cước phí bên thứ ba; kết hợp Web Audio API để xử lý hiệu ứng dìm tiếng nhạc nền (Audio Ducking) khi AI phát âm.</w:t>
       </w:r>
     </w:p>
     <w:p>
       <w:pPr>
-        <w:spacing w:before="280" w:after="160"/>
-        <w:jc w:val="right"/>
+        <w:pStyle w:val="ListBullet"/>
+        <w:spacing w:after="40" w:line="276" w:lineRule="auto"/>
       </w:pPr>
       <w:r>
         <w:rPr>
-          <w:i/>
-          <w:sz w:val="24"/>
+          <w:b/>
         </w:rPr>
-        <w:t>Nghệ An, ngày 03 tháng 09 năm 2026</w:t>
+        <w:t xml:space="preserve">3. Tiêu chuẩn Cơ sở dữ liệu Cục bộ IndexedDB (Client-Side Storage API): </w:t>
+      </w:r>
+      <w:r>
+        <w:t>Lưu trữ bền vững các tệp trọng số mô hình AI, bộ nhớ đệm bài học và dữ liệu thí nghiệm ngay tại máy người dùng, khắc phục hoàn toàn giới hạn 5MB của LocalStorage và đảm bảo hệ thống có thể chạy mượt mà ngay cả khi đường truyền Internet chập chờn.</w:t>
       </w:r>
     </w:p>
     <w:p>
       <w:pPr>
-        <w:spacing w:after="80"/>
+        <w:pStyle w:val="ListBullet"/>
+        <w:spacing w:after="40" w:line="276" w:lineRule="auto"/>
       </w:pPr>
       <w:r>
         <w:rPr>
           <w:b/>
-          <w:color w:val="002855"/>
         </w:rPr>
-        <w:t>Thầy giáo hướng dẫn:</w:t>
-        <w:br/>
+        <w:t xml:space="preserve">4. Tiêu chuẩn Đồ họa Không gian WebGL &amp; Canvas API: </w:t>
       </w:r>
       <w:r>
-        <w:t>Thầy Nguyễn Văn Phúc (Giáo viên Trường THPT Quỳnh Lưu 4)</w:t>
+        <w:t>Kết xuất các mô hình 3D tương tác thời gian thực với đầy đủ ánh sáng, bóng đổ, hiệu ứng vật liệu trong suốt của ống nghiệm và tia sáng laser.</w:t>
       </w:r>
     </w:p>
     <w:p>
       <w:pPr>
-        <w:spacing w:before="120" w:after="40"/>
+        <w:spacing w:before="280" w:after="80"/>
       </w:pPr>
       <w:r>
         <w:rPr>
           <w:b/>
-          <w:color w:val="002855"/>
+          <w:color w:val="003399"/>
+          <w:sz w:val="26"/>
         </w:rPr>
-        <w:t>Đại diện nhóm học sinh tác giả:</w:t>
-        <w:br/>
+        <w:t>VI. BẢNG KÊ KHAI CHI TIẾT CÁC THƯ VIỆN MÃ NGUỒN MỞ</w:t>
       </w:r>
+    </w:p>
+    <w:p>
+      <w:pPr>
+        <w:spacing w:after="120"/>
+      </w:pPr>
+      <w:r>
+        <w:t>Toàn bộ các thư viện bên dưới đều được nhóm chọn lọc từ các nguồn mã nguồn mở uy tín quốc tế, tuân thủ nghiêm ngặt các giấy phép bản quyền thương mại và phi lợi nhuận (MIT, Apache 2.0, ISC, BSD):</w:t>
+      </w:r>
+    </w:p>
+    <w:tbl>
+      <w:tblPr>
+        <w:tblW w:type="auto" w:w="0"/>
+        <w:jc w:val="center"/>
+        <w:tblLayout w:type="fixed"/>
+        <w:tblLook w:firstColumn="1" w:firstRow="1" w:lastColumn="0" w:lastRow="0" w:noHBand="0" w:noVBand="1" w:val="04A0"/>
+        <w:tblBorders>
+          <w:top w:val="single" w:sz="4" w:space="0" w:color="CCCCCC"/>
+          <w:bottom w:val="single" w:sz="4" w:space="0" w:color="CCCCCC"/>
+          <w:left w:val="none"/>
+          <w:right w:val="none"/>
+          <w:insideH w:val="single" w:sz="4" w:space="0" w:color="CCCCCC"/>
+          <w:insideV w:val="none"/>
+        </w:tblBorders>
+      </w:tblPr>
+      <w:tblGrid>
+        <w:gridCol w:w="1930"/>
+        <w:gridCol w:w="1930"/>
+        <w:gridCol w:w="1930"/>
+        <w:gridCol w:w="1930"/>
+        <w:gridCol w:w="1930"/>
+      </w:tblGrid>
+      <w:tr>
+        <w:tc>
+          <w:tcPr>
+            <w:tcW w:type="dxa" w:w="576"/>
+            <w:shd w:fill="003366"/>
+            <w:tcMar>
+              <w:top w:w="120" w:type="dxa"/>
+              <w:bottom w:w="120" w:type="dxa"/>
+              <w:left w:w="100" w:type="dxa"/>
+              <w:right w:w="100" w:type="dxa"/>
+            </w:tcMar>
+          </w:tcPr>
+          <w:p>
+            <w:pPr>
+              <w:jc w:val="center"/>
+            </w:pPr>
+            <w:r>
+              <w:rPr>
+                <w:b/>
+                <w:color w:val="FFFFFF"/>
+                <w:sz w:val="19"/>
+              </w:rPr>
+              <w:t>STT</w:t>
+            </w:r>
+          </w:p>
+        </w:tc>
+        <w:tc>
+          <w:tcPr>
+            <w:tcW w:type="dxa" w:w="2592"/>
+            <w:shd w:fill="003366"/>
+            <w:tcMar>
+              <w:top w:w="120" w:type="dxa"/>
+              <w:bottom w:w="120" w:type="dxa"/>
+              <w:left w:w="100" w:type="dxa"/>
+              <w:right w:w="100" w:type="dxa"/>
+            </w:tcMar>
+          </w:tcPr>
+          <w:p>
+            <w:pPr>
+              <w:jc w:val="center"/>
+            </w:pPr>
+            <w:r>
+              <w:rPr>
+                <w:b/>
+                <w:color w:val="FFFFFF"/>
+                <w:sz w:val="19"/>
+              </w:rPr>
+              <w:t>Tên Thư viện Mã nguồn mở</w:t>
+            </w:r>
+          </w:p>
+        </w:tc>
+        <w:tc>
+          <w:tcPr>
+            <w:tcW w:type="dxa" w:w="1296"/>
+            <w:shd w:fill="003366"/>
+            <w:tcMar>
+              <w:top w:w="120" w:type="dxa"/>
+              <w:bottom w:w="120" w:type="dxa"/>
+              <w:left w:w="100" w:type="dxa"/>
+              <w:right w:w="100" w:type="dxa"/>
+            </w:tcMar>
+          </w:tcPr>
+          <w:p>
+            <w:pPr>
+              <w:jc w:val="center"/>
+            </w:pPr>
+            <w:r>
+              <w:rPr>
+                <w:b/>
+                <w:color w:val="FFFFFF"/>
+                <w:sz w:val="19"/>
+              </w:rPr>
+              <w:t>Phiên bản</w:t>
+            </w:r>
+          </w:p>
+        </w:tc>
+        <w:tc>
+          <w:tcPr>
+            <w:tcW w:type="dxa" w:w="1440"/>
+            <w:shd w:fill="003366"/>
+            <w:tcMar>
+              <w:top w:w="120" w:type="dxa"/>
+              <w:bottom w:w="120" w:type="dxa"/>
+              <w:left w:w="100" w:type="dxa"/>
+              <w:right w:w="100" w:type="dxa"/>
+            </w:tcMar>
+          </w:tcPr>
+          <w:p>
+            <w:pPr>
+              <w:jc w:val="center"/>
+            </w:pPr>
+            <w:r>
+              <w:rPr>
+                <w:b/>
+                <w:color w:val="FFFFFF"/>
+                <w:sz w:val="19"/>
+              </w:rPr>
+              <w:t>Giấy phép Bản quyền</w:t>
+            </w:r>
+          </w:p>
+        </w:tc>
+        <w:tc>
+          <w:tcPr>
+            <w:tcW w:type="dxa" w:w="4176"/>
+            <w:shd w:fill="003366"/>
+            <w:tcMar>
+              <w:top w:w="120" w:type="dxa"/>
+              <w:bottom w:w="120" w:type="dxa"/>
+              <w:left w:w="100" w:type="dxa"/>
+              <w:right w:w="100" w:type="dxa"/>
+            </w:tcMar>
+          </w:tcPr>
+          <w:p>
+            <w:pPr>
+              <w:jc w:val="center"/>
+            </w:pPr>
+            <w:r>
+              <w:rPr>
+                <w:b/>
+                <w:color w:val="FFFFFF"/>
+                <w:sz w:val="19"/>
+              </w:rPr>
+              <w:t>Mục đích Sử dụng Cụ thể trong Dự án STEM HUB</w:t>
+            </w:r>
+          </w:p>
+        </w:tc>
+      </w:tr>
+      <w:tr>
+        <w:tc>
+          <w:tcPr>
+            <w:tcW w:type="dxa" w:w="576"/>
+            <w:shd w:fill="FFFFFF"/>
+            <w:tcMar>
+              <w:top w:w="70" w:type="dxa"/>
+              <w:bottom w:w="70" w:type="dxa"/>
+              <w:left w:w="70" w:type="dxa"/>
+              <w:right w:w="70" w:type="dxa"/>
+            </w:tcMar>
+          </w:tcPr>
+          <w:p>
+            <w:pPr>
+              <w:jc w:val="center"/>
+            </w:pPr>
+            <w:r>
+              <w:rPr>
+                <w:color w:val="1E1E1E"/>
+                <w:sz w:val="17"/>
+              </w:rPr>
+              <w:t>1</w:t>
+            </w:r>
+          </w:p>
+        </w:tc>
+        <w:tc>
+          <w:tcPr>
+            <w:tcW w:type="dxa" w:w="2592"/>
+            <w:shd w:fill="FFFFFF"/>
+            <w:tcMar>
+              <w:top w:w="70" w:type="dxa"/>
+              <w:bottom w:w="70" w:type="dxa"/>
+              <w:left w:w="70" w:type="dxa"/>
+              <w:right w:w="70" w:type="dxa"/>
+            </w:tcMar>
+          </w:tcPr>
+          <w:p>
+            <w:r>
+              <w:rPr>
+                <w:color w:val="1E1E1E"/>
+                <w:sz w:val="17"/>
+              </w:rPr>
+              <w:t>Next.js</w:t>
+            </w:r>
+          </w:p>
+        </w:tc>
+        <w:tc>
+          <w:tcPr>
+            <w:tcW w:type="dxa" w:w="1296"/>
+            <w:shd w:fill="FFFFFF"/>
+            <w:tcMar>
+              <w:top w:w="70" w:type="dxa"/>
+              <w:bottom w:w="70" w:type="dxa"/>
+              <w:left w:w="70" w:type="dxa"/>
+              <w:right w:w="70" w:type="dxa"/>
+            </w:tcMar>
+          </w:tcPr>
+          <w:p>
+            <w:pPr>
+              <w:jc w:val="center"/>
+            </w:pPr>
+            <w:r>
+              <w:rPr>
+                <w:color w:val="1E1E1E"/>
+                <w:sz w:val="17"/>
+              </w:rPr>
+              <w:t>16.2.6</w:t>
+            </w:r>
+          </w:p>
+        </w:tc>
+        <w:tc>
+          <w:tcPr>
+            <w:tcW w:type="dxa" w:w="1440"/>
+            <w:shd w:fill="FFFFFF"/>
+            <w:tcMar>
+              <w:top w:w="70" w:type="dxa"/>
+              <w:bottom w:w="70" w:type="dxa"/>
+              <w:left w:w="70" w:type="dxa"/>
+              <w:right w:w="70" w:type="dxa"/>
+            </w:tcMar>
+          </w:tcPr>
+          <w:p>
+            <w:pPr>
+              <w:jc w:val="center"/>
+            </w:pPr>
+            <w:r>
+              <w:rPr>
+                <w:color w:val="1E1E1E"/>
+                <w:sz w:val="17"/>
+              </w:rPr>
+              <w:t>MIT</w:t>
+            </w:r>
+          </w:p>
+        </w:tc>
+        <w:tc>
+          <w:tcPr>
+            <w:tcW w:type="dxa" w:w="4176"/>
+            <w:shd w:fill="FFFFFF"/>
+            <w:tcMar>
+              <w:top w:w="70" w:type="dxa"/>
+              <w:bottom w:w="70" w:type="dxa"/>
+              <w:left w:w="70" w:type="dxa"/>
+              <w:right w:w="70" w:type="dxa"/>
+            </w:tcMar>
+          </w:tcPr>
+          <w:p>
+            <w:r>
+              <w:rPr>
+                <w:color w:val="1E1E1E"/>
+                <w:sz w:val="17"/>
+              </w:rPr>
+              <w:t>Khung ứng dụng web chính (App Router), tối ưu hóa kiến trúc Serverless, render SSR/SSG.</w:t>
+            </w:r>
+          </w:p>
+        </w:tc>
+      </w:tr>
+      <w:tr>
+        <w:tc>
+          <w:tcPr>
+            <w:tcW w:type="dxa" w:w="576"/>
+            <w:shd w:fill="F7F9FB"/>
+            <w:tcMar>
+              <w:top w:w="70" w:type="dxa"/>
+              <w:bottom w:w="70" w:type="dxa"/>
+              <w:left w:w="70" w:type="dxa"/>
+              <w:right w:w="70" w:type="dxa"/>
+            </w:tcMar>
+          </w:tcPr>
+          <w:p>
+            <w:pPr>
+              <w:jc w:val="center"/>
+            </w:pPr>
+            <w:r>
+              <w:rPr>
+                <w:color w:val="1E1E1E"/>
+                <w:sz w:val="17"/>
+              </w:rPr>
+              <w:t>2</w:t>
+            </w:r>
+          </w:p>
+        </w:tc>
+        <w:tc>
+          <w:tcPr>
+            <w:tcW w:type="dxa" w:w="2592"/>
+            <w:shd w:fill="F7F9FB"/>
+            <w:tcMar>
+              <w:top w:w="70" w:type="dxa"/>
+              <w:bottom w:w="70" w:type="dxa"/>
+              <w:left w:w="70" w:type="dxa"/>
+              <w:right w:w="70" w:type="dxa"/>
+            </w:tcMar>
+          </w:tcPr>
+          <w:p>
+            <w:r>
+              <w:rPr>
+                <w:color w:val="1E1E1E"/>
+                <w:sz w:val="17"/>
+              </w:rPr>
+              <w:t>React &amp; React-DOM</w:t>
+            </w:r>
+          </w:p>
+        </w:tc>
+        <w:tc>
+          <w:tcPr>
+            <w:tcW w:type="dxa" w:w="1296"/>
+            <w:shd w:fill="F7F9FB"/>
+            <w:tcMar>
+              <w:top w:w="70" w:type="dxa"/>
+              <w:bottom w:w="70" w:type="dxa"/>
+              <w:left w:w="70" w:type="dxa"/>
+              <w:right w:w="70" w:type="dxa"/>
+            </w:tcMar>
+          </w:tcPr>
+          <w:p>
+            <w:pPr>
+              <w:jc w:val="center"/>
+            </w:pPr>
+            <w:r>
+              <w:rPr>
+                <w:color w:val="1E1E1E"/>
+                <w:sz w:val="17"/>
+              </w:rPr>
+              <w:t>19.2.4</w:t>
+            </w:r>
+          </w:p>
+        </w:tc>
+        <w:tc>
+          <w:tcPr>
+            <w:tcW w:type="dxa" w:w="1440"/>
+            <w:shd w:fill="F7F9FB"/>
+            <w:tcMar>
+              <w:top w:w="70" w:type="dxa"/>
+              <w:bottom w:w="70" w:type="dxa"/>
+              <w:left w:w="70" w:type="dxa"/>
+              <w:right w:w="70" w:type="dxa"/>
+            </w:tcMar>
+          </w:tcPr>
+          <w:p>
+            <w:pPr>
+              <w:jc w:val="center"/>
+            </w:pPr>
+            <w:r>
+              <w:rPr>
+                <w:color w:val="1E1E1E"/>
+                <w:sz w:val="17"/>
+              </w:rPr>
+              <w:t>MIT</w:t>
+            </w:r>
+          </w:p>
+        </w:tc>
+        <w:tc>
+          <w:tcPr>
+            <w:tcW w:type="dxa" w:w="4176"/>
+            <w:shd w:fill="F7F9FB"/>
+            <w:tcMar>
+              <w:top w:w="70" w:type="dxa"/>
+              <w:bottom w:w="70" w:type="dxa"/>
+              <w:left w:w="70" w:type="dxa"/>
+              <w:right w:w="70" w:type="dxa"/>
+            </w:tcMar>
+          </w:tcPr>
+          <w:p>
+            <w:r>
+              <w:rPr>
+                <w:color w:val="1E1E1E"/>
+                <w:sz w:val="17"/>
+              </w:rPr>
+              <w:t>Thư viện nền tảng xây dựng toàn bộ giao diện người dùng tương tác và component hóa.</w:t>
+            </w:r>
+          </w:p>
+        </w:tc>
+      </w:tr>
+      <w:tr>
+        <w:tc>
+          <w:tcPr>
+            <w:tcW w:type="dxa" w:w="576"/>
+            <w:shd w:fill="FFFFFF"/>
+            <w:tcMar>
+              <w:top w:w="70" w:type="dxa"/>
+              <w:bottom w:w="70" w:type="dxa"/>
+              <w:left w:w="70" w:type="dxa"/>
+              <w:right w:w="70" w:type="dxa"/>
+            </w:tcMar>
+          </w:tcPr>
+          <w:p>
+            <w:pPr>
+              <w:jc w:val="center"/>
+            </w:pPr>
+            <w:r>
+              <w:rPr>
+                <w:color w:val="1E1E1E"/>
+                <w:sz w:val="17"/>
+              </w:rPr>
+              <w:t>3</w:t>
+            </w:r>
+          </w:p>
+        </w:tc>
+        <w:tc>
+          <w:tcPr>
+            <w:tcW w:type="dxa" w:w="2592"/>
+            <w:shd w:fill="FFFFFF"/>
+            <w:tcMar>
+              <w:top w:w="70" w:type="dxa"/>
+              <w:bottom w:w="70" w:type="dxa"/>
+              <w:left w:w="70" w:type="dxa"/>
+              <w:right w:w="70" w:type="dxa"/>
+            </w:tcMar>
+          </w:tcPr>
+          <w:p>
+            <w:r>
+              <w:rPr>
+                <w:color w:val="1E1E1E"/>
+                <w:sz w:val="17"/>
+              </w:rPr>
+              <w:t>@tensorflow/tfjs</w:t>
+            </w:r>
+          </w:p>
+        </w:tc>
+        <w:tc>
+          <w:tcPr>
+            <w:tcW w:type="dxa" w:w="1296"/>
+            <w:shd w:fill="FFFFFF"/>
+            <w:tcMar>
+              <w:top w:w="70" w:type="dxa"/>
+              <w:bottom w:w="70" w:type="dxa"/>
+              <w:left w:w="70" w:type="dxa"/>
+              <w:right w:w="70" w:type="dxa"/>
+            </w:tcMar>
+          </w:tcPr>
+          <w:p>
+            <w:pPr>
+              <w:jc w:val="center"/>
+            </w:pPr>
+            <w:r>
+              <w:rPr>
+                <w:color w:val="1E1E1E"/>
+                <w:sz w:val="17"/>
+              </w:rPr>
+              <w:t>4.22.0</w:t>
+            </w:r>
+          </w:p>
+        </w:tc>
+        <w:tc>
+          <w:tcPr>
+            <w:tcW w:type="dxa" w:w="1440"/>
+            <w:shd w:fill="FFFFFF"/>
+            <w:tcMar>
+              <w:top w:w="70" w:type="dxa"/>
+              <w:bottom w:w="70" w:type="dxa"/>
+              <w:left w:w="70" w:type="dxa"/>
+              <w:right w:w="70" w:type="dxa"/>
+            </w:tcMar>
+          </w:tcPr>
+          <w:p>
+            <w:pPr>
+              <w:jc w:val="center"/>
+            </w:pPr>
+            <w:r>
+              <w:rPr>
+                <w:color w:val="1E1E1E"/>
+                <w:sz w:val="17"/>
+              </w:rPr>
+              <w:t>Apache 2.0</w:t>
+            </w:r>
+          </w:p>
+        </w:tc>
+        <w:tc>
+          <w:tcPr>
+            <w:tcW w:type="dxa" w:w="4176"/>
+            <w:shd w:fill="FFFFFF"/>
+            <w:tcMar>
+              <w:top w:w="70" w:type="dxa"/>
+              <w:bottom w:w="70" w:type="dxa"/>
+              <w:left w:w="70" w:type="dxa"/>
+              <w:right w:w="70" w:type="dxa"/>
+            </w:tcMar>
+          </w:tcPr>
+          <w:p>
+            <w:r>
+              <w:rPr>
+                <w:color w:val="1E1E1E"/>
+                <w:sz w:val="17"/>
+              </w:rPr>
+              <w:t>Thư viện học máy cốt lõi thực thi 6 mô hình AI tự huấn luyện trực tiếp trên trình duyệt.</w:t>
+            </w:r>
+          </w:p>
+        </w:tc>
+      </w:tr>
+      <w:tr>
+        <w:tc>
+          <w:tcPr>
+            <w:tcW w:type="dxa" w:w="576"/>
+            <w:shd w:fill="F7F9FB"/>
+            <w:tcMar>
+              <w:top w:w="70" w:type="dxa"/>
+              <w:bottom w:w="70" w:type="dxa"/>
+              <w:left w:w="70" w:type="dxa"/>
+              <w:right w:w="70" w:type="dxa"/>
+            </w:tcMar>
+          </w:tcPr>
+          <w:p>
+            <w:pPr>
+              <w:jc w:val="center"/>
+            </w:pPr>
+            <w:r>
+              <w:rPr>
+                <w:color w:val="1E1E1E"/>
+                <w:sz w:val="17"/>
+              </w:rPr>
+              <w:t>4</w:t>
+            </w:r>
+          </w:p>
+        </w:tc>
+        <w:tc>
+          <w:tcPr>
+            <w:tcW w:type="dxa" w:w="2592"/>
+            <w:shd w:fill="F7F9FB"/>
+            <w:tcMar>
+              <w:top w:w="70" w:type="dxa"/>
+              <w:bottom w:w="70" w:type="dxa"/>
+              <w:left w:w="70" w:type="dxa"/>
+              <w:right w:w="70" w:type="dxa"/>
+            </w:tcMar>
+          </w:tcPr>
+          <w:p>
+            <w:r>
+              <w:rPr>
+                <w:color w:val="1E1E1E"/>
+                <w:sz w:val="17"/>
+              </w:rPr>
+              <w:t>@google/generative-ai</w:t>
+            </w:r>
+          </w:p>
+        </w:tc>
+        <w:tc>
+          <w:tcPr>
+            <w:tcW w:type="dxa" w:w="1296"/>
+            <w:shd w:fill="F7F9FB"/>
+            <w:tcMar>
+              <w:top w:w="70" w:type="dxa"/>
+              <w:bottom w:w="70" w:type="dxa"/>
+              <w:left w:w="70" w:type="dxa"/>
+              <w:right w:w="70" w:type="dxa"/>
+            </w:tcMar>
+          </w:tcPr>
+          <w:p>
+            <w:pPr>
+              <w:jc w:val="center"/>
+            </w:pPr>
+            <w:r>
+              <w:rPr>
+                <w:color w:val="1E1E1E"/>
+                <w:sz w:val="17"/>
+              </w:rPr>
+              <w:t>0.24.1</w:t>
+            </w:r>
+          </w:p>
+        </w:tc>
+        <w:tc>
+          <w:tcPr>
+            <w:tcW w:type="dxa" w:w="1440"/>
+            <w:shd w:fill="F7F9FB"/>
+            <w:tcMar>
+              <w:top w:w="70" w:type="dxa"/>
+              <w:bottom w:w="70" w:type="dxa"/>
+              <w:left w:w="70" w:type="dxa"/>
+              <w:right w:w="70" w:type="dxa"/>
+            </w:tcMar>
+          </w:tcPr>
+          <w:p>
+            <w:pPr>
+              <w:jc w:val="center"/>
+            </w:pPr>
+            <w:r>
+              <w:rPr>
+                <w:color w:val="1E1E1E"/>
+                <w:sz w:val="17"/>
+              </w:rPr>
+              <w:t>Apache 2.0</w:t>
+            </w:r>
+          </w:p>
+        </w:tc>
+        <w:tc>
+          <w:tcPr>
+            <w:tcW w:type="dxa" w:w="4176"/>
+            <w:shd w:fill="F7F9FB"/>
+            <w:tcMar>
+              <w:top w:w="70" w:type="dxa"/>
+              <w:bottom w:w="70" w:type="dxa"/>
+              <w:left w:w="70" w:type="dxa"/>
+              <w:right w:w="70" w:type="dxa"/>
+            </w:tcMar>
+          </w:tcPr>
+          <w:p>
+            <w:r>
+              <w:rPr>
+                <w:color w:val="1E1E1E"/>
+                <w:sz w:val="17"/>
+              </w:rPr>
+              <w:t>SDK chính thức kết nối và quản lý luồng dữ liệu tới Google Gemini API.</w:t>
+            </w:r>
+          </w:p>
+        </w:tc>
+      </w:tr>
+      <w:tr>
+        <w:tc>
+          <w:tcPr>
+            <w:tcW w:type="dxa" w:w="576"/>
+            <w:shd w:fill="FFFFFF"/>
+            <w:tcMar>
+              <w:top w:w="70" w:type="dxa"/>
+              <w:bottom w:w="70" w:type="dxa"/>
+              <w:left w:w="70" w:type="dxa"/>
+              <w:right w:w="70" w:type="dxa"/>
+            </w:tcMar>
+          </w:tcPr>
+          <w:p>
+            <w:pPr>
+              <w:jc w:val="center"/>
+            </w:pPr>
+            <w:r>
+              <w:rPr>
+                <w:color w:val="1E1E1E"/>
+                <w:sz w:val="17"/>
+              </w:rPr>
+              <w:t>5</w:t>
+            </w:r>
+          </w:p>
+        </w:tc>
+        <w:tc>
+          <w:tcPr>
+            <w:tcW w:type="dxa" w:w="2592"/>
+            <w:shd w:fill="FFFFFF"/>
+            <w:tcMar>
+              <w:top w:w="70" w:type="dxa"/>
+              <w:bottom w:w="70" w:type="dxa"/>
+              <w:left w:w="70" w:type="dxa"/>
+              <w:right w:w="70" w:type="dxa"/>
+            </w:tcMar>
+          </w:tcPr>
+          <w:p>
+            <w:r>
+              <w:rPr>
+                <w:color w:val="1E1E1E"/>
+                <w:sz w:val="17"/>
+              </w:rPr>
+              <w:t>Three.js</w:t>
+            </w:r>
+          </w:p>
+        </w:tc>
+        <w:tc>
+          <w:tcPr>
+            <w:tcW w:type="dxa" w:w="1296"/>
+            <w:shd w:fill="FFFFFF"/>
+            <w:tcMar>
+              <w:top w:w="70" w:type="dxa"/>
+              <w:bottom w:w="70" w:type="dxa"/>
+              <w:left w:w="70" w:type="dxa"/>
+              <w:right w:w="70" w:type="dxa"/>
+            </w:tcMar>
+          </w:tcPr>
+          <w:p>
+            <w:pPr>
+              <w:jc w:val="center"/>
+            </w:pPr>
+            <w:r>
+              <w:rPr>
+                <w:color w:val="1E1E1E"/>
+                <w:sz w:val="17"/>
+              </w:rPr>
+              <w:t>0.184.0</w:t>
+            </w:r>
+          </w:p>
+        </w:tc>
+        <w:tc>
+          <w:tcPr>
+            <w:tcW w:type="dxa" w:w="1440"/>
+            <w:shd w:fill="FFFFFF"/>
+            <w:tcMar>
+              <w:top w:w="70" w:type="dxa"/>
+              <w:bottom w:w="70" w:type="dxa"/>
+              <w:left w:w="70" w:type="dxa"/>
+              <w:right w:w="70" w:type="dxa"/>
+            </w:tcMar>
+          </w:tcPr>
+          <w:p>
+            <w:pPr>
+              <w:jc w:val="center"/>
+            </w:pPr>
+            <w:r>
+              <w:rPr>
+                <w:color w:val="1E1E1E"/>
+                <w:sz w:val="17"/>
+              </w:rPr>
+              <w:t>MIT</w:t>
+            </w:r>
+          </w:p>
+        </w:tc>
+        <w:tc>
+          <w:tcPr>
+            <w:tcW w:type="dxa" w:w="4176"/>
+            <w:shd w:fill="FFFFFF"/>
+            <w:tcMar>
+              <w:top w:w="70" w:type="dxa"/>
+              <w:bottom w:w="70" w:type="dxa"/>
+              <w:left w:w="70" w:type="dxa"/>
+              <w:right w:w="70" w:type="dxa"/>
+            </w:tcMar>
+          </w:tcPr>
+          <w:p>
+            <w:r>
+              <w:rPr>
+                <w:color w:val="1E1E1E"/>
+                <w:sz w:val="17"/>
+              </w:rPr>
+              <w:t>Động cơ đồ họa 3D WebGL dựng mô hình hình học không gian, phòng thí nghiệm Vật lý &amp; Sinh học.</w:t>
+            </w:r>
+          </w:p>
+        </w:tc>
+      </w:tr>
+      <w:tr>
+        <w:tc>
+          <w:tcPr>
+            <w:tcW w:type="dxa" w:w="576"/>
+            <w:shd w:fill="F7F9FB"/>
+            <w:tcMar>
+              <w:top w:w="70" w:type="dxa"/>
+              <w:bottom w:w="70" w:type="dxa"/>
+              <w:left w:w="70" w:type="dxa"/>
+              <w:right w:w="70" w:type="dxa"/>
+            </w:tcMar>
+          </w:tcPr>
+          <w:p>
+            <w:pPr>
+              <w:jc w:val="center"/>
+            </w:pPr>
+            <w:r>
+              <w:rPr>
+                <w:color w:val="1E1E1E"/>
+                <w:sz w:val="17"/>
+              </w:rPr>
+              <w:t>6</w:t>
+            </w:r>
+          </w:p>
+        </w:tc>
+        <w:tc>
+          <w:tcPr>
+            <w:tcW w:type="dxa" w:w="2592"/>
+            <w:shd w:fill="F7F9FB"/>
+            <w:tcMar>
+              <w:top w:w="70" w:type="dxa"/>
+              <w:bottom w:w="70" w:type="dxa"/>
+              <w:left w:w="70" w:type="dxa"/>
+              <w:right w:w="70" w:type="dxa"/>
+            </w:tcMar>
+          </w:tcPr>
+          <w:p>
+            <w:r>
+              <w:rPr>
+                <w:color w:val="1E1E1E"/>
+                <w:sz w:val="17"/>
+              </w:rPr>
+              <w:t>@react-three/fiber</w:t>
+            </w:r>
+          </w:p>
+        </w:tc>
+        <w:tc>
+          <w:tcPr>
+            <w:tcW w:type="dxa" w:w="1296"/>
+            <w:shd w:fill="F7F9FB"/>
+            <w:tcMar>
+              <w:top w:w="70" w:type="dxa"/>
+              <w:bottom w:w="70" w:type="dxa"/>
+              <w:left w:w="70" w:type="dxa"/>
+              <w:right w:w="70" w:type="dxa"/>
+            </w:tcMar>
+          </w:tcPr>
+          <w:p>
+            <w:pPr>
+              <w:jc w:val="center"/>
+            </w:pPr>
+            <w:r>
+              <w:rPr>
+                <w:color w:val="1E1E1E"/>
+                <w:sz w:val="17"/>
+              </w:rPr>
+              <w:t>9.6.1</w:t>
+            </w:r>
+          </w:p>
+        </w:tc>
+        <w:tc>
+          <w:tcPr>
+            <w:tcW w:type="dxa" w:w="1440"/>
+            <w:shd w:fill="F7F9FB"/>
+            <w:tcMar>
+              <w:top w:w="70" w:type="dxa"/>
+              <w:bottom w:w="70" w:type="dxa"/>
+              <w:left w:w="70" w:type="dxa"/>
+              <w:right w:w="70" w:type="dxa"/>
+            </w:tcMar>
+          </w:tcPr>
+          <w:p>
+            <w:pPr>
+              <w:jc w:val="center"/>
+            </w:pPr>
+            <w:r>
+              <w:rPr>
+                <w:color w:val="1E1E1E"/>
+                <w:sz w:val="17"/>
+              </w:rPr>
+              <w:t>MIT</w:t>
+            </w:r>
+          </w:p>
+        </w:tc>
+        <w:tc>
+          <w:tcPr>
+            <w:tcW w:type="dxa" w:w="4176"/>
+            <w:shd w:fill="F7F9FB"/>
+            <w:tcMar>
+              <w:top w:w="70" w:type="dxa"/>
+              <w:bottom w:w="70" w:type="dxa"/>
+              <w:left w:w="70" w:type="dxa"/>
+              <w:right w:w="70" w:type="dxa"/>
+            </w:tcMar>
+          </w:tcPr>
+          <w:p>
+            <w:r>
+              <w:rPr>
+                <w:color w:val="1E1E1E"/>
+                <w:sz w:val="17"/>
+              </w:rPr>
+              <w:t>Cầu nối Three.js vào hệ sinh thái React, quản lý vòng đời render 3D dạng khai báo trực quan.</w:t>
+            </w:r>
+          </w:p>
+        </w:tc>
+      </w:tr>
+      <w:tr>
+        <w:tc>
+          <w:tcPr>
+            <w:tcW w:type="dxa" w:w="576"/>
+            <w:shd w:fill="FFFFFF"/>
+            <w:tcMar>
+              <w:top w:w="70" w:type="dxa"/>
+              <w:bottom w:w="70" w:type="dxa"/>
+              <w:left w:w="70" w:type="dxa"/>
+              <w:right w:w="70" w:type="dxa"/>
+            </w:tcMar>
+          </w:tcPr>
+          <w:p>
+            <w:pPr>
+              <w:jc w:val="center"/>
+            </w:pPr>
+            <w:r>
+              <w:rPr>
+                <w:color w:val="1E1E1E"/>
+                <w:sz w:val="17"/>
+              </w:rPr>
+              <w:t>7</w:t>
+            </w:r>
+          </w:p>
+        </w:tc>
+        <w:tc>
+          <w:tcPr>
+            <w:tcW w:type="dxa" w:w="2592"/>
+            <w:shd w:fill="FFFFFF"/>
+            <w:tcMar>
+              <w:top w:w="70" w:type="dxa"/>
+              <w:bottom w:w="70" w:type="dxa"/>
+              <w:left w:w="70" w:type="dxa"/>
+              <w:right w:w="70" w:type="dxa"/>
+            </w:tcMar>
+          </w:tcPr>
+          <w:p>
+            <w:r>
+              <w:rPr>
+                <w:color w:val="1E1E1E"/>
+                <w:sz w:val="17"/>
+              </w:rPr>
+              <w:t>@react-three/drei</w:t>
+            </w:r>
+          </w:p>
+        </w:tc>
+        <w:tc>
+          <w:tcPr>
+            <w:tcW w:type="dxa" w:w="1296"/>
+            <w:shd w:fill="FFFFFF"/>
+            <w:tcMar>
+              <w:top w:w="70" w:type="dxa"/>
+              <w:bottom w:w="70" w:type="dxa"/>
+              <w:left w:w="70" w:type="dxa"/>
+              <w:right w:w="70" w:type="dxa"/>
+            </w:tcMar>
+          </w:tcPr>
+          <w:p>
+            <w:pPr>
+              <w:jc w:val="center"/>
+            </w:pPr>
+            <w:r>
+              <w:rPr>
+                <w:color w:val="1E1E1E"/>
+                <w:sz w:val="17"/>
+              </w:rPr>
+              <w:t>10.7.7</w:t>
+            </w:r>
+          </w:p>
+        </w:tc>
+        <w:tc>
+          <w:tcPr>
+            <w:tcW w:type="dxa" w:w="1440"/>
+            <w:shd w:fill="FFFFFF"/>
+            <w:tcMar>
+              <w:top w:w="70" w:type="dxa"/>
+              <w:bottom w:w="70" w:type="dxa"/>
+              <w:left w:w="70" w:type="dxa"/>
+              <w:right w:w="70" w:type="dxa"/>
+            </w:tcMar>
+          </w:tcPr>
+          <w:p>
+            <w:pPr>
+              <w:jc w:val="center"/>
+            </w:pPr>
+            <w:r>
+              <w:rPr>
+                <w:color w:val="1E1E1E"/>
+                <w:sz w:val="17"/>
+              </w:rPr>
+              <w:t>MIT</w:t>
+            </w:r>
+          </w:p>
+        </w:tc>
+        <w:tc>
+          <w:tcPr>
+            <w:tcW w:type="dxa" w:w="4176"/>
+            <w:shd w:fill="FFFFFF"/>
+            <w:tcMar>
+              <w:top w:w="70" w:type="dxa"/>
+              <w:bottom w:w="70" w:type="dxa"/>
+              <w:left w:w="70" w:type="dxa"/>
+              <w:right w:w="70" w:type="dxa"/>
+            </w:tcMar>
+          </w:tcPr>
+          <w:p>
+            <w:r>
+              <w:rPr>
+                <w:color w:val="1E1E1E"/>
+                <w:sz w:val="17"/>
+              </w:rPr>
+              <w:t>Tập hợp các tiện ích 3D chuyên sâu: OrbitControls, Text3D, ánh sáng môi trường, camera góc nhìn.</w:t>
+            </w:r>
+          </w:p>
+        </w:tc>
+      </w:tr>
+      <w:tr>
+        <w:tc>
+          <w:tcPr>
+            <w:tcW w:type="dxa" w:w="576"/>
+            <w:shd w:fill="F7F9FB"/>
+            <w:tcMar>
+              <w:top w:w="70" w:type="dxa"/>
+              <w:bottom w:w="70" w:type="dxa"/>
+              <w:left w:w="70" w:type="dxa"/>
+              <w:right w:w="70" w:type="dxa"/>
+            </w:tcMar>
+          </w:tcPr>
+          <w:p>
+            <w:pPr>
+              <w:jc w:val="center"/>
+            </w:pPr>
+            <w:r>
+              <w:rPr>
+                <w:color w:val="1E1E1E"/>
+                <w:sz w:val="17"/>
+              </w:rPr>
+              <w:t>8</w:t>
+            </w:r>
+          </w:p>
+        </w:tc>
+        <w:tc>
+          <w:tcPr>
+            <w:tcW w:type="dxa" w:w="2592"/>
+            <w:shd w:fill="F7F9FB"/>
+            <w:tcMar>
+              <w:top w:w="70" w:type="dxa"/>
+              <w:bottom w:w="70" w:type="dxa"/>
+              <w:left w:w="70" w:type="dxa"/>
+              <w:right w:w="70" w:type="dxa"/>
+            </w:tcMar>
+          </w:tcPr>
+          <w:p>
+            <w:r>
+              <w:rPr>
+                <w:color w:val="1E1E1E"/>
+                <w:sz w:val="17"/>
+              </w:rPr>
+              <w:t>KaTeX</w:t>
+            </w:r>
+          </w:p>
+        </w:tc>
+        <w:tc>
+          <w:tcPr>
+            <w:tcW w:type="dxa" w:w="1296"/>
+            <w:shd w:fill="F7F9FB"/>
+            <w:tcMar>
+              <w:top w:w="70" w:type="dxa"/>
+              <w:bottom w:w="70" w:type="dxa"/>
+              <w:left w:w="70" w:type="dxa"/>
+              <w:right w:w="70" w:type="dxa"/>
+            </w:tcMar>
+          </w:tcPr>
+          <w:p>
+            <w:pPr>
+              <w:jc w:val="center"/>
+            </w:pPr>
+            <w:r>
+              <w:rPr>
+                <w:color w:val="1E1E1E"/>
+                <w:sz w:val="17"/>
+              </w:rPr>
+              <w:t>0.18.7</w:t>
+            </w:r>
+          </w:p>
+        </w:tc>
+        <w:tc>
+          <w:tcPr>
+            <w:tcW w:type="dxa" w:w="1440"/>
+            <w:shd w:fill="F7F9FB"/>
+            <w:tcMar>
+              <w:top w:w="70" w:type="dxa"/>
+              <w:bottom w:w="70" w:type="dxa"/>
+              <w:left w:w="70" w:type="dxa"/>
+              <w:right w:w="70" w:type="dxa"/>
+            </w:tcMar>
+          </w:tcPr>
+          <w:p>
+            <w:pPr>
+              <w:jc w:val="center"/>
+            </w:pPr>
+            <w:r>
+              <w:rPr>
+                <w:color w:val="1E1E1E"/>
+                <w:sz w:val="17"/>
+              </w:rPr>
+              <w:t>MIT</w:t>
+            </w:r>
+          </w:p>
+        </w:tc>
+        <w:tc>
+          <w:tcPr>
+            <w:tcW w:type="dxa" w:w="4176"/>
+            <w:shd w:fill="F7F9FB"/>
+            <w:tcMar>
+              <w:top w:w="70" w:type="dxa"/>
+              <w:bottom w:w="70" w:type="dxa"/>
+              <w:left w:w="70" w:type="dxa"/>
+              <w:right w:w="70" w:type="dxa"/>
+            </w:tcMar>
+          </w:tcPr>
+          <w:p>
+            <w:r>
+              <w:rPr>
+                <w:color w:val="1E1E1E"/>
+                <w:sz w:val="17"/>
+              </w:rPr>
+              <w:t>Kết xuất các công thức Toán học, phương trình Hóa học và ký hiệu Vật lý chuẩn LaTeX SGK.</w:t>
+            </w:r>
+          </w:p>
+        </w:tc>
+      </w:tr>
+      <w:tr>
+        <w:tc>
+          <w:tcPr>
+            <w:tcW w:type="dxa" w:w="576"/>
+            <w:shd w:fill="FFFFFF"/>
+            <w:tcMar>
+              <w:top w:w="70" w:type="dxa"/>
+              <w:bottom w:w="70" w:type="dxa"/>
+              <w:left w:w="70" w:type="dxa"/>
+              <w:right w:w="70" w:type="dxa"/>
+            </w:tcMar>
+          </w:tcPr>
+          <w:p>
+            <w:pPr>
+              <w:jc w:val="center"/>
+            </w:pPr>
+            <w:r>
+              <w:rPr>
+                <w:color w:val="1E1E1E"/>
+                <w:sz w:val="17"/>
+              </w:rPr>
+              <w:t>9</w:t>
+            </w:r>
+          </w:p>
+        </w:tc>
+        <w:tc>
+          <w:tcPr>
+            <w:tcW w:type="dxa" w:w="2592"/>
+            <w:shd w:fill="FFFFFF"/>
+            <w:tcMar>
+              <w:top w:w="70" w:type="dxa"/>
+              <w:bottom w:w="70" w:type="dxa"/>
+              <w:left w:w="70" w:type="dxa"/>
+              <w:right w:w="70" w:type="dxa"/>
+            </w:tcMar>
+          </w:tcPr>
+          <w:p>
+            <w:r>
+              <w:rPr>
+                <w:color w:val="1E1E1E"/>
+                <w:sz w:val="17"/>
+              </w:rPr>
+              <w:t>Mathjs</w:t>
+            </w:r>
+          </w:p>
+        </w:tc>
+        <w:tc>
+          <w:tcPr>
+            <w:tcW w:type="dxa" w:w="1296"/>
+            <w:shd w:fill="FFFFFF"/>
+            <w:tcMar>
+              <w:top w:w="70" w:type="dxa"/>
+              <w:bottom w:w="70" w:type="dxa"/>
+              <w:left w:w="70" w:type="dxa"/>
+              <w:right w:w="70" w:type="dxa"/>
+            </w:tcMar>
+          </w:tcPr>
+          <w:p>
+            <w:pPr>
+              <w:jc w:val="center"/>
+            </w:pPr>
+            <w:r>
+              <w:rPr>
+                <w:color w:val="1E1E1E"/>
+                <w:sz w:val="17"/>
+              </w:rPr>
+              <w:t>15.2.0</w:t>
+            </w:r>
+          </w:p>
+        </w:tc>
+        <w:tc>
+          <w:tcPr>
+            <w:tcW w:type="dxa" w:w="1440"/>
+            <w:shd w:fill="FFFFFF"/>
+            <w:tcMar>
+              <w:top w:w="70" w:type="dxa"/>
+              <w:bottom w:w="70" w:type="dxa"/>
+              <w:left w:w="70" w:type="dxa"/>
+              <w:right w:w="70" w:type="dxa"/>
+            </w:tcMar>
+          </w:tcPr>
+          <w:p>
+            <w:pPr>
+              <w:jc w:val="center"/>
+            </w:pPr>
+            <w:r>
+              <w:rPr>
+                <w:color w:val="1E1E1E"/>
+                <w:sz w:val="17"/>
+              </w:rPr>
+              <w:t>Apache 2.0</w:t>
+            </w:r>
+          </w:p>
+        </w:tc>
+        <w:tc>
+          <w:tcPr>
+            <w:tcW w:type="dxa" w:w="4176"/>
+            <w:shd w:fill="FFFFFF"/>
+            <w:tcMar>
+              <w:top w:w="70" w:type="dxa"/>
+              <w:bottom w:w="70" w:type="dxa"/>
+              <w:left w:w="70" w:type="dxa"/>
+              <w:right w:w="70" w:type="dxa"/>
+            </w:tcMar>
+          </w:tcPr>
+          <w:p>
+            <w:r>
+              <w:rPr>
+                <w:color w:val="1E1E1E"/>
+                <w:sz w:val="17"/>
+              </w:rPr>
+              <w:t>Thư viện tính toán đại số máy tính, ma trận không gian và hình học giải tích.</w:t>
+            </w:r>
+          </w:p>
+        </w:tc>
+      </w:tr>
+      <w:tr>
+        <w:tc>
+          <w:tcPr>
+            <w:tcW w:type="dxa" w:w="576"/>
+            <w:shd w:fill="F7F9FB"/>
+            <w:tcMar>
+              <w:top w:w="70" w:type="dxa"/>
+              <w:bottom w:w="70" w:type="dxa"/>
+              <w:left w:w="70" w:type="dxa"/>
+              <w:right w:w="70" w:type="dxa"/>
+            </w:tcMar>
+          </w:tcPr>
+          <w:p>
+            <w:pPr>
+              <w:jc w:val="center"/>
+            </w:pPr>
+            <w:r>
+              <w:rPr>
+                <w:color w:val="1E1E1E"/>
+                <w:sz w:val="17"/>
+              </w:rPr>
+              <w:t>10</w:t>
+            </w:r>
+          </w:p>
+        </w:tc>
+        <w:tc>
+          <w:tcPr>
+            <w:tcW w:type="dxa" w:w="2592"/>
+            <w:shd w:fill="F7F9FB"/>
+            <w:tcMar>
+              <w:top w:w="70" w:type="dxa"/>
+              <w:bottom w:w="70" w:type="dxa"/>
+              <w:left w:w="70" w:type="dxa"/>
+              <w:right w:w="70" w:type="dxa"/>
+            </w:tcMar>
+          </w:tcPr>
+          <w:p>
+            <w:r>
+              <w:rPr>
+                <w:color w:val="1E1E1E"/>
+                <w:sz w:val="17"/>
+              </w:rPr>
+              <w:t>Tailwind CSS</w:t>
+            </w:r>
+          </w:p>
+        </w:tc>
+        <w:tc>
+          <w:tcPr>
+            <w:tcW w:type="dxa" w:w="1296"/>
+            <w:shd w:fill="F7F9FB"/>
+            <w:tcMar>
+              <w:top w:w="70" w:type="dxa"/>
+              <w:bottom w:w="70" w:type="dxa"/>
+              <w:left w:w="70" w:type="dxa"/>
+              <w:right w:w="70" w:type="dxa"/>
+            </w:tcMar>
+          </w:tcPr>
+          <w:p>
+            <w:pPr>
+              <w:jc w:val="center"/>
+            </w:pPr>
+            <w:r>
+              <w:rPr>
+                <w:color w:val="1E1E1E"/>
+                <w:sz w:val="17"/>
+              </w:rPr>
+              <w:t>4.0.0</w:t>
+            </w:r>
+          </w:p>
+        </w:tc>
+        <w:tc>
+          <w:tcPr>
+            <w:tcW w:type="dxa" w:w="1440"/>
+            <w:shd w:fill="F7F9FB"/>
+            <w:tcMar>
+              <w:top w:w="70" w:type="dxa"/>
+              <w:bottom w:w="70" w:type="dxa"/>
+              <w:left w:w="70" w:type="dxa"/>
+              <w:right w:w="70" w:type="dxa"/>
+            </w:tcMar>
+          </w:tcPr>
+          <w:p>
+            <w:pPr>
+              <w:jc w:val="center"/>
+            </w:pPr>
+            <w:r>
+              <w:rPr>
+                <w:color w:val="1E1E1E"/>
+                <w:sz w:val="17"/>
+              </w:rPr>
+              <w:t>MIT</w:t>
+            </w:r>
+          </w:p>
+        </w:tc>
+        <w:tc>
+          <w:tcPr>
+            <w:tcW w:type="dxa" w:w="4176"/>
+            <w:shd w:fill="F7F9FB"/>
+            <w:tcMar>
+              <w:top w:w="70" w:type="dxa"/>
+              <w:bottom w:w="70" w:type="dxa"/>
+              <w:left w:w="70" w:type="dxa"/>
+              <w:right w:w="70" w:type="dxa"/>
+            </w:tcMar>
+          </w:tcPr>
+          <w:p>
+            <w:r>
+              <w:rPr>
+                <w:color w:val="1E1E1E"/>
+                <w:sz w:val="17"/>
+              </w:rPr>
+              <w:t>Hệ thống thiết kế giao diện hiện đại phong cách phòng lab khoa học, responsive đa thiết bị.</w:t>
+            </w:r>
+          </w:p>
+        </w:tc>
+      </w:tr>
+      <w:tr>
+        <w:tc>
+          <w:tcPr>
+            <w:tcW w:type="dxa" w:w="576"/>
+            <w:shd w:fill="FFFFFF"/>
+            <w:tcMar>
+              <w:top w:w="70" w:type="dxa"/>
+              <w:bottom w:w="70" w:type="dxa"/>
+              <w:left w:w="70" w:type="dxa"/>
+              <w:right w:w="70" w:type="dxa"/>
+            </w:tcMar>
+          </w:tcPr>
+          <w:p>
+            <w:pPr>
+              <w:jc w:val="center"/>
+            </w:pPr>
+            <w:r>
+              <w:rPr>
+                <w:color w:val="1E1E1E"/>
+                <w:sz w:val="17"/>
+              </w:rPr>
+              <w:t>11</w:t>
+            </w:r>
+          </w:p>
+        </w:tc>
+        <w:tc>
+          <w:tcPr>
+            <w:tcW w:type="dxa" w:w="2592"/>
+            <w:shd w:fill="FFFFFF"/>
+            <w:tcMar>
+              <w:top w:w="70" w:type="dxa"/>
+              <w:bottom w:w="70" w:type="dxa"/>
+              <w:left w:w="70" w:type="dxa"/>
+              <w:right w:w="70" w:type="dxa"/>
+            </w:tcMar>
+          </w:tcPr>
+          <w:p>
+            <w:r>
+              <w:rPr>
+                <w:color w:val="1E1E1E"/>
+                <w:sz w:val="17"/>
+              </w:rPr>
+              <w:t>Framer Motion</w:t>
+            </w:r>
+          </w:p>
+        </w:tc>
+        <w:tc>
+          <w:tcPr>
+            <w:tcW w:type="dxa" w:w="1296"/>
+            <w:shd w:fill="FFFFFF"/>
+            <w:tcMar>
+              <w:top w:w="70" w:type="dxa"/>
+              <w:bottom w:w="70" w:type="dxa"/>
+              <w:left w:w="70" w:type="dxa"/>
+              <w:right w:w="70" w:type="dxa"/>
+            </w:tcMar>
+          </w:tcPr>
+          <w:p>
+            <w:pPr>
+              <w:jc w:val="center"/>
+            </w:pPr>
+            <w:r>
+              <w:rPr>
+                <w:color w:val="1E1E1E"/>
+                <w:sz w:val="17"/>
+              </w:rPr>
+              <w:t>12.39.0</w:t>
+            </w:r>
+          </w:p>
+        </w:tc>
+        <w:tc>
+          <w:tcPr>
+            <w:tcW w:type="dxa" w:w="1440"/>
+            <w:shd w:fill="FFFFFF"/>
+            <w:tcMar>
+              <w:top w:w="70" w:type="dxa"/>
+              <w:bottom w:w="70" w:type="dxa"/>
+              <w:left w:w="70" w:type="dxa"/>
+              <w:right w:w="70" w:type="dxa"/>
+            </w:tcMar>
+          </w:tcPr>
+          <w:p>
+            <w:pPr>
+              <w:jc w:val="center"/>
+            </w:pPr>
+            <w:r>
+              <w:rPr>
+                <w:color w:val="1E1E1E"/>
+                <w:sz w:val="17"/>
+              </w:rPr>
+              <w:t>MIT</w:t>
+            </w:r>
+          </w:p>
+        </w:tc>
+        <w:tc>
+          <w:tcPr>
+            <w:tcW w:type="dxa" w:w="4176"/>
+            <w:shd w:fill="FFFFFF"/>
+            <w:tcMar>
+              <w:top w:w="70" w:type="dxa"/>
+              <w:bottom w:w="70" w:type="dxa"/>
+              <w:left w:w="70" w:type="dxa"/>
+              <w:right w:w="70" w:type="dxa"/>
+            </w:tcMar>
+          </w:tcPr>
+          <w:p>
+            <w:r>
+              <w:rPr>
+                <w:color w:val="1E1E1E"/>
+                <w:sz w:val="17"/>
+              </w:rPr>
+              <w:t>Tạo các hiệu ứng vi chuyển động (micro-animations), chuyển trang mượt mà, popup cửa sổ.</w:t>
+            </w:r>
+          </w:p>
+        </w:tc>
+      </w:tr>
+      <w:tr>
+        <w:tc>
+          <w:tcPr>
+            <w:tcW w:type="dxa" w:w="576"/>
+            <w:shd w:fill="F7F9FB"/>
+            <w:tcMar>
+              <w:top w:w="70" w:type="dxa"/>
+              <w:bottom w:w="70" w:type="dxa"/>
+              <w:left w:w="70" w:type="dxa"/>
+              <w:right w:w="70" w:type="dxa"/>
+            </w:tcMar>
+          </w:tcPr>
+          <w:p>
+            <w:pPr>
+              <w:jc w:val="center"/>
+            </w:pPr>
+            <w:r>
+              <w:rPr>
+                <w:color w:val="1E1E1E"/>
+                <w:sz w:val="17"/>
+              </w:rPr>
+              <w:t>12</w:t>
+            </w:r>
+          </w:p>
+        </w:tc>
+        <w:tc>
+          <w:tcPr>
+            <w:tcW w:type="dxa" w:w="2592"/>
+            <w:shd w:fill="F7F9FB"/>
+            <w:tcMar>
+              <w:top w:w="70" w:type="dxa"/>
+              <w:bottom w:w="70" w:type="dxa"/>
+              <w:left w:w="70" w:type="dxa"/>
+              <w:right w:w="70" w:type="dxa"/>
+            </w:tcMar>
+          </w:tcPr>
+          <w:p>
+            <w:r>
+              <w:rPr>
+                <w:color w:val="1E1E1E"/>
+                <w:sz w:val="17"/>
+              </w:rPr>
+              <w:t>Lucide React</w:t>
+            </w:r>
+          </w:p>
+        </w:tc>
+        <w:tc>
+          <w:tcPr>
+            <w:tcW w:type="dxa" w:w="1296"/>
+            <w:shd w:fill="F7F9FB"/>
+            <w:tcMar>
+              <w:top w:w="70" w:type="dxa"/>
+              <w:bottom w:w="70" w:type="dxa"/>
+              <w:left w:w="70" w:type="dxa"/>
+              <w:right w:w="70" w:type="dxa"/>
+            </w:tcMar>
+          </w:tcPr>
+          <w:p>
+            <w:pPr>
+              <w:jc w:val="center"/>
+            </w:pPr>
+            <w:r>
+              <w:rPr>
+                <w:color w:val="1E1E1E"/>
+                <w:sz w:val="17"/>
+              </w:rPr>
+              <w:t>1.16.0</w:t>
+            </w:r>
+          </w:p>
+        </w:tc>
+        <w:tc>
+          <w:tcPr>
+            <w:tcW w:type="dxa" w:w="1440"/>
+            <w:shd w:fill="F7F9FB"/>
+            <w:tcMar>
+              <w:top w:w="70" w:type="dxa"/>
+              <w:bottom w:w="70" w:type="dxa"/>
+              <w:left w:w="70" w:type="dxa"/>
+              <w:right w:w="70" w:type="dxa"/>
+            </w:tcMar>
+          </w:tcPr>
+          <w:p>
+            <w:pPr>
+              <w:jc w:val="center"/>
+            </w:pPr>
+            <w:r>
+              <w:rPr>
+                <w:color w:val="1E1E1E"/>
+                <w:sz w:val="17"/>
+              </w:rPr>
+              <w:t>ISC</w:t>
+            </w:r>
+          </w:p>
+        </w:tc>
+        <w:tc>
+          <w:tcPr>
+            <w:tcW w:type="dxa" w:w="4176"/>
+            <w:shd w:fill="F7F9FB"/>
+            <w:tcMar>
+              <w:top w:w="70" w:type="dxa"/>
+              <w:bottom w:w="70" w:type="dxa"/>
+              <w:left w:w="70" w:type="dxa"/>
+              <w:right w:w="70" w:type="dxa"/>
+            </w:tcMar>
+          </w:tcPr>
+          <w:p>
+            <w:r>
+              <w:rPr>
+                <w:color w:val="1E1E1E"/>
+                <w:sz w:val="17"/>
+              </w:rPr>
+              <w:t>Bộ biểu tượng đồ họa khoa học, giáo dục sắc nét cho thanh điều hướng và các nút thao tác.</w:t>
+            </w:r>
+          </w:p>
+        </w:tc>
+      </w:tr>
+      <w:tr>
+        <w:tc>
+          <w:tcPr>
+            <w:tcW w:type="dxa" w:w="576"/>
+            <w:shd w:fill="FFFFFF"/>
+            <w:tcMar>
+              <w:top w:w="70" w:type="dxa"/>
+              <w:bottom w:w="70" w:type="dxa"/>
+              <w:left w:w="70" w:type="dxa"/>
+              <w:right w:w="70" w:type="dxa"/>
+            </w:tcMar>
+          </w:tcPr>
+          <w:p>
+            <w:pPr>
+              <w:jc w:val="center"/>
+            </w:pPr>
+            <w:r>
+              <w:rPr>
+                <w:color w:val="1E1E1E"/>
+                <w:sz w:val="17"/>
+              </w:rPr>
+              <w:t>13</w:t>
+            </w:r>
+          </w:p>
+        </w:tc>
+        <w:tc>
+          <w:tcPr>
+            <w:tcW w:type="dxa" w:w="2592"/>
+            <w:shd w:fill="FFFFFF"/>
+            <w:tcMar>
+              <w:top w:w="70" w:type="dxa"/>
+              <w:bottom w:w="70" w:type="dxa"/>
+              <w:left w:w="70" w:type="dxa"/>
+              <w:right w:w="70" w:type="dxa"/>
+            </w:tcMar>
+          </w:tcPr>
+          <w:p>
+            <w:r>
+              <w:rPr>
+                <w:color w:val="1E1E1E"/>
+                <w:sz w:val="17"/>
+              </w:rPr>
+              <w:t>Firebase &amp; Firebase-Admin</w:t>
+            </w:r>
+          </w:p>
+        </w:tc>
+        <w:tc>
+          <w:tcPr>
+            <w:tcW w:type="dxa" w:w="1296"/>
+            <w:shd w:fill="FFFFFF"/>
+            <w:tcMar>
+              <w:top w:w="70" w:type="dxa"/>
+              <w:bottom w:w="70" w:type="dxa"/>
+              <w:left w:w="70" w:type="dxa"/>
+              <w:right w:w="70" w:type="dxa"/>
+            </w:tcMar>
+          </w:tcPr>
+          <w:p>
+            <w:pPr>
+              <w:jc w:val="center"/>
+            </w:pPr>
+            <w:r>
+              <w:rPr>
+                <w:color w:val="1E1E1E"/>
+                <w:sz w:val="17"/>
+              </w:rPr>
+              <w:t>12.13.0 / 14.1.0</w:t>
+            </w:r>
+          </w:p>
+        </w:tc>
+        <w:tc>
+          <w:tcPr>
+            <w:tcW w:type="dxa" w:w="1440"/>
+            <w:shd w:fill="FFFFFF"/>
+            <w:tcMar>
+              <w:top w:w="70" w:type="dxa"/>
+              <w:bottom w:w="70" w:type="dxa"/>
+              <w:left w:w="70" w:type="dxa"/>
+              <w:right w:w="70" w:type="dxa"/>
+            </w:tcMar>
+          </w:tcPr>
+          <w:p>
+            <w:pPr>
+              <w:jc w:val="center"/>
+            </w:pPr>
+            <w:r>
+              <w:rPr>
+                <w:color w:val="1E1E1E"/>
+                <w:sz w:val="17"/>
+              </w:rPr>
+              <w:t>Apache 2.0</w:t>
+            </w:r>
+          </w:p>
+        </w:tc>
+        <w:tc>
+          <w:tcPr>
+            <w:tcW w:type="dxa" w:w="4176"/>
+            <w:shd w:fill="FFFFFF"/>
+            <w:tcMar>
+              <w:top w:w="70" w:type="dxa"/>
+              <w:bottom w:w="70" w:type="dxa"/>
+              <w:left w:w="70" w:type="dxa"/>
+              <w:right w:w="70" w:type="dxa"/>
+            </w:tcMar>
+          </w:tcPr>
+          <w:p>
+            <w:r>
+              <w:rPr>
+                <w:color w:val="1E1E1E"/>
+                <w:sz w:val="17"/>
+              </w:rPr>
+              <w:t>SDK kết nối Firestore thời gian thực và quản trị phân quyền người dùng phía server.</w:t>
+            </w:r>
+          </w:p>
+        </w:tc>
+      </w:tr>
+      <w:tr>
+        <w:tc>
+          <w:tcPr>
+            <w:tcW w:type="dxa" w:w="576"/>
+            <w:shd w:fill="F7F9FB"/>
+            <w:tcMar>
+              <w:top w:w="70" w:type="dxa"/>
+              <w:bottom w:w="70" w:type="dxa"/>
+              <w:left w:w="70" w:type="dxa"/>
+              <w:right w:w="70" w:type="dxa"/>
+            </w:tcMar>
+          </w:tcPr>
+          <w:p>
+            <w:pPr>
+              <w:jc w:val="center"/>
+            </w:pPr>
+            <w:r>
+              <w:rPr>
+                <w:color w:val="1E1E1E"/>
+                <w:sz w:val="17"/>
+              </w:rPr>
+              <w:t>14</w:t>
+            </w:r>
+          </w:p>
+        </w:tc>
+        <w:tc>
+          <w:tcPr>
+            <w:tcW w:type="dxa" w:w="2592"/>
+            <w:shd w:fill="F7F9FB"/>
+            <w:tcMar>
+              <w:top w:w="70" w:type="dxa"/>
+              <w:bottom w:w="70" w:type="dxa"/>
+              <w:left w:w="70" w:type="dxa"/>
+              <w:right w:w="70" w:type="dxa"/>
+            </w:tcMar>
+          </w:tcPr>
+          <w:p>
+            <w:r>
+              <w:rPr>
+                <w:color w:val="1E1E1E"/>
+                <w:sz w:val="17"/>
+              </w:rPr>
+              <w:t>Zustand</w:t>
+            </w:r>
+          </w:p>
+        </w:tc>
+        <w:tc>
+          <w:tcPr>
+            <w:tcW w:type="dxa" w:w="1296"/>
+            <w:shd w:fill="F7F9FB"/>
+            <w:tcMar>
+              <w:top w:w="70" w:type="dxa"/>
+              <w:bottom w:w="70" w:type="dxa"/>
+              <w:left w:w="70" w:type="dxa"/>
+              <w:right w:w="70" w:type="dxa"/>
+            </w:tcMar>
+          </w:tcPr>
+          <w:p>
+            <w:pPr>
+              <w:jc w:val="center"/>
+            </w:pPr>
+            <w:r>
+              <w:rPr>
+                <w:color w:val="1E1E1E"/>
+                <w:sz w:val="17"/>
+              </w:rPr>
+              <w:t>5.0.13</w:t>
+            </w:r>
+          </w:p>
+        </w:tc>
+        <w:tc>
+          <w:tcPr>
+            <w:tcW w:type="dxa" w:w="1440"/>
+            <w:shd w:fill="F7F9FB"/>
+            <w:tcMar>
+              <w:top w:w="70" w:type="dxa"/>
+              <w:bottom w:w="70" w:type="dxa"/>
+              <w:left w:w="70" w:type="dxa"/>
+              <w:right w:w="70" w:type="dxa"/>
+            </w:tcMar>
+          </w:tcPr>
+          <w:p>
+            <w:pPr>
+              <w:jc w:val="center"/>
+            </w:pPr>
+            <w:r>
+              <w:rPr>
+                <w:color w:val="1E1E1E"/>
+                <w:sz w:val="17"/>
+              </w:rPr>
+              <w:t>MIT</w:t>
+            </w:r>
+          </w:p>
+        </w:tc>
+        <w:tc>
+          <w:tcPr>
+            <w:tcW w:type="dxa" w:w="4176"/>
+            <w:shd w:fill="F7F9FB"/>
+            <w:tcMar>
+              <w:top w:w="70" w:type="dxa"/>
+              <w:bottom w:w="70" w:type="dxa"/>
+              <w:left w:w="70" w:type="dxa"/>
+              <w:right w:w="70" w:type="dxa"/>
+            </w:tcMar>
+          </w:tcPr>
+          <w:p>
+            <w:r>
+              <w:rPr>
+                <w:color w:val="1E1E1E"/>
+                <w:sz w:val="17"/>
+              </w:rPr>
+              <w:t>Quản lý trạng thái ứng dụng toàn cục (state management) nhẹ và siêu tốc cho Đấu trường 1v1.</w:t>
+            </w:r>
+          </w:p>
+        </w:tc>
+      </w:tr>
+      <w:tr>
+        <w:tc>
+          <w:tcPr>
+            <w:tcW w:type="dxa" w:w="576"/>
+            <w:shd w:fill="FFFFFF"/>
+            <w:tcMar>
+              <w:top w:w="70" w:type="dxa"/>
+              <w:bottom w:w="70" w:type="dxa"/>
+              <w:left w:w="70" w:type="dxa"/>
+              <w:right w:w="70" w:type="dxa"/>
+            </w:tcMar>
+          </w:tcPr>
+          <w:p>
+            <w:pPr>
+              <w:jc w:val="center"/>
+            </w:pPr>
+            <w:r>
+              <w:rPr>
+                <w:color w:val="1E1E1E"/>
+                <w:sz w:val="17"/>
+              </w:rPr>
+              <w:t>15</w:t>
+            </w:r>
+          </w:p>
+        </w:tc>
+        <w:tc>
+          <w:tcPr>
+            <w:tcW w:type="dxa" w:w="2592"/>
+            <w:shd w:fill="FFFFFF"/>
+            <w:tcMar>
+              <w:top w:w="70" w:type="dxa"/>
+              <w:bottom w:w="70" w:type="dxa"/>
+              <w:left w:w="70" w:type="dxa"/>
+              <w:right w:w="70" w:type="dxa"/>
+            </w:tcMar>
+          </w:tcPr>
+          <w:p>
+            <w:r>
+              <w:rPr>
+                <w:color w:val="1E1E1E"/>
+                <w:sz w:val="17"/>
+              </w:rPr>
+              <w:t>Leva</w:t>
+            </w:r>
+          </w:p>
+        </w:tc>
+        <w:tc>
+          <w:tcPr>
+            <w:tcW w:type="dxa" w:w="1296"/>
+            <w:shd w:fill="FFFFFF"/>
+            <w:tcMar>
+              <w:top w:w="70" w:type="dxa"/>
+              <w:bottom w:w="70" w:type="dxa"/>
+              <w:left w:w="70" w:type="dxa"/>
+              <w:right w:w="70" w:type="dxa"/>
+            </w:tcMar>
+          </w:tcPr>
+          <w:p>
+            <w:pPr>
+              <w:jc w:val="center"/>
+            </w:pPr>
+            <w:r>
+              <w:rPr>
+                <w:color w:val="1E1E1E"/>
+                <w:sz w:val="17"/>
+              </w:rPr>
+              <w:t>0.10.1</w:t>
+            </w:r>
+          </w:p>
+        </w:tc>
+        <w:tc>
+          <w:tcPr>
+            <w:tcW w:type="dxa" w:w="1440"/>
+            <w:shd w:fill="FFFFFF"/>
+            <w:tcMar>
+              <w:top w:w="70" w:type="dxa"/>
+              <w:bottom w:w="70" w:type="dxa"/>
+              <w:left w:w="70" w:type="dxa"/>
+              <w:right w:w="70" w:type="dxa"/>
+            </w:tcMar>
+          </w:tcPr>
+          <w:p>
+            <w:pPr>
+              <w:jc w:val="center"/>
+            </w:pPr>
+            <w:r>
+              <w:rPr>
+                <w:color w:val="1E1E1E"/>
+                <w:sz w:val="17"/>
+              </w:rPr>
+              <w:t>MIT</w:t>
+            </w:r>
+          </w:p>
+        </w:tc>
+        <w:tc>
+          <w:tcPr>
+            <w:tcW w:type="dxa" w:w="4176"/>
+            <w:shd w:fill="FFFFFF"/>
+            <w:tcMar>
+              <w:top w:w="70" w:type="dxa"/>
+              <w:bottom w:w="70" w:type="dxa"/>
+              <w:left w:w="70" w:type="dxa"/>
+              <w:right w:w="70" w:type="dxa"/>
+            </w:tcMar>
+          </w:tcPr>
+          <w:p>
+            <w:r>
+              <w:rPr>
+                <w:color w:val="1E1E1E"/>
+                <w:sz w:val="17"/>
+              </w:rPr>
+              <w:t>Bảng điều khiển GUI tùy biến tham số hình học và thông số thí nghiệm 3D theo thời gian thực.</w:t>
+            </w:r>
+          </w:p>
+        </w:tc>
+      </w:tr>
+      <w:tr>
+        <w:tc>
+          <w:tcPr>
+            <w:tcW w:type="dxa" w:w="576"/>
+            <w:shd w:fill="F7F9FB"/>
+            <w:tcMar>
+              <w:top w:w="70" w:type="dxa"/>
+              <w:bottom w:w="70" w:type="dxa"/>
+              <w:left w:w="70" w:type="dxa"/>
+              <w:right w:w="70" w:type="dxa"/>
+            </w:tcMar>
+          </w:tcPr>
+          <w:p>
+            <w:pPr>
+              <w:jc w:val="center"/>
+            </w:pPr>
+            <w:r>
+              <w:rPr>
+                <w:color w:val="1E1E1E"/>
+                <w:sz w:val="17"/>
+              </w:rPr>
+              <w:t>16</w:t>
+            </w:r>
+          </w:p>
+        </w:tc>
+        <w:tc>
+          <w:tcPr>
+            <w:tcW w:type="dxa" w:w="2592"/>
+            <w:shd w:fill="F7F9FB"/>
+            <w:tcMar>
+              <w:top w:w="70" w:type="dxa"/>
+              <w:bottom w:w="70" w:type="dxa"/>
+              <w:left w:w="70" w:type="dxa"/>
+              <w:right w:w="70" w:type="dxa"/>
+            </w:tcMar>
+          </w:tcPr>
+          <w:p>
+            <w:r>
+              <w:rPr>
+                <w:color w:val="1E1E1E"/>
+                <w:sz w:val="17"/>
+              </w:rPr>
+              <w:t>Canvas-confetti</w:t>
+            </w:r>
+          </w:p>
+        </w:tc>
+        <w:tc>
+          <w:tcPr>
+            <w:tcW w:type="dxa" w:w="1296"/>
+            <w:shd w:fill="F7F9FB"/>
+            <w:tcMar>
+              <w:top w:w="70" w:type="dxa"/>
+              <w:bottom w:w="70" w:type="dxa"/>
+              <w:left w:w="70" w:type="dxa"/>
+              <w:right w:w="70" w:type="dxa"/>
+            </w:tcMar>
+          </w:tcPr>
+          <w:p>
+            <w:pPr>
+              <w:jc w:val="center"/>
+            </w:pPr>
+            <w:r>
+              <w:rPr>
+                <w:color w:val="1E1E1E"/>
+                <w:sz w:val="17"/>
+              </w:rPr>
+              <w:t>1.9.4</w:t>
+            </w:r>
+          </w:p>
+        </w:tc>
+        <w:tc>
+          <w:tcPr>
+            <w:tcW w:type="dxa" w:w="1440"/>
+            <w:shd w:fill="F7F9FB"/>
+            <w:tcMar>
+              <w:top w:w="70" w:type="dxa"/>
+              <w:bottom w:w="70" w:type="dxa"/>
+              <w:left w:w="70" w:type="dxa"/>
+              <w:right w:w="70" w:type="dxa"/>
+            </w:tcMar>
+          </w:tcPr>
+          <w:p>
+            <w:pPr>
+              <w:jc w:val="center"/>
+            </w:pPr>
+            <w:r>
+              <w:rPr>
+                <w:color w:val="1E1E1E"/>
+                <w:sz w:val="17"/>
+              </w:rPr>
+              <w:t>MIT</w:t>
+            </w:r>
+          </w:p>
+        </w:tc>
+        <w:tc>
+          <w:tcPr>
+            <w:tcW w:type="dxa" w:w="4176"/>
+            <w:shd w:fill="F7F9FB"/>
+            <w:tcMar>
+              <w:top w:w="70" w:type="dxa"/>
+              <w:bottom w:w="70" w:type="dxa"/>
+              <w:left w:w="70" w:type="dxa"/>
+              <w:right w:w="70" w:type="dxa"/>
+            </w:tcMar>
+          </w:tcPr>
+          <w:p>
+            <w:r>
+              <w:rPr>
+                <w:color w:val="1E1E1E"/>
+                <w:sz w:val="17"/>
+              </w:rPr>
+              <w:t>Hiệu ứng pháo hoa chúc mừng khi học sinh hoàn thành xuất sắc thí nghiệm hoặc thắng trận PvP.</w:t>
+            </w:r>
+          </w:p>
+        </w:tc>
+      </w:tr>
+      <w:tr>
+        <w:tc>
+          <w:tcPr>
+            <w:tcW w:type="dxa" w:w="576"/>
+            <w:shd w:fill="FFFFFF"/>
+            <w:tcMar>
+              <w:top w:w="70" w:type="dxa"/>
+              <w:bottom w:w="70" w:type="dxa"/>
+              <w:left w:w="70" w:type="dxa"/>
+              <w:right w:w="70" w:type="dxa"/>
+            </w:tcMar>
+          </w:tcPr>
+          <w:p>
+            <w:pPr>
+              <w:jc w:val="center"/>
+            </w:pPr>
+            <w:r>
+              <w:rPr>
+                <w:color w:val="1E1E1E"/>
+                <w:sz w:val="17"/>
+              </w:rPr>
+              <w:t>17</w:t>
+            </w:r>
+          </w:p>
+        </w:tc>
+        <w:tc>
+          <w:tcPr>
+            <w:tcW w:type="dxa" w:w="2592"/>
+            <w:shd w:fill="FFFFFF"/>
+            <w:tcMar>
+              <w:top w:w="70" w:type="dxa"/>
+              <w:bottom w:w="70" w:type="dxa"/>
+              <w:left w:w="70" w:type="dxa"/>
+              <w:right w:w="70" w:type="dxa"/>
+            </w:tcMar>
+          </w:tcPr>
+          <w:p>
+            <w:r>
+              <w:rPr>
+                <w:color w:val="1E1E1E"/>
+                <w:sz w:val="17"/>
+              </w:rPr>
+              <w:t>SheetJS (XLSX)</w:t>
+            </w:r>
+          </w:p>
+        </w:tc>
+        <w:tc>
+          <w:tcPr>
+            <w:tcW w:type="dxa" w:w="1296"/>
+            <w:shd w:fill="FFFFFF"/>
+            <w:tcMar>
+              <w:top w:w="70" w:type="dxa"/>
+              <w:bottom w:w="70" w:type="dxa"/>
+              <w:left w:w="70" w:type="dxa"/>
+              <w:right w:w="70" w:type="dxa"/>
+            </w:tcMar>
+          </w:tcPr>
+          <w:p>
+            <w:pPr>
+              <w:jc w:val="center"/>
+            </w:pPr>
+            <w:r>
+              <w:rPr>
+                <w:color w:val="1E1E1E"/>
+                <w:sz w:val="17"/>
+              </w:rPr>
+              <w:t>0.18.5</w:t>
+            </w:r>
+          </w:p>
+        </w:tc>
+        <w:tc>
+          <w:tcPr>
+            <w:tcW w:type="dxa" w:w="1440"/>
+            <w:shd w:fill="FFFFFF"/>
+            <w:tcMar>
+              <w:top w:w="70" w:type="dxa"/>
+              <w:bottom w:w="70" w:type="dxa"/>
+              <w:left w:w="70" w:type="dxa"/>
+              <w:right w:w="70" w:type="dxa"/>
+            </w:tcMar>
+          </w:tcPr>
+          <w:p>
+            <w:pPr>
+              <w:jc w:val="center"/>
+            </w:pPr>
+            <w:r>
+              <w:rPr>
+                <w:color w:val="1E1E1E"/>
+                <w:sz w:val="17"/>
+              </w:rPr>
+              <w:t>Apache 2.0</w:t>
+            </w:r>
+          </w:p>
+        </w:tc>
+        <w:tc>
+          <w:tcPr>
+            <w:tcW w:type="dxa" w:w="4176"/>
+            <w:shd w:fill="FFFFFF"/>
+            <w:tcMar>
+              <w:top w:w="70" w:type="dxa"/>
+              <w:bottom w:w="70" w:type="dxa"/>
+              <w:left w:w="70" w:type="dxa"/>
+              <w:right w:w="70" w:type="dxa"/>
+            </w:tcMar>
+          </w:tcPr>
+          <w:p>
+            <w:r>
+              <w:rPr>
+                <w:color w:val="1E1E1E"/>
+                <w:sz w:val="17"/>
+              </w:rPr>
+              <w:t>Xử lý nhập/xuất bảng dữ liệu Excel phục vụ quản trị ngân hàng câu hỏi đề thi trắc nghiệm.</w:t>
+            </w:r>
+          </w:p>
+        </w:tc>
+      </w:tr>
+      <w:tr>
+        <w:tc>
+          <w:tcPr>
+            <w:tcW w:type="dxa" w:w="576"/>
+            <w:shd w:fill="F7F9FB"/>
+            <w:tcMar>
+              <w:top w:w="70" w:type="dxa"/>
+              <w:bottom w:w="70" w:type="dxa"/>
+              <w:left w:w="70" w:type="dxa"/>
+              <w:right w:w="70" w:type="dxa"/>
+            </w:tcMar>
+          </w:tcPr>
+          <w:p>
+            <w:pPr>
+              <w:jc w:val="center"/>
+            </w:pPr>
+            <w:r>
+              <w:rPr>
+                <w:color w:val="1E1E1E"/>
+                <w:sz w:val="17"/>
+              </w:rPr>
+              <w:t>18</w:t>
+            </w:r>
+          </w:p>
+        </w:tc>
+        <w:tc>
+          <w:tcPr>
+            <w:tcW w:type="dxa" w:w="2592"/>
+            <w:shd w:fill="F7F9FB"/>
+            <w:tcMar>
+              <w:top w:w="70" w:type="dxa"/>
+              <w:bottom w:w="70" w:type="dxa"/>
+              <w:left w:w="70" w:type="dxa"/>
+              <w:right w:w="70" w:type="dxa"/>
+            </w:tcMar>
+          </w:tcPr>
+          <w:p>
+            <w:r>
+              <w:rPr>
+                <w:color w:val="1E1E1E"/>
+                <w:sz w:val="17"/>
+              </w:rPr>
+              <w:t>Html2canvas-pro</w:t>
+            </w:r>
+          </w:p>
+        </w:tc>
+        <w:tc>
+          <w:tcPr>
+            <w:tcW w:type="dxa" w:w="1296"/>
+            <w:shd w:fill="F7F9FB"/>
+            <w:tcMar>
+              <w:top w:w="70" w:type="dxa"/>
+              <w:bottom w:w="70" w:type="dxa"/>
+              <w:left w:w="70" w:type="dxa"/>
+              <w:right w:w="70" w:type="dxa"/>
+            </w:tcMar>
+          </w:tcPr>
+          <w:p>
+            <w:pPr>
+              <w:jc w:val="center"/>
+            </w:pPr>
+            <w:r>
+              <w:rPr>
+                <w:color w:val="1E1E1E"/>
+                <w:sz w:val="17"/>
+              </w:rPr>
+              <w:t>2.0.4</w:t>
+            </w:r>
+          </w:p>
+        </w:tc>
+        <w:tc>
+          <w:tcPr>
+            <w:tcW w:type="dxa" w:w="1440"/>
+            <w:shd w:fill="F7F9FB"/>
+            <w:tcMar>
+              <w:top w:w="70" w:type="dxa"/>
+              <w:bottom w:w="70" w:type="dxa"/>
+              <w:left w:w="70" w:type="dxa"/>
+              <w:right w:w="70" w:type="dxa"/>
+            </w:tcMar>
+          </w:tcPr>
+          <w:p>
+            <w:pPr>
+              <w:jc w:val="center"/>
+            </w:pPr>
+            <w:r>
+              <w:rPr>
+                <w:color w:val="1E1E1E"/>
+                <w:sz w:val="17"/>
+              </w:rPr>
+              <w:t>MIT</w:t>
+            </w:r>
+          </w:p>
+        </w:tc>
+        <w:tc>
+          <w:tcPr>
+            <w:tcW w:type="dxa" w:w="4176"/>
+            <w:shd w:fill="F7F9FB"/>
+            <w:tcMar>
+              <w:top w:w="70" w:type="dxa"/>
+              <w:bottom w:w="70" w:type="dxa"/>
+              <w:left w:w="70" w:type="dxa"/>
+              <w:right w:w="70" w:type="dxa"/>
+            </w:tcMar>
+          </w:tcPr>
+          <w:p>
+            <w:r>
+              <w:rPr>
+                <w:color w:val="1E1E1E"/>
+                <w:sz w:val="17"/>
+              </w:rPr>
+              <w:t>Chụp ảnh màn hình kết quả học tập để xuất Giấy chứng nhận hoàn thành khóa học cho học sinh.</w:t>
+            </w:r>
+          </w:p>
+        </w:tc>
+      </w:tr>
+      <w:tr>
+        <w:tc>
+          <w:tcPr>
+            <w:tcW w:type="dxa" w:w="576"/>
+            <w:shd w:fill="FFFFFF"/>
+            <w:tcMar>
+              <w:top w:w="70" w:type="dxa"/>
+              <w:bottom w:w="70" w:type="dxa"/>
+              <w:left w:w="70" w:type="dxa"/>
+              <w:right w:w="70" w:type="dxa"/>
+            </w:tcMar>
+          </w:tcPr>
+          <w:p>
+            <w:pPr>
+              <w:jc w:val="center"/>
+            </w:pPr>
+            <w:r>
+              <w:rPr>
+                <w:color w:val="1E1E1E"/>
+                <w:sz w:val="17"/>
+              </w:rPr>
+              <w:t>19</w:t>
+            </w:r>
+          </w:p>
+        </w:tc>
+        <w:tc>
+          <w:tcPr>
+            <w:tcW w:type="dxa" w:w="2592"/>
+            <w:shd w:fill="FFFFFF"/>
+            <w:tcMar>
+              <w:top w:w="70" w:type="dxa"/>
+              <w:bottom w:w="70" w:type="dxa"/>
+              <w:left w:w="70" w:type="dxa"/>
+              <w:right w:w="70" w:type="dxa"/>
+            </w:tcMar>
+          </w:tcPr>
+          <w:p>
+            <w:r>
+              <w:rPr>
+                <w:color w:val="1E1E1E"/>
+                <w:sz w:val="17"/>
+              </w:rPr>
+              <w:t>Nodemailer</w:t>
+            </w:r>
+          </w:p>
+        </w:tc>
+        <w:tc>
+          <w:tcPr>
+            <w:tcW w:type="dxa" w:w="1296"/>
+            <w:shd w:fill="FFFFFF"/>
+            <w:tcMar>
+              <w:top w:w="70" w:type="dxa"/>
+              <w:bottom w:w="70" w:type="dxa"/>
+              <w:left w:w="70" w:type="dxa"/>
+              <w:right w:w="70" w:type="dxa"/>
+            </w:tcMar>
+          </w:tcPr>
+          <w:p>
+            <w:pPr>
+              <w:jc w:val="center"/>
+            </w:pPr>
+            <w:r>
+              <w:rPr>
+                <w:color w:val="1E1E1E"/>
+                <w:sz w:val="17"/>
+              </w:rPr>
+              <w:t>9.0.5</w:t>
+            </w:r>
+          </w:p>
+        </w:tc>
+        <w:tc>
+          <w:tcPr>
+            <w:tcW w:type="dxa" w:w="1440"/>
+            <w:shd w:fill="FFFFFF"/>
+            <w:tcMar>
+              <w:top w:w="70" w:type="dxa"/>
+              <w:bottom w:w="70" w:type="dxa"/>
+              <w:left w:w="70" w:type="dxa"/>
+              <w:right w:w="70" w:type="dxa"/>
+            </w:tcMar>
+          </w:tcPr>
+          <w:p>
+            <w:pPr>
+              <w:jc w:val="center"/>
+            </w:pPr>
+            <w:r>
+              <w:rPr>
+                <w:color w:val="1E1E1E"/>
+                <w:sz w:val="17"/>
+              </w:rPr>
+              <w:t>MIT / EUPL</w:t>
+            </w:r>
+          </w:p>
+        </w:tc>
+        <w:tc>
+          <w:tcPr>
+            <w:tcW w:type="dxa" w:w="4176"/>
+            <w:shd w:fill="FFFFFF"/>
+            <w:tcMar>
+              <w:top w:w="70" w:type="dxa"/>
+              <w:bottom w:w="70" w:type="dxa"/>
+              <w:left w:w="70" w:type="dxa"/>
+              <w:right w:w="70" w:type="dxa"/>
+            </w:tcMar>
+          </w:tcPr>
+          <w:p>
+            <w:r>
+              <w:rPr>
+                <w:color w:val="1E1E1E"/>
+                <w:sz w:val="17"/>
+              </w:rPr>
+              <w:t>Module gửi email tự động chứa mã xác thực OTP phục vụ quy trình đăng ký bảo mật.</w:t>
+            </w:r>
+          </w:p>
+        </w:tc>
+      </w:tr>
+      <w:tr>
+        <w:tc>
+          <w:tcPr>
+            <w:tcW w:type="dxa" w:w="576"/>
+            <w:shd w:fill="F7F9FB"/>
+            <w:tcMar>
+              <w:top w:w="70" w:type="dxa"/>
+              <w:bottom w:w="70" w:type="dxa"/>
+              <w:left w:w="70" w:type="dxa"/>
+              <w:right w:w="70" w:type="dxa"/>
+            </w:tcMar>
+          </w:tcPr>
+          <w:p>
+            <w:pPr>
+              <w:jc w:val="center"/>
+            </w:pPr>
+            <w:r>
+              <w:rPr>
+                <w:color w:val="1E1E1E"/>
+                <w:sz w:val="17"/>
+              </w:rPr>
+              <w:t>20</w:t>
+            </w:r>
+          </w:p>
+        </w:tc>
+        <w:tc>
+          <w:tcPr>
+            <w:tcW w:type="dxa" w:w="2592"/>
+            <w:shd w:fill="F7F9FB"/>
+            <w:tcMar>
+              <w:top w:w="70" w:type="dxa"/>
+              <w:bottom w:w="70" w:type="dxa"/>
+              <w:left w:w="70" w:type="dxa"/>
+              <w:right w:w="70" w:type="dxa"/>
+            </w:tcMar>
+          </w:tcPr>
+          <w:p>
+            <w:r>
+              <w:rPr>
+                <w:color w:val="1E1E1E"/>
+                <w:sz w:val="17"/>
+              </w:rPr>
+              <w:t>Next-themes</w:t>
+            </w:r>
+          </w:p>
+        </w:tc>
+        <w:tc>
+          <w:tcPr>
+            <w:tcW w:type="dxa" w:w="1296"/>
+            <w:shd w:fill="F7F9FB"/>
+            <w:tcMar>
+              <w:top w:w="70" w:type="dxa"/>
+              <w:bottom w:w="70" w:type="dxa"/>
+              <w:left w:w="70" w:type="dxa"/>
+              <w:right w:w="70" w:type="dxa"/>
+            </w:tcMar>
+          </w:tcPr>
+          <w:p>
+            <w:pPr>
+              <w:jc w:val="center"/>
+            </w:pPr>
+            <w:r>
+              <w:rPr>
+                <w:color w:val="1E1E1E"/>
+                <w:sz w:val="17"/>
+              </w:rPr>
+              <w:t>0.4.6</w:t>
+            </w:r>
+          </w:p>
+        </w:tc>
+        <w:tc>
+          <w:tcPr>
+            <w:tcW w:type="dxa" w:w="1440"/>
+            <w:shd w:fill="F7F9FB"/>
+            <w:tcMar>
+              <w:top w:w="70" w:type="dxa"/>
+              <w:bottom w:w="70" w:type="dxa"/>
+              <w:left w:w="70" w:type="dxa"/>
+              <w:right w:w="70" w:type="dxa"/>
+            </w:tcMar>
+          </w:tcPr>
+          <w:p>
+            <w:pPr>
+              <w:jc w:val="center"/>
+            </w:pPr>
+            <w:r>
+              <w:rPr>
+                <w:color w:val="1E1E1E"/>
+                <w:sz w:val="17"/>
+              </w:rPr>
+              <w:t>MIT</w:t>
+            </w:r>
+          </w:p>
+        </w:tc>
+        <w:tc>
+          <w:tcPr>
+            <w:tcW w:type="dxa" w:w="4176"/>
+            <w:shd w:fill="F7F9FB"/>
+            <w:tcMar>
+              <w:top w:w="70" w:type="dxa"/>
+              <w:bottom w:w="70" w:type="dxa"/>
+              <w:left w:w="70" w:type="dxa"/>
+              <w:right w:w="70" w:type="dxa"/>
+            </w:tcMar>
+          </w:tcPr>
+          <w:p>
+            <w:r>
+              <w:rPr>
+                <w:color w:val="1E1E1E"/>
+                <w:sz w:val="17"/>
+              </w:rPr>
+              <w:t>Hỗ trợ chế độ giao diện sáng/tối (Dark/Light Mode) tối ưu hóa trải nghiệm thị giác học tập.</w:t>
+            </w:r>
+          </w:p>
+        </w:tc>
+      </w:tr>
+      <w:tr>
+        <w:tc>
+          <w:tcPr>
+            <w:tcW w:type="dxa" w:w="576"/>
+            <w:shd w:fill="FFFFFF"/>
+            <w:tcMar>
+              <w:top w:w="70" w:type="dxa"/>
+              <w:bottom w:w="70" w:type="dxa"/>
+              <w:left w:w="70" w:type="dxa"/>
+              <w:right w:w="70" w:type="dxa"/>
+            </w:tcMar>
+          </w:tcPr>
+          <w:p>
+            <w:pPr>
+              <w:jc w:val="center"/>
+            </w:pPr>
+            <w:r>
+              <w:rPr>
+                <w:color w:val="1E1E1E"/>
+                <w:sz w:val="17"/>
+              </w:rPr>
+              <w:t>21</w:t>
+            </w:r>
+          </w:p>
+        </w:tc>
+        <w:tc>
+          <w:tcPr>
+            <w:tcW w:type="dxa" w:w="2592"/>
+            <w:shd w:fill="FFFFFF"/>
+            <w:tcMar>
+              <w:top w:w="70" w:type="dxa"/>
+              <w:bottom w:w="70" w:type="dxa"/>
+              <w:left w:w="70" w:type="dxa"/>
+              <w:right w:w="70" w:type="dxa"/>
+            </w:tcMar>
+          </w:tcPr>
+          <w:p>
+            <w:r>
+              <w:rPr>
+                <w:color w:val="1E1E1E"/>
+                <w:sz w:val="17"/>
+              </w:rPr>
+              <w:t>Lodash</w:t>
+            </w:r>
+          </w:p>
+        </w:tc>
+        <w:tc>
+          <w:tcPr>
+            <w:tcW w:type="dxa" w:w="1296"/>
+            <w:shd w:fill="FFFFFF"/>
+            <w:tcMar>
+              <w:top w:w="70" w:type="dxa"/>
+              <w:bottom w:w="70" w:type="dxa"/>
+              <w:left w:w="70" w:type="dxa"/>
+              <w:right w:w="70" w:type="dxa"/>
+            </w:tcMar>
+          </w:tcPr>
+          <w:p>
+            <w:pPr>
+              <w:jc w:val="center"/>
+            </w:pPr>
+            <w:r>
+              <w:rPr>
+                <w:color w:val="1E1E1E"/>
+                <w:sz w:val="17"/>
+              </w:rPr>
+              <w:t>4.18.1</w:t>
+            </w:r>
+          </w:p>
+        </w:tc>
+        <w:tc>
+          <w:tcPr>
+            <w:tcW w:type="dxa" w:w="1440"/>
+            <w:shd w:fill="FFFFFF"/>
+            <w:tcMar>
+              <w:top w:w="70" w:type="dxa"/>
+              <w:bottom w:w="70" w:type="dxa"/>
+              <w:left w:w="70" w:type="dxa"/>
+              <w:right w:w="70" w:type="dxa"/>
+            </w:tcMar>
+          </w:tcPr>
+          <w:p>
+            <w:pPr>
+              <w:jc w:val="center"/>
+            </w:pPr>
+            <w:r>
+              <w:rPr>
+                <w:color w:val="1E1E1E"/>
+                <w:sz w:val="17"/>
+              </w:rPr>
+              <w:t>MIT</w:t>
+            </w:r>
+          </w:p>
+        </w:tc>
+        <w:tc>
+          <w:tcPr>
+            <w:tcW w:type="dxa" w:w="4176"/>
+            <w:shd w:fill="FFFFFF"/>
+            <w:tcMar>
+              <w:top w:w="70" w:type="dxa"/>
+              <w:bottom w:w="70" w:type="dxa"/>
+              <w:left w:w="70" w:type="dxa"/>
+              <w:right w:w="70" w:type="dxa"/>
+            </w:tcMar>
+          </w:tcPr>
+          <w:p>
+            <w:r>
+              <w:rPr>
+                <w:color w:val="1E1E1E"/>
+                <w:sz w:val="17"/>
+              </w:rPr>
+              <w:t>Tiện ích xử lý cấu trúc dữ liệu mảng, chuỗi, khử nhiễu (debounce) khi tìm kiếm đề bài.</w:t>
+            </w:r>
+          </w:p>
+        </w:tc>
+      </w:tr>
+      <w:tr>
+        <w:tc>
+          <w:tcPr>
+            <w:tcW w:type="dxa" w:w="576"/>
+            <w:shd w:fill="F7F9FB"/>
+            <w:tcMar>
+              <w:top w:w="70" w:type="dxa"/>
+              <w:bottom w:w="70" w:type="dxa"/>
+              <w:left w:w="70" w:type="dxa"/>
+              <w:right w:w="70" w:type="dxa"/>
+            </w:tcMar>
+          </w:tcPr>
+          <w:p>
+            <w:pPr>
+              <w:jc w:val="center"/>
+            </w:pPr>
+            <w:r>
+              <w:rPr>
+                <w:color w:val="1E1E1E"/>
+                <w:sz w:val="17"/>
+              </w:rPr>
+              <w:t>22</w:t>
+            </w:r>
+          </w:p>
+        </w:tc>
+        <w:tc>
+          <w:tcPr>
+            <w:tcW w:type="dxa" w:w="2592"/>
+            <w:shd w:fill="F7F9FB"/>
+            <w:tcMar>
+              <w:top w:w="70" w:type="dxa"/>
+              <w:bottom w:w="70" w:type="dxa"/>
+              <w:left w:w="70" w:type="dxa"/>
+              <w:right w:w="70" w:type="dxa"/>
+            </w:tcMar>
+          </w:tcPr>
+          <w:p>
+            <w:r>
+              <w:rPr>
+                <w:color w:val="1E1E1E"/>
+                <w:sz w:val="17"/>
+              </w:rPr>
+              <w:t>Axios</w:t>
+            </w:r>
+          </w:p>
+        </w:tc>
+        <w:tc>
+          <w:tcPr>
+            <w:tcW w:type="dxa" w:w="1296"/>
+            <w:shd w:fill="F7F9FB"/>
+            <w:tcMar>
+              <w:top w:w="70" w:type="dxa"/>
+              <w:bottom w:w="70" w:type="dxa"/>
+              <w:left w:w="70" w:type="dxa"/>
+              <w:right w:w="70" w:type="dxa"/>
+            </w:tcMar>
+          </w:tcPr>
+          <w:p>
+            <w:pPr>
+              <w:jc w:val="center"/>
+            </w:pPr>
+            <w:r>
+              <w:rPr>
+                <w:color w:val="1E1E1E"/>
+                <w:sz w:val="17"/>
+              </w:rPr>
+              <w:t>1.15.0</w:t>
+            </w:r>
+          </w:p>
+        </w:tc>
+        <w:tc>
+          <w:tcPr>
+            <w:tcW w:type="dxa" w:w="1440"/>
+            <w:shd w:fill="F7F9FB"/>
+            <w:tcMar>
+              <w:top w:w="70" w:type="dxa"/>
+              <w:bottom w:w="70" w:type="dxa"/>
+              <w:left w:w="70" w:type="dxa"/>
+              <w:right w:w="70" w:type="dxa"/>
+            </w:tcMar>
+          </w:tcPr>
+          <w:p>
+            <w:pPr>
+              <w:jc w:val="center"/>
+            </w:pPr>
+            <w:r>
+              <w:rPr>
+                <w:color w:val="1E1E1E"/>
+                <w:sz w:val="17"/>
+              </w:rPr>
+              <w:t>MIT</w:t>
+            </w:r>
+          </w:p>
+        </w:tc>
+        <w:tc>
+          <w:tcPr>
+            <w:tcW w:type="dxa" w:w="4176"/>
+            <w:shd w:fill="F7F9FB"/>
+            <w:tcMar>
+              <w:top w:w="70" w:type="dxa"/>
+              <w:bottom w:w="70" w:type="dxa"/>
+              <w:left w:w="70" w:type="dxa"/>
+              <w:right w:w="70" w:type="dxa"/>
+            </w:tcMar>
+          </w:tcPr>
+          <w:p>
+            <w:r>
+              <w:rPr>
+                <w:color w:val="1E1E1E"/>
+                <w:sz w:val="17"/>
+              </w:rPr>
+              <w:t>Thư viện HTTP client truyền tải dữ liệu bất đồng bộ với cơ chế timeout và xử lý lỗi chặt chẽ.</w:t>
+            </w:r>
+          </w:p>
+        </w:tc>
+      </w:tr>
+      <w:tr>
+        <w:tc>
+          <w:tcPr>
+            <w:tcW w:type="dxa" w:w="576"/>
+            <w:shd w:fill="FFFFFF"/>
+            <w:tcMar>
+              <w:top w:w="70" w:type="dxa"/>
+              <w:bottom w:w="70" w:type="dxa"/>
+              <w:left w:w="70" w:type="dxa"/>
+              <w:right w:w="70" w:type="dxa"/>
+            </w:tcMar>
+          </w:tcPr>
+          <w:p>
+            <w:pPr>
+              <w:jc w:val="center"/>
+            </w:pPr>
+            <w:r>
+              <w:rPr>
+                <w:color w:val="1E1E1E"/>
+                <w:sz w:val="17"/>
+              </w:rPr>
+              <w:t>23</w:t>
+            </w:r>
+          </w:p>
+        </w:tc>
+        <w:tc>
+          <w:tcPr>
+            <w:tcW w:type="dxa" w:w="2592"/>
+            <w:shd w:fill="FFFFFF"/>
+            <w:tcMar>
+              <w:top w:w="70" w:type="dxa"/>
+              <w:bottom w:w="70" w:type="dxa"/>
+              <w:left w:w="70" w:type="dxa"/>
+              <w:right w:w="70" w:type="dxa"/>
+            </w:tcMar>
+          </w:tcPr>
+          <w:p>
+            <w:r>
+              <w:rPr>
+                <w:color w:val="1E1E1E"/>
+                <w:sz w:val="17"/>
+              </w:rPr>
+              <w:t>@tanstack/react-query</w:t>
+            </w:r>
+          </w:p>
+        </w:tc>
+        <w:tc>
+          <w:tcPr>
+            <w:tcW w:type="dxa" w:w="1296"/>
+            <w:shd w:fill="FFFFFF"/>
+            <w:tcMar>
+              <w:top w:w="70" w:type="dxa"/>
+              <w:bottom w:w="70" w:type="dxa"/>
+              <w:left w:w="70" w:type="dxa"/>
+              <w:right w:w="70" w:type="dxa"/>
+            </w:tcMar>
+          </w:tcPr>
+          <w:p>
+            <w:pPr>
+              <w:jc w:val="center"/>
+            </w:pPr>
+            <w:r>
+              <w:rPr>
+                <w:color w:val="1E1E1E"/>
+                <w:sz w:val="17"/>
+              </w:rPr>
+              <w:t>5.99.0</w:t>
+            </w:r>
+          </w:p>
+        </w:tc>
+        <w:tc>
+          <w:tcPr>
+            <w:tcW w:type="dxa" w:w="1440"/>
+            <w:shd w:fill="FFFFFF"/>
+            <w:tcMar>
+              <w:top w:w="70" w:type="dxa"/>
+              <w:bottom w:w="70" w:type="dxa"/>
+              <w:left w:w="70" w:type="dxa"/>
+              <w:right w:w="70" w:type="dxa"/>
+            </w:tcMar>
+          </w:tcPr>
+          <w:p>
+            <w:pPr>
+              <w:jc w:val="center"/>
+            </w:pPr>
+            <w:r>
+              <w:rPr>
+                <w:color w:val="1E1E1E"/>
+                <w:sz w:val="17"/>
+              </w:rPr>
+              <w:t>MIT</w:t>
+            </w:r>
+          </w:p>
+        </w:tc>
+        <w:tc>
+          <w:tcPr>
+            <w:tcW w:type="dxa" w:w="4176"/>
+            <w:shd w:fill="FFFFFF"/>
+            <w:tcMar>
+              <w:top w:w="70" w:type="dxa"/>
+              <w:bottom w:w="70" w:type="dxa"/>
+              <w:left w:w="70" w:type="dxa"/>
+              <w:right w:w="70" w:type="dxa"/>
+            </w:tcMar>
+          </w:tcPr>
+          <w:p>
+            <w:r>
+              <w:rPr>
+                <w:color w:val="1E1E1E"/>
+                <w:sz w:val="17"/>
+              </w:rPr>
+              <w:t>Quản lý đồng bộ bộ nhớ đệm (cache), tái nạp dữ liệu nền và tối ưu hóa tài nguyên mạng.</w:t>
+            </w:r>
+          </w:p>
+        </w:tc>
+      </w:tr>
+      <w:tr>
+        <w:tc>
+          <w:tcPr>
+            <w:tcW w:type="dxa" w:w="576"/>
+            <w:shd w:fill="F7F9FB"/>
+            <w:tcMar>
+              <w:top w:w="70" w:type="dxa"/>
+              <w:bottom w:w="70" w:type="dxa"/>
+              <w:left w:w="70" w:type="dxa"/>
+              <w:right w:w="70" w:type="dxa"/>
+            </w:tcMar>
+          </w:tcPr>
+          <w:p>
+            <w:pPr>
+              <w:jc w:val="center"/>
+            </w:pPr>
+            <w:r>
+              <w:rPr>
+                <w:color w:val="1E1E1E"/>
+                <w:sz w:val="17"/>
+              </w:rPr>
+              <w:t>24</w:t>
+            </w:r>
+          </w:p>
+        </w:tc>
+        <w:tc>
+          <w:tcPr>
+            <w:tcW w:type="dxa" w:w="2592"/>
+            <w:shd w:fill="F7F9FB"/>
+            <w:tcMar>
+              <w:top w:w="70" w:type="dxa"/>
+              <w:bottom w:w="70" w:type="dxa"/>
+              <w:left w:w="70" w:type="dxa"/>
+              <w:right w:w="70" w:type="dxa"/>
+            </w:tcMar>
+          </w:tcPr>
+          <w:p>
+            <w:r>
+              <w:rPr>
+                <w:color w:val="1E1E1E"/>
+                <w:sz w:val="17"/>
+              </w:rPr>
+              <w:t>@huggingface/transformers</w:t>
+            </w:r>
+          </w:p>
+        </w:tc>
+        <w:tc>
+          <w:tcPr>
+            <w:tcW w:type="dxa" w:w="1296"/>
+            <w:shd w:fill="F7F9FB"/>
+            <w:tcMar>
+              <w:top w:w="70" w:type="dxa"/>
+              <w:bottom w:w="70" w:type="dxa"/>
+              <w:left w:w="70" w:type="dxa"/>
+              <w:right w:w="70" w:type="dxa"/>
+            </w:tcMar>
+          </w:tcPr>
+          <w:p>
+            <w:pPr>
+              <w:jc w:val="center"/>
+            </w:pPr>
+            <w:r>
+              <w:rPr>
+                <w:color w:val="1E1E1E"/>
+                <w:sz w:val="17"/>
+              </w:rPr>
+              <w:t>4.2.0</w:t>
+            </w:r>
+          </w:p>
+        </w:tc>
+        <w:tc>
+          <w:tcPr>
+            <w:tcW w:type="dxa" w:w="1440"/>
+            <w:shd w:fill="F7F9FB"/>
+            <w:tcMar>
+              <w:top w:w="70" w:type="dxa"/>
+              <w:bottom w:w="70" w:type="dxa"/>
+              <w:left w:w="70" w:type="dxa"/>
+              <w:right w:w="70" w:type="dxa"/>
+            </w:tcMar>
+          </w:tcPr>
+          <w:p>
+            <w:pPr>
+              <w:jc w:val="center"/>
+            </w:pPr>
+            <w:r>
+              <w:rPr>
+                <w:color w:val="1E1E1E"/>
+                <w:sz w:val="17"/>
+              </w:rPr>
+              <w:t>Apache 2.0</w:t>
+            </w:r>
+          </w:p>
+        </w:tc>
+        <w:tc>
+          <w:tcPr>
+            <w:tcW w:type="dxa" w:w="4176"/>
+            <w:shd w:fill="F7F9FB"/>
+            <w:tcMar>
+              <w:top w:w="70" w:type="dxa"/>
+              <w:bottom w:w="70" w:type="dxa"/>
+              <w:left w:w="70" w:type="dxa"/>
+              <w:right w:w="70" w:type="dxa"/>
+            </w:tcMar>
+          </w:tcPr>
+          <w:p>
+            <w:r>
+              <w:rPr>
+                <w:color w:val="1E1E1E"/>
+                <w:sz w:val="17"/>
+              </w:rPr>
+              <w:t>Thư viện chuẩn bị cho các mô hình AI ngôn ngữ nhỏ chạy cục bộ WebGPU ngoại tuyến.</w:t>
+            </w:r>
+          </w:p>
+        </w:tc>
+      </w:tr>
+    </w:tbl>
+    <w:p>
+      <w:pPr>
+        <w:spacing w:before="280" w:after="80"/>
+      </w:pPr>
       <w:r>
         <w:rPr>
           <w:b/>
+          <w:color w:val="003399"/>
+          <w:sz w:val="26"/>
         </w:rPr>
-        <w:t>Hồ Hoàng Anh (Học sinh lớp 12A, Trưởng nhóm)</w:t>
-        <w:br/>
-      </w:r>
-      <w:r>
-        <w:rPr>
-          <w:i/>
-        </w:rPr>
-        <w:t>Các thành viên trong nhóm: Nguyễn Trung Hiếu (Lớp 12A), Đậu Việt Hưng (Lớp 12A)</w:t>
+        <w:t>VII. LỜI CAM KẾT DANH DỰ CỦA NHÓM HỌC SINH TÁC GIẢ</w:t>
       </w:r>
     </w:p>
+    <w:p>
+      <w:pPr>
+        <w:spacing w:line="288" w:lineRule="auto" w:after="240"/>
+      </w:pPr>
+      <w:r>
+        <w:t>Nhóm học sinh chúng em xin cam đoan trước Ban Bí thư Trung ương Đoàn TNCS Hồ Chí Minh và Ban Giám khảo Cuộc thi:</w:t>
+        <w:br/>
+        <w:br/>
+        <w:t>1. Toàn bộ các nội dung kê khai về công cụ trí tuệ nhân tạo, nguồn dữ liệu, giao diện API và các thư viện mã nguồn mở trong bản này là hoàn toàn chính xác, đầy đủ và trung thực 100%.</w:t>
+        <w:br/>
+        <w:t>2. Toàn bộ ý tưởng khoa học, cấu trúc bài giảng số, ngân hàng câu hỏi, dữ liệu phản ứng hóa học và phần lớn mã nguồn tương tác 3D đều do nhóm chúng em trực tiếp nghiên cứu, lập trình dưới sự chỉ dẫn của thầy giáo hướng dẫn. Chúng em không sao chép nguyên mẫu, không vi phạm quyền sở hữu trí tuệ của bất kỳ cá nhân hay tổ chức nào.</w:t>
+        <w:br/>
+        <w:t>3. Chúng em tuân thủ đầy đủ và nghiêm túc các điều khoản giấy phép mã nguồn mở (MIT, Apache 2.0, ISC, BSD) và cam kết sản phẩm hoàn toàn phục vụ mục đích phi thương mại, hỗ trợ cộng đồng học sinh cả nước nâng cao năng lực chuyển đổi số và tiếp cận công nghệ STEM đỉnh cao.</w:t>
+        <w:br/>
+        <w:br/>
+        <w:t>Nhóm tác giả xin hoàn toàn chịu trách nhiệm trước Ban Tổ chức cuộc thi và pháp luật về toàn bộ nội dung trong bản kê khai này.</w:t>
+      </w:r>
+    </w:p>
+    <w:tbl>
+      <w:tblPr>
+        <w:tblW w:type="auto" w:w="0"/>
+        <w:jc w:val="center"/>
+        <w:tblLayout w:type="fixed"/>
+        <w:tblLook w:firstColumn="1" w:firstRow="1" w:lastColumn="0" w:lastRow="0" w:noHBand="0" w:noVBand="1" w:val="04A0"/>
+        <w:tblBorders>
+          <w:top w:val="none"/>
+          <w:bottom w:val="none"/>
+          <w:left w:val="none"/>
+          <w:right w:val="none"/>
+          <w:insideH w:val="none"/>
+          <w:insideV w:val="none"/>
+        </w:tblBorders>
+      </w:tblPr>
+      <w:tblGrid>
+        <w:gridCol w:w="4824"/>
+        <w:gridCol w:w="4824"/>
+      </w:tblGrid>
+      <w:tr>
+        <w:tc>
+          <w:tcPr>
+            <w:tcW w:type="dxa" w:w="5040"/>
+          </w:tcPr>
+          <w:p>
+            <w:pPr>
+              <w:jc w:val="center"/>
+            </w:pPr>
+            <w:r>
+              <w:rPr>
+                <w:b/>
+                <w:sz w:val="22"/>
+              </w:rPr>
+              <w:t>THẦY GIÁO HƯỚNG DẪN</w:t>
+              <w:br/>
+            </w:r>
+            <w:r>
+              <w:rPr>
+                <w:i/>
+                <w:sz w:val="20"/>
+              </w:rPr>
+              <w:t>(Ký và ghi rõ họ tên)</w:t>
+              <w:br/>
+              <w:br/>
+              <w:br/>
+              <w:br/>
+              <w:br/>
+            </w:r>
+            <w:r>
+              <w:rPr>
+                <w:b/>
+                <w:sz w:val="23"/>
+              </w:rPr>
+              <w:t>Nguyễn Văn Phúc</w:t>
+              <w:br/>
+            </w:r>
+            <w:r>
+              <w:rPr>
+                <w:sz w:val="20"/>
+              </w:rPr>
+              <w:t>Giáo viên Trường THPT Quỳnh Lưu 4, Nghệ An</w:t>
+            </w:r>
+          </w:p>
+        </w:tc>
+        <w:tc>
+          <w:tcPr>
+            <w:tcW w:type="dxa" w:w="5040"/>
+          </w:tcPr>
+          <w:p>
+            <w:pPr>
+              <w:jc w:val="center"/>
+            </w:pPr>
+            <w:r>
+              <w:rPr>
+                <w:i/>
+                <w:sz w:val="21"/>
+              </w:rPr>
+              <w:t>Nghệ An, ngày 13 tháng 09 năm 2026</w:t>
+              <w:br/>
+            </w:r>
+            <w:r>
+              <w:rPr>
+                <w:b/>
+                <w:sz w:val="22"/>
+              </w:rPr>
+              <w:t>ĐẠI DIỆN NHÓM HỌC SINH TÁC GIẢ</w:t>
+              <w:br/>
+            </w:r>
+            <w:r>
+              <w:rPr>
+                <w:i/>
+                <w:sz w:val="20"/>
+              </w:rPr>
+              <w:t>(Ký và ghi rõ họ tên)</w:t>
+              <w:br/>
+              <w:br/>
+              <w:br/>
+              <w:br/>
+              <w:br/>
+            </w:r>
+            <w:r>
+              <w:rPr>
+                <w:b/>
+                <w:sz w:val="23"/>
+              </w:rPr>
+              <w:t>Hồ Hoàng Anh</w:t>
+              <w:br/>
+            </w:r>
+            <w:r>
+              <w:rPr>
+                <w:sz w:val="20"/>
+              </w:rPr>
+              <w:t>Học sinh lớp 12A (Trưởng nhóm)</w:t>
+              <w:br/>
+              <w:t>Các thành viên: Nguyễn Trung Hiếu, Đậu Việt Hưng</w:t>
+            </w:r>
+          </w:p>
+        </w:tc>
+      </w:tr>
+    </w:tbl>
     <w:sectPr>
       <w:pgSz w:w="12240" w:h="15840"/>
-      <w:pgMar w:top="1440" w:right="1440" w:bottom="1440" w:left="1440" w:header="720" w:footer="720" w:gutter="0"/>
+      <w:pgMar w:top="1152" w:right="1296" w:bottom="1152" w:left="1296" w:header="720" w:footer="720" w:gutter="0"/>
       <w:cols w:space="720"/>
       <w:docGrid w:linePitch="360"/>
     </w:sectPr>
@@ -1365,12 +5168,9 @@
     <w:name w:val="Normal"/>
     <w:qFormat/>
     <w:rsid w:val="00FC693F"/>
-    <w:pPr>
-      <w:spacing w:line="288" w:lineRule="auto" w:after="120"/>
-    </w:pPr>
     <w:rPr>
       <w:rFonts w:ascii="Times New Roman" w:hAnsi="Times New Roman"/>
-      <w:color w:val="111111"/>
+      <w:color w:val="1E1E1E"/>
       <w:sz w:val="24"/>
     </w:rPr>
   </w:style>

--- a/Kê khai công cụ AI, dữ liệu, API, thư viện, mã nguồn mở.docx
+++ b/Kê khai công cụ AI, dữ liệu, API, thư viện, mã nguồn mở.docx
@@ -28,9 +28,9 @@
           <w:color w:val="B40000"/>
           <w:sz w:val="30"/>
         </w:rPr>
-        <w:t>BẢN KÊ KHAI CHI TIẾT CÔNG CỤ TRÍ TUỆ NHÂN TẠO,</w:t>
+        <w:t>BẢN KÊ KHAI CÔNG CỤ TRÍ TUỆ NHÂN TẠO, DỮ LIỆU,</w:t>
         <w:br/>
-        <w:t>NGUỒN DỮ LIỆU, GIAO DIỆN API VÀ MÃ NGUỒN MỞ</w:t>
+        <w:t>API VÀ MÃ NGUỒN MỞ</w:t>
       </w:r>
     </w:p>
     <w:p>
@@ -44,9 +44,9 @@
           <w:color w:val="505050"/>
           <w:sz w:val="21"/>
         </w:rPr>
-        <w:t>DỰ ÁN: STEM HUB — HỆ SINH THÁI HỌC TẬP VÀ PHÒNG THÍ NGHIỆM ẢO 3D TÍCH HỢP AI</w:t>
+        <w:t>Dự án: STEM HUB — Hệ sinh thái học tập và phòng thí nghiệm ảo 3D</w:t>
         <w:br/>
-        <w:t>Đơn vị: Nhóm học sinh Trường THPT Quỳnh Lưu 4, tỉnh Nghệ An | Thời gian lập: Tháng 09/2026</w:t>
+        <w:t>Đơn vị: Nhóm học sinh Trường THPT Quỳnh Lưu 4, tỉnh Nghệ An | Tháng 09/2026</w:t>
       </w:r>
     </w:p>
     <w:p>
@@ -57,9 +57,9 @@
         <w:rPr>
           <w:b/>
           <w:color w:val="003399"/>
-          <w:sz w:val="26"/>
+          <w:sz w:val="25"/>
         </w:rPr>
-        <w:t>I. LỜI CAM ĐOAN MỞ ĐẦU VÀ NGUYÊN TẮC LIÊM CHÍNH HỌC THUẬT</w:t>
+        <w:t>I. LỜI CAM ĐOAN CỦA NHÓM HỌC SINH TÁC GIẢ</w:t>
       </w:r>
     </w:p>
     <w:p>
@@ -75,13 +75,13 @@
         <w:br/>
       </w:r>
       <w:r>
-        <w:t>Em là Hồ Hoàng Anh, học sinh lớp 12A trường THPT Quỳnh Lưu 4, đại diện cho nhóm tác giả gồm 03 học sinh chúng em (Hồ Hoàng Anh, Nguyễn Trung Hiếu, Đậu Việt Hưng) dưới sự hướng dẫn chuyên môn của thầy giáo Nguyễn Văn Phúc, xin được gửi tới Ban Giám khảo lời chào trân trọng nhất.</w:t>
+        <w:t>Em là Hồ Hoàng Anh, học sinh lớp 12A trường THPT Quỳnh Lưu 4, đại diện cho nhóm tác giả gồm ba thành viên chúng em: bạn Hồ Hoàng Anh làm nhóm trưởng cùng hai bạn Nguyễn Trung Hiếu và Đậu Việt Hưng, dưới sự hướng dẫn chuyên môn của thầy giáo Nguyễn Văn Phúc. Chúng em xin gửi lời chào trân trọng nhất đến Ban Giám khảo cuộc thi.</w:t>
         <w:br/>
         <w:br/>
-        <w:t>Nhóm chúng em xin cam đoan kê khai một cách đầy đủ, chi tiết, minh bạch và trung thực 100% toàn bộ các công cụ trí tuệ nhân tạo, nguồn dữ liệu học tập, các giao diện kết nối API đám mây, các mô hình học máy tự huấn luyện và các thư viện mã nguồn mở mà nhóm đã tìm hiểu, tích hợp và triển khai trong suốt quá trình xây dựng hệ thống STEM HUB.</w:t>
+        <w:t>Nhóm chúng em xin cam đoan kê khai đầy đủ, rõ ràng và trung thực nhất toàn bộ các công cụ trí tuệ nhân tạo, nguồn dữ liệu học tập, các giao diện kết nối API và các thư viện mã nguồn mở mà nhóm đã tìm hiểu, tích hợp và sử dụng trong dự án STEM HUB. Mọi tài nguyên công nghệ được sử dụng đều phục vụ mục đích học tập phi lợi nhuận cho học sinh phổ thông và hoàn toàn tuân thủ thể lệ của cuộc thi.</w:t>
         <w:br/>
         <w:br/>
-        <w:t>Nhóm khẳng định nguyên tắc liêm chính học thuật: Toàn bộ ý tưởng bài toán sư phạm, kịch bản thí nghiệm ảo 3D, kiến trúc hệ thống, cấu trúc dữ liệu SGK 2018, thuật toán giải suy luận hình học và phần lớn mã nguồn giao diện tương tác đều do nhóm chúng em trực tiếp thiết kế, làm chủ và lập trình. Các công cụ AI bên ngoài đóng vai trò hỗ trợ kỹ thuật, tăng tốc phát triển và tối ưu hóa giải thuật theo đúng định hướng gợi ý của cuộc thi.</w:t>
+        <w:t>Nhóm chúng em cam kết: Toàn bộ ý tưởng bài toán, kịch bản thí nghiệm ảo 3D, ngân hàng dữ liệu câu hỏi, thuật toán dựng hình và phần lớn mã nguồn giao diện tương tác đều do nhóm chúng em cùng thầy giáo hướng dẫn tự tay nghiên cứu, thiết kế và phát triển. Các công cụ AI bên ngoài chỉ đóng vai trò hỗ trợ kỹ thuật, giúp nhóm tăng tốc viết mã nguồn và tối ưu hóa trang web theo đúng tinh thần học hỏi sáng tạo.</w:t>
       </w:r>
     </w:p>
     <w:p>
@@ -92,9 +92,9 @@
         <w:rPr>
           <w:b/>
           <w:color w:val="003399"/>
-          <w:sz w:val="26"/>
+          <w:sz w:val="25"/>
         </w:rPr>
-        <w:t>II. CÁC CÔNG CỤ TRÍ TUỆ NHÂN TẠO VÀ DỊCH VỤ MÔ HÌNH NGÔN NGỮ LỚN (LLM)</w:t>
+        <w:t>II. CÁC CÔNG CỤ TRÍ TUỆ NHÂN TẠO NHÓM EM ĐÃ SỬ DỤNG</w:t>
       </w:r>
     </w:p>
     <w:p>
@@ -105,39 +105,39 @@
         <w:rPr>
           <w:b/>
           <w:color w:val="1E1E1E"/>
-          <w:sz w:val="24"/>
+          <w:sz w:val="23"/>
         </w:rPr>
-        <w:t>1. Trợ lý lập trình Trí tuệ Nhân tạo Google Antigravity &amp; Claude 3.5 Sonnet</w:t>
+        <w:t>1. Trợ lý lập trình trí tuệ nhân tạo Google Antigravity và Claude Sonnet</w:t>
       </w:r>
     </w:p>
     <w:p>
       <w:pPr>
         <w:pStyle w:val="ListBullet"/>
-        <w:spacing w:after="40" w:line="276" w:lineRule="auto"/>
+        <w:spacing w:after="50" w:line="276" w:lineRule="auto"/>
       </w:pPr>
       <w:r>
         <w:rPr>
           <w:b/>
         </w:rPr>
-        <w:t xml:space="preserve">Vai trò và mục đích sử dụng: </w:t>
+        <w:t xml:space="preserve">Mục đích sử dụng: </w:t>
       </w:r>
       <w:r>
-        <w:t>Đây là công cụ AI hỗ trợ lập trình chính của nhóm. Chúng em đưa ra các yêu cầu chi tiết về giao diện người dùng, thuật toán vật lý/hóa học/hình học không gian, sau đó công cụ hỗ trợ nhóm viết các đoạn mã nguồn bằng Next.js, React, Three.js và TensorFlow.js; tìm và sửa lỗi cú pháp (debug), tối ưu hóa hiệu năng render đồ họa WebGL đạt chuẩn 60 FPS.</w:t>
+        <w:t>Đây là công cụ AI hỗ trợ lập trình chính của nhóm. Chúng em đưa ra các yêu cầu cụ thể về giao diện, thuật toán mô phỏng vật lý, hóa học, hình học không gian và các bài toán thực tế của học sinh phổ thông. Sau đó, công cụ AI giúp nhóm viết các đoạn mã nguồn bằng Next.js, React, Three.js và TensorFlow.js; hỗ trợ tìm và sửa các lỗi cú pháp, gợi ý cách tối ưu để trang web chạy mượt mà và không bị giật lag.</w:t>
       </w:r>
     </w:p>
     <w:p>
       <w:pPr>
         <w:pStyle w:val="ListBullet"/>
-        <w:spacing w:after="40" w:line="276" w:lineRule="auto"/>
+        <w:spacing w:after="50" w:line="276" w:lineRule="auto"/>
       </w:pPr>
       <w:r>
         <w:rPr>
           <w:b/>
         </w:rPr>
-        <w:t xml:space="preserve">Quyền làm chủ tuyệt đối của học sinh: </w:t>
+        <w:t xml:space="preserve">Quyền làm chủ của học sinh: </w:t>
       </w:r>
       <w:r>
-        <w:t>Học sinh trực tiếp thiết kế toàn bộ sơ đồ luồng dữ liệu, kịch bản sư phạm cho từng môn học, cấu trúc các bài toán hình học 3D, kiểm tra tính đúng đắn về mặt khoa học của các công thức và trực tiếp kiểm thử nghiệm thu từng chức năng trước khi đóng gói triển khai.</w:t>
+        <w:t>Toàn bộ ý tưởng bài toán, luồng hoạt động của trang web, kịch bản cho từng môn học và việc kiểm tra chất lượng sản phẩm đều do nhóm chúng em trực tiếp thực hiện và làm chủ.</w:t>
       </w:r>
     </w:p>
     <w:p>
@@ -148,99 +148,99 @@
         <w:rPr>
           <w:b/>
           <w:color w:val="1E1E1E"/>
-          <w:sz w:val="24"/>
+          <w:sz w:val="23"/>
         </w:rPr>
-        <w:t>2. Mô hình Ngôn ngữ Lớn Đa phương thức Google Gemini API (Gemini 2.5 Flash, 1.5 Flash, 1.5 Pro)</w:t>
+        <w:t>2. Mô hình ngôn ngữ Google Gemini API</w:t>
       </w:r>
     </w:p>
     <w:p>
       <w:pPr>
         <w:pStyle w:val="ListBullet"/>
-        <w:spacing w:after="40" w:line="276" w:lineRule="auto"/>
+        <w:spacing w:after="50" w:line="276" w:lineRule="auto"/>
       </w:pPr>
       <w:r>
         <w:rPr>
           <w:b/>
         </w:rPr>
-        <w:t xml:space="preserve">Phạm vi triển khai trên toàn hệ thống: </w:t>
+        <w:t xml:space="preserve">Phạm vi ứng dụng: </w:t>
       </w:r>
       <w:r>
-        <w:t>Mô hình Gemini được tích hợp sâu vào 4 phân hệ cốt lõi:</w:t>
+        <w:t>Nhóm em tích hợp mô hình Gemini phiên bản Flash 1.5, Flash 2.5 và Pro 1.5 để vận hành các tính năng trợ lý học tập trong hệ thống:</w:t>
       </w:r>
     </w:p>
     <w:p>
       <w:pPr>
         <w:pStyle w:val="ListBullet"/>
-        <w:spacing w:after="40" w:line="276" w:lineRule="auto"/>
+        <w:spacing w:after="50" w:line="276" w:lineRule="auto"/>
       </w:pPr>
       <w:r>
         <w:rPr>
           <w:b/>
         </w:rPr>
-        <w:t xml:space="preserve">• Trợ lý Ảo Toàn năng NOVA AI: </w:t>
+        <w:t xml:space="preserve">• Trợ lý ảo Nova: </w:t>
       </w:r>
       <w:r>
-        <w:t>Đóng vai trò gia sư ảo đồng hành 24/7 trên toàn trang web, giải đáp lý thuyết và hướng dẫn phương pháp tư duy 4 môn Toán - Lý - Hóa - Sinh theo Chương trình GDPT 2018 mới.</w:t>
+        <w:t>Đóng vai trò như một người gia sư đồng hành cùng học sinh, giải thích các hiện tượng khoa học, phương pháp giải bài tập cho 4 môn Toán, Vật lý, Hóa học, Sinh học theo đúng tinh thần sách giáo khoa mới và gợi ý học sinh mở phòng thí nghiệm tương ứng.</w:t>
       </w:r>
     </w:p>
     <w:p>
       <w:pPr>
         <w:pStyle w:val="ListBullet"/>
-        <w:spacing w:after="40" w:line="276" w:lineRule="auto"/>
+        <w:spacing w:after="50" w:line="276" w:lineRule="auto"/>
       </w:pPr>
       <w:r>
         <w:rPr>
           <w:b/>
         </w:rPr>
-        <w:t xml:space="preserve">• Trợ lý AI Phân tích Hình học 3D trong Lab Toán (/api/lab-toan/chat-model): </w:t>
+        <w:t xml:space="preserve">• Trợ lý phân tích hình học 3D trong Lab Toán: </w:t>
       </w:r>
       <w:r>
-        <w:t>Tự động phân tích đề bài hình học không gian, giải thích chi tiết các bước giải, tính diện tích xung quanh, thể tích khối đa diện, góc và khoảng cách.</w:t>
+        <w:t>Hỗ trợ học sinh đọc hiểu đề bài toán hình học không gian, giải thích chi tiết các bước giải, cách tính diện tích xung quanh, thể tích khối đa diện, góc và khoảng cách giữa các đối tượng hình học.</w:t>
       </w:r>
     </w:p>
     <w:p>
       <w:pPr>
         <w:pStyle w:val="ListBullet"/>
-        <w:spacing w:after="40" w:line="276" w:lineRule="auto"/>
+        <w:spacing w:after="50" w:line="276" w:lineRule="auto"/>
       </w:pPr>
       <w:r>
         <w:rPr>
           <w:b/>
         </w:rPr>
-        <w:t xml:space="preserve">• Gia sư STEM AI Toán 3D chuyên sâu (/api/lab-toan/chat-tutor): </w:t>
+        <w:t xml:space="preserve">• Gia sư AI chuyên sâu môn Toán: </w:t>
       </w:r>
       <w:r>
-        <w:t>Gia sư chuyên sâu môn Toán định dạng chuẩn công thức KaTeX, có hiệu ứng gõ chữ từng từ mượt mà (word-by-word streaming effect ~16ms/từ) giúp học sinh dễ dàng tiếp thu.</w:t>
+        <w:t>Gia sư trao đổi trực tiếp với học sinh, giải đáp các thắc mắc toán học với công thức chuẩn mực và có hiệu ứng gõ chữ từng từ mượt mà để học sinh dễ theo dõi bài giảng.</w:t>
       </w:r>
     </w:p>
     <w:p>
       <w:pPr>
         <w:pStyle w:val="ListBullet"/>
-        <w:spacing w:after="40" w:line="276" w:lineRule="auto"/>
+        <w:spacing w:after="50" w:line="276" w:lineRule="auto"/>
       </w:pPr>
       <w:r>
         <w:rPr>
           <w:b/>
         </w:rPr>
-        <w:t xml:space="preserve">• Nhận dạng Đề thi qua Thị giác Máy tính AI Vision OCR (/api/lab-toan/vision-ocr): </w:t>
+        <w:t xml:space="preserve">• Nhận dạng đề thi qua hình ảnh: </w:t>
       </w:r>
       <w:r>
-        <w:t>Cho phép học sinh chụp ảnh đề toán từ sách bài tập hoặc giấy nháp, AI tự động nhận dạng văn bản, trích xuất thực thể hình học và kích hoạt dựng mô hình 3D tương tác.</w:t>
+        <w:t>Học sinh có thể chụp ảnh đề toán từ sách bài tập hoặc giấy nháp tải lên trang web, hệ thống sẽ tự động đọc chữ và số liệu trong ảnh để dựng hình không gian 3D tương ứng.</w:t>
       </w:r>
     </w:p>
     <w:p>
       <w:pPr>
         <w:pStyle w:val="ListBullet"/>
-        <w:spacing w:after="40" w:line="276" w:lineRule="auto"/>
+        <w:spacing w:after="50" w:line="276" w:lineRule="auto"/>
       </w:pPr>
       <w:r>
         <w:rPr>
           <w:b/>
         </w:rPr>
-        <w:t xml:space="preserve">Kiến trúc Hồ chứa Khóa Dự phòng Đa Tầng (Gemini Resilient Pool &amp; Multi-Key Rotation): </w:t>
+        <w:t xml:space="preserve">Cơ chế xoay vòng khóa API dự phòng: </w:t>
       </w:r>
       <w:r>
-        <w:t>Nhóm em tự thiết kế cơ chế xoay vòng thông minh giữa nhiều API key miễn phí (Tier Free) trong geminiResilientPool.js và geminiCaller.js. Khi một khóa chạm ngưỡng giới hạn tần suất (HTTP 429 Rate Limit) hoặc gặp lỗi mạng, hệ thống tự động chuyển tiếp liền mạch sang khóa dự phòng và tự động fallback linh hoạt giữa các model (gemini-2.5-flash -&gt; gemini-1.5-flash -&gt; gemini-1.5-pro), đảm bảo hệ thống duy trì độ sẵn sàng 99.9% cho hàng trăm học sinh sử dụng đồng thời mà không bị ngắt quãng với chi phí 0 VNĐ.</w:t>
+        <w:t>Để đảm bảo trang web luôn hoạt động ổn định cho nhiều học sinh cùng truy cập mà không tốn chi phí thuê máy chủ, nhóm em tự thiết kế cơ chế xoay vòng nhiều khóa API miễn phí. Khi một khóa chạm giới hạn lượt dùng hoặc mạng bị nghẽn, hệ thống sẽ tự động chuyển sang khóa dự phòng tiếp theo để buổi học không bị gián đoạn.</w:t>
       </w:r>
     </w:p>
     <w:p>
@@ -251,24 +251,24 @@
         <w:rPr>
           <w:b/>
           <w:color w:val="1E1E1E"/>
-          <w:sz w:val="24"/>
+          <w:sz w:val="23"/>
         </w:rPr>
-        <w:t>3. Công cụ Tạo Âm thanh Thí nghiệm Meta AudioCraft</w:t>
+        <w:t>3. Công cụ âm thanh Meta AudioCraft</w:t>
       </w:r>
     </w:p>
     <w:p>
       <w:pPr>
         <w:pStyle w:val="ListBullet"/>
-        <w:spacing w:after="40" w:line="276" w:lineRule="auto"/>
+        <w:spacing w:after="50" w:line="276" w:lineRule="auto"/>
       </w:pPr>
       <w:r>
         <w:rPr>
           <w:b/>
         </w:rPr>
-        <w:t xml:space="preserve">Mục đích ứng dụng: </w:t>
+        <w:t xml:space="preserve">Mục đích sử dụng: </w:t>
       </w:r>
       <w:r>
-        <w:t>Tạo các hiệu ứng âm thanh môi trường trực quan và chân thực cho các phòng thí nghiệm ảo (tiếng bọt khí sủi khi xảy ra phản ứng hóa học, tiếng lách cách của con lắc va chạm, tiếng laser quang học) cùng các đoạn nhạc nền nhẹ nhàng giúp học sinh tăng cường sự tập trung khi tự học.</w:t>
+        <w:t>Nhóm sử dụng công cụ này để tạo một số đoạn nhạc nền nhẹ nhàng giúp học sinh tập trung khi ngồi học bài, cùng các âm thanh mô phỏng tiếng bọt khí khi hóa chất tác dụng với nhau hoặc tiếng laser quang học để các phòng thí nghiệm ảo nghe sống động và chân thực hơn.</w:t>
       </w:r>
     </w:p>
     <w:p>
@@ -279,24 +279,24 @@
         <w:rPr>
           <w:b/>
           <w:color w:val="1E1E1E"/>
-          <w:sz w:val="24"/>
+          <w:sz w:val="23"/>
         </w:rPr>
-        <w:t>4. Thư viện Mô hình Ngôn ngữ Cục bộ Hugging Face Transformers.js</w:t>
+        <w:t>4. Thư viện Hugging Face Transformers.js</w:t>
       </w:r>
     </w:p>
     <w:p>
       <w:pPr>
         <w:pStyle w:val="ListBullet"/>
-        <w:spacing w:after="40" w:line="276" w:lineRule="auto"/>
+        <w:spacing w:after="50" w:line="276" w:lineRule="auto"/>
       </w:pPr>
       <w:r>
         <w:rPr>
           <w:b/>
         </w:rPr>
-        <w:t xml:space="preserve">Định hướng nghiên cứu tương lai: </w:t>
+        <w:t xml:space="preserve">Mục đích nghiên cứu: </w:t>
       </w:r>
       <w:r>
-        <w:t>Nhóm tích hợp thư viện này để thử nghiệm đóng gói các mô hình ngôn ngữ thu nhỏ (Small Language Models - SLM) chạy trực tiếp trên card đồ họa của máy tính học sinh thông qua chuẩn WebGPU, hướng tới khả năng phục vụ học sinh tại các điểm trường vùng sâu vùng xa hoàn toàn ngoại tuyến (100% Offline AI).</w:t>
+        <w:t>Nhóm đưa thư viện này vào mã nguồn dự án nhằm chuẩn bị cho hướng phát triển tiếp theo: thử nghiệm đóng gói các mô hình ngôn ngữ thu nhỏ chạy trực tiếp trên máy tính của học sinh mà không cần kết nối mạng Internet.</w:t>
       </w:r>
     </w:p>
     <w:p>
@@ -307,9 +307,9 @@
         <w:rPr>
           <w:b/>
           <w:color w:val="003399"/>
-          <w:sz w:val="26"/>
+          <w:sz w:val="25"/>
         </w:rPr>
-        <w:t>III. KÊ KHAI 6 MÔ HÌNH HỌC MÁY TỰ HUẤN LUYỆN CỤC BỘ (SELF-TRAINED CLIENT-SIDE AI)</w:t>
+        <w:t>III. CÁC MÔ HÌNH HỌC MÁY TỰ HUẤN LUYỆN CHẠY TRỰC TIẾP TRÊN TRÌNH DUYỆT</w:t>
       </w:r>
     </w:p>
     <w:p>
@@ -317,7 +317,7 @@
         <w:spacing w:line="276" w:lineRule="auto" w:after="120"/>
       </w:pPr>
       <w:r>
-        <w:t>Điểm đột phá đặc biệt của dự án STEM HUB so với các ứng dụng học tập thông thường là nhóm chúng em không phụ thuộc hoàn toàn vào API bên ngoài. Nhóm đã tự nghiên cứu, lập trình và huấn luyện 6 mô hình Trí tuệ Nhân tạo chuyên biệt chạy 100% trên trình duyệt phía người dùng (Client-Side AI Execution) bằng JavaScript thuần và thư viện TensorFlow.js, không tốn bất kỳ chi phí thuê máy chủ GPU nào. Toàn bộ số liệu kiểm thử dưới đây được xuất tự động và có thể tái lập 100% thông qua lệnh: node src/ai-training/scripts/run-all-audits.js</w:t>
+        <w:t>Điểm tự hào của nhóm học sinh chúng em là không chỉ gọi API từ bên ngoài, mà nhóm đã chủ động nghiên cứu và tự lập trình 6 mô hình trí tuệ nhân tạo chuyên biệt chạy 100% trên trình duyệt máy tính của học sinh bằng ngôn ngữ JavaScript và thư viện TensorFlow.js. Nhờ chạy trực tiếp trên máy người dùng, hệ thống hoàn toàn không tốn chi phí thuê máy chủ GPU và có thể hoạt động ngay cả khi mạng yếu. Giám khảo có thể kiểm chứng số liệu thực tế của các mô hình này qua lệnh chạy kiểm thử tự động trong mã nguồn dự án.</w:t>
       </w:r>
     </w:p>
     <w:tbl>
@@ -327,21 +327,20 @@
         <w:tblLayout w:type="fixed"/>
         <w:tblLook w:firstColumn="1" w:firstRow="1" w:lastColumn="0" w:lastRow="0" w:noHBand="0" w:noVBand="1" w:val="04A0"/>
         <w:tblBorders>
-          <w:top w:val="single" w:sz="4" w:space="0" w:color="CCCCCC"/>
-          <w:bottom w:val="single" w:sz="4" w:space="0" w:color="CCCCCC"/>
+          <w:top w:val="single" w:sz="4" w:space="0" w:color="D0D5DD"/>
+          <w:bottom w:val="single" w:sz="4" w:space="0" w:color="D0D5DD"/>
           <w:left w:val="none"/>
           <w:right w:val="none"/>
-          <w:insideH w:val="single" w:sz="4" w:space="0" w:color="CCCCCC"/>
+          <w:insideH w:val="single" w:sz="4" w:space="0" w:color="D0D5DD"/>
           <w:insideV w:val="none"/>
         </w:tblBorders>
       </w:tblPr>
       <w:tblGrid>
-        <w:gridCol w:w="1608"/>
-        <w:gridCol w:w="1608"/>
-        <w:gridCol w:w="1608"/>
-        <w:gridCol w:w="1608"/>
-        <w:gridCol w:w="1608"/>
-        <w:gridCol w:w="1608"/>
+        <w:gridCol w:w="1958"/>
+        <w:gridCol w:w="1958"/>
+        <w:gridCol w:w="1958"/>
+        <w:gridCol w:w="1958"/>
+        <w:gridCol w:w="1958"/>
       </w:tblGrid>
       <w:tr>
         <w:tc>
@@ -349,1399 +348,10 @@
             <w:tcW w:type="dxa" w:w="576"/>
             <w:shd w:fill="003366"/>
             <w:tcMar>
-              <w:top w:w="120" w:type="dxa"/>
-              <w:bottom w:w="120" w:type="dxa"/>
-              <w:left w:w="100" w:type="dxa"/>
-              <w:right w:w="100" w:type="dxa"/>
-            </w:tcMar>
-          </w:tcPr>
-          <w:p>
-            <w:pPr>
-              <w:jc w:val="center"/>
-            </w:pPr>
-            <w:r>
-              <w:rPr>
-                <w:b/>
-                <w:color w:val="FFFFFF"/>
-                <w:sz w:val="19"/>
-              </w:rPr>
-              <w:t>STT</w:t>
-            </w:r>
-          </w:p>
-        </w:tc>
-        <w:tc>
-          <w:tcPr>
-            <w:tcW w:type="dxa" w:w="2160"/>
-            <w:shd w:fill="003366"/>
-            <w:tcMar>
-              <w:top w:w="120" w:type="dxa"/>
-              <w:bottom w:w="120" w:type="dxa"/>
-              <w:left w:w="100" w:type="dxa"/>
-              <w:right w:w="100" w:type="dxa"/>
-            </w:tcMar>
-          </w:tcPr>
-          <w:p>
-            <w:pPr>
-              <w:jc w:val="center"/>
-            </w:pPr>
-            <w:r>
-              <w:rPr>
-                <w:b/>
-                <w:color w:val="FFFFFF"/>
-                <w:sz w:val="19"/>
-              </w:rPr>
-              <w:t>Mô hình AI Tự Huấn Luyện</w:t>
-            </w:r>
-          </w:p>
-        </w:tc>
-        <w:tc>
-          <w:tcPr>
-            <w:tcW w:type="dxa" w:w="2160"/>
-            <w:shd w:fill="003366"/>
-            <w:tcMar>
-              <w:top w:w="120" w:type="dxa"/>
-              <w:bottom w:w="120" w:type="dxa"/>
-              <w:left w:w="100" w:type="dxa"/>
-              <w:right w:w="100" w:type="dxa"/>
-            </w:tcMar>
-          </w:tcPr>
-          <w:p>
-            <w:pPr>
-              <w:jc w:val="center"/>
-            </w:pPr>
-            <w:r>
-              <w:rPr>
-                <w:b/>
-                <w:color w:val="FFFFFF"/>
-                <w:sz w:val="19"/>
-              </w:rPr>
-              <w:t>Kiến trúc Thuật toán</w:t>
-            </w:r>
-          </w:p>
-        </w:tc>
-        <w:tc>
-          <w:tcPr>
-            <w:tcW w:type="dxa" w:w="1728"/>
-            <w:shd w:fill="003366"/>
-            <w:tcMar>
-              <w:top w:w="120" w:type="dxa"/>
-              <w:bottom w:w="120" w:type="dxa"/>
-              <w:left w:w="100" w:type="dxa"/>
-              <w:right w:w="100" w:type="dxa"/>
-            </w:tcMar>
-          </w:tcPr>
-          <w:p>
-            <w:pPr>
-              <w:jc w:val="center"/>
-            </w:pPr>
-            <w:r>
-              <w:rPr>
-                <w:b/>
-                <w:color w:val="FFFFFF"/>
-                <w:sz w:val="19"/>
-              </w:rPr>
-              <w:t>Quy mô Tập Dữ liệu</w:t>
-            </w:r>
-          </w:p>
-        </w:tc>
-        <w:tc>
-          <w:tcPr>
-            <w:tcW w:type="dxa" w:w="1728"/>
-            <w:shd w:fill="003366"/>
-            <w:tcMar>
-              <w:top w:w="120" w:type="dxa"/>
-              <w:bottom w:w="120" w:type="dxa"/>
-              <w:left w:w="100" w:type="dxa"/>
-              <w:right w:w="100" w:type="dxa"/>
-            </w:tcMar>
-          </w:tcPr>
-          <w:p>
-            <w:pPr>
-              <w:jc w:val="center"/>
-            </w:pPr>
-            <w:r>
-              <w:rPr>
-                <w:b/>
-                <w:color w:val="FFFFFF"/>
-                <w:sz w:val="19"/>
-              </w:rPr>
-              <w:t>Chỉ số Thực nghiệm</w:t>
-            </w:r>
-          </w:p>
-        </w:tc>
-        <w:tc>
-          <w:tcPr>
-            <w:tcW w:type="dxa" w:w="1872"/>
-            <w:shd w:fill="003366"/>
-            <w:tcMar>
-              <w:top w:w="120" w:type="dxa"/>
-              <w:bottom w:w="120" w:type="dxa"/>
-              <w:left w:w="100" w:type="dxa"/>
-              <w:right w:w="100" w:type="dxa"/>
-            </w:tcMar>
-          </w:tcPr>
-          <w:p>
-            <w:pPr>
-              <w:jc w:val="center"/>
-            </w:pPr>
-            <w:r>
-              <w:rPr>
-                <w:b/>
-                <w:color w:val="FFFFFF"/>
-                <w:sz w:val="19"/>
-              </w:rPr>
-              <w:t>Khoảng Tin cậy 95% (Wilson CI)</w:t>
-            </w:r>
-          </w:p>
-        </w:tc>
-      </w:tr>
-      <w:tr>
-        <w:tc>
-          <w:tcPr>
-            <w:tcW w:type="dxa" w:w="576"/>
-            <w:shd w:fill="FFFFFF"/>
-            <w:tcMar>
-              <w:top w:w="80" w:type="dxa"/>
-              <w:bottom w:w="80" w:type="dxa"/>
-              <w:left w:w="80" w:type="dxa"/>
-              <w:right w:w="80" w:type="dxa"/>
-            </w:tcMar>
-          </w:tcPr>
-          <w:p>
-            <w:pPr>
-              <w:jc w:val="center"/>
-            </w:pPr>
-            <w:r>
-              <w:rPr>
-                <w:color w:val="1E1E1E"/>
-                <w:sz w:val="18"/>
-              </w:rPr>
-              <w:t>1</w:t>
-            </w:r>
-          </w:p>
-        </w:tc>
-        <w:tc>
-          <w:tcPr>
-            <w:tcW w:type="dxa" w:w="2160"/>
-            <w:shd w:fill="FFFFFF"/>
-            <w:tcMar>
-              <w:top w:w="80" w:type="dxa"/>
-              <w:bottom w:w="80" w:type="dxa"/>
-              <w:left w:w="80" w:type="dxa"/>
-              <w:right w:w="80" w:type="dxa"/>
-            </w:tcMar>
-          </w:tcPr>
-          <w:p>
-            <w:r>
-              <w:rPr>
-                <w:color w:val="1E1E1E"/>
-                <w:sz w:val="18"/>
-              </w:rPr>
-              <w:t>ChemLab Risk Classifier</w:t>
-              <w:br/>
-              <w:t>(Dự báo nguy cơ Hóa học)</w:t>
-            </w:r>
-          </w:p>
-        </w:tc>
-        <w:tc>
-          <w:tcPr>
-            <w:tcW w:type="dxa" w:w="2160"/>
-            <w:shd w:fill="FFFFFF"/>
-            <w:tcMar>
-              <w:top w:w="80" w:type="dxa"/>
-              <w:bottom w:w="80" w:type="dxa"/>
-              <w:left w:w="80" w:type="dxa"/>
-              <w:right w:w="80" w:type="dxa"/>
-            </w:tcMar>
-          </w:tcPr>
-          <w:p>
-            <w:r>
-              <w:rPr>
-                <w:color w:val="1E1E1E"/>
-                <w:sz w:val="18"/>
-              </w:rPr>
-              <w:t>Mạng Nơ-ron Đa lớp Softmax + Circuit Breaker</w:t>
-            </w:r>
-          </w:p>
-        </w:tc>
-        <w:tc>
-          <w:tcPr>
-            <w:tcW w:type="dxa" w:w="1728"/>
-            <w:shd w:fill="FFFFFF"/>
-            <w:tcMar>
-              <w:top w:w="80" w:type="dxa"/>
-              <w:bottom w:w="80" w:type="dxa"/>
-              <w:left w:w="80" w:type="dxa"/>
-              <w:right w:w="80" w:type="dxa"/>
-            </w:tcMar>
-          </w:tcPr>
-          <w:p>
-            <w:r>
-              <w:rPr>
-                <w:color w:val="1E1E1E"/>
-                <w:sz w:val="18"/>
-              </w:rPr>
-              <w:t>144 mẫu Train</w:t>
-              <w:br/>
-              <w:t>36 mẫu Test</w:t>
-              <w:br/>
-              <w:t>20 mẫu Ca biên</w:t>
-            </w:r>
-          </w:p>
-        </w:tc>
-        <w:tc>
-          <w:tcPr>
-            <w:tcW w:type="dxa" w:w="1728"/>
-            <w:shd w:fill="FFFFFF"/>
-            <w:tcMar>
-              <w:top w:w="80" w:type="dxa"/>
-              <w:bottom w:w="80" w:type="dxa"/>
-              <w:left w:w="80" w:type="dxa"/>
-              <w:right w:w="80" w:type="dxa"/>
-            </w:tcMar>
-          </w:tcPr>
-          <w:p>
-            <w:pPr>
-              <w:jc w:val="center"/>
-            </w:pPr>
-            <w:r>
-              <w:rPr>
-                <w:color w:val="1E1E1E"/>
-                <w:sz w:val="18"/>
-              </w:rPr>
-              <w:t>100.00% Test Acc</w:t>
-              <w:br/>
-              <w:t>95.00% Edge Acc</w:t>
-              <w:br/>
-              <w:t>0 False Negatives</w:t>
-            </w:r>
-          </w:p>
-        </w:tc>
-        <w:tc>
-          <w:tcPr>
-            <w:tcW w:type="dxa" w:w="1872"/>
-            <w:shd w:fill="FFFFFF"/>
-            <w:tcMar>
-              <w:top w:w="80" w:type="dxa"/>
-              <w:bottom w:w="80" w:type="dxa"/>
-              <w:left w:w="80" w:type="dxa"/>
-              <w:right w:w="80" w:type="dxa"/>
-            </w:tcMar>
-          </w:tcPr>
-          <w:p>
-            <w:pPr>
-              <w:jc w:val="center"/>
-            </w:pPr>
-            <w:r>
-              <w:rPr>
-                <w:color w:val="1E1E1E"/>
-                <w:sz w:val="18"/>
-              </w:rPr>
-              <w:t>Test: [90.4%, 100.0%]</w:t>
-              <w:br/>
-              <w:t>Edge: [76.4%, 99.1%]</w:t>
-              <w:br/>
-              <w:t>Tăng đơn điệu chuẩn</w:t>
-            </w:r>
-          </w:p>
-        </w:tc>
-      </w:tr>
-      <w:tr>
-        <w:tc>
-          <w:tcPr>
-            <w:tcW w:type="dxa" w:w="576"/>
-            <w:shd w:fill="F7F9FB"/>
-            <w:tcMar>
-              <w:top w:w="80" w:type="dxa"/>
-              <w:bottom w:w="80" w:type="dxa"/>
-              <w:left w:w="80" w:type="dxa"/>
-              <w:right w:w="80" w:type="dxa"/>
-            </w:tcMar>
-          </w:tcPr>
-          <w:p>
-            <w:pPr>
-              <w:jc w:val="center"/>
-            </w:pPr>
-            <w:r>
-              <w:rPr>
-                <w:color w:val="1E1E1E"/>
-                <w:sz w:val="18"/>
-              </w:rPr>
-              <w:t>2</w:t>
-            </w:r>
-          </w:p>
-        </w:tc>
-        <w:tc>
-          <w:tcPr>
-            <w:tcW w:type="dxa" w:w="2160"/>
-            <w:shd w:fill="F7F9FB"/>
-            <w:tcMar>
-              <w:top w:w="80" w:type="dxa"/>
-              <w:bottom w:w="80" w:type="dxa"/>
-              <w:left w:w="80" w:type="dxa"/>
-              <w:right w:w="80" w:type="dxa"/>
-            </w:tcMar>
-          </w:tcPr>
-          <w:p>
-            <w:r>
-              <w:rPr>
-                <w:color w:val="1E1E1E"/>
-                <w:sz w:val="18"/>
-              </w:rPr>
-              <w:t>Physics Diagnostic kNN</w:t>
-              <w:br/>
-              <w:t>(Chẩn đoán lỗi Vật lý)</w:t>
-            </w:r>
-          </w:p>
-        </w:tc>
-        <w:tc>
-          <w:tcPr>
-            <w:tcW w:type="dxa" w:w="2160"/>
-            <w:shd w:fill="F7F9FB"/>
-            <w:tcMar>
-              <w:top w:w="80" w:type="dxa"/>
-              <w:bottom w:w="80" w:type="dxa"/>
-              <w:left w:w="80" w:type="dxa"/>
-              <w:right w:w="80" w:type="dxa"/>
-            </w:tcMar>
-          </w:tcPr>
-          <w:p>
-            <w:r>
-              <w:rPr>
-                <w:color w:val="1E1E1E"/>
-                <w:sz w:val="18"/>
-              </w:rPr>
-              <w:t>k-Nearest Neighbors (k=5)</w:t>
-              <w:br/>
-              <w:t>+ Z-Score StandardScaler</w:t>
-            </w:r>
-          </w:p>
-        </w:tc>
-        <w:tc>
-          <w:tcPr>
-            <w:tcW w:type="dxa" w:w="1728"/>
-            <w:shd w:fill="F7F9FB"/>
-            <w:tcMar>
-              <w:top w:w="80" w:type="dxa"/>
-              <w:bottom w:w="80" w:type="dxa"/>
-              <w:left w:w="80" w:type="dxa"/>
-              <w:right w:w="80" w:type="dxa"/>
-            </w:tcMar>
-          </w:tcPr>
-          <w:p>
-            <w:r>
-              <w:rPr>
-                <w:color w:val="1E1E1E"/>
-                <w:sz w:val="18"/>
-              </w:rPr>
-              <w:t>96 mẫu Train</w:t>
-              <w:br/>
-              <w:t>24 mẫu Test</w:t>
-              <w:br/>
-              <w:t>15 mẫu Đa lỗi</w:t>
-            </w:r>
-          </w:p>
-        </w:tc>
-        <w:tc>
-          <w:tcPr>
-            <w:tcW w:type="dxa" w:w="1728"/>
-            <w:shd w:fill="F7F9FB"/>
-            <w:tcMar>
-              <w:top w:w="80" w:type="dxa"/>
-              <w:bottom w:w="80" w:type="dxa"/>
-              <w:left w:w="80" w:type="dxa"/>
-              <w:right w:w="80" w:type="dxa"/>
-            </w:tcMar>
-          </w:tcPr>
-          <w:p>
-            <w:pPr>
-              <w:jc w:val="center"/>
-            </w:pPr>
-            <w:r>
-              <w:rPr>
-                <w:color w:val="1E1E1E"/>
-                <w:sz w:val="18"/>
-              </w:rPr>
-              <w:t>100.00% Test Acc</w:t>
-              <w:br/>
-              <w:t>86.67% Combo Acc</w:t>
-            </w:r>
-          </w:p>
-        </w:tc>
-        <w:tc>
-          <w:tcPr>
-            <w:tcW w:type="dxa" w:w="1872"/>
-            <w:shd w:fill="F7F9FB"/>
-            <w:tcMar>
-              <w:top w:w="80" w:type="dxa"/>
-              <w:bottom w:w="80" w:type="dxa"/>
-              <w:left w:w="80" w:type="dxa"/>
-              <w:right w:w="80" w:type="dxa"/>
-            </w:tcMar>
-          </w:tcPr>
-          <w:p>
-            <w:pPr>
-              <w:jc w:val="center"/>
-            </w:pPr>
-            <w:r>
-              <w:rPr>
-                <w:color w:val="1E1E1E"/>
-                <w:sz w:val="18"/>
-              </w:rPr>
-              <w:t>Test: [86.2%, 100.0%]</w:t>
-              <w:br/>
-              <w:t>Edge: [62.1%, 96.3%]</w:t>
-            </w:r>
-          </w:p>
-        </w:tc>
-      </w:tr>
-      <w:tr>
-        <w:tc>
-          <w:tcPr>
-            <w:tcW w:type="dxa" w:w="576"/>
-            <w:shd w:fill="FFFFFF"/>
-            <w:tcMar>
-              <w:top w:w="80" w:type="dxa"/>
-              <w:bottom w:w="80" w:type="dxa"/>
-              <w:left w:w="80" w:type="dxa"/>
-              <w:right w:w="80" w:type="dxa"/>
-            </w:tcMar>
-          </w:tcPr>
-          <w:p>
-            <w:pPr>
-              <w:jc w:val="center"/>
-            </w:pPr>
-            <w:r>
-              <w:rPr>
-                <w:color w:val="1E1E1E"/>
-                <w:sz w:val="18"/>
-              </w:rPr>
-              <w:t>3</w:t>
-            </w:r>
-          </w:p>
-        </w:tc>
-        <w:tc>
-          <w:tcPr>
-            <w:tcW w:type="dxa" w:w="2160"/>
-            <w:shd w:fill="FFFFFF"/>
-            <w:tcMar>
-              <w:top w:w="80" w:type="dxa"/>
-              <w:bottom w:w="80" w:type="dxa"/>
-              <w:left w:w="80" w:type="dxa"/>
-              <w:right w:w="80" w:type="dxa"/>
-            </w:tcMar>
-          </w:tcPr>
-          <w:p>
-            <w:r>
-              <w:rPr>
-                <w:color w:val="1E1E1E"/>
-                <w:sz w:val="18"/>
-              </w:rPr>
-              <w:t>Nova Intent Classifier</w:t>
-              <w:br/>
-              <w:t>(Phân luồng ý định 7 lớp)</w:t>
-            </w:r>
-          </w:p>
-        </w:tc>
-        <w:tc>
-          <w:tcPr>
-            <w:tcW w:type="dxa" w:w="2160"/>
-            <w:shd w:fill="FFFFFF"/>
-            <w:tcMar>
-              <w:top w:w="80" w:type="dxa"/>
-              <w:bottom w:w="80" w:type="dxa"/>
-              <w:left w:w="80" w:type="dxa"/>
-              <w:right w:w="80" w:type="dxa"/>
-            </w:tcMar>
-          </w:tcPr>
-          <w:p>
-            <w:r>
-              <w:rPr>
-                <w:color w:val="1E1E1E"/>
-                <w:sz w:val="18"/>
-              </w:rPr>
-              <w:t>Multinomial Naive Bayes</w:t>
-              <w:br/>
-              <w:t>+ Text Normalizer (Teencode)</w:t>
-            </w:r>
-          </w:p>
-        </w:tc>
-        <w:tc>
-          <w:tcPr>
-            <w:tcW w:type="dxa" w:w="1728"/>
-            <w:shd w:fill="FFFFFF"/>
-            <w:tcMar>
-              <w:top w:w="80" w:type="dxa"/>
-              <w:bottom w:w="80" w:type="dxa"/>
-              <w:left w:w="80" w:type="dxa"/>
-              <w:right w:w="80" w:type="dxa"/>
-            </w:tcMar>
-          </w:tcPr>
-          <w:p>
-            <w:r>
-              <w:rPr>
-                <w:color w:val="1E1E1E"/>
-                <w:sz w:val="18"/>
-              </w:rPr>
-              <w:t>392 mẫu Train</w:t>
-              <w:br/>
-              <w:t>40 mẫu Unseen Test</w:t>
-              <w:br/>
-              <w:t>(0% trùng lặp)</w:t>
-            </w:r>
-          </w:p>
-        </w:tc>
-        <w:tc>
-          <w:tcPr>
-            <w:tcW w:type="dxa" w:w="1728"/>
-            <w:shd w:fill="FFFFFF"/>
-            <w:tcMar>
-              <w:top w:w="80" w:type="dxa"/>
-              <w:bottom w:w="80" w:type="dxa"/>
-              <w:left w:w="80" w:type="dxa"/>
-              <w:right w:w="80" w:type="dxa"/>
-            </w:tcMar>
-          </w:tcPr>
-          <w:p>
-            <w:pPr>
-              <w:jc w:val="center"/>
-            </w:pPr>
-            <w:r>
-              <w:rPr>
-                <w:color w:val="1E1E1E"/>
-                <w:sz w:val="18"/>
-              </w:rPr>
-              <w:t>100.00% Normalized</w:t>
-              <w:br/>
-              <w:t>(97.50% Raw)</w:t>
-            </w:r>
-          </w:p>
-        </w:tc>
-        <w:tc>
-          <w:tcPr>
-            <w:tcW w:type="dxa" w:w="1872"/>
-            <w:shd w:fill="FFFFFF"/>
-            <w:tcMar>
-              <w:top w:w="80" w:type="dxa"/>
-              <w:bottom w:w="80" w:type="dxa"/>
-              <w:left w:w="80" w:type="dxa"/>
-              <w:right w:w="80" w:type="dxa"/>
-            </w:tcMar>
-          </w:tcPr>
-          <w:p>
-            <w:pPr>
-              <w:jc w:val="center"/>
-            </w:pPr>
-            <w:r>
-              <w:rPr>
-                <w:color w:val="1E1E1E"/>
-                <w:sz w:val="18"/>
-              </w:rPr>
-              <w:t>Test: [91.2%, 100.0%]</w:t>
-              <w:br/>
-              <w:t>Threshold = 0.65</w:t>
-            </w:r>
-          </w:p>
-        </w:tc>
-      </w:tr>
-      <w:tr>
-        <w:tc>
-          <w:tcPr>
-            <w:tcW w:type="dxa" w:w="576"/>
-            <w:shd w:fill="F7F9FB"/>
-            <w:tcMar>
-              <w:top w:w="80" w:type="dxa"/>
-              <w:bottom w:w="80" w:type="dxa"/>
-              <w:left w:w="80" w:type="dxa"/>
-              <w:right w:w="80" w:type="dxa"/>
-            </w:tcMar>
-          </w:tcPr>
-          <w:p>
-            <w:pPr>
-              <w:jc w:val="center"/>
-            </w:pPr>
-            <w:r>
-              <w:rPr>
-                <w:color w:val="1E1E1E"/>
-                <w:sz w:val="18"/>
-              </w:rPr>
-              <w:t>4</w:t>
-            </w:r>
-          </w:p>
-        </w:tc>
-        <w:tc>
-          <w:tcPr>
-            <w:tcW w:type="dxa" w:w="2160"/>
-            <w:shd w:fill="F7F9FB"/>
-            <w:tcMar>
-              <w:top w:w="80" w:type="dxa"/>
-              <w:bottom w:w="80" w:type="dxa"/>
-              <w:left w:w="80" w:type="dxa"/>
-              <w:right w:w="80" w:type="dxa"/>
-            </w:tcMar>
-          </w:tcPr>
-          <w:p>
-            <w:r>
-              <w:rPr>
-                <w:color w:val="1E1E1E"/>
-                <w:sz w:val="18"/>
-              </w:rPr>
-              <w:t>Math Adaptive IRT Engine</w:t>
-              <w:br/>
-              <w:t>(Định vị năng lực Toán)</w:t>
-            </w:r>
-          </w:p>
-        </w:tc>
-        <w:tc>
-          <w:tcPr>
-            <w:tcW w:type="dxa" w:w="2160"/>
-            <w:shd w:fill="F7F9FB"/>
-            <w:tcMar>
-              <w:top w:w="80" w:type="dxa"/>
-              <w:bottom w:w="80" w:type="dxa"/>
-              <w:left w:w="80" w:type="dxa"/>
-              <w:right w:w="80" w:type="dxa"/>
-            </w:tcMar>
-          </w:tcPr>
-          <w:p>
-            <w:r>
-              <w:rPr>
-                <w:color w:val="1E1E1E"/>
-                <w:sz w:val="18"/>
-              </w:rPr>
-              <w:t>1PL Rasch Item Response Theory (θ vs b)</w:t>
-            </w:r>
-          </w:p>
-        </w:tc>
-        <w:tc>
-          <w:tcPr>
-            <w:tcW w:type="dxa" w:w="1728"/>
-            <w:shd w:fill="F7F9FB"/>
-            <w:tcMar>
-              <w:top w:w="80" w:type="dxa"/>
-              <w:bottom w:w="80" w:type="dxa"/>
-              <w:left w:w="80" w:type="dxa"/>
-              <w:right w:w="80" w:type="dxa"/>
-            </w:tcMar>
-          </w:tcPr>
-          <w:p>
-            <w:r>
-              <w:rPr>
-                <w:color w:val="1E1E1E"/>
-                <w:sz w:val="18"/>
-              </w:rPr>
-              <w:t>10 Benchmark Items</w:t>
-              <w:br/>
-              <w:t>(Hệ thống câu hỏi)</w:t>
-            </w:r>
-          </w:p>
-        </w:tc>
-        <w:tc>
-          <w:tcPr>
-            <w:tcW w:type="dxa" w:w="1728"/>
-            <w:shd w:fill="F7F9FB"/>
-            <w:tcMar>
-              <w:top w:w="80" w:type="dxa"/>
-              <w:bottom w:w="80" w:type="dxa"/>
-              <w:left w:w="80" w:type="dxa"/>
-              <w:right w:w="80" w:type="dxa"/>
-            </w:tcMar>
-          </w:tcPr>
-          <w:p>
-            <w:pPr>
-              <w:jc w:val="center"/>
-            </w:pPr>
-            <w:r>
-              <w:rPr>
-                <w:color w:val="1E1E1E"/>
-                <w:sz w:val="18"/>
-              </w:rPr>
-              <w:t>Phát hiện vùng ZPD</w:t>
-              <w:br/>
-              <w:t>P(correct) ∈ [60%, 75%]</w:t>
-            </w:r>
-          </w:p>
-        </w:tc>
-        <w:tc>
-          <w:tcPr>
-            <w:tcW w:type="dxa" w:w="1872"/>
-            <w:shd w:fill="F7F9FB"/>
-            <w:tcMar>
-              <w:top w:w="80" w:type="dxa"/>
-              <w:bottom w:w="80" w:type="dxa"/>
-              <w:left w:w="80" w:type="dxa"/>
-              <w:right w:w="80" w:type="dxa"/>
-            </w:tcMar>
-          </w:tcPr>
-          <w:p>
-            <w:pPr>
-              <w:jc w:val="center"/>
-            </w:pPr>
-            <w:r>
-              <w:rPr>
-                <w:color w:val="1E1E1E"/>
-                <w:sz w:val="18"/>
-              </w:rPr>
-              <w:t>[16.8%, 68.7%]</w:t>
-              <w:br/>
-              <w:t>Đề xuất độ khó tối ưu</w:t>
-            </w:r>
-          </w:p>
-        </w:tc>
-      </w:tr>
-      <w:tr>
-        <w:tc>
-          <w:tcPr>
-            <w:tcW w:type="dxa" w:w="576"/>
-            <w:shd w:fill="FFFFFF"/>
-            <w:tcMar>
-              <w:top w:w="80" w:type="dxa"/>
-              <w:bottom w:w="80" w:type="dxa"/>
-              <w:left w:w="80" w:type="dxa"/>
-              <w:right w:w="80" w:type="dxa"/>
-            </w:tcMar>
-          </w:tcPr>
-          <w:p>
-            <w:pPr>
-              <w:jc w:val="center"/>
-            </w:pPr>
-            <w:r>
-              <w:rPr>
-                <w:color w:val="1E1E1E"/>
-                <w:sz w:val="18"/>
-              </w:rPr>
-              <w:t>5</w:t>
-            </w:r>
-          </w:p>
-        </w:tc>
-        <w:tc>
-          <w:tcPr>
-            <w:tcW w:type="dxa" w:w="2160"/>
-            <w:shd w:fill="FFFFFF"/>
-            <w:tcMar>
-              <w:top w:w="80" w:type="dxa"/>
-              <w:bottom w:w="80" w:type="dxa"/>
-              <w:left w:w="80" w:type="dxa"/>
-              <w:right w:w="80" w:type="dxa"/>
-            </w:tcMar>
-          </w:tcPr>
-          <w:p>
-            <w:r>
-              <w:rPr>
-                <w:color w:val="1E1E1E"/>
-                <w:sz w:val="18"/>
-              </w:rPr>
-              <w:t>Genetics Bayesian Reasoner</w:t>
-              <w:br/>
-              <w:t>(Suy luận xác suất Di truyền)</w:t>
-            </w:r>
-          </w:p>
-        </w:tc>
-        <w:tc>
-          <w:tcPr>
-            <w:tcW w:type="dxa" w:w="2160"/>
-            <w:shd w:fill="FFFFFF"/>
-            <w:tcMar>
-              <w:top w:w="80" w:type="dxa"/>
-              <w:bottom w:w="80" w:type="dxa"/>
-              <w:left w:w="80" w:type="dxa"/>
-              <w:right w:w="80" w:type="dxa"/>
-            </w:tcMar>
-          </w:tcPr>
-          <w:p>
-            <w:r>
-              <w:rPr>
-                <w:color w:val="1E1E1E"/>
-                <w:sz w:val="18"/>
-              </w:rPr>
-              <w:t>Bayesian Belief Network</w:t>
-              <w:br/>
-              <w:t>+ Bảng CPT di truyền</w:t>
-            </w:r>
-          </w:p>
-        </w:tc>
-        <w:tc>
-          <w:tcPr>
-            <w:tcW w:type="dxa" w:w="1728"/>
-            <w:shd w:fill="FFFFFF"/>
-            <w:tcMar>
-              <w:top w:w="80" w:type="dxa"/>
-              <w:bottom w:w="80" w:type="dxa"/>
-              <w:left w:w="80" w:type="dxa"/>
-              <w:right w:w="80" w:type="dxa"/>
-            </w:tcMar>
-          </w:tcPr>
-          <w:p>
-            <w:r>
-              <w:rPr>
-                <w:color w:val="1E1E1E"/>
-                <w:sz w:val="18"/>
-              </w:rPr>
-              <w:t>10 Benchmark Cases</w:t>
-              <w:br/>
-              <w:t>(1-4 cặp alen Menđen)</w:t>
-            </w:r>
-          </w:p>
-        </w:tc>
-        <w:tc>
-          <w:tcPr>
-            <w:tcW w:type="dxa" w:w="1728"/>
-            <w:shd w:fill="FFFFFF"/>
-            <w:tcMar>
-              <w:top w:w="80" w:type="dxa"/>
-              <w:bottom w:w="80" w:type="dxa"/>
-              <w:left w:w="80" w:type="dxa"/>
-              <w:right w:w="80" w:type="dxa"/>
-            </w:tcMar>
-          </w:tcPr>
-          <w:p>
-            <w:pPr>
-              <w:jc w:val="center"/>
-            </w:pPr>
-            <w:r>
-              <w:rPr>
-                <w:color w:val="1E1E1E"/>
-                <w:sz w:val="18"/>
-              </w:rPr>
-              <w:t>100.00% Pass</w:t>
-              <w:br/>
-              <w:t>(10/10 test cases)</w:t>
-            </w:r>
-          </w:p>
-        </w:tc>
-        <w:tc>
-          <w:tcPr>
-            <w:tcW w:type="dxa" w:w="1872"/>
-            <w:shd w:fill="FFFFFF"/>
-            <w:tcMar>
-              <w:top w:w="80" w:type="dxa"/>
-              <w:bottom w:w="80" w:type="dxa"/>
-              <w:left w:w="80" w:type="dxa"/>
-              <w:right w:w="80" w:type="dxa"/>
-            </w:tcMar>
-          </w:tcPr>
-          <w:p>
-            <w:pPr>
-              <w:jc w:val="center"/>
-            </w:pPr>
-            <w:r>
-              <w:rPr>
-                <w:color w:val="1E1E1E"/>
-                <w:sz w:val="18"/>
-              </w:rPr>
-              <w:t>[72.2%, 100.0%]</w:t>
-              <w:br/>
-              <w:t>Chuẩn xác 100% Menđen</w:t>
-            </w:r>
-          </w:p>
-        </w:tc>
-      </w:tr>
-      <w:tr>
-        <w:tc>
-          <w:tcPr>
-            <w:tcW w:type="dxa" w:w="576"/>
-            <w:shd w:fill="F7F9FB"/>
-            <w:tcMar>
-              <w:top w:w="80" w:type="dxa"/>
-              <w:bottom w:w="80" w:type="dxa"/>
-              <w:left w:w="80" w:type="dxa"/>
-              <w:right w:w="80" w:type="dxa"/>
-            </w:tcMar>
-          </w:tcPr>
-          <w:p>
-            <w:pPr>
-              <w:jc w:val="center"/>
-            </w:pPr>
-            <w:r>
-              <w:rPr>
-                <w:color w:val="1E1E1E"/>
-                <w:sz w:val="18"/>
-              </w:rPr>
-              <w:t>6</w:t>
-            </w:r>
-          </w:p>
-        </w:tc>
-        <w:tc>
-          <w:tcPr>
-            <w:tcW w:type="dxa" w:w="2160"/>
-            <w:shd w:fill="F7F9FB"/>
-            <w:tcMar>
-              <w:top w:w="80" w:type="dxa"/>
-              <w:bottom w:w="80" w:type="dxa"/>
-              <w:left w:w="80" w:type="dxa"/>
-              <w:right w:w="80" w:type="dxa"/>
-            </w:tcMar>
-          </w:tcPr>
-          <w:p>
-            <w:r>
-              <w:rPr>
-                <w:color w:val="1E1E1E"/>
-                <w:sz w:val="18"/>
-              </w:rPr>
-              <w:t>In-Browser TF-IDF RAG</w:t>
-              <w:br/>
-              <w:t>(Trích xuất tri thức 4 môn)</w:t>
-            </w:r>
-          </w:p>
-        </w:tc>
-        <w:tc>
-          <w:tcPr>
-            <w:tcW w:type="dxa" w:w="2160"/>
-            <w:shd w:fill="F7F9FB"/>
-            <w:tcMar>
-              <w:top w:w="80" w:type="dxa"/>
-              <w:bottom w:w="80" w:type="dxa"/>
-              <w:left w:w="80" w:type="dxa"/>
-              <w:right w:w="80" w:type="dxa"/>
-            </w:tcMar>
-          </w:tcPr>
-          <w:p>
-            <w:r>
-              <w:rPr>
-                <w:color w:val="1E1E1E"/>
-                <w:sz w:val="18"/>
-              </w:rPr>
-              <w:t>TF-IDF Ma trận thưa</w:t>
-              <w:br/>
-              <w:t>+ Cosine Similarity</w:t>
-            </w:r>
-          </w:p>
-        </w:tc>
-        <w:tc>
-          <w:tcPr>
-            <w:tcW w:type="dxa" w:w="1728"/>
-            <w:shd w:fill="F7F9FB"/>
-            <w:tcMar>
-              <w:top w:w="80" w:type="dxa"/>
-              <w:bottom w:w="80" w:type="dxa"/>
-              <w:left w:w="80" w:type="dxa"/>
-              <w:right w:w="80" w:type="dxa"/>
-            </w:tcMar>
-          </w:tcPr>
-          <w:p>
-            <w:r>
-              <w:rPr>
-                <w:color w:val="1E1E1E"/>
-                <w:sz w:val="18"/>
-              </w:rPr>
-              <w:t>303 Chunks tri thức</w:t>
-              <w:br/>
-              <w:t>9.061 N-Gram Tokens</w:t>
-            </w:r>
-          </w:p>
-        </w:tc>
-        <w:tc>
-          <w:tcPr>
-            <w:tcW w:type="dxa" w:w="1728"/>
-            <w:shd w:fill="F7F9FB"/>
-            <w:tcMar>
-              <w:top w:w="80" w:type="dxa"/>
-              <w:bottom w:w="80" w:type="dxa"/>
-              <w:left w:w="80" w:type="dxa"/>
-              <w:right w:w="80" w:type="dxa"/>
-            </w:tcMar>
-          </w:tcPr>
-          <w:p>
-            <w:pPr>
-              <w:jc w:val="center"/>
-            </w:pPr>
-            <w:r>
-              <w:rPr>
-                <w:color w:val="1E1E1E"/>
-                <w:sz w:val="18"/>
-              </w:rPr>
-              <w:t>96.88% Top-1 Acc</w:t>
-              <w:br/>
-              <w:t>100.00% Top-3 Hit</w:t>
-            </w:r>
-          </w:p>
-        </w:tc>
-        <w:tc>
-          <w:tcPr>
-            <w:tcW w:type="dxa" w:w="1872"/>
-            <w:shd w:fill="F7F9FB"/>
-            <w:tcMar>
-              <w:top w:w="80" w:type="dxa"/>
-              <w:bottom w:w="80" w:type="dxa"/>
-              <w:left w:w="80" w:type="dxa"/>
-              <w:right w:w="80" w:type="dxa"/>
-            </w:tcMar>
-          </w:tcPr>
-          <w:p>
-            <w:pPr>
-              <w:jc w:val="center"/>
-            </w:pPr>
-            <w:r>
-              <w:rPr>
-                <w:color w:val="1E1E1E"/>
-                <w:sz w:val="18"/>
-              </w:rPr>
-              <w:t>[84.3%, 99.4%]</w:t>
-              <w:br/>
-              <w:t>Mean Cosine = 44.14%</w:t>
-            </w:r>
-          </w:p>
-        </w:tc>
-      </w:tr>
-    </w:tbl>
-    <w:p>
-      <w:pPr>
-        <w:spacing w:before="160" w:after="40"/>
-      </w:pPr>
-      <w:r>
-        <w:rPr>
-          <w:b/>
-          <w:color w:val="1E1E1E"/>
-          <w:sz w:val="24"/>
-        </w:rPr>
-        <w:t>Mô hình Bổ sung: Bảo mật Sinh trắc học Nhận diện Khuôn mặt Face-API (Biometric 2FA)</w:t>
-      </w:r>
-    </w:p>
-    <w:p>
-      <w:pPr>
-        <w:pStyle w:val="ListBullet"/>
-        <w:spacing w:after="40" w:line="276" w:lineRule="auto"/>
-      </w:pPr>
-      <w:r>
-        <w:rPr>
-          <w:b/>
-        </w:rPr>
-        <w:t xml:space="preserve">Kiến trúc mạng nơ-ron: </w:t>
-      </w:r>
-      <w:r>
-        <w:t>Tích hợp mô hình mạng nơ-ron tích chập ResNet-34 kết hợp SSD MobileNetV1 thông qua thư viện mã nguồn mở Face-API.</w:t>
-      </w:r>
-    </w:p>
-    <w:p>
-      <w:pPr>
-        <w:pStyle w:val="ListBullet"/>
-        <w:spacing w:after="40" w:line="276" w:lineRule="auto"/>
-      </w:pPr>
-      <w:r>
-        <w:rPr>
-          <w:b/>
-        </w:rPr>
-        <w:t xml:space="preserve">Bảo mật dữ liệu tuyệt đối: </w:t>
-      </w:r>
-      <w:r>
-        <w:t>Toàn bộ quá trình quét khuôn mặt học sinh, phát hiện điểm mốc (landmarks) và trích xuất 128 vector đặc trưng số (embeddings) được thực hiện 100% cục bộ trên trình duyệt máy học sinh qua webcam. Hệ thống tuyệt đối không lưu trữ hay gửi bất kỳ hình ảnh chân dung nào lên máy chủ Internet, bảo đảm tuyệt đối quyền riêng tư theo tiêu chuẩn an toàn thông tin.</w:t>
-      </w:r>
-    </w:p>
-    <w:p>
-      <w:pPr>
-        <w:spacing w:before="280" w:after="80"/>
-      </w:pPr>
-      <w:r>
-        <w:rPr>
-          <w:b/>
-          <w:color w:val="003399"/>
-          <w:sz w:val="26"/>
-        </w:rPr>
-        <w:t>IV. NGUỒN DỮ LIỆU NHÓM EM TỰ THU THẬP, XÂY DỰNG VÀ CHUẨN HÓA</w:t>
-      </w:r>
-    </w:p>
-    <w:p>
-      <w:pPr>
-        <w:pStyle w:val="ListBullet"/>
-        <w:spacing w:after="40" w:line="276" w:lineRule="auto"/>
-      </w:pPr>
-      <w:r>
-        <w:rPr>
-          <w:b/>
-        </w:rPr>
-        <w:t xml:space="preserve">1. Cơ sở Tri thức Khoa học 4 môn THPT (303 đoạn tri thức, 9.061 tokens): </w:t>
-      </w:r>
-      <w:r>
-        <w:t>Nhóm em đã nghiên cứu kỹ lưỡng toàn bộ sách giáo khoa lớp 10, 11, 12 thuộc Chương trình GDPT 2018 (Kết nối tri thức, Chân trời sáng tạo, Cánh diều) và các tài liệu chuẩn của Bộ GD&amp;ĐT, tự tay biên soạn thành 303 đoạn tri thức trọng tâm cho 4 môn Toán, Lý, Hóa, Sinh; đánh chỉ mục từ vựng (9.061 n-gram tokens) phục vụ thuật toán trích xuất ngữ cảnh RAG cục bộ siêu tốc.</w:t>
-      </w:r>
-    </w:p>
-    <w:p>
-      <w:pPr>
-        <w:pStyle w:val="ListBullet"/>
-        <w:spacing w:after="40" w:line="276" w:lineRule="auto"/>
-      </w:pPr>
-      <w:r>
-        <w:rPr>
-          <w:b/>
-        </w:rPr>
-        <w:t xml:space="preserve">2. Ngân hàng Đề thi &amp; Câu hỏi Trắc nghiệm Chuẩn hóa (Hơn 500 câu hỏi): </w:t>
-      </w:r>
-      <w:r>
-        <w:t>Sưu tầm và biên soạn từ các đề thi tốt nghiệp THPT chính thức, đề thi khảo sát chất lượng và đề thi học sinh giỏi các tỉnh. Mỗi câu hỏi đều được nhóm tự giải chi tiết, phân bậc 4 mức độ nhận thức (Nhận biết, Thông hiểu, Vận dụng, Vận dụng cao) và gắn nhãn độ khó IRT. Dữ liệu được cấu trúc hóa dưới dạng tệp tĩnh .json nhúng sẵn trong gói ứng dụng (Static In-Memory Bundling), cho phép tra cứu tức thời với độ trễ tính bằng mili-giây và chi phí vận hành 0 đồng.</w:t>
-      </w:r>
-    </w:p>
-    <w:p>
-      <w:pPr>
-        <w:pStyle w:val="ListBullet"/>
-        <w:spacing w:after="40" w:line="276" w:lineRule="auto"/>
-      </w:pPr>
-      <w:r>
-        <w:rPr>
-          <w:b/>
-        </w:rPr>
-        <w:t xml:space="preserve">3. Cơ sở Dữ liệu 144 Phản ứng Hóa học Thực nghiệm: </w:t>
-      </w:r>
-      <w:r>
-        <w:t>Tổng hợp từ sổ tay tra cứu hóa học và bảng tính tan gồm 144 cặp phản ứng vô cơ và hữu cơ thường gặp. Mỗi phản ứng được ghi chú tỉ mỉ hiện tượng đổi màu chất chỉ thị pH, trạng thái kết tủa, chất khí thoát ra, phương trình ion thu gọn và thông số nhiệt động lực học để render mô phỏng sinh động.</w:t>
-      </w:r>
-    </w:p>
-    <w:p>
-      <w:pPr>
-        <w:pStyle w:val="ListBullet"/>
-        <w:spacing w:after="40" w:line="276" w:lineRule="auto"/>
-      </w:pPr>
-      <w:r>
-        <w:rPr>
-          <w:b/>
-        </w:rPr>
-        <w:t xml:space="preserve">4. Bộ Dữ liệu Hội thoại Học sinh (392 mẫu câu giao tiếp): </w:t>
-      </w:r>
-      <w:r>
-        <w:t>Thu thập trực tiếp từ các bạn học sinh THPT Quỳnh Lưu 4 khi hỏi bài, bao gồm ngôn ngữ tự nhiên, tiếng lóng học trò (teencode) và các cấu trúc câu hỏi đa dạng nhằm huấn luyện mô hình Naive Bayes hiểu chính xác ý định học sinh.</w:t>
-      </w:r>
-    </w:p>
-    <w:p>
-      <w:pPr>
-        <w:pStyle w:val="ListBullet"/>
-        <w:spacing w:after="40" w:line="276" w:lineRule="auto"/>
-      </w:pPr>
-      <w:r>
-        <w:rPr>
-          <w:b/>
-        </w:rPr>
-        <w:t xml:space="preserve">5. Bộ Dữ liệu Quần thể 20 AI Bots Luyện tập Đấu trường PvP: </w:t>
-      </w:r>
-      <w:r>
-        <w:t>Thiết lập 20 hồ sơ Bot với điểm số ELO trải dài từ 50 đến 130 điểm, cấu hình thời gian phản hồi và tỷ lệ chính xác mô phỏng chân thực các cấp độ học sinh khác nhau, giúp các bạn có đối thủ luyện tập mọi lúc mọi nơi kể cả khi chưa có bạn học trực tuyến cùng lúc.</w:t>
-      </w:r>
-    </w:p>
-    <w:p>
-      <w:pPr>
-        <w:pStyle w:val="ListBullet"/>
-        <w:spacing w:after="40" w:line="276" w:lineRule="auto"/>
-      </w:pPr>
-      <w:r>
-        <w:rPr>
-          <w:b/>
-        </w:rPr>
-        <w:t xml:space="preserve">6. Bộ Dữ liệu Tham số Hình học Không gian Đa diện 3D: </w:t>
-      </w:r>
-      <w:r>
-        <w:t>Cấu trúc hóa tham số toán học cho hơn 15 dạng hình không gian (chóp tam giác đều, chóp tứ giác, lăng trụ đứng, lăng trụ xiên, hộp chữ nhật, lập phương, bát diện đều, chóp cụt, tứ diện vuông...) phục vụ thuật toán sinh mesh 3D tự động từ đề bài.</w:t>
-      </w:r>
-    </w:p>
-    <w:p>
-      <w:pPr>
-        <w:spacing w:before="280" w:after="80"/>
-      </w:pPr>
-      <w:r>
-        <w:rPr>
-          <w:b/>
-          <w:color w:val="003399"/>
-          <w:sz w:val="26"/>
-        </w:rPr>
-        <w:t>V. CÁC DỊCH VỤ ĐÁM MÂY (CLOUD SERVICES) VÀ TIÊU CHUẨN WEB API</w:t>
-      </w:r>
-    </w:p>
-    <w:p>
-      <w:pPr>
-        <w:spacing w:before="160" w:after="40"/>
-      </w:pPr>
-      <w:r>
-        <w:rPr>
-          <w:b/>
-          <w:color w:val="1E1E1E"/>
-          <w:sz w:val="24"/>
-        </w:rPr>
-        <w:t>A. Các Dịch vụ Đám mây (Cloud Services)</w:t>
-      </w:r>
-    </w:p>
-    <w:p>
-      <w:pPr>
-        <w:pStyle w:val="ListBullet"/>
-        <w:spacing w:after="40" w:line="276" w:lineRule="auto"/>
-      </w:pPr>
-      <w:r>
-        <w:rPr>
-          <w:b/>
-        </w:rPr>
-        <w:t xml:space="preserve">1. Dịch vụ Đám mây Google Firebase (Firestore &amp; Authentication): </w:t>
-      </w:r>
-      <w:r>
-        <w:t>Sử dụng gói Spark miễn phí (0 VNĐ) để lưu trữ tài khoản người dùng, đồng bộ kết quả thi đấu thời gian thực giữa hai học sinh trên Đấu trường PvP 1v1 và lưu trữ bảng xếp hạng ELO toàn trường.</w:t>
-      </w:r>
-    </w:p>
-    <w:p>
-      <w:pPr>
-        <w:pStyle w:val="ListBullet"/>
-        <w:spacing w:after="40" w:line="276" w:lineRule="auto"/>
-      </w:pPr>
-      <w:r>
-        <w:rPr>
-          <w:b/>
-        </w:rPr>
-        <w:t xml:space="preserve">2. Cổng Rìa Mạng Không Máy Chủ Cloudflare Workers (Serverless Edge Gateway): </w:t>
-      </w:r>
-      <w:r>
-        <w:t>Thiết lập Worker đóng vai trò Reverse Proxy trung gian ở rìa mạng (Edge Network) nhằm che giấu và bảo mật mã khóa API của Google Gemini, đồng thời tích hợp cơ chế giới hạn tần suất (Rate Limiting) để chống tấn công DDoS và bảo vệ tài nguyên miễn phí của dự án.</w:t>
-      </w:r>
-    </w:p>
-    <w:p>
-      <w:pPr>
-        <w:pStyle w:val="ListBullet"/>
-        <w:spacing w:after="40" w:line="276" w:lineRule="auto"/>
-      </w:pPr>
-      <w:r>
-        <w:rPr>
-          <w:b/>
-        </w:rPr>
-        <w:t xml:space="preserve">3. Dịch vụ Nền tảng Triển khai Vercel Cloud (Edge Production): </w:t>
-      </w:r>
-      <w:r>
-        <w:t>Phục vụ biên dịch và phân phối mã nguồn Next.js 16 trên mạng lưới CDN toàn cầu, kết nối tên miền chính thức https://ai.stem-hub.top với chứng chỉ bảo mật SSL/TLS cao cấp.</w:t>
-      </w:r>
-    </w:p>
-    <w:p>
-      <w:pPr>
-        <w:pStyle w:val="ListBullet"/>
-        <w:spacing w:after="40" w:line="276" w:lineRule="auto"/>
-      </w:pPr>
-      <w:r>
-        <w:rPr>
-          <w:b/>
-        </w:rPr>
-        <w:t xml:space="preserve">4. Dịch vụ Gửi Mã Xác thực Email OTP (Nodemailer Service): </w:t>
-      </w:r>
-      <w:r>
-        <w:t>Tích hợp API backend tự động tạo và gửi mã xác thực OTP 6 chữ số qua hòm thư điện tử để bảo vệ tài khoản học sinh khi đăng ký.</w:t>
-      </w:r>
-    </w:p>
-    <w:p>
-      <w:pPr>
-        <w:spacing w:before="160" w:after="40"/>
-      </w:pPr>
-      <w:r>
-        <w:rPr>
-          <w:b/>
-          <w:color w:val="1E1E1E"/>
-          <w:sz w:val="24"/>
-        </w:rPr>
-        <w:t>B. Các Tiêu chuẩn Web API của Trình duyệt (Browser Web APIs)</w:t>
-      </w:r>
-    </w:p>
-    <w:p>
-      <w:pPr>
-        <w:pStyle w:val="ListBullet"/>
-        <w:spacing w:after="40" w:line="276" w:lineRule="auto"/>
-      </w:pPr>
-      <w:r>
-        <w:rPr>
-          <w:b/>
-        </w:rPr>
-        <w:t xml:space="preserve">1. Tiêu chuẩn Xử lý Đa luồng Web Worker (Off-Main-Thread Processing API): </w:t>
-      </w:r>
-      <w:r>
-        <w:t>Tách toàn bộ các tác vụ tính toán ma trận AI, giải toán hình học không gian và thuật toán RAG sang luồng ngầm độc lập (Background Worker Thread). Luồng giao diện chính (Main UI Thread) luôn được giải phóng, duy trì ổn định tốc độ hiển thị 60 FPS mượt mà, không bao giờ bị đơ hay giật lag kể cả trên máy tính cấu hình khiêm tốn tại các trường phổ thông.</w:t>
-      </w:r>
-    </w:p>
-    <w:p>
-      <w:pPr>
-        <w:pStyle w:val="ListBullet"/>
-        <w:spacing w:after="40" w:line="276" w:lineRule="auto"/>
-      </w:pPr>
-      <w:r>
-        <w:rPr>
-          <w:b/>
-        </w:rPr>
-        <w:t xml:space="preserve">2. Tiêu chuẩn Âm thanh và Tiếng nói Web Speech API &amp; Web Audio API: </w:t>
-      </w:r>
-      <w:r>
-        <w:t>Tận dụng bộ nhận dạng giọng nói tiếng Việt và tổng hợp giọng đọc AI tích hợp sẵn trên trình duyệt để học sinh có thể giao tiếp 2 chiều với Trợ lý Nova mà không phát sinh cước phí bên thứ ba; kết hợp Web Audio API để xử lý hiệu ứng dìm tiếng nhạc nền (Audio Ducking) khi AI phát âm.</w:t>
-      </w:r>
-    </w:p>
-    <w:p>
-      <w:pPr>
-        <w:pStyle w:val="ListBullet"/>
-        <w:spacing w:after="40" w:line="276" w:lineRule="auto"/>
-      </w:pPr>
-      <w:r>
-        <w:rPr>
-          <w:b/>
-        </w:rPr>
-        <w:t xml:space="preserve">3. Tiêu chuẩn Cơ sở dữ liệu Cục bộ IndexedDB (Client-Side Storage API): </w:t>
-      </w:r>
-      <w:r>
-        <w:t>Lưu trữ bền vững các tệp trọng số mô hình AI, bộ nhớ đệm bài học và dữ liệu thí nghiệm ngay tại máy người dùng, khắc phục hoàn toàn giới hạn 5MB của LocalStorage và đảm bảo hệ thống có thể chạy mượt mà ngay cả khi đường truyền Internet chập chờn.</w:t>
-      </w:r>
-    </w:p>
-    <w:p>
-      <w:pPr>
-        <w:pStyle w:val="ListBullet"/>
-        <w:spacing w:after="40" w:line="276" w:lineRule="auto"/>
-      </w:pPr>
-      <w:r>
-        <w:rPr>
-          <w:b/>
-        </w:rPr>
-        <w:t xml:space="preserve">4. Tiêu chuẩn Đồ họa Không gian WebGL &amp; Canvas API: </w:t>
-      </w:r>
-      <w:r>
-        <w:t>Kết xuất các mô hình 3D tương tác thời gian thực với đầy đủ ánh sáng, bóng đổ, hiệu ứng vật liệu trong suốt của ống nghiệm và tia sáng laser.</w:t>
-      </w:r>
-    </w:p>
-    <w:p>
-      <w:pPr>
-        <w:spacing w:before="280" w:after="80"/>
-      </w:pPr>
-      <w:r>
-        <w:rPr>
-          <w:b/>
-          <w:color w:val="003399"/>
-          <w:sz w:val="26"/>
-        </w:rPr>
-        <w:t>VI. BẢNG KÊ KHAI CHI TIẾT CÁC THƯ VIỆN MÃ NGUỒN MỞ</w:t>
-      </w:r>
-    </w:p>
-    <w:p>
-      <w:pPr>
-        <w:spacing w:after="120"/>
-      </w:pPr>
-      <w:r>
-        <w:t>Toàn bộ các thư viện bên dưới đều được nhóm chọn lọc từ các nguồn mã nguồn mở uy tín quốc tế, tuân thủ nghiêm ngặt các giấy phép bản quyền thương mại và phi lợi nhuận (MIT, Apache 2.0, ISC, BSD):</w:t>
-      </w:r>
-    </w:p>
-    <w:tbl>
-      <w:tblPr>
-        <w:tblW w:type="auto" w:w="0"/>
-        <w:jc w:val="center"/>
-        <w:tblLayout w:type="fixed"/>
-        <w:tblLook w:firstColumn="1" w:firstRow="1" w:lastColumn="0" w:lastRow="0" w:noHBand="0" w:noVBand="1" w:val="04A0"/>
-        <w:tblBorders>
-          <w:top w:val="single" w:sz="4" w:space="0" w:color="CCCCCC"/>
-          <w:bottom w:val="single" w:sz="4" w:space="0" w:color="CCCCCC"/>
-          <w:left w:val="none"/>
-          <w:right w:val="none"/>
-          <w:insideH w:val="single" w:sz="4" w:space="0" w:color="CCCCCC"/>
-          <w:insideV w:val="none"/>
-        </w:tblBorders>
-      </w:tblPr>
-      <w:tblGrid>
-        <w:gridCol w:w="1930"/>
-        <w:gridCol w:w="1930"/>
-        <w:gridCol w:w="1930"/>
-        <w:gridCol w:w="1930"/>
-        <w:gridCol w:w="1930"/>
-      </w:tblGrid>
-      <w:tr>
-        <w:tc>
-          <w:tcPr>
-            <w:tcW w:type="dxa" w:w="576"/>
-            <w:shd w:fill="003366"/>
-            <w:tcMar>
-              <w:top w:w="120" w:type="dxa"/>
-              <w:bottom w:w="120" w:type="dxa"/>
-              <w:left w:w="100" w:type="dxa"/>
-              <w:right w:w="100" w:type="dxa"/>
+              <w:top w:w="100" w:type="dxa"/>
+              <w:bottom w:w="100" w:type="dxa"/>
+              <w:left w:w="90" w:type="dxa"/>
+              <w:right w:w="90" w:type="dxa"/>
             </w:tcMar>
           </w:tcPr>
           <w:p>
@@ -1763,10 +373,10 @@
             <w:tcW w:type="dxa" w:w="2592"/>
             <w:shd w:fill="003366"/>
             <w:tcMar>
-              <w:top w:w="120" w:type="dxa"/>
-              <w:bottom w:w="120" w:type="dxa"/>
-              <w:left w:w="100" w:type="dxa"/>
-              <w:right w:w="100" w:type="dxa"/>
+              <w:top w:w="100" w:type="dxa"/>
+              <w:bottom w:w="100" w:type="dxa"/>
+              <w:left w:w="90" w:type="dxa"/>
+              <w:right w:w="90" w:type="dxa"/>
             </w:tcMar>
           </w:tcPr>
           <w:p>
@@ -1779,19 +389,19 @@
                 <w:color w:val="FFFFFF"/>
                 <w:sz w:val="19"/>
               </w:rPr>
-              <w:t>Tên Thư viện Mã nguồn mở</w:t>
+              <w:t>Tên mô hình học máy</w:t>
             </w:r>
           </w:p>
         </w:tc>
         <w:tc>
           <w:tcPr>
-            <w:tcW w:type="dxa" w:w="1296"/>
+            <w:tcW w:type="dxa" w:w="3168"/>
             <w:shd w:fill="003366"/>
             <w:tcMar>
-              <w:top w:w="120" w:type="dxa"/>
-              <w:bottom w:w="120" w:type="dxa"/>
-              <w:left w:w="100" w:type="dxa"/>
-              <w:right w:w="100" w:type="dxa"/>
+              <w:top w:w="100" w:type="dxa"/>
+              <w:bottom w:w="100" w:type="dxa"/>
+              <w:left w:w="90" w:type="dxa"/>
+              <w:right w:w="90" w:type="dxa"/>
             </w:tcMar>
           </w:tcPr>
           <w:p>
@@ -1804,19 +414,19 @@
                 <w:color w:val="FFFFFF"/>
                 <w:sz w:val="19"/>
               </w:rPr>
-              <w:t>Phiên bản</w:t>
+              <w:t>Mục đích sử dụng trong môn học</w:t>
             </w:r>
           </w:p>
         </w:tc>
         <w:tc>
           <w:tcPr>
-            <w:tcW w:type="dxa" w:w="1440"/>
+            <w:tcW w:type="dxa" w:w="2016"/>
             <w:shd w:fill="003366"/>
             <w:tcMar>
-              <w:top w:w="120" w:type="dxa"/>
-              <w:bottom w:w="120" w:type="dxa"/>
-              <w:left w:w="100" w:type="dxa"/>
-              <w:right w:w="100" w:type="dxa"/>
+              <w:top w:w="100" w:type="dxa"/>
+              <w:bottom w:w="100" w:type="dxa"/>
+              <w:left w:w="90" w:type="dxa"/>
+              <w:right w:w="90" w:type="dxa"/>
             </w:tcMar>
           </w:tcPr>
           <w:p>
@@ -1829,19 +439,19 @@
                 <w:color w:val="FFFFFF"/>
                 <w:sz w:val="19"/>
               </w:rPr>
-              <w:t>Giấy phép Bản quyền</w:t>
+              <w:t>Dữ liệu huấn luyện và kiểm thử</w:t>
             </w:r>
           </w:p>
         </w:tc>
         <w:tc>
           <w:tcPr>
-            <w:tcW w:type="dxa" w:w="4176"/>
+            <w:tcW w:type="dxa" w:w="2592"/>
             <w:shd w:fill="003366"/>
             <w:tcMar>
-              <w:top w:w="120" w:type="dxa"/>
-              <w:bottom w:w="120" w:type="dxa"/>
-              <w:left w:w="100" w:type="dxa"/>
-              <w:right w:w="100" w:type="dxa"/>
+              <w:top w:w="100" w:type="dxa"/>
+              <w:bottom w:w="100" w:type="dxa"/>
+              <w:left w:w="90" w:type="dxa"/>
+              <w:right w:w="90" w:type="dxa"/>
             </w:tcMar>
           </w:tcPr>
           <w:p>
@@ -1854,7 +464,7 @@
                 <w:color w:val="FFFFFF"/>
                 <w:sz w:val="19"/>
               </w:rPr>
-              <w:t>Mục đích Sử dụng Cụ thể trong Dự án STEM HUB</w:t>
+              <w:t>Kết quả thực tế đạt được</w:t>
             </w:r>
           </w:p>
         </w:tc>
@@ -1878,7 +488,7 @@
             <w:r>
               <w:rPr>
                 <w:color w:val="1E1E1E"/>
-                <w:sz w:val="17"/>
+                <w:sz w:val="18"/>
               </w:rPr>
               <w:t>1</w:t>
             </w:r>
@@ -1899,63 +509,15 @@
             <w:r>
               <w:rPr>
                 <w:color w:val="1E1E1E"/>
-                <w:sz w:val="17"/>
+                <w:sz w:val="18"/>
               </w:rPr>
-              <w:t>Next.js</w:t>
+              <w:t>Mô hình cảnh báo an toàn hóa chất</w:t>
             </w:r>
           </w:p>
         </w:tc>
         <w:tc>
           <w:tcPr>
-            <w:tcW w:type="dxa" w:w="1296"/>
-            <w:shd w:fill="FFFFFF"/>
-            <w:tcMar>
-              <w:top w:w="70" w:type="dxa"/>
-              <w:bottom w:w="70" w:type="dxa"/>
-              <w:left w:w="70" w:type="dxa"/>
-              <w:right w:w="70" w:type="dxa"/>
-            </w:tcMar>
-          </w:tcPr>
-          <w:p>
-            <w:pPr>
-              <w:jc w:val="center"/>
-            </w:pPr>
-            <w:r>
-              <w:rPr>
-                <w:color w:val="1E1E1E"/>
-                <w:sz w:val="17"/>
-              </w:rPr>
-              <w:t>16.2.6</w:t>
-            </w:r>
-          </w:p>
-        </w:tc>
-        <w:tc>
-          <w:tcPr>
-            <w:tcW w:type="dxa" w:w="1440"/>
-            <w:shd w:fill="FFFFFF"/>
-            <w:tcMar>
-              <w:top w:w="70" w:type="dxa"/>
-              <w:bottom w:w="70" w:type="dxa"/>
-              <w:left w:w="70" w:type="dxa"/>
-              <w:right w:w="70" w:type="dxa"/>
-            </w:tcMar>
-          </w:tcPr>
-          <w:p>
-            <w:pPr>
-              <w:jc w:val="center"/>
-            </w:pPr>
-            <w:r>
-              <w:rPr>
-                <w:color w:val="1E1E1E"/>
-                <w:sz w:val="17"/>
-              </w:rPr>
-              <w:t>MIT</w:t>
-            </w:r>
-          </w:p>
-        </w:tc>
-        <w:tc>
-          <w:tcPr>
-            <w:tcW w:type="dxa" w:w="4176"/>
+            <w:tcW w:type="dxa" w:w="3168"/>
             <w:shd w:fill="FFFFFF"/>
             <w:tcMar>
               <w:top w:w="70" w:type="dxa"/>
@@ -1968,9 +530,51 @@
             <w:r>
               <w:rPr>
                 <w:color w:val="1E1E1E"/>
-                <w:sz w:val="17"/>
+                <w:sz w:val="18"/>
               </w:rPr>
-              <w:t>Khung ứng dụng web chính (App Router), tối ưu hóa kiến trúc Serverless, render SSR/SSG.</w:t>
+              <w:t>Tích hợp trong Phòng thí nghiệm Hóa học ảo để phân tích nhiệt độ, nồng độ và tính chất các chất, kịp thời đưa ra cảnh báo nguy cơ cháy nổ hoặc sinh khí độc trước khi học sinh thao tác.</w:t>
+            </w:r>
+          </w:p>
+        </w:tc>
+        <w:tc>
+          <w:tcPr>
+            <w:tcW w:type="dxa" w:w="2016"/>
+            <w:shd w:fill="FFFFFF"/>
+            <w:tcMar>
+              <w:top w:w="70" w:type="dxa"/>
+              <w:bottom w:w="70" w:type="dxa"/>
+              <w:left w:w="70" w:type="dxa"/>
+              <w:right w:w="70" w:type="dxa"/>
+            </w:tcMar>
+          </w:tcPr>
+          <w:p>
+            <w:r>
+              <w:rPr>
+                <w:color w:val="1E1E1E"/>
+                <w:sz w:val="18"/>
+              </w:rPr>
+              <w:t>144 mẫu huấn luyện, 36 mẫu kiểm thử và 20 trường hợp biên nguy hiểm.</w:t>
+            </w:r>
+          </w:p>
+        </w:tc>
+        <w:tc>
+          <w:tcPr>
+            <w:tcW w:type="dxa" w:w="2592"/>
+            <w:shd w:fill="FFFFFF"/>
+            <w:tcMar>
+              <w:top w:w="70" w:type="dxa"/>
+              <w:bottom w:w="70" w:type="dxa"/>
+              <w:left w:w="70" w:type="dxa"/>
+              <w:right w:w="70" w:type="dxa"/>
+            </w:tcMar>
+          </w:tcPr>
+          <w:p>
+            <w:r>
+              <w:rPr>
+                <w:color w:val="1E1E1E"/>
+                <w:sz w:val="18"/>
+              </w:rPr>
+              <w:t>Đạt độ chính xác 100% trên tập kiểm thử, phát hiện chính xác 95% trường hợp biên và không bỏ sót bất kỳ tình huống nguy hiểm nào.</w:t>
             </w:r>
           </w:p>
         </w:tc>
@@ -1994,7 +598,7 @@
             <w:r>
               <w:rPr>
                 <w:color w:val="1E1E1E"/>
-                <w:sz w:val="17"/>
+                <w:sz w:val="18"/>
               </w:rPr>
               <w:t>2</w:t>
             </w:r>
@@ -2015,63 +619,15 @@
             <w:r>
               <w:rPr>
                 <w:color w:val="1E1E1E"/>
-                <w:sz w:val="17"/>
+                <w:sz w:val="18"/>
               </w:rPr>
-              <w:t>React &amp; React-DOM</w:t>
+              <w:t>Mô hình chẩn đoán sai số thực nghiệm</w:t>
             </w:r>
           </w:p>
         </w:tc>
         <w:tc>
           <w:tcPr>
-            <w:tcW w:type="dxa" w:w="1296"/>
-            <w:shd w:fill="F7F9FB"/>
-            <w:tcMar>
-              <w:top w:w="70" w:type="dxa"/>
-              <w:bottom w:w="70" w:type="dxa"/>
-              <w:left w:w="70" w:type="dxa"/>
-              <w:right w:w="70" w:type="dxa"/>
-            </w:tcMar>
-          </w:tcPr>
-          <w:p>
-            <w:pPr>
-              <w:jc w:val="center"/>
-            </w:pPr>
-            <w:r>
-              <w:rPr>
-                <w:color w:val="1E1E1E"/>
-                <w:sz w:val="17"/>
-              </w:rPr>
-              <w:t>19.2.4</w:t>
-            </w:r>
-          </w:p>
-        </w:tc>
-        <w:tc>
-          <w:tcPr>
-            <w:tcW w:type="dxa" w:w="1440"/>
-            <w:shd w:fill="F7F9FB"/>
-            <w:tcMar>
-              <w:top w:w="70" w:type="dxa"/>
-              <w:bottom w:w="70" w:type="dxa"/>
-              <w:left w:w="70" w:type="dxa"/>
-              <w:right w:w="70" w:type="dxa"/>
-            </w:tcMar>
-          </w:tcPr>
-          <w:p>
-            <w:pPr>
-              <w:jc w:val="center"/>
-            </w:pPr>
-            <w:r>
-              <w:rPr>
-                <w:color w:val="1E1E1E"/>
-                <w:sz w:val="17"/>
-              </w:rPr>
-              <w:t>MIT</w:t>
-            </w:r>
-          </w:p>
-        </w:tc>
-        <w:tc>
-          <w:tcPr>
-            <w:tcW w:type="dxa" w:w="4176"/>
+            <w:tcW w:type="dxa" w:w="3168"/>
             <w:shd w:fill="F7F9FB"/>
             <w:tcMar>
               <w:top w:w="70" w:type="dxa"/>
@@ -2084,9 +640,51 @@
             <w:r>
               <w:rPr>
                 <w:color w:val="1E1E1E"/>
-                <w:sz w:val="17"/>
+                <w:sz w:val="18"/>
               </w:rPr>
-              <w:t>Thư viện nền tảng xây dựng toàn bộ giao diện người dùng tương tác và component hóa.</w:t>
+              <w:t>Tích hợp trong Phòng thí nghiệm Vật lý ảo nhằm so sánh kết quả đo đạc của học sinh với số liệu chuẩn, từ đó tự động chỉ ra học sinh đang mắc lỗi đo góc, lỗi bấm đồng hồ hay đặt dụng cụ sai.</w:t>
+            </w:r>
+          </w:p>
+        </w:tc>
+        <w:tc>
+          <w:tcPr>
+            <w:tcW w:type="dxa" w:w="2016"/>
+            <w:shd w:fill="F7F9FB"/>
+            <w:tcMar>
+              <w:top w:w="70" w:type="dxa"/>
+              <w:bottom w:w="70" w:type="dxa"/>
+              <w:left w:w="70" w:type="dxa"/>
+              <w:right w:w="70" w:type="dxa"/>
+            </w:tcMar>
+          </w:tcPr>
+          <w:p>
+            <w:r>
+              <w:rPr>
+                <w:color w:val="1E1E1E"/>
+                <w:sz w:val="18"/>
+              </w:rPr>
+              <w:t>96 mẫu huấn luyện, 24 mẫu kiểm thử và 15 trường hợp sai số hỗn hợp.</w:t>
+            </w:r>
+          </w:p>
+        </w:tc>
+        <w:tc>
+          <w:tcPr>
+            <w:tcW w:type="dxa" w:w="2592"/>
+            <w:shd w:fill="F7F9FB"/>
+            <w:tcMar>
+              <w:top w:w="70" w:type="dxa"/>
+              <w:bottom w:w="70" w:type="dxa"/>
+              <w:left w:w="70" w:type="dxa"/>
+              <w:right w:w="70" w:type="dxa"/>
+            </w:tcMar>
+          </w:tcPr>
+          <w:p>
+            <w:r>
+              <w:rPr>
+                <w:color w:val="1E1E1E"/>
+                <w:sz w:val="18"/>
+              </w:rPr>
+              <w:t>Đạt độ chính xác 100% trên tập kiểm thử và phân tích đúng 86,67% các trường hợp học sinh mắc đồng thời nhiều lỗi thao tác.</w:t>
             </w:r>
           </w:p>
         </w:tc>
@@ -2110,7 +708,7 @@
             <w:r>
               <w:rPr>
                 <w:color w:val="1E1E1E"/>
-                <w:sz w:val="17"/>
+                <w:sz w:val="18"/>
               </w:rPr>
               <w:t>3</w:t>
             </w:r>
@@ -2131,63 +729,15 @@
             <w:r>
               <w:rPr>
                 <w:color w:val="1E1E1E"/>
-                <w:sz w:val="17"/>
+                <w:sz w:val="18"/>
               </w:rPr>
-              <w:t>@tensorflow/tfjs</w:t>
+              <w:t>Mô hình phân loại ý định câu hỏi</w:t>
             </w:r>
           </w:p>
         </w:tc>
         <w:tc>
           <w:tcPr>
-            <w:tcW w:type="dxa" w:w="1296"/>
-            <w:shd w:fill="FFFFFF"/>
-            <w:tcMar>
-              <w:top w:w="70" w:type="dxa"/>
-              <w:bottom w:w="70" w:type="dxa"/>
-              <w:left w:w="70" w:type="dxa"/>
-              <w:right w:w="70" w:type="dxa"/>
-            </w:tcMar>
-          </w:tcPr>
-          <w:p>
-            <w:pPr>
-              <w:jc w:val="center"/>
-            </w:pPr>
-            <w:r>
-              <w:rPr>
-                <w:color w:val="1E1E1E"/>
-                <w:sz w:val="17"/>
-              </w:rPr>
-              <w:t>4.22.0</w:t>
-            </w:r>
-          </w:p>
-        </w:tc>
-        <w:tc>
-          <w:tcPr>
-            <w:tcW w:type="dxa" w:w="1440"/>
-            <w:shd w:fill="FFFFFF"/>
-            <w:tcMar>
-              <w:top w:w="70" w:type="dxa"/>
-              <w:bottom w:w="70" w:type="dxa"/>
-              <w:left w:w="70" w:type="dxa"/>
-              <w:right w:w="70" w:type="dxa"/>
-            </w:tcMar>
-          </w:tcPr>
-          <w:p>
-            <w:pPr>
-              <w:jc w:val="center"/>
-            </w:pPr>
-            <w:r>
-              <w:rPr>
-                <w:color w:val="1E1E1E"/>
-                <w:sz w:val="17"/>
-              </w:rPr>
-              <w:t>Apache 2.0</w:t>
-            </w:r>
-          </w:p>
-        </w:tc>
-        <w:tc>
-          <w:tcPr>
-            <w:tcW w:type="dxa" w:w="4176"/>
+            <w:tcW w:type="dxa" w:w="3168"/>
             <w:shd w:fill="FFFFFF"/>
             <w:tcMar>
               <w:top w:w="70" w:type="dxa"/>
@@ -2200,9 +750,51 @@
             <w:r>
               <w:rPr>
                 <w:color w:val="1E1E1E"/>
-                <w:sz w:val="17"/>
+                <w:sz w:val="18"/>
               </w:rPr>
-              <w:t>Thư viện học máy cốt lõi thực thi 6 mô hình AI tự huấn luyện trực tiếp trên trình duyệt.</w:t>
+              <w:t>Đóng vai trò điều phối cho Trợ lý Nova, phân tích từ ngữ học sinh hỏi để tự động chuyển đúng đến bài học lý thuyết, công thức tính toán hoặc mở đúng phòng thí nghiệm cần tìm.</w:t>
+            </w:r>
+          </w:p>
+        </w:tc>
+        <w:tc>
+          <w:tcPr>
+            <w:tcW w:type="dxa" w:w="2016"/>
+            <w:shd w:fill="FFFFFF"/>
+            <w:tcMar>
+              <w:top w:w="70" w:type="dxa"/>
+              <w:bottom w:w="70" w:type="dxa"/>
+              <w:left w:w="70" w:type="dxa"/>
+              <w:right w:w="70" w:type="dxa"/>
+            </w:tcMar>
+          </w:tcPr>
+          <w:p>
+            <w:r>
+              <w:rPr>
+                <w:color w:val="1E1E1E"/>
+                <w:sz w:val="18"/>
+              </w:rPr>
+              <w:t>392 câu hỏi thực tế của học sinh làm tập huấn luyện và 40 câu hỏi mới hoàn toàn để kiểm thử.</w:t>
+            </w:r>
+          </w:p>
+        </w:tc>
+        <w:tc>
+          <w:tcPr>
+            <w:tcW w:type="dxa" w:w="2592"/>
+            <w:shd w:fill="FFFFFF"/>
+            <w:tcMar>
+              <w:top w:w="70" w:type="dxa"/>
+              <w:bottom w:w="70" w:type="dxa"/>
+              <w:left w:w="70" w:type="dxa"/>
+              <w:right w:w="70" w:type="dxa"/>
+            </w:tcMar>
+          </w:tcPr>
+          <w:p>
+            <w:r>
+              <w:rPr>
+                <w:color w:val="1E1E1E"/>
+                <w:sz w:val="18"/>
+              </w:rPr>
+              <w:t>Nhận diện chính xác 100% ý định câu hỏi sau khi chuẩn hóa từ ngữ học trò, phân luồng trơn tru 7 nhóm nhu cầu học tập.</w:t>
             </w:r>
           </w:p>
         </w:tc>
@@ -2226,7 +818,7 @@
             <w:r>
               <w:rPr>
                 <w:color w:val="1E1E1E"/>
-                <w:sz w:val="17"/>
+                <w:sz w:val="18"/>
               </w:rPr>
               <w:t>4</w:t>
             </w:r>
@@ -2247,63 +839,15 @@
             <w:r>
               <w:rPr>
                 <w:color w:val="1E1E1E"/>
-                <w:sz w:val="17"/>
+                <w:sz w:val="18"/>
               </w:rPr>
-              <w:t>@google/generative-ai</w:t>
+              <w:t>Mô hình chọn câu hỏi vừa sức môn Toán</w:t>
             </w:r>
           </w:p>
         </w:tc>
         <w:tc>
           <w:tcPr>
-            <w:tcW w:type="dxa" w:w="1296"/>
-            <w:shd w:fill="F7F9FB"/>
-            <w:tcMar>
-              <w:top w:w="70" w:type="dxa"/>
-              <w:bottom w:w="70" w:type="dxa"/>
-              <w:left w:w="70" w:type="dxa"/>
-              <w:right w:w="70" w:type="dxa"/>
-            </w:tcMar>
-          </w:tcPr>
-          <w:p>
-            <w:pPr>
-              <w:jc w:val="center"/>
-            </w:pPr>
-            <w:r>
-              <w:rPr>
-                <w:color w:val="1E1E1E"/>
-                <w:sz w:val="17"/>
-              </w:rPr>
-              <w:t>0.24.1</w:t>
-            </w:r>
-          </w:p>
-        </w:tc>
-        <w:tc>
-          <w:tcPr>
-            <w:tcW w:type="dxa" w:w="1440"/>
-            <w:shd w:fill="F7F9FB"/>
-            <w:tcMar>
-              <w:top w:w="70" w:type="dxa"/>
-              <w:bottom w:w="70" w:type="dxa"/>
-              <w:left w:w="70" w:type="dxa"/>
-              <w:right w:w="70" w:type="dxa"/>
-            </w:tcMar>
-          </w:tcPr>
-          <w:p>
-            <w:pPr>
-              <w:jc w:val="center"/>
-            </w:pPr>
-            <w:r>
-              <w:rPr>
-                <w:color w:val="1E1E1E"/>
-                <w:sz w:val="17"/>
-              </w:rPr>
-              <w:t>Apache 2.0</w:t>
-            </w:r>
-          </w:p>
-        </w:tc>
-        <w:tc>
-          <w:tcPr>
-            <w:tcW w:type="dxa" w:w="4176"/>
+            <w:tcW w:type="dxa" w:w="3168"/>
             <w:shd w:fill="F7F9FB"/>
             <w:tcMar>
               <w:top w:w="70" w:type="dxa"/>
@@ -2316,9 +860,51 @@
             <w:r>
               <w:rPr>
                 <w:color w:val="1E1E1E"/>
-                <w:sz w:val="17"/>
+                <w:sz w:val="18"/>
               </w:rPr>
-              <w:t>SDK chính thức kết nối và quản lý luồng dữ liệu tới Google Gemini API.</w:t>
+              <w:t>Tự động ước lượng năng lực học sinh qua từng câu trả lời đúng sai trong phân hệ Toán, từ đó chọn câu hỏi tiếp theo có độ khó phù hợp với sức học của bạn.</w:t>
+            </w:r>
+          </w:p>
+        </w:tc>
+        <w:tc>
+          <w:tcPr>
+            <w:tcW w:type="dxa" w:w="2016"/>
+            <w:shd w:fill="F7F9FB"/>
+            <w:tcMar>
+              <w:top w:w="70" w:type="dxa"/>
+              <w:bottom w:w="70" w:type="dxa"/>
+              <w:left w:w="70" w:type="dxa"/>
+              <w:right w:w="70" w:type="dxa"/>
+            </w:tcMar>
+          </w:tcPr>
+          <w:p>
+            <w:r>
+              <w:rPr>
+                <w:color w:val="1E1E1E"/>
+                <w:sz w:val="18"/>
+              </w:rPr>
+              <w:t>10 bộ câu hỏi chuẩn hóa với nhiều mức độ từ dễ đến khó.</w:t>
+            </w:r>
+          </w:p>
+        </w:tc>
+        <w:tc>
+          <w:tcPr>
+            <w:tcW w:type="dxa" w:w="2592"/>
+            <w:shd w:fill="F7F9FB"/>
+            <w:tcMar>
+              <w:top w:w="70" w:type="dxa"/>
+              <w:bottom w:w="70" w:type="dxa"/>
+              <w:left w:w="70" w:type="dxa"/>
+              <w:right w:w="70" w:type="dxa"/>
+            </w:tcMar>
+          </w:tcPr>
+          <w:p>
+            <w:r>
+              <w:rPr>
+                <w:color w:val="1E1E1E"/>
+                <w:sz w:val="18"/>
+              </w:rPr>
+              <w:t>Đưa ra câu hỏi nằm đúng vùng phát triển năng lực với tỷ lệ học sinh làm đúng kỳ vọng trong khoảng 60% đến 75%.</w:t>
             </w:r>
           </w:p>
         </w:tc>
@@ -2342,7 +928,7 @@
             <w:r>
               <w:rPr>
                 <w:color w:val="1E1E1E"/>
-                <w:sz w:val="17"/>
+                <w:sz w:val="18"/>
               </w:rPr>
               <w:t>5</w:t>
             </w:r>
@@ -2363,63 +949,15 @@
             <w:r>
               <w:rPr>
                 <w:color w:val="1E1E1E"/>
-                <w:sz w:val="17"/>
+                <w:sz w:val="18"/>
               </w:rPr>
-              <w:t>Three.js</w:t>
+              <w:t>Mô hình tính xác suất di truyền Menđen</w:t>
             </w:r>
           </w:p>
         </w:tc>
         <w:tc>
           <w:tcPr>
-            <w:tcW w:type="dxa" w:w="1296"/>
-            <w:shd w:fill="FFFFFF"/>
-            <w:tcMar>
-              <w:top w:w="70" w:type="dxa"/>
-              <w:bottom w:w="70" w:type="dxa"/>
-              <w:left w:w="70" w:type="dxa"/>
-              <w:right w:w="70" w:type="dxa"/>
-            </w:tcMar>
-          </w:tcPr>
-          <w:p>
-            <w:pPr>
-              <w:jc w:val="center"/>
-            </w:pPr>
-            <w:r>
-              <w:rPr>
-                <w:color w:val="1E1E1E"/>
-                <w:sz w:val="17"/>
-              </w:rPr>
-              <w:t>0.184.0</w:t>
-            </w:r>
-          </w:p>
-        </w:tc>
-        <w:tc>
-          <w:tcPr>
-            <w:tcW w:type="dxa" w:w="1440"/>
-            <w:shd w:fill="FFFFFF"/>
-            <w:tcMar>
-              <w:top w:w="70" w:type="dxa"/>
-              <w:bottom w:w="70" w:type="dxa"/>
-              <w:left w:w="70" w:type="dxa"/>
-              <w:right w:w="70" w:type="dxa"/>
-            </w:tcMar>
-          </w:tcPr>
-          <w:p>
-            <w:pPr>
-              <w:jc w:val="center"/>
-            </w:pPr>
-            <w:r>
-              <w:rPr>
-                <w:color w:val="1E1E1E"/>
-                <w:sz w:val="17"/>
-              </w:rPr>
-              <w:t>MIT</w:t>
-            </w:r>
-          </w:p>
-        </w:tc>
-        <w:tc>
-          <w:tcPr>
-            <w:tcW w:type="dxa" w:w="4176"/>
+            <w:tcW w:type="dxa" w:w="3168"/>
             <w:shd w:fill="FFFFFF"/>
             <w:tcMar>
               <w:top w:w="70" w:type="dxa"/>
@@ -2432,9 +970,51 @@
             <w:r>
               <w:rPr>
                 <w:color w:val="1E1E1E"/>
-                <w:sz w:val="17"/>
+                <w:sz w:val="18"/>
               </w:rPr>
-              <w:t>Động cơ đồ họa 3D WebGL dựng mô hình hình học không gian, phòng thí nghiệm Vật lý &amp; Sinh học.</w:t>
+              <w:t>Tích hợp trong phân hệ Di truyền học môn Sinh học để tính toán tỷ lệ phân ly kiểu gen, kiểu hình và xác suất truyền bệnh trong sơ đồ phả hệ gia đình.</w:t>
+            </w:r>
+          </w:p>
+        </w:tc>
+        <w:tc>
+          <w:tcPr>
+            <w:tcW w:type="dxa" w:w="2016"/>
+            <w:shd w:fill="FFFFFF"/>
+            <w:tcMar>
+              <w:top w:w="70" w:type="dxa"/>
+              <w:bottom w:w="70" w:type="dxa"/>
+              <w:left w:w="70" w:type="dxa"/>
+              <w:right w:w="70" w:type="dxa"/>
+            </w:tcMar>
+          </w:tcPr>
+          <w:p>
+            <w:r>
+              <w:rPr>
+                <w:color w:val="1E1E1E"/>
+                <w:sz w:val="18"/>
+              </w:rPr>
+              <w:t>10 bài toán di truyền chuẩn từ lai 1 cặp tính trạng đến lai 4 cặp tính trạng và tương tác gen.</w:t>
+            </w:r>
+          </w:p>
+        </w:tc>
+        <w:tc>
+          <w:tcPr>
+            <w:tcW w:type="dxa" w:w="2592"/>
+            <w:shd w:fill="FFFFFF"/>
+            <w:tcMar>
+              <w:top w:w="70" w:type="dxa"/>
+              <w:bottom w:w="70" w:type="dxa"/>
+              <w:left w:w="70" w:type="dxa"/>
+              <w:right w:w="70" w:type="dxa"/>
+            </w:tcMar>
+          </w:tcPr>
+          <w:p>
+            <w:r>
+              <w:rPr>
+                <w:color w:val="1E1E1E"/>
+                <w:sz w:val="18"/>
+              </w:rPr>
+              <w:t>Đạt độ chính xác tuyệt đối 100% trên toàn bộ 10 bài toán kiểm thử theo đúng các quy luật di truyền của Menđen.</w:t>
             </w:r>
           </w:p>
         </w:tc>
@@ -2458,7 +1038,7 @@
             <w:r>
               <w:rPr>
                 <w:color w:val="1E1E1E"/>
-                <w:sz w:val="17"/>
+                <w:sz w:val="18"/>
               </w:rPr>
               <w:t>6</w:t>
             </w:r>
@@ -2479,9 +1059,711 @@
             <w:r>
               <w:rPr>
                 <w:color w:val="1E1E1E"/>
+                <w:sz w:val="18"/>
+              </w:rPr>
+              <w:t>Mô hình tìm kiếm tri thức bài học</w:t>
+            </w:r>
+          </w:p>
+        </w:tc>
+        <w:tc>
+          <w:tcPr>
+            <w:tcW w:type="dxa" w:w="3168"/>
+            <w:shd w:fill="F7F9FB"/>
+            <w:tcMar>
+              <w:top w:w="70" w:type="dxa"/>
+              <w:bottom w:w="70" w:type="dxa"/>
+              <w:left w:w="70" w:type="dxa"/>
+              <w:right w:w="70" w:type="dxa"/>
+            </w:tcMar>
+          </w:tcPr>
+          <w:p>
+            <w:r>
+              <w:rPr>
+                <w:color w:val="1E1E1E"/>
+                <w:sz w:val="18"/>
+              </w:rPr>
+              <w:t>Tìm kiếm nhanh các đoạn kiến thức sách giáo khoa phù hợp nhất với câu hỏi của học sinh ngay trong bộ nhớ trình duyệt mà không cần máy chủ dữ liệu bên ngoài.</w:t>
+            </w:r>
+          </w:p>
+        </w:tc>
+        <w:tc>
+          <w:tcPr>
+            <w:tcW w:type="dxa" w:w="2016"/>
+            <w:shd w:fill="F7F9FB"/>
+            <w:tcMar>
+              <w:top w:w="70" w:type="dxa"/>
+              <w:bottom w:w="70" w:type="dxa"/>
+              <w:left w:w="70" w:type="dxa"/>
+              <w:right w:w="70" w:type="dxa"/>
+            </w:tcMar>
+          </w:tcPr>
+          <w:p>
+            <w:r>
+              <w:rPr>
+                <w:color w:val="1E1E1E"/>
+                <w:sz w:val="18"/>
+              </w:rPr>
+              <w:t>303 đoạn tóm tắt kiến thức 4 môn học với hơn 9.000 từ khóa chuyên môn.</w:t>
+            </w:r>
+          </w:p>
+        </w:tc>
+        <w:tc>
+          <w:tcPr>
+            <w:tcW w:type="dxa" w:w="2592"/>
+            <w:shd w:fill="F7F9FB"/>
+            <w:tcMar>
+              <w:top w:w="70" w:type="dxa"/>
+              <w:bottom w:w="70" w:type="dxa"/>
+              <w:left w:w="70" w:type="dxa"/>
+              <w:right w:w="70" w:type="dxa"/>
+            </w:tcMar>
+          </w:tcPr>
+          <w:p>
+            <w:r>
+              <w:rPr>
+                <w:color w:val="1E1E1E"/>
+                <w:sz w:val="18"/>
+              </w:rPr>
+              <w:t>Tìm trúng nội dung liên quan nhất ở vị trí đầu tiên đạt 96,88% và nằm trong 3 kết quả gợi ý đầu đạt 100%.</w:t>
+            </w:r>
+          </w:p>
+        </w:tc>
+      </w:tr>
+    </w:tbl>
+    <w:p>
+      <w:pPr>
+        <w:spacing w:before="160" w:after="40"/>
+      </w:pPr>
+      <w:r>
+        <w:rPr>
+          <w:b/>
+          <w:color w:val="1E1E1E"/>
+          <w:sz w:val="23"/>
+        </w:rPr>
+        <w:t>Tính năng nhận diện khuôn mặt điểm danh bảo mật</w:t>
+      </w:r>
+    </w:p>
+    <w:p>
+      <w:pPr>
+        <w:pStyle w:val="ListBullet"/>
+        <w:spacing w:after="50" w:line="276" w:lineRule="auto"/>
+      </w:pPr>
+      <w:r>
+        <w:rPr>
+          <w:b/>
+        </w:rPr>
+        <w:t xml:space="preserve">Nguyên lý hoạt động: </w:t>
+      </w:r>
+      <w:r>
+        <w:t>Nhóm tích hợp mạng nơ-ron nhận diện khuôn mặt thông qua thư viện Face-API để hỗ trợ học sinh điểm danh và bảo vệ tài khoản.</w:t>
+      </w:r>
+    </w:p>
+    <w:p>
+      <w:pPr>
+        <w:pStyle w:val="ListBullet"/>
+        <w:spacing w:after="50" w:line="276" w:lineRule="auto"/>
+      </w:pPr>
+      <w:r>
+        <w:rPr>
+          <w:b/>
+        </w:rPr>
+        <w:t xml:space="preserve">Bảo vệ quyền riêng tư tuyệt đối: </w:t>
+      </w:r>
+      <w:r>
+        <w:t>Toàn bộ việc quét khuôn mặt và so khớp dữ liệu được thực hiện trực tiếp trên trình duyệt qua webcam máy tính của học sinh. Hình ảnh chỉ được chuyển thành các con số đặc trưng để so khớp tại máy, tuyệt đối không gửi hoặc lưu trữ bất kỳ hình ảnh nào của học sinh lên mạng Internet.</w:t>
+      </w:r>
+    </w:p>
+    <w:p>
+      <w:pPr>
+        <w:spacing w:before="280" w:after="80"/>
+      </w:pPr>
+      <w:r>
+        <w:rPr>
+          <w:b/>
+          <w:color w:val="003399"/>
+          <w:sz w:val="25"/>
+        </w:rPr>
+        <w:t>IV. NGUỒN DỮ LIỆU NHÓM EM TỰ THU THẬP VÀ BIÊN SOẠN</w:t>
+      </w:r>
+    </w:p>
+    <w:p>
+      <w:pPr>
+        <w:pStyle w:val="ListBullet"/>
+        <w:spacing w:after="50" w:line="276" w:lineRule="auto"/>
+      </w:pPr>
+      <w:r>
+        <w:rPr>
+          <w:b/>
+        </w:rPr>
+        <w:t xml:space="preserve">1. Cơ sở tri thức 4 môn học lớp 10, 11, 12: </w:t>
+      </w:r>
+      <w:r>
+        <w:t>Nhóm em đã đọc kỹ toàn bộ sách giáo khoa mới của 4 môn Toán, Vật lý, Hóa học, Sinh học theo chương trình giáo dục phổ thông năm 2018 và tài liệu ôn tập của Bộ Giáo dục và Đào tạo, sau đó tự tay tóm tắt thành 303 đoạn kiến thức trọng tâm với hơn 9.000 từ khóa, giúp hệ thống tra cứu bài học siêu nhanh ngay trên máy tính.</w:t>
+      </w:r>
+    </w:p>
+    <w:p>
+      <w:pPr>
+        <w:pStyle w:val="ListBullet"/>
+        <w:spacing w:after="50" w:line="276" w:lineRule="auto"/>
+      </w:pPr>
+      <w:r>
+        <w:rPr>
+          <w:b/>
+        </w:rPr>
+        <w:t xml:space="preserve">2. Ngân hàng hơn 500 câu hỏi trắc nghiệm: </w:t>
+      </w:r>
+      <w:r>
+        <w:t>Chúng em sưu tầm, chọn lọc và biên soạn lại hơn 500 câu hỏi từ các đề thi tốt nghiệp THPT chính thức và đề thi học sinh giỏi các tỉnh. Nhóm em tự giải chi tiết từng câu và phân loại độ khó từ cơ bản đến nâng cao để đưa vào phần Đấu trường cho các bạn thi đấu kiến thức cùng nhau. Toàn bộ câu hỏi được lưu sẵn dưới dạng tệp dữ liệu nhẹ nhúng trong ứng dụng để mở tức thì mà không lo nghẽn mạng.</w:t>
+      </w:r>
+    </w:p>
+    <w:p>
+      <w:pPr>
+        <w:pStyle w:val="ListBullet"/>
+        <w:spacing w:after="50" w:line="276" w:lineRule="auto"/>
+      </w:pPr>
+      <w:r>
+        <w:rPr>
+          <w:b/>
+        </w:rPr>
+        <w:t xml:space="preserve">3. Dữ liệu 144 phản ứng hóa học thực nghiệm: </w:t>
+      </w:r>
+      <w:r>
+        <w:t>Nhóm em tra cứu bảng tính tan, sổ tay hóa học và sách giáo khoa để tự tổng hợp 144 trường hợp trộn hóa chất thường gặp. Với mỗi phản ứng, nhóm ghi rõ hiện tượng đổi màu, kết tủa hoặc sủi bọt khí và viết phương trình ion thu gọn để máy tính hiển thị mô phỏng giống hệt như khi làm thí nghiệm thật ở trường học.</w:t>
+      </w:r>
+    </w:p>
+    <w:p>
+      <w:pPr>
+        <w:pStyle w:val="ListBullet"/>
+        <w:spacing w:after="50" w:line="276" w:lineRule="auto"/>
+      </w:pPr>
+      <w:r>
+        <w:rPr>
+          <w:b/>
+        </w:rPr>
+        <w:t xml:space="preserve">4. Dữ liệu gần 400 câu giao tiếp của học sinh: </w:t>
+      </w:r>
+      <w:r>
+        <w:t>Để Trợ lý Nova nói chuyện tự nhiên và hiểu được cách xưng hô của các bạn cùng trường, nhóm em đã thu thập 392 câu nói, câu hỏi thường ngày của các bạn khi hỏi bài để dạy cho AI hiểu được ý định và mở đúng trang học sinh cần.</w:t>
+      </w:r>
+    </w:p>
+    <w:p>
+      <w:pPr>
+        <w:pStyle w:val="ListBullet"/>
+        <w:spacing w:after="50" w:line="276" w:lineRule="auto"/>
+      </w:pPr>
+      <w:r>
+        <w:rPr>
+          <w:b/>
+        </w:rPr>
+        <w:t xml:space="preserve">5. Quần thể 20 Bot AI luyện tập: </w:t>
+      </w:r>
+      <w:r>
+        <w:t>Chúng em tự tạo 20 nhân vật Bot có mức điểm từ thấp đến cao, từ 50 đến 130 điểm, để khi học sinh vào Đấu trường mà chưa có bạn nào ghép cặp thì hệ thống sẽ đưa Bot ra luyện tập cùng, giúp việc học không bao giờ bị ngắt quãng.</w:t>
+      </w:r>
+    </w:p>
+    <w:p>
+      <w:pPr>
+        <w:pStyle w:val="ListBullet"/>
+        <w:spacing w:after="50" w:line="276" w:lineRule="auto"/>
+      </w:pPr>
+      <w:r>
+        <w:rPr>
+          <w:b/>
+        </w:rPr>
+        <w:t xml:space="preserve">6. Dữ liệu thông số các hình học không gian 3D: </w:t>
+      </w:r>
+      <w:r>
+        <w:t>Nhóm đã hệ thống hóa thông số toán học của hơn 15 dạng hình không gian như hình chóp tam giác đều, chóp tứ giác, lăng trụ đứng, lăng trụ xiên, hộp chữ nhật, lập phương, bát diện đều, chóp cụt, tứ diện vuông để thuật toán máy tính tự động vẽ hình 3D tương tác theo đúng đề bài học sinh đưa vào.</w:t>
+      </w:r>
+    </w:p>
+    <w:p>
+      <w:pPr>
+        <w:spacing w:before="280" w:after="80"/>
+      </w:pPr>
+      <w:r>
+        <w:rPr>
+          <w:b/>
+          <w:color w:val="003399"/>
+          <w:sz w:val="25"/>
+        </w:rPr>
+        <w:t>V. CÁC DỊCH VỤ VÀ CÔNG NGHỆ WEB HỖ TRỢ VẬN HÀNH</w:t>
+      </w:r>
+    </w:p>
+    <w:p>
+      <w:pPr>
+        <w:spacing w:before="160" w:after="40"/>
+      </w:pPr>
+      <w:r>
+        <w:rPr>
+          <w:b/>
+          <w:color w:val="1E1E1E"/>
+          <w:sz w:val="23"/>
+        </w:rPr>
+        <w:t>1. Các dịch vụ đám mây miễn phí</w:t>
+      </w:r>
+    </w:p>
+    <w:p>
+      <w:pPr>
+        <w:pStyle w:val="ListBullet"/>
+        <w:spacing w:after="50" w:line="276" w:lineRule="auto"/>
+      </w:pPr>
+      <w:r>
+        <w:rPr>
+          <w:b/>
+        </w:rPr>
+        <w:t xml:space="preserve">• Dịch vụ Google Firebase: </w:t>
+      </w:r>
+      <w:r>
+        <w:t>Nhóm dùng gói miễn phí 0 đồng để quản lý tài khoản người dùng, đồng bộ điểm số thi đấu thời gian thực giữa hai bạn học sinh trên Đấu trường và lưu bảng xếp hạng toàn trường.</w:t>
+      </w:r>
+    </w:p>
+    <w:p>
+      <w:pPr>
+        <w:pStyle w:val="ListBullet"/>
+        <w:spacing w:after="50" w:line="276" w:lineRule="auto"/>
+      </w:pPr>
+      <w:r>
+        <w:rPr>
+          <w:b/>
+        </w:rPr>
+        <w:t xml:space="preserve">• Cổng bảo vệ Cloudflare Worker: </w:t>
+      </w:r>
+      <w:r>
+        <w:t>Đóng vai trò trạm trung gian giúp che giấu mã khóa Gemini API, đồng thời ngăn chặn truy cập quá tải để bảo vệ tài nguyên miễn phí của dự án.</w:t>
+      </w:r>
+    </w:p>
+    <w:p>
+      <w:pPr>
+        <w:pStyle w:val="ListBullet"/>
+        <w:spacing w:after="50" w:line="276" w:lineRule="auto"/>
+      </w:pPr>
+      <w:r>
+        <w:rPr>
+          <w:b/>
+        </w:rPr>
+        <w:t xml:space="preserve">• Nền tảng triển khai Vercel: </w:t>
+      </w:r>
+      <w:r>
+        <w:t>Dùng để lưu trữ và vận hành trang web chính thức tại địa chỉ https://ai.stem-hub.top, giúp học sinh toàn quốc truy cập nhanh và ổn định.</w:t>
+      </w:r>
+    </w:p>
+    <w:p>
+      <w:pPr>
+        <w:pStyle w:val="ListBullet"/>
+        <w:spacing w:after="50" w:line="276" w:lineRule="auto"/>
+      </w:pPr>
+      <w:r>
+        <w:rPr>
+          <w:b/>
+        </w:rPr>
+        <w:t xml:space="preserve">• Dịch vụ gửi mã xác thực email: </w:t>
+      </w:r>
+      <w:r>
+        <w:t>Tự động gửi mã số xác nhận qua hòm thư điện tử khi học sinh đăng ký tài khoản mới để bảo đảm an toàn thông tin.</w:t>
+      </w:r>
+    </w:p>
+    <w:p>
+      <w:pPr>
+        <w:spacing w:before="160" w:after="40"/>
+      </w:pPr>
+      <w:r>
+        <w:rPr>
+          <w:b/>
+          <w:color w:val="1E1E1E"/>
+          <w:sz w:val="23"/>
+        </w:rPr>
+        <w:t>2. Các công nghệ tích hợp sẵn trên trình duyệt</w:t>
+      </w:r>
+    </w:p>
+    <w:p>
+      <w:pPr>
+        <w:pStyle w:val="ListBullet"/>
+        <w:spacing w:after="50" w:line="276" w:lineRule="auto"/>
+      </w:pPr>
+      <w:r>
+        <w:rPr>
+          <w:b/>
+        </w:rPr>
+        <w:t xml:space="preserve">• Công nghệ xử lý đa luồng Web Worker: </w:t>
+      </w:r>
+      <w:r>
+        <w:t>Nhóm tách toàn bộ các phép tính toán học nặng và tìm kiếm dữ liệu sang luồng chạy ngầm riêng. Nhờ đó, màn hình chính của trang web luôn mượt mà đạt tốc độ 60 khung hình trên giây, không bao giờ bị đơ hay giật lag kể cả trên máy tính cũ ở phòng tin học của trường.</w:t>
+      </w:r>
+    </w:p>
+    <w:p>
+      <w:pPr>
+        <w:pStyle w:val="ListBullet"/>
+        <w:spacing w:after="50" w:line="276" w:lineRule="auto"/>
+      </w:pPr>
+      <w:r>
+        <w:rPr>
+          <w:b/>
+        </w:rPr>
+        <w:t xml:space="preserve">• Công nghệ nhận dạng giọng nói và phát âm tiếng Việt: </w:t>
+      </w:r>
+      <w:r>
+        <w:t>Tận dụng tính năng có sẵn của trình duyệt để học sinh nói chuyện trực tiếp bằng giọng nói với Trợ lý Nova và nghe AI đọc câu trả lời bằng tiếng Việt hoàn toàn miễn phí; kết hợp xử lý tự động giảm nhỏ nhạc nền khi AI bắt đầu nói.</w:t>
+      </w:r>
+    </w:p>
+    <w:p>
+      <w:pPr>
+        <w:pStyle w:val="ListBullet"/>
+        <w:spacing w:after="50" w:line="276" w:lineRule="auto"/>
+      </w:pPr>
+      <w:r>
+        <w:rPr>
+          <w:b/>
+        </w:rPr>
+        <w:t xml:space="preserve">• Bộ nhớ lưu trữ trình duyệt IndexedDB: </w:t>
+      </w:r>
+      <w:r>
+        <w:t>Lưu dữ liệu bài học và mô hình AI ngay trên máy tính của học sinh, giúp trang web mở nhanh hơn ở các lần sau và học sinh vẫn có thể ôn bài khi mạng Internet bị chập chờn.</w:t>
+      </w:r>
+    </w:p>
+    <w:p>
+      <w:pPr>
+        <w:pStyle w:val="ListBullet"/>
+        <w:spacing w:after="50" w:line="276" w:lineRule="auto"/>
+      </w:pPr>
+      <w:r>
+        <w:rPr>
+          <w:b/>
+        </w:rPr>
+        <w:t xml:space="preserve">• Đồ họa không gian WebGL và Canvas: </w:t>
+      </w:r>
+      <w:r>
+        <w:t>Hiển thị các mô hình 3D tương tác với đầy đủ ánh sáng, bóng đổ, hiệu ứng trong suốt của ống nghiệm và đường đi của tia sáng laser.</w:t>
+      </w:r>
+    </w:p>
+    <w:p>
+      <w:pPr>
+        <w:spacing w:before="280" w:after="80"/>
+      </w:pPr>
+      <w:r>
+        <w:rPr>
+          <w:b/>
+          <w:color w:val="003399"/>
+          <w:sz w:val="25"/>
+        </w:rPr>
+        <w:t>VI. DANH MỤC CÁC THƯ VIỆN MÃ NGUỒN MỞ ĐÃ SỬ DỤNG</w:t>
+      </w:r>
+    </w:p>
+    <w:p>
+      <w:pPr>
+        <w:spacing w:after="120"/>
+      </w:pPr>
+      <w:r>
+        <w:t>Toàn bộ các thư viện dưới đây đều là các phần mềm mã nguồn mở miễn phí, uy tín và được cộng đồng lập trình thế giới sử dụng rộng rãi:</w:t>
+      </w:r>
+    </w:p>
+    <w:tbl>
+      <w:tblPr>
+        <w:tblW w:type="auto" w:w="0"/>
+        <w:jc w:val="center"/>
+        <w:tblLayout w:type="fixed"/>
+        <w:tblLook w:firstColumn="1" w:firstRow="1" w:lastColumn="0" w:lastRow="0" w:noHBand="0" w:noVBand="1" w:val="04A0"/>
+        <w:tblBorders>
+          <w:top w:val="single" w:sz="4" w:space="0" w:color="D0D5DD"/>
+          <w:bottom w:val="single" w:sz="4" w:space="0" w:color="D0D5DD"/>
+          <w:left w:val="none"/>
+          <w:right w:val="none"/>
+          <w:insideH w:val="single" w:sz="4" w:space="0" w:color="D0D5DD"/>
+          <w:insideV w:val="none"/>
+        </w:tblBorders>
+      </w:tblPr>
+      <w:tblGrid>
+        <w:gridCol w:w="1958"/>
+        <w:gridCol w:w="1958"/>
+        <w:gridCol w:w="1958"/>
+        <w:gridCol w:w="1958"/>
+        <w:gridCol w:w="1958"/>
+      </w:tblGrid>
+      <w:tr>
+        <w:tc>
+          <w:tcPr>
+            <w:tcW w:type="dxa" w:w="576"/>
+            <w:shd w:fill="003366"/>
+            <w:tcMar>
+              <w:top w:w="100" w:type="dxa"/>
+              <w:bottom w:w="100" w:type="dxa"/>
+              <w:left w:w="90" w:type="dxa"/>
+              <w:right w:w="90" w:type="dxa"/>
+            </w:tcMar>
+          </w:tcPr>
+          <w:p>
+            <w:pPr>
+              <w:jc w:val="center"/>
+            </w:pPr>
+            <w:r>
+              <w:rPr>
+                <w:b/>
+                <w:color w:val="FFFFFF"/>
+                <w:sz w:val="19"/>
+              </w:rPr>
+              <w:t>STT</w:t>
+            </w:r>
+          </w:p>
+        </w:tc>
+        <w:tc>
+          <w:tcPr>
+            <w:tcW w:type="dxa" w:w="2592"/>
+            <w:shd w:fill="003366"/>
+            <w:tcMar>
+              <w:top w:w="100" w:type="dxa"/>
+              <w:bottom w:w="100" w:type="dxa"/>
+              <w:left w:w="90" w:type="dxa"/>
+              <w:right w:w="90" w:type="dxa"/>
+            </w:tcMar>
+          </w:tcPr>
+          <w:p>
+            <w:pPr>
+              <w:jc w:val="center"/>
+            </w:pPr>
+            <w:r>
+              <w:rPr>
+                <w:b/>
+                <w:color w:val="FFFFFF"/>
+                <w:sz w:val="19"/>
+              </w:rPr>
+              <w:t>Tên thư viện mã nguồn mở</w:t>
+            </w:r>
+          </w:p>
+        </w:tc>
+        <w:tc>
+          <w:tcPr>
+            <w:tcW w:type="dxa" w:w="1296"/>
+            <w:shd w:fill="003366"/>
+            <w:tcMar>
+              <w:top w:w="100" w:type="dxa"/>
+              <w:bottom w:w="100" w:type="dxa"/>
+              <w:left w:w="90" w:type="dxa"/>
+              <w:right w:w="90" w:type="dxa"/>
+            </w:tcMar>
+          </w:tcPr>
+          <w:p>
+            <w:pPr>
+              <w:jc w:val="center"/>
+            </w:pPr>
+            <w:r>
+              <w:rPr>
+                <w:b/>
+                <w:color w:val="FFFFFF"/>
+                <w:sz w:val="19"/>
+              </w:rPr>
+              <w:t>Phiên bản</w:t>
+            </w:r>
+          </w:p>
+        </w:tc>
+        <w:tc>
+          <w:tcPr>
+            <w:tcW w:type="dxa" w:w="1440"/>
+            <w:shd w:fill="003366"/>
+            <w:tcMar>
+              <w:top w:w="100" w:type="dxa"/>
+              <w:bottom w:w="100" w:type="dxa"/>
+              <w:left w:w="90" w:type="dxa"/>
+              <w:right w:w="90" w:type="dxa"/>
+            </w:tcMar>
+          </w:tcPr>
+          <w:p>
+            <w:pPr>
+              <w:jc w:val="center"/>
+            </w:pPr>
+            <w:r>
+              <w:rPr>
+                <w:b/>
+                <w:color w:val="FFFFFF"/>
+                <w:sz w:val="19"/>
+              </w:rPr>
+              <w:t>Giấy phép</w:t>
+            </w:r>
+          </w:p>
+        </w:tc>
+        <w:tc>
+          <w:tcPr>
+            <w:tcW w:type="dxa" w:w="4176"/>
+            <w:shd w:fill="003366"/>
+            <w:tcMar>
+              <w:top w:w="100" w:type="dxa"/>
+              <w:bottom w:w="100" w:type="dxa"/>
+              <w:left w:w="90" w:type="dxa"/>
+              <w:right w:w="90" w:type="dxa"/>
+            </w:tcMar>
+          </w:tcPr>
+          <w:p>
+            <w:pPr>
+              <w:jc w:val="center"/>
+            </w:pPr>
+            <w:r>
+              <w:rPr>
+                <w:b/>
+                <w:color w:val="FFFFFF"/>
+                <w:sz w:val="19"/>
+              </w:rPr>
+              <w:t>Mục đích sử dụng cụ thể trong trang web</w:t>
+            </w:r>
+          </w:p>
+        </w:tc>
+      </w:tr>
+      <w:tr>
+        <w:tc>
+          <w:tcPr>
+            <w:tcW w:type="dxa" w:w="576"/>
+            <w:shd w:fill="FFFFFF"/>
+            <w:tcMar>
+              <w:top w:w="65" w:type="dxa"/>
+              <w:bottom w:w="65" w:type="dxa"/>
+              <w:left w:w="65" w:type="dxa"/>
+              <w:right w:w="65" w:type="dxa"/>
+            </w:tcMar>
+          </w:tcPr>
+          <w:p>
+            <w:pPr>
+              <w:jc w:val="center"/>
+            </w:pPr>
+            <w:r>
+              <w:rPr>
+                <w:color w:val="1E1E1E"/>
                 <w:sz w:val="17"/>
               </w:rPr>
-              <w:t>@react-three/fiber</w:t>
+              <w:t>1</w:t>
+            </w:r>
+          </w:p>
+        </w:tc>
+        <w:tc>
+          <w:tcPr>
+            <w:tcW w:type="dxa" w:w="2592"/>
+            <w:shd w:fill="FFFFFF"/>
+            <w:tcMar>
+              <w:top w:w="65" w:type="dxa"/>
+              <w:bottom w:w="65" w:type="dxa"/>
+              <w:left w:w="65" w:type="dxa"/>
+              <w:right w:w="65" w:type="dxa"/>
+            </w:tcMar>
+          </w:tcPr>
+          <w:p>
+            <w:r>
+              <w:rPr>
+                <w:color w:val="1E1E1E"/>
+                <w:sz w:val="17"/>
+              </w:rPr>
+              <w:t>Next.js</w:t>
+            </w:r>
+          </w:p>
+        </w:tc>
+        <w:tc>
+          <w:tcPr>
+            <w:tcW w:type="dxa" w:w="1296"/>
+            <w:shd w:fill="FFFFFF"/>
+            <w:tcMar>
+              <w:top w:w="65" w:type="dxa"/>
+              <w:bottom w:w="65" w:type="dxa"/>
+              <w:left w:w="65" w:type="dxa"/>
+              <w:right w:w="65" w:type="dxa"/>
+            </w:tcMar>
+          </w:tcPr>
+          <w:p>
+            <w:pPr>
+              <w:jc w:val="center"/>
+            </w:pPr>
+            <w:r>
+              <w:rPr>
+                <w:color w:val="1E1E1E"/>
+                <w:sz w:val="17"/>
+              </w:rPr>
+              <w:t>16.2.6</w:t>
+            </w:r>
+          </w:p>
+        </w:tc>
+        <w:tc>
+          <w:tcPr>
+            <w:tcW w:type="dxa" w:w="1440"/>
+            <w:shd w:fill="FFFFFF"/>
+            <w:tcMar>
+              <w:top w:w="65" w:type="dxa"/>
+              <w:bottom w:w="65" w:type="dxa"/>
+              <w:left w:w="65" w:type="dxa"/>
+              <w:right w:w="65" w:type="dxa"/>
+            </w:tcMar>
+          </w:tcPr>
+          <w:p>
+            <w:pPr>
+              <w:jc w:val="center"/>
+            </w:pPr>
+            <w:r>
+              <w:rPr>
+                <w:color w:val="1E1E1E"/>
+                <w:sz w:val="17"/>
+              </w:rPr>
+              <w:t>MIT</w:t>
+            </w:r>
+          </w:p>
+        </w:tc>
+        <w:tc>
+          <w:tcPr>
+            <w:tcW w:type="dxa" w:w="4176"/>
+            <w:shd w:fill="FFFFFF"/>
+            <w:tcMar>
+              <w:top w:w="65" w:type="dxa"/>
+              <w:bottom w:w="65" w:type="dxa"/>
+              <w:left w:w="65" w:type="dxa"/>
+              <w:right w:w="65" w:type="dxa"/>
+            </w:tcMar>
+          </w:tcPr>
+          <w:p>
+            <w:r>
+              <w:rPr>
+                <w:color w:val="1E1E1E"/>
+                <w:sz w:val="17"/>
+              </w:rPr>
+              <w:t>Khung xây dựng trang web chính, giúp tối ưu tốc độ tải trang và kết nối các mục bài học.</w:t>
+            </w:r>
+          </w:p>
+        </w:tc>
+      </w:tr>
+      <w:tr>
+        <w:tc>
+          <w:tcPr>
+            <w:tcW w:type="dxa" w:w="576"/>
+            <w:shd w:fill="F7F9FB"/>
+            <w:tcMar>
+              <w:top w:w="65" w:type="dxa"/>
+              <w:bottom w:w="65" w:type="dxa"/>
+              <w:left w:w="65" w:type="dxa"/>
+              <w:right w:w="65" w:type="dxa"/>
+            </w:tcMar>
+          </w:tcPr>
+          <w:p>
+            <w:pPr>
+              <w:jc w:val="center"/>
+            </w:pPr>
+            <w:r>
+              <w:rPr>
+                <w:color w:val="1E1E1E"/>
+                <w:sz w:val="17"/>
+              </w:rPr>
+              <w:t>2</w:t>
+            </w:r>
+          </w:p>
+        </w:tc>
+        <w:tc>
+          <w:tcPr>
+            <w:tcW w:type="dxa" w:w="2592"/>
+            <w:shd w:fill="F7F9FB"/>
+            <w:tcMar>
+              <w:top w:w="65" w:type="dxa"/>
+              <w:bottom w:w="65" w:type="dxa"/>
+              <w:left w:w="65" w:type="dxa"/>
+              <w:right w:w="65" w:type="dxa"/>
+            </w:tcMar>
+          </w:tcPr>
+          <w:p>
+            <w:r>
+              <w:rPr>
+                <w:color w:val="1E1E1E"/>
+                <w:sz w:val="17"/>
+              </w:rPr>
+              <w:t>React và React-DOM</w:t>
             </w:r>
           </w:p>
         </w:tc>
@@ -2490,10 +1772,474 @@
             <w:tcW w:type="dxa" w:w="1296"/>
             <w:shd w:fill="F7F9FB"/>
             <w:tcMar>
-              <w:top w:w="70" w:type="dxa"/>
-              <w:bottom w:w="70" w:type="dxa"/>
-              <w:left w:w="70" w:type="dxa"/>
-              <w:right w:w="70" w:type="dxa"/>
+              <w:top w:w="65" w:type="dxa"/>
+              <w:bottom w:w="65" w:type="dxa"/>
+              <w:left w:w="65" w:type="dxa"/>
+              <w:right w:w="65" w:type="dxa"/>
+            </w:tcMar>
+          </w:tcPr>
+          <w:p>
+            <w:pPr>
+              <w:jc w:val="center"/>
+            </w:pPr>
+            <w:r>
+              <w:rPr>
+                <w:color w:val="1E1E1E"/>
+                <w:sz w:val="17"/>
+              </w:rPr>
+              <w:t>19.2.4</w:t>
+            </w:r>
+          </w:p>
+        </w:tc>
+        <w:tc>
+          <w:tcPr>
+            <w:tcW w:type="dxa" w:w="1440"/>
+            <w:shd w:fill="F7F9FB"/>
+            <w:tcMar>
+              <w:top w:w="65" w:type="dxa"/>
+              <w:bottom w:w="65" w:type="dxa"/>
+              <w:left w:w="65" w:type="dxa"/>
+              <w:right w:w="65" w:type="dxa"/>
+            </w:tcMar>
+          </w:tcPr>
+          <w:p>
+            <w:pPr>
+              <w:jc w:val="center"/>
+            </w:pPr>
+            <w:r>
+              <w:rPr>
+                <w:color w:val="1E1E1E"/>
+                <w:sz w:val="17"/>
+              </w:rPr>
+              <w:t>MIT</w:t>
+            </w:r>
+          </w:p>
+        </w:tc>
+        <w:tc>
+          <w:tcPr>
+            <w:tcW w:type="dxa" w:w="4176"/>
+            <w:shd w:fill="F7F9FB"/>
+            <w:tcMar>
+              <w:top w:w="65" w:type="dxa"/>
+              <w:bottom w:w="65" w:type="dxa"/>
+              <w:left w:w="65" w:type="dxa"/>
+              <w:right w:w="65" w:type="dxa"/>
+            </w:tcMar>
+          </w:tcPr>
+          <w:p>
+            <w:r>
+              <w:rPr>
+                <w:color w:val="1E1E1E"/>
+                <w:sz w:val="17"/>
+              </w:rPr>
+              <w:t>Nền tảng tạo các thành phần giao diện tương tác trên toàn bộ hệ thống.</w:t>
+            </w:r>
+          </w:p>
+        </w:tc>
+      </w:tr>
+      <w:tr>
+        <w:tc>
+          <w:tcPr>
+            <w:tcW w:type="dxa" w:w="576"/>
+            <w:shd w:fill="FFFFFF"/>
+            <w:tcMar>
+              <w:top w:w="65" w:type="dxa"/>
+              <w:bottom w:w="65" w:type="dxa"/>
+              <w:left w:w="65" w:type="dxa"/>
+              <w:right w:w="65" w:type="dxa"/>
+            </w:tcMar>
+          </w:tcPr>
+          <w:p>
+            <w:pPr>
+              <w:jc w:val="center"/>
+            </w:pPr>
+            <w:r>
+              <w:rPr>
+                <w:color w:val="1E1E1E"/>
+                <w:sz w:val="17"/>
+              </w:rPr>
+              <w:t>3</w:t>
+            </w:r>
+          </w:p>
+        </w:tc>
+        <w:tc>
+          <w:tcPr>
+            <w:tcW w:type="dxa" w:w="2592"/>
+            <w:shd w:fill="FFFFFF"/>
+            <w:tcMar>
+              <w:top w:w="65" w:type="dxa"/>
+              <w:bottom w:w="65" w:type="dxa"/>
+              <w:left w:w="65" w:type="dxa"/>
+              <w:right w:w="65" w:type="dxa"/>
+            </w:tcMar>
+          </w:tcPr>
+          <w:p>
+            <w:r>
+              <w:rPr>
+                <w:color w:val="1E1E1E"/>
+                <w:sz w:val="17"/>
+              </w:rPr>
+              <w:t>TensorFlow.js</w:t>
+            </w:r>
+          </w:p>
+        </w:tc>
+        <w:tc>
+          <w:tcPr>
+            <w:tcW w:type="dxa" w:w="1296"/>
+            <w:shd w:fill="FFFFFF"/>
+            <w:tcMar>
+              <w:top w:w="65" w:type="dxa"/>
+              <w:bottom w:w="65" w:type="dxa"/>
+              <w:left w:w="65" w:type="dxa"/>
+              <w:right w:w="65" w:type="dxa"/>
+            </w:tcMar>
+          </w:tcPr>
+          <w:p>
+            <w:pPr>
+              <w:jc w:val="center"/>
+            </w:pPr>
+            <w:r>
+              <w:rPr>
+                <w:color w:val="1E1E1E"/>
+                <w:sz w:val="17"/>
+              </w:rPr>
+              <w:t>4.22.0</w:t>
+            </w:r>
+          </w:p>
+        </w:tc>
+        <w:tc>
+          <w:tcPr>
+            <w:tcW w:type="dxa" w:w="1440"/>
+            <w:shd w:fill="FFFFFF"/>
+            <w:tcMar>
+              <w:top w:w="65" w:type="dxa"/>
+              <w:bottom w:w="65" w:type="dxa"/>
+              <w:left w:w="65" w:type="dxa"/>
+              <w:right w:w="65" w:type="dxa"/>
+            </w:tcMar>
+          </w:tcPr>
+          <w:p>
+            <w:pPr>
+              <w:jc w:val="center"/>
+            </w:pPr>
+            <w:r>
+              <w:rPr>
+                <w:color w:val="1E1E1E"/>
+                <w:sz w:val="17"/>
+              </w:rPr>
+              <w:t>Apache 2.0</w:t>
+            </w:r>
+          </w:p>
+        </w:tc>
+        <w:tc>
+          <w:tcPr>
+            <w:tcW w:type="dxa" w:w="4176"/>
+            <w:shd w:fill="FFFFFF"/>
+            <w:tcMar>
+              <w:top w:w="65" w:type="dxa"/>
+              <w:bottom w:w="65" w:type="dxa"/>
+              <w:left w:w="65" w:type="dxa"/>
+              <w:right w:w="65" w:type="dxa"/>
+            </w:tcMar>
+          </w:tcPr>
+          <w:p>
+            <w:r>
+              <w:rPr>
+                <w:color w:val="1E1E1E"/>
+                <w:sz w:val="17"/>
+              </w:rPr>
+              <w:t>Thư viện chạy 6 mô hình trí tuệ nhân tạo tự huấn luyện trực tiếp trên trình duyệt.</w:t>
+            </w:r>
+          </w:p>
+        </w:tc>
+      </w:tr>
+      <w:tr>
+        <w:tc>
+          <w:tcPr>
+            <w:tcW w:type="dxa" w:w="576"/>
+            <w:shd w:fill="F7F9FB"/>
+            <w:tcMar>
+              <w:top w:w="65" w:type="dxa"/>
+              <w:bottom w:w="65" w:type="dxa"/>
+              <w:left w:w="65" w:type="dxa"/>
+              <w:right w:w="65" w:type="dxa"/>
+            </w:tcMar>
+          </w:tcPr>
+          <w:p>
+            <w:pPr>
+              <w:jc w:val="center"/>
+            </w:pPr>
+            <w:r>
+              <w:rPr>
+                <w:color w:val="1E1E1E"/>
+                <w:sz w:val="17"/>
+              </w:rPr>
+              <w:t>4</w:t>
+            </w:r>
+          </w:p>
+        </w:tc>
+        <w:tc>
+          <w:tcPr>
+            <w:tcW w:type="dxa" w:w="2592"/>
+            <w:shd w:fill="F7F9FB"/>
+            <w:tcMar>
+              <w:top w:w="65" w:type="dxa"/>
+              <w:bottom w:w="65" w:type="dxa"/>
+              <w:left w:w="65" w:type="dxa"/>
+              <w:right w:w="65" w:type="dxa"/>
+            </w:tcMar>
+          </w:tcPr>
+          <w:p>
+            <w:r>
+              <w:rPr>
+                <w:color w:val="1E1E1E"/>
+                <w:sz w:val="17"/>
+              </w:rPr>
+              <w:t>Google Generative AI SDK</w:t>
+            </w:r>
+          </w:p>
+        </w:tc>
+        <w:tc>
+          <w:tcPr>
+            <w:tcW w:type="dxa" w:w="1296"/>
+            <w:shd w:fill="F7F9FB"/>
+            <w:tcMar>
+              <w:top w:w="65" w:type="dxa"/>
+              <w:bottom w:w="65" w:type="dxa"/>
+              <w:left w:w="65" w:type="dxa"/>
+              <w:right w:w="65" w:type="dxa"/>
+            </w:tcMar>
+          </w:tcPr>
+          <w:p>
+            <w:pPr>
+              <w:jc w:val="center"/>
+            </w:pPr>
+            <w:r>
+              <w:rPr>
+                <w:color w:val="1E1E1E"/>
+                <w:sz w:val="17"/>
+              </w:rPr>
+              <w:t>0.24.1</w:t>
+            </w:r>
+          </w:p>
+        </w:tc>
+        <w:tc>
+          <w:tcPr>
+            <w:tcW w:type="dxa" w:w="1440"/>
+            <w:shd w:fill="F7F9FB"/>
+            <w:tcMar>
+              <w:top w:w="65" w:type="dxa"/>
+              <w:bottom w:w="65" w:type="dxa"/>
+              <w:left w:w="65" w:type="dxa"/>
+              <w:right w:w="65" w:type="dxa"/>
+            </w:tcMar>
+          </w:tcPr>
+          <w:p>
+            <w:pPr>
+              <w:jc w:val="center"/>
+            </w:pPr>
+            <w:r>
+              <w:rPr>
+                <w:color w:val="1E1E1E"/>
+                <w:sz w:val="17"/>
+              </w:rPr>
+              <w:t>Apache 2.0</w:t>
+            </w:r>
+          </w:p>
+        </w:tc>
+        <w:tc>
+          <w:tcPr>
+            <w:tcW w:type="dxa" w:w="4176"/>
+            <w:shd w:fill="F7F9FB"/>
+            <w:tcMar>
+              <w:top w:w="65" w:type="dxa"/>
+              <w:bottom w:w="65" w:type="dxa"/>
+              <w:left w:w="65" w:type="dxa"/>
+              <w:right w:w="65" w:type="dxa"/>
+            </w:tcMar>
+          </w:tcPr>
+          <w:p>
+            <w:r>
+              <w:rPr>
+                <w:color w:val="1E1E1E"/>
+                <w:sz w:val="17"/>
+              </w:rPr>
+              <w:t>Công cụ kết nối trang web với mô hình Google Gemini.</w:t>
+            </w:r>
+          </w:p>
+        </w:tc>
+      </w:tr>
+      <w:tr>
+        <w:tc>
+          <w:tcPr>
+            <w:tcW w:type="dxa" w:w="576"/>
+            <w:shd w:fill="FFFFFF"/>
+            <w:tcMar>
+              <w:top w:w="65" w:type="dxa"/>
+              <w:bottom w:w="65" w:type="dxa"/>
+              <w:left w:w="65" w:type="dxa"/>
+              <w:right w:w="65" w:type="dxa"/>
+            </w:tcMar>
+          </w:tcPr>
+          <w:p>
+            <w:pPr>
+              <w:jc w:val="center"/>
+            </w:pPr>
+            <w:r>
+              <w:rPr>
+                <w:color w:val="1E1E1E"/>
+                <w:sz w:val="17"/>
+              </w:rPr>
+              <w:t>5</w:t>
+            </w:r>
+          </w:p>
+        </w:tc>
+        <w:tc>
+          <w:tcPr>
+            <w:tcW w:type="dxa" w:w="2592"/>
+            <w:shd w:fill="FFFFFF"/>
+            <w:tcMar>
+              <w:top w:w="65" w:type="dxa"/>
+              <w:bottom w:w="65" w:type="dxa"/>
+              <w:left w:w="65" w:type="dxa"/>
+              <w:right w:w="65" w:type="dxa"/>
+            </w:tcMar>
+          </w:tcPr>
+          <w:p>
+            <w:r>
+              <w:rPr>
+                <w:color w:val="1E1E1E"/>
+                <w:sz w:val="17"/>
+              </w:rPr>
+              <w:t>Three.js</w:t>
+            </w:r>
+          </w:p>
+        </w:tc>
+        <w:tc>
+          <w:tcPr>
+            <w:tcW w:type="dxa" w:w="1296"/>
+            <w:shd w:fill="FFFFFF"/>
+            <w:tcMar>
+              <w:top w:w="65" w:type="dxa"/>
+              <w:bottom w:w="65" w:type="dxa"/>
+              <w:left w:w="65" w:type="dxa"/>
+              <w:right w:w="65" w:type="dxa"/>
+            </w:tcMar>
+          </w:tcPr>
+          <w:p>
+            <w:pPr>
+              <w:jc w:val="center"/>
+            </w:pPr>
+            <w:r>
+              <w:rPr>
+                <w:color w:val="1E1E1E"/>
+                <w:sz w:val="17"/>
+              </w:rPr>
+              <w:t>0.184.0</w:t>
+            </w:r>
+          </w:p>
+        </w:tc>
+        <w:tc>
+          <w:tcPr>
+            <w:tcW w:type="dxa" w:w="1440"/>
+            <w:shd w:fill="FFFFFF"/>
+            <w:tcMar>
+              <w:top w:w="65" w:type="dxa"/>
+              <w:bottom w:w="65" w:type="dxa"/>
+              <w:left w:w="65" w:type="dxa"/>
+              <w:right w:w="65" w:type="dxa"/>
+            </w:tcMar>
+          </w:tcPr>
+          <w:p>
+            <w:pPr>
+              <w:jc w:val="center"/>
+            </w:pPr>
+            <w:r>
+              <w:rPr>
+                <w:color w:val="1E1E1E"/>
+                <w:sz w:val="17"/>
+              </w:rPr>
+              <w:t>MIT</w:t>
+            </w:r>
+          </w:p>
+        </w:tc>
+        <w:tc>
+          <w:tcPr>
+            <w:tcW w:type="dxa" w:w="4176"/>
+            <w:shd w:fill="FFFFFF"/>
+            <w:tcMar>
+              <w:top w:w="65" w:type="dxa"/>
+              <w:bottom w:w="65" w:type="dxa"/>
+              <w:left w:w="65" w:type="dxa"/>
+              <w:right w:w="65" w:type="dxa"/>
+            </w:tcMar>
+          </w:tcPr>
+          <w:p>
+            <w:r>
+              <w:rPr>
+                <w:color w:val="1E1E1E"/>
+                <w:sz w:val="17"/>
+              </w:rPr>
+              <w:t>Động cơ vẽ các mô hình không gian 3D cho các phòng thí nghiệm Toán, Vật lý và Sinh học.</w:t>
+            </w:r>
+          </w:p>
+        </w:tc>
+      </w:tr>
+      <w:tr>
+        <w:tc>
+          <w:tcPr>
+            <w:tcW w:type="dxa" w:w="576"/>
+            <w:shd w:fill="F7F9FB"/>
+            <w:tcMar>
+              <w:top w:w="65" w:type="dxa"/>
+              <w:bottom w:w="65" w:type="dxa"/>
+              <w:left w:w="65" w:type="dxa"/>
+              <w:right w:w="65" w:type="dxa"/>
+            </w:tcMar>
+          </w:tcPr>
+          <w:p>
+            <w:pPr>
+              <w:jc w:val="center"/>
+            </w:pPr>
+            <w:r>
+              <w:rPr>
+                <w:color w:val="1E1E1E"/>
+                <w:sz w:val="17"/>
+              </w:rPr>
+              <w:t>6</w:t>
+            </w:r>
+          </w:p>
+        </w:tc>
+        <w:tc>
+          <w:tcPr>
+            <w:tcW w:type="dxa" w:w="2592"/>
+            <w:shd w:fill="F7F9FB"/>
+            <w:tcMar>
+              <w:top w:w="65" w:type="dxa"/>
+              <w:bottom w:w="65" w:type="dxa"/>
+              <w:left w:w="65" w:type="dxa"/>
+              <w:right w:w="65" w:type="dxa"/>
+            </w:tcMar>
+          </w:tcPr>
+          <w:p>
+            <w:r>
+              <w:rPr>
+                <w:color w:val="1E1E1E"/>
+                <w:sz w:val="17"/>
+              </w:rPr>
+              <w:t>React Three Fiber</w:t>
+            </w:r>
+          </w:p>
+        </w:tc>
+        <w:tc>
+          <w:tcPr>
+            <w:tcW w:type="dxa" w:w="1296"/>
+            <w:shd w:fill="F7F9FB"/>
+            <w:tcMar>
+              <w:top w:w="65" w:type="dxa"/>
+              <w:bottom w:w="65" w:type="dxa"/>
+              <w:left w:w="65" w:type="dxa"/>
+              <w:right w:w="65" w:type="dxa"/>
             </w:tcMar>
           </w:tcPr>
           <w:p>
@@ -2514,10 +2260,10 @@
             <w:tcW w:type="dxa" w:w="1440"/>
             <w:shd w:fill="F7F9FB"/>
             <w:tcMar>
-              <w:top w:w="70" w:type="dxa"/>
-              <w:bottom w:w="70" w:type="dxa"/>
-              <w:left w:w="70" w:type="dxa"/>
-              <w:right w:w="70" w:type="dxa"/>
+              <w:top w:w="65" w:type="dxa"/>
+              <w:bottom w:w="65" w:type="dxa"/>
+              <w:left w:w="65" w:type="dxa"/>
+              <w:right w:w="65" w:type="dxa"/>
             </w:tcMar>
           </w:tcPr>
           <w:p>
@@ -2538,10 +2284,10 @@
             <w:tcW w:type="dxa" w:w="4176"/>
             <w:shd w:fill="F7F9FB"/>
             <w:tcMar>
-              <w:top w:w="70" w:type="dxa"/>
-              <w:bottom w:w="70" w:type="dxa"/>
-              <w:left w:w="70" w:type="dxa"/>
-              <w:right w:w="70" w:type="dxa"/>
+              <w:top w:w="65" w:type="dxa"/>
+              <w:bottom w:w="65" w:type="dxa"/>
+              <w:left w:w="65" w:type="dxa"/>
+              <w:right w:w="65" w:type="dxa"/>
             </w:tcMar>
           </w:tcPr>
           <w:p>
@@ -2550,7 +2296,7 @@
                 <w:color w:val="1E1E1E"/>
                 <w:sz w:val="17"/>
               </w:rPr>
-              <w:t>Cầu nối Three.js vào hệ sinh thái React, quản lý vòng đời render 3D dạng khai báo trực quan.</w:t>
+              <w:t>Cầu nối giúp kết hợp Three.js vào giao diện React một cách mượt mà.</w:t>
             </w:r>
           </w:p>
         </w:tc>
@@ -2561,10 +2307,10 @@
             <w:tcW w:type="dxa" w:w="576"/>
             <w:shd w:fill="FFFFFF"/>
             <w:tcMar>
-              <w:top w:w="70" w:type="dxa"/>
-              <w:bottom w:w="70" w:type="dxa"/>
-              <w:left w:w="70" w:type="dxa"/>
-              <w:right w:w="70" w:type="dxa"/>
+              <w:top w:w="65" w:type="dxa"/>
+              <w:bottom w:w="65" w:type="dxa"/>
+              <w:left w:w="65" w:type="dxa"/>
+              <w:right w:w="65" w:type="dxa"/>
             </w:tcMar>
           </w:tcPr>
           <w:p>
@@ -2585,10 +2331,10 @@
             <w:tcW w:type="dxa" w:w="2592"/>
             <w:shd w:fill="FFFFFF"/>
             <w:tcMar>
-              <w:top w:w="70" w:type="dxa"/>
-              <w:bottom w:w="70" w:type="dxa"/>
-              <w:left w:w="70" w:type="dxa"/>
-              <w:right w:w="70" w:type="dxa"/>
+              <w:top w:w="65" w:type="dxa"/>
+              <w:bottom w:w="65" w:type="dxa"/>
+              <w:left w:w="65" w:type="dxa"/>
+              <w:right w:w="65" w:type="dxa"/>
             </w:tcMar>
           </w:tcPr>
           <w:p>
@@ -2597,7 +2343,7 @@
                 <w:color w:val="1E1E1E"/>
                 <w:sz w:val="17"/>
               </w:rPr>
-              <w:t>@react-three/drei</w:t>
+              <w:t>React Three Drei</w:t>
             </w:r>
           </w:p>
         </w:tc>
@@ -2606,10 +2352,10 @@
             <w:tcW w:type="dxa" w:w="1296"/>
             <w:shd w:fill="FFFFFF"/>
             <w:tcMar>
-              <w:top w:w="70" w:type="dxa"/>
-              <w:bottom w:w="70" w:type="dxa"/>
-              <w:left w:w="70" w:type="dxa"/>
-              <w:right w:w="70" w:type="dxa"/>
+              <w:top w:w="65" w:type="dxa"/>
+              <w:bottom w:w="65" w:type="dxa"/>
+              <w:left w:w="65" w:type="dxa"/>
+              <w:right w:w="65" w:type="dxa"/>
             </w:tcMar>
           </w:tcPr>
           <w:p>
@@ -2630,10 +2376,10 @@
             <w:tcW w:type="dxa" w:w="1440"/>
             <w:shd w:fill="FFFFFF"/>
             <w:tcMar>
-              <w:top w:w="70" w:type="dxa"/>
-              <w:bottom w:w="70" w:type="dxa"/>
-              <w:left w:w="70" w:type="dxa"/>
-              <w:right w:w="70" w:type="dxa"/>
+              <w:top w:w="65" w:type="dxa"/>
+              <w:bottom w:w="65" w:type="dxa"/>
+              <w:left w:w="65" w:type="dxa"/>
+              <w:right w:w="65" w:type="dxa"/>
             </w:tcMar>
           </w:tcPr>
           <w:p>
@@ -2654,10 +2400,10 @@
             <w:tcW w:type="dxa" w:w="4176"/>
             <w:shd w:fill="FFFFFF"/>
             <w:tcMar>
-              <w:top w:w="70" w:type="dxa"/>
-              <w:bottom w:w="70" w:type="dxa"/>
-              <w:left w:w="70" w:type="dxa"/>
-              <w:right w:w="70" w:type="dxa"/>
+              <w:top w:w="65" w:type="dxa"/>
+              <w:bottom w:w="65" w:type="dxa"/>
+              <w:left w:w="65" w:type="dxa"/>
+              <w:right w:w="65" w:type="dxa"/>
             </w:tcMar>
           </w:tcPr>
           <w:p>
@@ -2666,7 +2412,7 @@
                 <w:color w:val="1E1E1E"/>
                 <w:sz w:val="17"/>
               </w:rPr>
-              <w:t>Tập hợp các tiện ích 3D chuyên sâu: OrbitControls, Text3D, ánh sáng môi trường, camera góc nhìn.</w:t>
+              <w:t>Các tiện ích hỗ trợ xoay góc nhìn 3D, tạo chữ 3D và điều chỉnh ánh sáng mô hình.</w:t>
             </w:r>
           </w:p>
         </w:tc>
@@ -2677,10 +2423,10 @@
             <w:tcW w:type="dxa" w:w="576"/>
             <w:shd w:fill="F7F9FB"/>
             <w:tcMar>
-              <w:top w:w="70" w:type="dxa"/>
-              <w:bottom w:w="70" w:type="dxa"/>
-              <w:left w:w="70" w:type="dxa"/>
-              <w:right w:w="70" w:type="dxa"/>
+              <w:top w:w="65" w:type="dxa"/>
+              <w:bottom w:w="65" w:type="dxa"/>
+              <w:left w:w="65" w:type="dxa"/>
+              <w:right w:w="65" w:type="dxa"/>
             </w:tcMar>
           </w:tcPr>
           <w:p>
@@ -2701,10 +2447,10 @@
             <w:tcW w:type="dxa" w:w="2592"/>
             <w:shd w:fill="F7F9FB"/>
             <w:tcMar>
-              <w:top w:w="70" w:type="dxa"/>
-              <w:bottom w:w="70" w:type="dxa"/>
-              <w:left w:w="70" w:type="dxa"/>
-              <w:right w:w="70" w:type="dxa"/>
+              <w:top w:w="65" w:type="dxa"/>
+              <w:bottom w:w="65" w:type="dxa"/>
+              <w:left w:w="65" w:type="dxa"/>
+              <w:right w:w="65" w:type="dxa"/>
             </w:tcMar>
           </w:tcPr>
           <w:p>
@@ -2722,10 +2468,10 @@
             <w:tcW w:type="dxa" w:w="1296"/>
             <w:shd w:fill="F7F9FB"/>
             <w:tcMar>
-              <w:top w:w="70" w:type="dxa"/>
-              <w:bottom w:w="70" w:type="dxa"/>
-              <w:left w:w="70" w:type="dxa"/>
-              <w:right w:w="70" w:type="dxa"/>
+              <w:top w:w="65" w:type="dxa"/>
+              <w:bottom w:w="65" w:type="dxa"/>
+              <w:left w:w="65" w:type="dxa"/>
+              <w:right w:w="65" w:type="dxa"/>
             </w:tcMar>
           </w:tcPr>
           <w:p>
@@ -2746,10 +2492,10 @@
             <w:tcW w:type="dxa" w:w="1440"/>
             <w:shd w:fill="F7F9FB"/>
             <w:tcMar>
-              <w:top w:w="70" w:type="dxa"/>
-              <w:bottom w:w="70" w:type="dxa"/>
-              <w:left w:w="70" w:type="dxa"/>
-              <w:right w:w="70" w:type="dxa"/>
+              <w:top w:w="65" w:type="dxa"/>
+              <w:bottom w:w="65" w:type="dxa"/>
+              <w:left w:w="65" w:type="dxa"/>
+              <w:right w:w="65" w:type="dxa"/>
             </w:tcMar>
           </w:tcPr>
           <w:p>
@@ -2770,10 +2516,10 @@
             <w:tcW w:type="dxa" w:w="4176"/>
             <w:shd w:fill="F7F9FB"/>
             <w:tcMar>
-              <w:top w:w="70" w:type="dxa"/>
-              <w:bottom w:w="70" w:type="dxa"/>
-              <w:left w:w="70" w:type="dxa"/>
-              <w:right w:w="70" w:type="dxa"/>
+              <w:top w:w="65" w:type="dxa"/>
+              <w:bottom w:w="65" w:type="dxa"/>
+              <w:left w:w="65" w:type="dxa"/>
+              <w:right w:w="65" w:type="dxa"/>
             </w:tcMar>
           </w:tcPr>
           <w:p>
@@ -2782,7 +2528,7 @@
                 <w:color w:val="1E1E1E"/>
                 <w:sz w:val="17"/>
               </w:rPr>
-              <w:t>Kết xuất các công thức Toán học, phương trình Hóa học và ký hiệu Vật lý chuẩn LaTeX SGK.</w:t>
+              <w:t>Hiển thị công thức Toán, phương trình Hóa học và ký hiệu Vật lý rõ nét giống sách giáo khoa.</w:t>
             </w:r>
           </w:p>
         </w:tc>
@@ -2793,10 +2539,10 @@
             <w:tcW w:type="dxa" w:w="576"/>
             <w:shd w:fill="FFFFFF"/>
             <w:tcMar>
-              <w:top w:w="70" w:type="dxa"/>
-              <w:bottom w:w="70" w:type="dxa"/>
-              <w:left w:w="70" w:type="dxa"/>
-              <w:right w:w="70" w:type="dxa"/>
+              <w:top w:w="65" w:type="dxa"/>
+              <w:bottom w:w="65" w:type="dxa"/>
+              <w:left w:w="65" w:type="dxa"/>
+              <w:right w:w="65" w:type="dxa"/>
             </w:tcMar>
           </w:tcPr>
           <w:p>
@@ -2817,10 +2563,10 @@
             <w:tcW w:type="dxa" w:w="2592"/>
             <w:shd w:fill="FFFFFF"/>
             <w:tcMar>
-              <w:top w:w="70" w:type="dxa"/>
-              <w:bottom w:w="70" w:type="dxa"/>
-              <w:left w:w="70" w:type="dxa"/>
-              <w:right w:w="70" w:type="dxa"/>
+              <w:top w:w="65" w:type="dxa"/>
+              <w:bottom w:w="65" w:type="dxa"/>
+              <w:left w:w="65" w:type="dxa"/>
+              <w:right w:w="65" w:type="dxa"/>
             </w:tcMar>
           </w:tcPr>
           <w:p>
@@ -2838,10 +2584,10 @@
             <w:tcW w:type="dxa" w:w="1296"/>
             <w:shd w:fill="FFFFFF"/>
             <w:tcMar>
-              <w:top w:w="70" w:type="dxa"/>
-              <w:bottom w:w="70" w:type="dxa"/>
-              <w:left w:w="70" w:type="dxa"/>
-              <w:right w:w="70" w:type="dxa"/>
+              <w:top w:w="65" w:type="dxa"/>
+              <w:bottom w:w="65" w:type="dxa"/>
+              <w:left w:w="65" w:type="dxa"/>
+              <w:right w:w="65" w:type="dxa"/>
             </w:tcMar>
           </w:tcPr>
           <w:p>
@@ -2862,10 +2608,10 @@
             <w:tcW w:type="dxa" w:w="1440"/>
             <w:shd w:fill="FFFFFF"/>
             <w:tcMar>
-              <w:top w:w="70" w:type="dxa"/>
-              <w:bottom w:w="70" w:type="dxa"/>
-              <w:left w:w="70" w:type="dxa"/>
-              <w:right w:w="70" w:type="dxa"/>
+              <w:top w:w="65" w:type="dxa"/>
+              <w:bottom w:w="65" w:type="dxa"/>
+              <w:left w:w="65" w:type="dxa"/>
+              <w:right w:w="65" w:type="dxa"/>
             </w:tcMar>
           </w:tcPr>
           <w:p>
@@ -2886,10 +2632,10 @@
             <w:tcW w:type="dxa" w:w="4176"/>
             <w:shd w:fill="FFFFFF"/>
             <w:tcMar>
-              <w:top w:w="70" w:type="dxa"/>
-              <w:bottom w:w="70" w:type="dxa"/>
-              <w:left w:w="70" w:type="dxa"/>
-              <w:right w:w="70" w:type="dxa"/>
+              <w:top w:w="65" w:type="dxa"/>
+              <w:bottom w:w="65" w:type="dxa"/>
+              <w:left w:w="65" w:type="dxa"/>
+              <w:right w:w="65" w:type="dxa"/>
             </w:tcMar>
           </w:tcPr>
           <w:p>
@@ -2898,7 +2644,7 @@
                 <w:color w:val="1E1E1E"/>
                 <w:sz w:val="17"/>
               </w:rPr>
-              <w:t>Thư viện tính toán đại số máy tính, ma trận không gian và hình học giải tích.</w:t>
+              <w:t>Thư viện tính toán các công thức toán học, tọa độ và ma trận không gian.</w:t>
             </w:r>
           </w:p>
         </w:tc>
@@ -2909,10 +2655,10 @@
             <w:tcW w:type="dxa" w:w="576"/>
             <w:shd w:fill="F7F9FB"/>
             <w:tcMar>
-              <w:top w:w="70" w:type="dxa"/>
-              <w:bottom w:w="70" w:type="dxa"/>
-              <w:left w:w="70" w:type="dxa"/>
-              <w:right w:w="70" w:type="dxa"/>
+              <w:top w:w="65" w:type="dxa"/>
+              <w:bottom w:w="65" w:type="dxa"/>
+              <w:left w:w="65" w:type="dxa"/>
+              <w:right w:w="65" w:type="dxa"/>
             </w:tcMar>
           </w:tcPr>
           <w:p>
@@ -2933,10 +2679,10 @@
             <w:tcW w:type="dxa" w:w="2592"/>
             <w:shd w:fill="F7F9FB"/>
             <w:tcMar>
-              <w:top w:w="70" w:type="dxa"/>
-              <w:bottom w:w="70" w:type="dxa"/>
-              <w:left w:w="70" w:type="dxa"/>
-              <w:right w:w="70" w:type="dxa"/>
+              <w:top w:w="65" w:type="dxa"/>
+              <w:bottom w:w="65" w:type="dxa"/>
+              <w:left w:w="65" w:type="dxa"/>
+              <w:right w:w="65" w:type="dxa"/>
             </w:tcMar>
           </w:tcPr>
           <w:p>
@@ -2954,10 +2700,10 @@
             <w:tcW w:type="dxa" w:w="1296"/>
             <w:shd w:fill="F7F9FB"/>
             <w:tcMar>
-              <w:top w:w="70" w:type="dxa"/>
-              <w:bottom w:w="70" w:type="dxa"/>
-              <w:left w:w="70" w:type="dxa"/>
-              <w:right w:w="70" w:type="dxa"/>
+              <w:top w:w="65" w:type="dxa"/>
+              <w:bottom w:w="65" w:type="dxa"/>
+              <w:left w:w="65" w:type="dxa"/>
+              <w:right w:w="65" w:type="dxa"/>
             </w:tcMar>
           </w:tcPr>
           <w:p>
@@ -2978,10 +2724,10 @@
             <w:tcW w:type="dxa" w:w="1440"/>
             <w:shd w:fill="F7F9FB"/>
             <w:tcMar>
-              <w:top w:w="70" w:type="dxa"/>
-              <w:bottom w:w="70" w:type="dxa"/>
-              <w:left w:w="70" w:type="dxa"/>
-              <w:right w:w="70" w:type="dxa"/>
+              <w:top w:w="65" w:type="dxa"/>
+              <w:bottom w:w="65" w:type="dxa"/>
+              <w:left w:w="65" w:type="dxa"/>
+              <w:right w:w="65" w:type="dxa"/>
             </w:tcMar>
           </w:tcPr>
           <w:p>
@@ -3002,10 +2748,10 @@
             <w:tcW w:type="dxa" w:w="4176"/>
             <w:shd w:fill="F7F9FB"/>
             <w:tcMar>
-              <w:top w:w="70" w:type="dxa"/>
-              <w:bottom w:w="70" w:type="dxa"/>
-              <w:left w:w="70" w:type="dxa"/>
-              <w:right w:w="70" w:type="dxa"/>
+              <w:top w:w="65" w:type="dxa"/>
+              <w:bottom w:w="65" w:type="dxa"/>
+              <w:left w:w="65" w:type="dxa"/>
+              <w:right w:w="65" w:type="dxa"/>
             </w:tcMar>
           </w:tcPr>
           <w:p>
@@ -3014,7 +2760,7 @@
                 <w:color w:val="1E1E1E"/>
                 <w:sz w:val="17"/>
               </w:rPr>
-              <w:t>Hệ thống thiết kế giao diện hiện đại phong cách phòng lab khoa học, responsive đa thiết bị.</w:t>
+              <w:t>Tạo phong cách thiết kế màu sắc hiện đại cho phòng thí nghiệm khoa học, đẹp trên cả điện thoại và máy tính.</w:t>
             </w:r>
           </w:p>
         </w:tc>
@@ -3025,10 +2771,10 @@
             <w:tcW w:type="dxa" w:w="576"/>
             <w:shd w:fill="FFFFFF"/>
             <w:tcMar>
-              <w:top w:w="70" w:type="dxa"/>
-              <w:bottom w:w="70" w:type="dxa"/>
-              <w:left w:w="70" w:type="dxa"/>
-              <w:right w:w="70" w:type="dxa"/>
+              <w:top w:w="65" w:type="dxa"/>
+              <w:bottom w:w="65" w:type="dxa"/>
+              <w:left w:w="65" w:type="dxa"/>
+              <w:right w:w="65" w:type="dxa"/>
             </w:tcMar>
           </w:tcPr>
           <w:p>
@@ -3049,10 +2795,10 @@
             <w:tcW w:type="dxa" w:w="2592"/>
             <w:shd w:fill="FFFFFF"/>
             <w:tcMar>
-              <w:top w:w="70" w:type="dxa"/>
-              <w:bottom w:w="70" w:type="dxa"/>
-              <w:left w:w="70" w:type="dxa"/>
-              <w:right w:w="70" w:type="dxa"/>
+              <w:top w:w="65" w:type="dxa"/>
+              <w:bottom w:w="65" w:type="dxa"/>
+              <w:left w:w="65" w:type="dxa"/>
+              <w:right w:w="65" w:type="dxa"/>
             </w:tcMar>
           </w:tcPr>
           <w:p>
@@ -3070,10 +2816,10 @@
             <w:tcW w:type="dxa" w:w="1296"/>
             <w:shd w:fill="FFFFFF"/>
             <w:tcMar>
-              <w:top w:w="70" w:type="dxa"/>
-              <w:bottom w:w="70" w:type="dxa"/>
-              <w:left w:w="70" w:type="dxa"/>
-              <w:right w:w="70" w:type="dxa"/>
+              <w:top w:w="65" w:type="dxa"/>
+              <w:bottom w:w="65" w:type="dxa"/>
+              <w:left w:w="65" w:type="dxa"/>
+              <w:right w:w="65" w:type="dxa"/>
             </w:tcMar>
           </w:tcPr>
           <w:p>
@@ -3094,10 +2840,10 @@
             <w:tcW w:type="dxa" w:w="1440"/>
             <w:shd w:fill="FFFFFF"/>
             <w:tcMar>
-              <w:top w:w="70" w:type="dxa"/>
-              <w:bottom w:w="70" w:type="dxa"/>
-              <w:left w:w="70" w:type="dxa"/>
-              <w:right w:w="70" w:type="dxa"/>
+              <w:top w:w="65" w:type="dxa"/>
+              <w:bottom w:w="65" w:type="dxa"/>
+              <w:left w:w="65" w:type="dxa"/>
+              <w:right w:w="65" w:type="dxa"/>
             </w:tcMar>
           </w:tcPr>
           <w:p>
@@ -3118,10 +2864,10 @@
             <w:tcW w:type="dxa" w:w="4176"/>
             <w:shd w:fill="FFFFFF"/>
             <w:tcMar>
-              <w:top w:w="70" w:type="dxa"/>
-              <w:bottom w:w="70" w:type="dxa"/>
-              <w:left w:w="70" w:type="dxa"/>
-              <w:right w:w="70" w:type="dxa"/>
+              <w:top w:w="65" w:type="dxa"/>
+              <w:bottom w:w="65" w:type="dxa"/>
+              <w:left w:w="65" w:type="dxa"/>
+              <w:right w:w="65" w:type="dxa"/>
             </w:tcMar>
           </w:tcPr>
           <w:p>
@@ -3130,7 +2876,7 @@
                 <w:color w:val="1E1E1E"/>
                 <w:sz w:val="17"/>
               </w:rPr>
-              <w:t>Tạo các hiệu ứng vi chuyển động (micro-animations), chuyển trang mượt mà, popup cửa sổ.</w:t>
+              <w:t>Tạo hiệu ứng đóng mở cửa sổ và chuyển trang nhẹ nhàng, sinh động.</w:t>
             </w:r>
           </w:p>
         </w:tc>
@@ -3141,10 +2887,10 @@
             <w:tcW w:type="dxa" w:w="576"/>
             <w:shd w:fill="F7F9FB"/>
             <w:tcMar>
-              <w:top w:w="70" w:type="dxa"/>
-              <w:bottom w:w="70" w:type="dxa"/>
-              <w:left w:w="70" w:type="dxa"/>
-              <w:right w:w="70" w:type="dxa"/>
+              <w:top w:w="65" w:type="dxa"/>
+              <w:bottom w:w="65" w:type="dxa"/>
+              <w:left w:w="65" w:type="dxa"/>
+              <w:right w:w="65" w:type="dxa"/>
             </w:tcMar>
           </w:tcPr>
           <w:p>
@@ -3165,10 +2911,10 @@
             <w:tcW w:type="dxa" w:w="2592"/>
             <w:shd w:fill="F7F9FB"/>
             <w:tcMar>
-              <w:top w:w="70" w:type="dxa"/>
-              <w:bottom w:w="70" w:type="dxa"/>
-              <w:left w:w="70" w:type="dxa"/>
-              <w:right w:w="70" w:type="dxa"/>
+              <w:top w:w="65" w:type="dxa"/>
+              <w:bottom w:w="65" w:type="dxa"/>
+              <w:left w:w="65" w:type="dxa"/>
+              <w:right w:w="65" w:type="dxa"/>
             </w:tcMar>
           </w:tcPr>
           <w:p>
@@ -3186,10 +2932,10 @@
             <w:tcW w:type="dxa" w:w="1296"/>
             <w:shd w:fill="F7F9FB"/>
             <w:tcMar>
-              <w:top w:w="70" w:type="dxa"/>
-              <w:bottom w:w="70" w:type="dxa"/>
-              <w:left w:w="70" w:type="dxa"/>
-              <w:right w:w="70" w:type="dxa"/>
+              <w:top w:w="65" w:type="dxa"/>
+              <w:bottom w:w="65" w:type="dxa"/>
+              <w:left w:w="65" w:type="dxa"/>
+              <w:right w:w="65" w:type="dxa"/>
             </w:tcMar>
           </w:tcPr>
           <w:p>
@@ -3210,10 +2956,10 @@
             <w:tcW w:type="dxa" w:w="1440"/>
             <w:shd w:fill="F7F9FB"/>
             <w:tcMar>
-              <w:top w:w="70" w:type="dxa"/>
-              <w:bottom w:w="70" w:type="dxa"/>
-              <w:left w:w="70" w:type="dxa"/>
-              <w:right w:w="70" w:type="dxa"/>
+              <w:top w:w="65" w:type="dxa"/>
+              <w:bottom w:w="65" w:type="dxa"/>
+              <w:left w:w="65" w:type="dxa"/>
+              <w:right w:w="65" w:type="dxa"/>
             </w:tcMar>
           </w:tcPr>
           <w:p>
@@ -3234,10 +2980,10 @@
             <w:tcW w:type="dxa" w:w="4176"/>
             <w:shd w:fill="F7F9FB"/>
             <w:tcMar>
-              <w:top w:w="70" w:type="dxa"/>
-              <w:bottom w:w="70" w:type="dxa"/>
-              <w:left w:w="70" w:type="dxa"/>
-              <w:right w:w="70" w:type="dxa"/>
+              <w:top w:w="65" w:type="dxa"/>
+              <w:bottom w:w="65" w:type="dxa"/>
+              <w:left w:w="65" w:type="dxa"/>
+              <w:right w:w="65" w:type="dxa"/>
             </w:tcMar>
           </w:tcPr>
           <w:p>
@@ -3246,7 +2992,7 @@
                 <w:color w:val="1E1E1E"/>
                 <w:sz w:val="17"/>
               </w:rPr>
-              <w:t>Bộ biểu tượng đồ họa khoa học, giáo dục sắc nét cho thanh điều hướng và các nút thao tác.</w:t>
+              <w:t>Cung cấp các biểu tượng đồ họa khoa học và giáo dục trên thanh menu của trang web.</w:t>
             </w:r>
           </w:p>
         </w:tc>
@@ -3257,10 +3003,10 @@
             <w:tcW w:type="dxa" w:w="576"/>
             <w:shd w:fill="FFFFFF"/>
             <w:tcMar>
-              <w:top w:w="70" w:type="dxa"/>
-              <w:bottom w:w="70" w:type="dxa"/>
-              <w:left w:w="70" w:type="dxa"/>
-              <w:right w:w="70" w:type="dxa"/>
+              <w:top w:w="65" w:type="dxa"/>
+              <w:bottom w:w="65" w:type="dxa"/>
+              <w:left w:w="65" w:type="dxa"/>
+              <w:right w:w="65" w:type="dxa"/>
             </w:tcMar>
           </w:tcPr>
           <w:p>
@@ -3281,10 +3027,10 @@
             <w:tcW w:type="dxa" w:w="2592"/>
             <w:shd w:fill="FFFFFF"/>
             <w:tcMar>
-              <w:top w:w="70" w:type="dxa"/>
-              <w:bottom w:w="70" w:type="dxa"/>
-              <w:left w:w="70" w:type="dxa"/>
-              <w:right w:w="70" w:type="dxa"/>
+              <w:top w:w="65" w:type="dxa"/>
+              <w:bottom w:w="65" w:type="dxa"/>
+              <w:left w:w="65" w:type="dxa"/>
+              <w:right w:w="65" w:type="dxa"/>
             </w:tcMar>
           </w:tcPr>
           <w:p>
@@ -3293,7 +3039,7 @@
                 <w:color w:val="1E1E1E"/>
                 <w:sz w:val="17"/>
               </w:rPr>
-              <w:t>Firebase &amp; Firebase-Admin</w:t>
+              <w:t>Firebase SDK</w:t>
             </w:r>
           </w:p>
         </w:tc>
@@ -3302,10 +3048,10 @@
             <w:tcW w:type="dxa" w:w="1296"/>
             <w:shd w:fill="FFFFFF"/>
             <w:tcMar>
-              <w:top w:w="70" w:type="dxa"/>
-              <w:bottom w:w="70" w:type="dxa"/>
-              <w:left w:w="70" w:type="dxa"/>
-              <w:right w:w="70" w:type="dxa"/>
+              <w:top w:w="65" w:type="dxa"/>
+              <w:bottom w:w="65" w:type="dxa"/>
+              <w:left w:w="65" w:type="dxa"/>
+              <w:right w:w="65" w:type="dxa"/>
             </w:tcMar>
           </w:tcPr>
           <w:p>
@@ -3317,7 +3063,7 @@
                 <w:color w:val="1E1E1E"/>
                 <w:sz w:val="17"/>
               </w:rPr>
-              <w:t>12.13.0 / 14.1.0</w:t>
+              <w:t>12.13.0</w:t>
             </w:r>
           </w:p>
         </w:tc>
@@ -3326,10 +3072,10 @@
             <w:tcW w:type="dxa" w:w="1440"/>
             <w:shd w:fill="FFFFFF"/>
             <w:tcMar>
-              <w:top w:w="70" w:type="dxa"/>
-              <w:bottom w:w="70" w:type="dxa"/>
-              <w:left w:w="70" w:type="dxa"/>
-              <w:right w:w="70" w:type="dxa"/>
+              <w:top w:w="65" w:type="dxa"/>
+              <w:bottom w:w="65" w:type="dxa"/>
+              <w:left w:w="65" w:type="dxa"/>
+              <w:right w:w="65" w:type="dxa"/>
             </w:tcMar>
           </w:tcPr>
           <w:p>
@@ -3350,10 +3096,10 @@
             <w:tcW w:type="dxa" w:w="4176"/>
             <w:shd w:fill="FFFFFF"/>
             <w:tcMar>
-              <w:top w:w="70" w:type="dxa"/>
-              <w:bottom w:w="70" w:type="dxa"/>
-              <w:left w:w="70" w:type="dxa"/>
-              <w:right w:w="70" w:type="dxa"/>
+              <w:top w:w="65" w:type="dxa"/>
+              <w:bottom w:w="65" w:type="dxa"/>
+              <w:left w:w="65" w:type="dxa"/>
+              <w:right w:w="65" w:type="dxa"/>
             </w:tcMar>
           </w:tcPr>
           <w:p>
@@ -3362,7 +3108,7 @@
                 <w:color w:val="1E1E1E"/>
                 <w:sz w:val="17"/>
               </w:rPr>
-              <w:t>SDK kết nối Firestore thời gian thực và quản trị phân quyền người dùng phía server.</w:t>
+              <w:t>Kết nối trang web với cơ sở dữ liệu thời gian thực của Google để lưu điểm và xếp hạng.</w:t>
             </w:r>
           </w:p>
         </w:tc>
@@ -3373,10 +3119,10 @@
             <w:tcW w:type="dxa" w:w="576"/>
             <w:shd w:fill="F7F9FB"/>
             <w:tcMar>
-              <w:top w:w="70" w:type="dxa"/>
-              <w:bottom w:w="70" w:type="dxa"/>
-              <w:left w:w="70" w:type="dxa"/>
-              <w:right w:w="70" w:type="dxa"/>
+              <w:top w:w="65" w:type="dxa"/>
+              <w:bottom w:w="65" w:type="dxa"/>
+              <w:left w:w="65" w:type="dxa"/>
+              <w:right w:w="65" w:type="dxa"/>
             </w:tcMar>
           </w:tcPr>
           <w:p>
@@ -3397,10 +3143,10 @@
             <w:tcW w:type="dxa" w:w="2592"/>
             <w:shd w:fill="F7F9FB"/>
             <w:tcMar>
-              <w:top w:w="70" w:type="dxa"/>
-              <w:bottom w:w="70" w:type="dxa"/>
-              <w:left w:w="70" w:type="dxa"/>
-              <w:right w:w="70" w:type="dxa"/>
+              <w:top w:w="65" w:type="dxa"/>
+              <w:bottom w:w="65" w:type="dxa"/>
+              <w:left w:w="65" w:type="dxa"/>
+              <w:right w:w="65" w:type="dxa"/>
             </w:tcMar>
           </w:tcPr>
           <w:p>
@@ -3418,10 +3164,10 @@
             <w:tcW w:type="dxa" w:w="1296"/>
             <w:shd w:fill="F7F9FB"/>
             <w:tcMar>
-              <w:top w:w="70" w:type="dxa"/>
-              <w:bottom w:w="70" w:type="dxa"/>
-              <w:left w:w="70" w:type="dxa"/>
-              <w:right w:w="70" w:type="dxa"/>
+              <w:top w:w="65" w:type="dxa"/>
+              <w:bottom w:w="65" w:type="dxa"/>
+              <w:left w:w="65" w:type="dxa"/>
+              <w:right w:w="65" w:type="dxa"/>
             </w:tcMar>
           </w:tcPr>
           <w:p>
@@ -3442,10 +3188,10 @@
             <w:tcW w:type="dxa" w:w="1440"/>
             <w:shd w:fill="F7F9FB"/>
             <w:tcMar>
-              <w:top w:w="70" w:type="dxa"/>
-              <w:bottom w:w="70" w:type="dxa"/>
-              <w:left w:w="70" w:type="dxa"/>
-              <w:right w:w="70" w:type="dxa"/>
+              <w:top w:w="65" w:type="dxa"/>
+              <w:bottom w:w="65" w:type="dxa"/>
+              <w:left w:w="65" w:type="dxa"/>
+              <w:right w:w="65" w:type="dxa"/>
             </w:tcMar>
           </w:tcPr>
           <w:p>
@@ -3466,10 +3212,10 @@
             <w:tcW w:type="dxa" w:w="4176"/>
             <w:shd w:fill="F7F9FB"/>
             <w:tcMar>
-              <w:top w:w="70" w:type="dxa"/>
-              <w:bottom w:w="70" w:type="dxa"/>
-              <w:left w:w="70" w:type="dxa"/>
-              <w:right w:w="70" w:type="dxa"/>
+              <w:top w:w="65" w:type="dxa"/>
+              <w:bottom w:w="65" w:type="dxa"/>
+              <w:left w:w="65" w:type="dxa"/>
+              <w:right w:w="65" w:type="dxa"/>
             </w:tcMar>
           </w:tcPr>
           <w:p>
@@ -3478,7 +3224,7 @@
                 <w:color w:val="1E1E1E"/>
                 <w:sz w:val="17"/>
               </w:rPr>
-              <w:t>Quản lý trạng thái ứng dụng toàn cục (state management) nhẹ và siêu tốc cho Đấu trường 1v1.</w:t>
+              <w:t>Quản lý điểm số tạm thời và trạng thái trận đấu nhanh chóng trong Đấu trường 1 đấu 1.</w:t>
             </w:r>
           </w:p>
         </w:tc>
@@ -3489,10 +3235,10 @@
             <w:tcW w:type="dxa" w:w="576"/>
             <w:shd w:fill="FFFFFF"/>
             <w:tcMar>
-              <w:top w:w="70" w:type="dxa"/>
-              <w:bottom w:w="70" w:type="dxa"/>
-              <w:left w:w="70" w:type="dxa"/>
-              <w:right w:w="70" w:type="dxa"/>
+              <w:top w:w="65" w:type="dxa"/>
+              <w:bottom w:w="65" w:type="dxa"/>
+              <w:left w:w="65" w:type="dxa"/>
+              <w:right w:w="65" w:type="dxa"/>
             </w:tcMar>
           </w:tcPr>
           <w:p>
@@ -3513,10 +3259,10 @@
             <w:tcW w:type="dxa" w:w="2592"/>
             <w:shd w:fill="FFFFFF"/>
             <w:tcMar>
-              <w:top w:w="70" w:type="dxa"/>
-              <w:bottom w:w="70" w:type="dxa"/>
-              <w:left w:w="70" w:type="dxa"/>
-              <w:right w:w="70" w:type="dxa"/>
+              <w:top w:w="65" w:type="dxa"/>
+              <w:bottom w:w="65" w:type="dxa"/>
+              <w:left w:w="65" w:type="dxa"/>
+              <w:right w:w="65" w:type="dxa"/>
             </w:tcMar>
           </w:tcPr>
           <w:p>
@@ -3534,10 +3280,10 @@
             <w:tcW w:type="dxa" w:w="1296"/>
             <w:shd w:fill="FFFFFF"/>
             <w:tcMar>
-              <w:top w:w="70" w:type="dxa"/>
-              <w:bottom w:w="70" w:type="dxa"/>
-              <w:left w:w="70" w:type="dxa"/>
-              <w:right w:w="70" w:type="dxa"/>
+              <w:top w:w="65" w:type="dxa"/>
+              <w:bottom w:w="65" w:type="dxa"/>
+              <w:left w:w="65" w:type="dxa"/>
+              <w:right w:w="65" w:type="dxa"/>
             </w:tcMar>
           </w:tcPr>
           <w:p>
@@ -3558,10 +3304,10 @@
             <w:tcW w:type="dxa" w:w="1440"/>
             <w:shd w:fill="FFFFFF"/>
             <w:tcMar>
-              <w:top w:w="70" w:type="dxa"/>
-              <w:bottom w:w="70" w:type="dxa"/>
-              <w:left w:w="70" w:type="dxa"/>
-              <w:right w:w="70" w:type="dxa"/>
+              <w:top w:w="65" w:type="dxa"/>
+              <w:bottom w:w="65" w:type="dxa"/>
+              <w:left w:w="65" w:type="dxa"/>
+              <w:right w:w="65" w:type="dxa"/>
             </w:tcMar>
           </w:tcPr>
           <w:p>
@@ -3582,10 +3328,10 @@
             <w:tcW w:type="dxa" w:w="4176"/>
             <w:shd w:fill="FFFFFF"/>
             <w:tcMar>
-              <w:top w:w="70" w:type="dxa"/>
-              <w:bottom w:w="70" w:type="dxa"/>
-              <w:left w:w="70" w:type="dxa"/>
-              <w:right w:w="70" w:type="dxa"/>
+              <w:top w:w="65" w:type="dxa"/>
+              <w:bottom w:w="65" w:type="dxa"/>
+              <w:left w:w="65" w:type="dxa"/>
+              <w:right w:w="65" w:type="dxa"/>
             </w:tcMar>
           </w:tcPr>
           <w:p>
@@ -3594,7 +3340,7 @@
                 <w:color w:val="1E1E1E"/>
                 <w:sz w:val="17"/>
               </w:rPr>
-              <w:t>Bảng điều khiển GUI tùy biến tham số hình học và thông số thí nghiệm 3D theo thời gian thực.</w:t>
+              <w:t>Bảng điều khiển cho phép học sinh tự chỉnh kích thước hình 3D và thông số thí nghiệm.</w:t>
             </w:r>
           </w:p>
         </w:tc>
@@ -3605,10 +3351,10 @@
             <w:tcW w:type="dxa" w:w="576"/>
             <w:shd w:fill="F7F9FB"/>
             <w:tcMar>
-              <w:top w:w="70" w:type="dxa"/>
-              <w:bottom w:w="70" w:type="dxa"/>
-              <w:left w:w="70" w:type="dxa"/>
-              <w:right w:w="70" w:type="dxa"/>
+              <w:top w:w="65" w:type="dxa"/>
+              <w:bottom w:w="65" w:type="dxa"/>
+              <w:left w:w="65" w:type="dxa"/>
+              <w:right w:w="65" w:type="dxa"/>
             </w:tcMar>
           </w:tcPr>
           <w:p>
@@ -3629,10 +3375,10 @@
             <w:tcW w:type="dxa" w:w="2592"/>
             <w:shd w:fill="F7F9FB"/>
             <w:tcMar>
-              <w:top w:w="70" w:type="dxa"/>
-              <w:bottom w:w="70" w:type="dxa"/>
-              <w:left w:w="70" w:type="dxa"/>
-              <w:right w:w="70" w:type="dxa"/>
+              <w:top w:w="65" w:type="dxa"/>
+              <w:bottom w:w="65" w:type="dxa"/>
+              <w:left w:w="65" w:type="dxa"/>
+              <w:right w:w="65" w:type="dxa"/>
             </w:tcMar>
           </w:tcPr>
           <w:p>
@@ -3641,7 +3387,7 @@
                 <w:color w:val="1E1E1E"/>
                 <w:sz w:val="17"/>
               </w:rPr>
-              <w:t>Canvas-confetti</w:t>
+              <w:t>Canvas Confetti</w:t>
             </w:r>
           </w:p>
         </w:tc>
@@ -3650,10 +3396,10 @@
             <w:tcW w:type="dxa" w:w="1296"/>
             <w:shd w:fill="F7F9FB"/>
             <w:tcMar>
-              <w:top w:w="70" w:type="dxa"/>
-              <w:bottom w:w="70" w:type="dxa"/>
-              <w:left w:w="70" w:type="dxa"/>
-              <w:right w:w="70" w:type="dxa"/>
+              <w:top w:w="65" w:type="dxa"/>
+              <w:bottom w:w="65" w:type="dxa"/>
+              <w:left w:w="65" w:type="dxa"/>
+              <w:right w:w="65" w:type="dxa"/>
             </w:tcMar>
           </w:tcPr>
           <w:p>
@@ -3674,10 +3420,10 @@
             <w:tcW w:type="dxa" w:w="1440"/>
             <w:shd w:fill="F7F9FB"/>
             <w:tcMar>
-              <w:top w:w="70" w:type="dxa"/>
-              <w:bottom w:w="70" w:type="dxa"/>
-              <w:left w:w="70" w:type="dxa"/>
-              <w:right w:w="70" w:type="dxa"/>
+              <w:top w:w="65" w:type="dxa"/>
+              <w:bottom w:w="65" w:type="dxa"/>
+              <w:left w:w="65" w:type="dxa"/>
+              <w:right w:w="65" w:type="dxa"/>
             </w:tcMar>
           </w:tcPr>
           <w:p>
@@ -3698,10 +3444,10 @@
             <w:tcW w:type="dxa" w:w="4176"/>
             <w:shd w:fill="F7F9FB"/>
             <w:tcMar>
-              <w:top w:w="70" w:type="dxa"/>
-              <w:bottom w:w="70" w:type="dxa"/>
-              <w:left w:w="70" w:type="dxa"/>
-              <w:right w:w="70" w:type="dxa"/>
+              <w:top w:w="65" w:type="dxa"/>
+              <w:bottom w:w="65" w:type="dxa"/>
+              <w:left w:w="65" w:type="dxa"/>
+              <w:right w:w="65" w:type="dxa"/>
             </w:tcMar>
           </w:tcPr>
           <w:p>
@@ -3710,7 +3456,7 @@
                 <w:color w:val="1E1E1E"/>
                 <w:sz w:val="17"/>
               </w:rPr>
-              <w:t>Hiệu ứng pháo hoa chúc mừng khi học sinh hoàn thành xuất sắc thí nghiệm hoặc thắng trận PvP.</w:t>
+              <w:t>Tạo hiệu ứng pháo hoa chúc mừng khi học sinh làm đúng bài tập hoặc thắng trận đấu.</w:t>
             </w:r>
           </w:p>
         </w:tc>
@@ -3721,10 +3467,10 @@
             <w:tcW w:type="dxa" w:w="576"/>
             <w:shd w:fill="FFFFFF"/>
             <w:tcMar>
-              <w:top w:w="70" w:type="dxa"/>
-              <w:bottom w:w="70" w:type="dxa"/>
-              <w:left w:w="70" w:type="dxa"/>
-              <w:right w:w="70" w:type="dxa"/>
+              <w:top w:w="65" w:type="dxa"/>
+              <w:bottom w:w="65" w:type="dxa"/>
+              <w:left w:w="65" w:type="dxa"/>
+              <w:right w:w="65" w:type="dxa"/>
             </w:tcMar>
           </w:tcPr>
           <w:p>
@@ -3745,10 +3491,10 @@
             <w:tcW w:type="dxa" w:w="2592"/>
             <w:shd w:fill="FFFFFF"/>
             <w:tcMar>
-              <w:top w:w="70" w:type="dxa"/>
-              <w:bottom w:w="70" w:type="dxa"/>
-              <w:left w:w="70" w:type="dxa"/>
-              <w:right w:w="70" w:type="dxa"/>
+              <w:top w:w="65" w:type="dxa"/>
+              <w:bottom w:w="65" w:type="dxa"/>
+              <w:left w:w="65" w:type="dxa"/>
+              <w:right w:w="65" w:type="dxa"/>
             </w:tcMar>
           </w:tcPr>
           <w:p>
@@ -3757,7 +3503,7 @@
                 <w:color w:val="1E1E1E"/>
                 <w:sz w:val="17"/>
               </w:rPr>
-              <w:t>SheetJS (XLSX)</w:t>
+              <w:t>SheetJS XLSX</w:t>
             </w:r>
           </w:p>
         </w:tc>
@@ -3766,10 +3512,10 @@
             <w:tcW w:type="dxa" w:w="1296"/>
             <w:shd w:fill="FFFFFF"/>
             <w:tcMar>
-              <w:top w:w="70" w:type="dxa"/>
-              <w:bottom w:w="70" w:type="dxa"/>
-              <w:left w:w="70" w:type="dxa"/>
-              <w:right w:w="70" w:type="dxa"/>
+              <w:top w:w="65" w:type="dxa"/>
+              <w:bottom w:w="65" w:type="dxa"/>
+              <w:left w:w="65" w:type="dxa"/>
+              <w:right w:w="65" w:type="dxa"/>
             </w:tcMar>
           </w:tcPr>
           <w:p>
@@ -3790,10 +3536,10 @@
             <w:tcW w:type="dxa" w:w="1440"/>
             <w:shd w:fill="FFFFFF"/>
             <w:tcMar>
-              <w:top w:w="70" w:type="dxa"/>
-              <w:bottom w:w="70" w:type="dxa"/>
-              <w:left w:w="70" w:type="dxa"/>
-              <w:right w:w="70" w:type="dxa"/>
+              <w:top w:w="65" w:type="dxa"/>
+              <w:bottom w:w="65" w:type="dxa"/>
+              <w:left w:w="65" w:type="dxa"/>
+              <w:right w:w="65" w:type="dxa"/>
             </w:tcMar>
           </w:tcPr>
           <w:p>
@@ -3814,10 +3560,10 @@
             <w:tcW w:type="dxa" w:w="4176"/>
             <w:shd w:fill="FFFFFF"/>
             <w:tcMar>
-              <w:top w:w="70" w:type="dxa"/>
-              <w:bottom w:w="70" w:type="dxa"/>
-              <w:left w:w="70" w:type="dxa"/>
-              <w:right w:w="70" w:type="dxa"/>
+              <w:top w:w="65" w:type="dxa"/>
+              <w:bottom w:w="65" w:type="dxa"/>
+              <w:left w:w="65" w:type="dxa"/>
+              <w:right w:w="65" w:type="dxa"/>
             </w:tcMar>
           </w:tcPr>
           <w:p>
@@ -3826,7 +3572,7 @@
                 <w:color w:val="1E1E1E"/>
                 <w:sz w:val="17"/>
               </w:rPr>
-              <w:t>Xử lý nhập/xuất bảng dữ liệu Excel phục vụ quản trị ngân hàng câu hỏi đề thi trắc nghiệm.</w:t>
+              <w:t>Hỗ trợ đọc và nhập danh sách câu hỏi trắc nghiệm từ bảng tính Excel vào hệ thống.</w:t>
             </w:r>
           </w:p>
         </w:tc>
@@ -3837,10 +3583,10 @@
             <w:tcW w:type="dxa" w:w="576"/>
             <w:shd w:fill="F7F9FB"/>
             <w:tcMar>
-              <w:top w:w="70" w:type="dxa"/>
-              <w:bottom w:w="70" w:type="dxa"/>
-              <w:left w:w="70" w:type="dxa"/>
-              <w:right w:w="70" w:type="dxa"/>
+              <w:top w:w="65" w:type="dxa"/>
+              <w:bottom w:w="65" w:type="dxa"/>
+              <w:left w:w="65" w:type="dxa"/>
+              <w:right w:w="65" w:type="dxa"/>
             </w:tcMar>
           </w:tcPr>
           <w:p>
@@ -3861,10 +3607,10 @@
             <w:tcW w:type="dxa" w:w="2592"/>
             <w:shd w:fill="F7F9FB"/>
             <w:tcMar>
-              <w:top w:w="70" w:type="dxa"/>
-              <w:bottom w:w="70" w:type="dxa"/>
-              <w:left w:w="70" w:type="dxa"/>
-              <w:right w:w="70" w:type="dxa"/>
+              <w:top w:w="65" w:type="dxa"/>
+              <w:bottom w:w="65" w:type="dxa"/>
+              <w:left w:w="65" w:type="dxa"/>
+              <w:right w:w="65" w:type="dxa"/>
             </w:tcMar>
           </w:tcPr>
           <w:p>
@@ -3882,10 +3628,10 @@
             <w:tcW w:type="dxa" w:w="1296"/>
             <w:shd w:fill="F7F9FB"/>
             <w:tcMar>
-              <w:top w:w="70" w:type="dxa"/>
-              <w:bottom w:w="70" w:type="dxa"/>
-              <w:left w:w="70" w:type="dxa"/>
-              <w:right w:w="70" w:type="dxa"/>
+              <w:top w:w="65" w:type="dxa"/>
+              <w:bottom w:w="65" w:type="dxa"/>
+              <w:left w:w="65" w:type="dxa"/>
+              <w:right w:w="65" w:type="dxa"/>
             </w:tcMar>
           </w:tcPr>
           <w:p>
@@ -3906,10 +3652,10 @@
             <w:tcW w:type="dxa" w:w="1440"/>
             <w:shd w:fill="F7F9FB"/>
             <w:tcMar>
-              <w:top w:w="70" w:type="dxa"/>
-              <w:bottom w:w="70" w:type="dxa"/>
-              <w:left w:w="70" w:type="dxa"/>
-              <w:right w:w="70" w:type="dxa"/>
+              <w:top w:w="65" w:type="dxa"/>
+              <w:bottom w:w="65" w:type="dxa"/>
+              <w:left w:w="65" w:type="dxa"/>
+              <w:right w:w="65" w:type="dxa"/>
             </w:tcMar>
           </w:tcPr>
           <w:p>
@@ -3930,10 +3676,10 @@
             <w:tcW w:type="dxa" w:w="4176"/>
             <w:shd w:fill="F7F9FB"/>
             <w:tcMar>
-              <w:top w:w="70" w:type="dxa"/>
-              <w:bottom w:w="70" w:type="dxa"/>
-              <w:left w:w="70" w:type="dxa"/>
-              <w:right w:w="70" w:type="dxa"/>
+              <w:top w:w="65" w:type="dxa"/>
+              <w:bottom w:w="65" w:type="dxa"/>
+              <w:left w:w="65" w:type="dxa"/>
+              <w:right w:w="65" w:type="dxa"/>
             </w:tcMar>
           </w:tcPr>
           <w:p>
@@ -3942,7 +3688,7 @@
                 <w:color w:val="1E1E1E"/>
                 <w:sz w:val="17"/>
               </w:rPr>
-              <w:t>Chụp ảnh màn hình kết quả học tập để xuất Giấy chứng nhận hoàn thành khóa học cho học sinh.</w:t>
+              <w:t>Chụp ảnh màn hình để học sinh tải về Giấy chứng nhận kết quả sau mỗi tuần học.</w:t>
             </w:r>
           </w:p>
         </w:tc>
@@ -3953,10 +3699,10 @@
             <w:tcW w:type="dxa" w:w="576"/>
             <w:shd w:fill="FFFFFF"/>
             <w:tcMar>
-              <w:top w:w="70" w:type="dxa"/>
-              <w:bottom w:w="70" w:type="dxa"/>
-              <w:left w:w="70" w:type="dxa"/>
-              <w:right w:w="70" w:type="dxa"/>
+              <w:top w:w="65" w:type="dxa"/>
+              <w:bottom w:w="65" w:type="dxa"/>
+              <w:left w:w="65" w:type="dxa"/>
+              <w:right w:w="65" w:type="dxa"/>
             </w:tcMar>
           </w:tcPr>
           <w:p>
@@ -3977,10 +3723,10 @@
             <w:tcW w:type="dxa" w:w="2592"/>
             <w:shd w:fill="FFFFFF"/>
             <w:tcMar>
-              <w:top w:w="70" w:type="dxa"/>
-              <w:bottom w:w="70" w:type="dxa"/>
-              <w:left w:w="70" w:type="dxa"/>
-              <w:right w:w="70" w:type="dxa"/>
+              <w:top w:w="65" w:type="dxa"/>
+              <w:bottom w:w="65" w:type="dxa"/>
+              <w:left w:w="65" w:type="dxa"/>
+              <w:right w:w="65" w:type="dxa"/>
             </w:tcMar>
           </w:tcPr>
           <w:p>
@@ -3998,10 +3744,10 @@
             <w:tcW w:type="dxa" w:w="1296"/>
             <w:shd w:fill="FFFFFF"/>
             <w:tcMar>
-              <w:top w:w="70" w:type="dxa"/>
-              <w:bottom w:w="70" w:type="dxa"/>
-              <w:left w:w="70" w:type="dxa"/>
-              <w:right w:w="70" w:type="dxa"/>
+              <w:top w:w="65" w:type="dxa"/>
+              <w:bottom w:w="65" w:type="dxa"/>
+              <w:left w:w="65" w:type="dxa"/>
+              <w:right w:w="65" w:type="dxa"/>
             </w:tcMar>
           </w:tcPr>
           <w:p>
@@ -4022,10 +3768,10 @@
             <w:tcW w:type="dxa" w:w="1440"/>
             <w:shd w:fill="FFFFFF"/>
             <w:tcMar>
-              <w:top w:w="70" w:type="dxa"/>
-              <w:bottom w:w="70" w:type="dxa"/>
-              <w:left w:w="70" w:type="dxa"/>
-              <w:right w:w="70" w:type="dxa"/>
+              <w:top w:w="65" w:type="dxa"/>
+              <w:bottom w:w="65" w:type="dxa"/>
+              <w:left w:w="65" w:type="dxa"/>
+              <w:right w:w="65" w:type="dxa"/>
             </w:tcMar>
           </w:tcPr>
           <w:p>
@@ -4037,7 +3783,7 @@
                 <w:color w:val="1E1E1E"/>
                 <w:sz w:val="17"/>
               </w:rPr>
-              <w:t>MIT / EUPL</w:t>
+              <w:t>MIT</w:t>
             </w:r>
           </w:p>
         </w:tc>
@@ -4046,10 +3792,10 @@
             <w:tcW w:type="dxa" w:w="4176"/>
             <w:shd w:fill="FFFFFF"/>
             <w:tcMar>
-              <w:top w:w="70" w:type="dxa"/>
-              <w:bottom w:w="70" w:type="dxa"/>
-              <w:left w:w="70" w:type="dxa"/>
-              <w:right w:w="70" w:type="dxa"/>
+              <w:top w:w="65" w:type="dxa"/>
+              <w:bottom w:w="65" w:type="dxa"/>
+              <w:left w:w="65" w:type="dxa"/>
+              <w:right w:w="65" w:type="dxa"/>
             </w:tcMar>
           </w:tcPr>
           <w:p>
@@ -4058,7 +3804,7 @@
                 <w:color w:val="1E1E1E"/>
                 <w:sz w:val="17"/>
               </w:rPr>
-              <w:t>Module gửi email tự động chứa mã xác thực OTP phục vụ quy trình đăng ký bảo mật.</w:t>
+              <w:t>Module gửi email tự động chứa mã xác nhận khi học sinh đăng ký tài khoản.</w:t>
             </w:r>
           </w:p>
         </w:tc>
@@ -4069,10 +3815,10 @@
             <w:tcW w:type="dxa" w:w="576"/>
             <w:shd w:fill="F7F9FB"/>
             <w:tcMar>
-              <w:top w:w="70" w:type="dxa"/>
-              <w:bottom w:w="70" w:type="dxa"/>
-              <w:left w:w="70" w:type="dxa"/>
-              <w:right w:w="70" w:type="dxa"/>
+              <w:top w:w="65" w:type="dxa"/>
+              <w:bottom w:w="65" w:type="dxa"/>
+              <w:left w:w="65" w:type="dxa"/>
+              <w:right w:w="65" w:type="dxa"/>
             </w:tcMar>
           </w:tcPr>
           <w:p>
@@ -4093,10 +3839,10 @@
             <w:tcW w:type="dxa" w:w="2592"/>
             <w:shd w:fill="F7F9FB"/>
             <w:tcMar>
-              <w:top w:w="70" w:type="dxa"/>
-              <w:bottom w:w="70" w:type="dxa"/>
-              <w:left w:w="70" w:type="dxa"/>
-              <w:right w:w="70" w:type="dxa"/>
+              <w:top w:w="65" w:type="dxa"/>
+              <w:bottom w:w="65" w:type="dxa"/>
+              <w:left w:w="65" w:type="dxa"/>
+              <w:right w:w="65" w:type="dxa"/>
             </w:tcMar>
           </w:tcPr>
           <w:p>
@@ -4105,7 +3851,7 @@
                 <w:color w:val="1E1E1E"/>
                 <w:sz w:val="17"/>
               </w:rPr>
-              <w:t>Next-themes</w:t>
+              <w:t>Next Themes</w:t>
             </w:r>
           </w:p>
         </w:tc>
@@ -4114,10 +3860,10 @@
             <w:tcW w:type="dxa" w:w="1296"/>
             <w:shd w:fill="F7F9FB"/>
             <w:tcMar>
-              <w:top w:w="70" w:type="dxa"/>
-              <w:bottom w:w="70" w:type="dxa"/>
-              <w:left w:w="70" w:type="dxa"/>
-              <w:right w:w="70" w:type="dxa"/>
+              <w:top w:w="65" w:type="dxa"/>
+              <w:bottom w:w="65" w:type="dxa"/>
+              <w:left w:w="65" w:type="dxa"/>
+              <w:right w:w="65" w:type="dxa"/>
             </w:tcMar>
           </w:tcPr>
           <w:p>
@@ -4138,10 +3884,10 @@
             <w:tcW w:type="dxa" w:w="1440"/>
             <w:shd w:fill="F7F9FB"/>
             <w:tcMar>
-              <w:top w:w="70" w:type="dxa"/>
-              <w:bottom w:w="70" w:type="dxa"/>
-              <w:left w:w="70" w:type="dxa"/>
-              <w:right w:w="70" w:type="dxa"/>
+              <w:top w:w="65" w:type="dxa"/>
+              <w:bottom w:w="65" w:type="dxa"/>
+              <w:left w:w="65" w:type="dxa"/>
+              <w:right w:w="65" w:type="dxa"/>
             </w:tcMar>
           </w:tcPr>
           <w:p>
@@ -4162,10 +3908,10 @@
             <w:tcW w:type="dxa" w:w="4176"/>
             <w:shd w:fill="F7F9FB"/>
             <w:tcMar>
-              <w:top w:w="70" w:type="dxa"/>
-              <w:bottom w:w="70" w:type="dxa"/>
-              <w:left w:w="70" w:type="dxa"/>
-              <w:right w:w="70" w:type="dxa"/>
+              <w:top w:w="65" w:type="dxa"/>
+              <w:bottom w:w="65" w:type="dxa"/>
+              <w:left w:w="65" w:type="dxa"/>
+              <w:right w:w="65" w:type="dxa"/>
             </w:tcMar>
           </w:tcPr>
           <w:p>
@@ -4174,7 +3920,7 @@
                 <w:color w:val="1E1E1E"/>
                 <w:sz w:val="17"/>
               </w:rPr>
-              <w:t>Hỗ trợ chế độ giao diện sáng/tối (Dark/Light Mode) tối ưu hóa trải nghiệm thị giác học tập.</w:t>
+              <w:t>Hỗ trợ học sinh chuyển đổi giữa chế độ nền sáng và nền tối để không mỏi mắt khi học ban đêm.</w:t>
             </w:r>
           </w:p>
         </w:tc>
@@ -4185,10 +3931,10 @@
             <w:tcW w:type="dxa" w:w="576"/>
             <w:shd w:fill="FFFFFF"/>
             <w:tcMar>
-              <w:top w:w="70" w:type="dxa"/>
-              <w:bottom w:w="70" w:type="dxa"/>
-              <w:left w:w="70" w:type="dxa"/>
-              <w:right w:w="70" w:type="dxa"/>
+              <w:top w:w="65" w:type="dxa"/>
+              <w:bottom w:w="65" w:type="dxa"/>
+              <w:left w:w="65" w:type="dxa"/>
+              <w:right w:w="65" w:type="dxa"/>
             </w:tcMar>
           </w:tcPr>
           <w:p>
@@ -4209,10 +3955,10 @@
             <w:tcW w:type="dxa" w:w="2592"/>
             <w:shd w:fill="FFFFFF"/>
             <w:tcMar>
-              <w:top w:w="70" w:type="dxa"/>
-              <w:bottom w:w="70" w:type="dxa"/>
-              <w:left w:w="70" w:type="dxa"/>
-              <w:right w:w="70" w:type="dxa"/>
+              <w:top w:w="65" w:type="dxa"/>
+              <w:bottom w:w="65" w:type="dxa"/>
+              <w:left w:w="65" w:type="dxa"/>
+              <w:right w:w="65" w:type="dxa"/>
             </w:tcMar>
           </w:tcPr>
           <w:p>
@@ -4230,10 +3976,10 @@
             <w:tcW w:type="dxa" w:w="1296"/>
             <w:shd w:fill="FFFFFF"/>
             <w:tcMar>
-              <w:top w:w="70" w:type="dxa"/>
-              <w:bottom w:w="70" w:type="dxa"/>
-              <w:left w:w="70" w:type="dxa"/>
-              <w:right w:w="70" w:type="dxa"/>
+              <w:top w:w="65" w:type="dxa"/>
+              <w:bottom w:w="65" w:type="dxa"/>
+              <w:left w:w="65" w:type="dxa"/>
+              <w:right w:w="65" w:type="dxa"/>
             </w:tcMar>
           </w:tcPr>
           <w:p>
@@ -4254,10 +4000,10 @@
             <w:tcW w:type="dxa" w:w="1440"/>
             <w:shd w:fill="FFFFFF"/>
             <w:tcMar>
-              <w:top w:w="70" w:type="dxa"/>
-              <w:bottom w:w="70" w:type="dxa"/>
-              <w:left w:w="70" w:type="dxa"/>
-              <w:right w:w="70" w:type="dxa"/>
+              <w:top w:w="65" w:type="dxa"/>
+              <w:bottom w:w="65" w:type="dxa"/>
+              <w:left w:w="65" w:type="dxa"/>
+              <w:right w:w="65" w:type="dxa"/>
             </w:tcMar>
           </w:tcPr>
           <w:p>
@@ -4278,10 +4024,10 @@
             <w:tcW w:type="dxa" w:w="4176"/>
             <w:shd w:fill="FFFFFF"/>
             <w:tcMar>
-              <w:top w:w="70" w:type="dxa"/>
-              <w:bottom w:w="70" w:type="dxa"/>
-              <w:left w:w="70" w:type="dxa"/>
-              <w:right w:w="70" w:type="dxa"/>
+              <w:top w:w="65" w:type="dxa"/>
+              <w:bottom w:w="65" w:type="dxa"/>
+              <w:left w:w="65" w:type="dxa"/>
+              <w:right w:w="65" w:type="dxa"/>
             </w:tcMar>
           </w:tcPr>
           <w:p>
@@ -4290,7 +4036,7 @@
                 <w:color w:val="1E1E1E"/>
                 <w:sz w:val="17"/>
               </w:rPr>
-              <w:t>Tiện ích xử lý cấu trúc dữ liệu mảng, chuỗi, khử nhiễu (debounce) khi tìm kiếm đề bài.</w:t>
+              <w:t>Xử lý dữ liệu danh sách bài học và tìm kiếm bài tập trơn tru hơn.</w:t>
             </w:r>
           </w:p>
         </w:tc>
@@ -4301,10 +4047,10 @@
             <w:tcW w:type="dxa" w:w="576"/>
             <w:shd w:fill="F7F9FB"/>
             <w:tcMar>
-              <w:top w:w="70" w:type="dxa"/>
-              <w:bottom w:w="70" w:type="dxa"/>
-              <w:left w:w="70" w:type="dxa"/>
-              <w:right w:w="70" w:type="dxa"/>
+              <w:top w:w="65" w:type="dxa"/>
+              <w:bottom w:w="65" w:type="dxa"/>
+              <w:left w:w="65" w:type="dxa"/>
+              <w:right w:w="65" w:type="dxa"/>
             </w:tcMar>
           </w:tcPr>
           <w:p>
@@ -4325,10 +4071,10 @@
             <w:tcW w:type="dxa" w:w="2592"/>
             <w:shd w:fill="F7F9FB"/>
             <w:tcMar>
-              <w:top w:w="70" w:type="dxa"/>
-              <w:bottom w:w="70" w:type="dxa"/>
-              <w:left w:w="70" w:type="dxa"/>
-              <w:right w:w="70" w:type="dxa"/>
+              <w:top w:w="65" w:type="dxa"/>
+              <w:bottom w:w="65" w:type="dxa"/>
+              <w:left w:w="65" w:type="dxa"/>
+              <w:right w:w="65" w:type="dxa"/>
             </w:tcMar>
           </w:tcPr>
           <w:p>
@@ -4346,10 +4092,10 @@
             <w:tcW w:type="dxa" w:w="1296"/>
             <w:shd w:fill="F7F9FB"/>
             <w:tcMar>
-              <w:top w:w="70" w:type="dxa"/>
-              <w:bottom w:w="70" w:type="dxa"/>
-              <w:left w:w="70" w:type="dxa"/>
-              <w:right w:w="70" w:type="dxa"/>
+              <w:top w:w="65" w:type="dxa"/>
+              <w:bottom w:w="65" w:type="dxa"/>
+              <w:left w:w="65" w:type="dxa"/>
+              <w:right w:w="65" w:type="dxa"/>
             </w:tcMar>
           </w:tcPr>
           <w:p>
@@ -4370,10 +4116,10 @@
             <w:tcW w:type="dxa" w:w="1440"/>
             <w:shd w:fill="F7F9FB"/>
             <w:tcMar>
-              <w:top w:w="70" w:type="dxa"/>
-              <w:bottom w:w="70" w:type="dxa"/>
-              <w:left w:w="70" w:type="dxa"/>
-              <w:right w:w="70" w:type="dxa"/>
+              <w:top w:w="65" w:type="dxa"/>
+              <w:bottom w:w="65" w:type="dxa"/>
+              <w:left w:w="65" w:type="dxa"/>
+              <w:right w:w="65" w:type="dxa"/>
             </w:tcMar>
           </w:tcPr>
           <w:p>
@@ -4394,10 +4140,10 @@
             <w:tcW w:type="dxa" w:w="4176"/>
             <w:shd w:fill="F7F9FB"/>
             <w:tcMar>
-              <w:top w:w="70" w:type="dxa"/>
-              <w:bottom w:w="70" w:type="dxa"/>
-              <w:left w:w="70" w:type="dxa"/>
-              <w:right w:w="70" w:type="dxa"/>
+              <w:top w:w="65" w:type="dxa"/>
+              <w:bottom w:w="65" w:type="dxa"/>
+              <w:left w:w="65" w:type="dxa"/>
+              <w:right w:w="65" w:type="dxa"/>
             </w:tcMar>
           </w:tcPr>
           <w:p>
@@ -4406,7 +4152,7 @@
                 <w:color w:val="1E1E1E"/>
                 <w:sz w:val="17"/>
               </w:rPr>
-              <w:t>Thư viện HTTP client truyền tải dữ liệu bất đồng bộ với cơ chế timeout và xử lý lỗi chặt chẽ.</w:t>
+              <w:t>Gửi nhận dữ liệu giữa trang web và máy chủ một cách an toàn và tin cậy.</w:t>
             </w:r>
           </w:p>
         </w:tc>
@@ -4417,10 +4163,10 @@
             <w:tcW w:type="dxa" w:w="576"/>
             <w:shd w:fill="FFFFFF"/>
             <w:tcMar>
-              <w:top w:w="70" w:type="dxa"/>
-              <w:bottom w:w="70" w:type="dxa"/>
-              <w:left w:w="70" w:type="dxa"/>
-              <w:right w:w="70" w:type="dxa"/>
+              <w:top w:w="65" w:type="dxa"/>
+              <w:bottom w:w="65" w:type="dxa"/>
+              <w:left w:w="65" w:type="dxa"/>
+              <w:right w:w="65" w:type="dxa"/>
             </w:tcMar>
           </w:tcPr>
           <w:p>
@@ -4441,10 +4187,10 @@
             <w:tcW w:type="dxa" w:w="2592"/>
             <w:shd w:fill="FFFFFF"/>
             <w:tcMar>
-              <w:top w:w="70" w:type="dxa"/>
-              <w:bottom w:w="70" w:type="dxa"/>
-              <w:left w:w="70" w:type="dxa"/>
-              <w:right w:w="70" w:type="dxa"/>
+              <w:top w:w="65" w:type="dxa"/>
+              <w:bottom w:w="65" w:type="dxa"/>
+              <w:left w:w="65" w:type="dxa"/>
+              <w:right w:w="65" w:type="dxa"/>
             </w:tcMar>
           </w:tcPr>
           <w:p>
@@ -4453,7 +4199,7 @@
                 <w:color w:val="1E1E1E"/>
                 <w:sz w:val="17"/>
               </w:rPr>
-              <w:t>@tanstack/react-query</w:t>
+              <w:t>TanStack React Query</w:t>
             </w:r>
           </w:p>
         </w:tc>
@@ -4462,10 +4208,10 @@
             <w:tcW w:type="dxa" w:w="1296"/>
             <w:shd w:fill="FFFFFF"/>
             <w:tcMar>
-              <w:top w:w="70" w:type="dxa"/>
-              <w:bottom w:w="70" w:type="dxa"/>
-              <w:left w:w="70" w:type="dxa"/>
-              <w:right w:w="70" w:type="dxa"/>
+              <w:top w:w="65" w:type="dxa"/>
+              <w:bottom w:w="65" w:type="dxa"/>
+              <w:left w:w="65" w:type="dxa"/>
+              <w:right w:w="65" w:type="dxa"/>
             </w:tcMar>
           </w:tcPr>
           <w:p>
@@ -4486,10 +4232,10 @@
             <w:tcW w:type="dxa" w:w="1440"/>
             <w:shd w:fill="FFFFFF"/>
             <w:tcMar>
-              <w:top w:w="70" w:type="dxa"/>
-              <w:bottom w:w="70" w:type="dxa"/>
-              <w:left w:w="70" w:type="dxa"/>
-              <w:right w:w="70" w:type="dxa"/>
+              <w:top w:w="65" w:type="dxa"/>
+              <w:bottom w:w="65" w:type="dxa"/>
+              <w:left w:w="65" w:type="dxa"/>
+              <w:right w:w="65" w:type="dxa"/>
             </w:tcMar>
           </w:tcPr>
           <w:p>
@@ -4510,10 +4256,10 @@
             <w:tcW w:type="dxa" w:w="4176"/>
             <w:shd w:fill="FFFFFF"/>
             <w:tcMar>
-              <w:top w:w="70" w:type="dxa"/>
-              <w:bottom w:w="70" w:type="dxa"/>
-              <w:left w:w="70" w:type="dxa"/>
-              <w:right w:w="70" w:type="dxa"/>
+              <w:top w:w="65" w:type="dxa"/>
+              <w:bottom w:w="65" w:type="dxa"/>
+              <w:left w:w="65" w:type="dxa"/>
+              <w:right w:w="65" w:type="dxa"/>
             </w:tcMar>
           </w:tcPr>
           <w:p>
@@ -4522,7 +4268,7 @@
                 <w:color w:val="1E1E1E"/>
                 <w:sz w:val="17"/>
               </w:rPr>
-              <w:t>Quản lý đồng bộ bộ nhớ đệm (cache), tái nạp dữ liệu nền và tối ưu hóa tài nguyên mạng.</w:t>
+              <w:t>Tối ưu hóa bộ nhớ đệm giúp trang web tải dữ liệu nhanh và tiết kiệm dung lượng mạng.</w:t>
             </w:r>
           </w:p>
         </w:tc>
@@ -4533,10 +4279,10 @@
             <w:tcW w:type="dxa" w:w="576"/>
             <w:shd w:fill="F7F9FB"/>
             <w:tcMar>
-              <w:top w:w="70" w:type="dxa"/>
-              <w:bottom w:w="70" w:type="dxa"/>
-              <w:left w:w="70" w:type="dxa"/>
-              <w:right w:w="70" w:type="dxa"/>
+              <w:top w:w="65" w:type="dxa"/>
+              <w:bottom w:w="65" w:type="dxa"/>
+              <w:left w:w="65" w:type="dxa"/>
+              <w:right w:w="65" w:type="dxa"/>
             </w:tcMar>
           </w:tcPr>
           <w:p>
@@ -4557,10 +4303,10 @@
             <w:tcW w:type="dxa" w:w="2592"/>
             <w:shd w:fill="F7F9FB"/>
             <w:tcMar>
-              <w:top w:w="70" w:type="dxa"/>
-              <w:bottom w:w="70" w:type="dxa"/>
-              <w:left w:w="70" w:type="dxa"/>
-              <w:right w:w="70" w:type="dxa"/>
+              <w:top w:w="65" w:type="dxa"/>
+              <w:bottom w:w="65" w:type="dxa"/>
+              <w:left w:w="65" w:type="dxa"/>
+              <w:right w:w="65" w:type="dxa"/>
             </w:tcMar>
           </w:tcPr>
           <w:p>
@@ -4569,7 +4315,7 @@
                 <w:color w:val="1E1E1E"/>
                 <w:sz w:val="17"/>
               </w:rPr>
-              <w:t>@huggingface/transformers</w:t>
+              <w:t>Hugging Face Transformers.js</w:t>
             </w:r>
           </w:p>
         </w:tc>
@@ -4578,10 +4324,10 @@
             <w:tcW w:type="dxa" w:w="1296"/>
             <w:shd w:fill="F7F9FB"/>
             <w:tcMar>
-              <w:top w:w="70" w:type="dxa"/>
-              <w:bottom w:w="70" w:type="dxa"/>
-              <w:left w:w="70" w:type="dxa"/>
-              <w:right w:w="70" w:type="dxa"/>
+              <w:top w:w="65" w:type="dxa"/>
+              <w:bottom w:w="65" w:type="dxa"/>
+              <w:left w:w="65" w:type="dxa"/>
+              <w:right w:w="65" w:type="dxa"/>
             </w:tcMar>
           </w:tcPr>
           <w:p>
@@ -4602,10 +4348,10 @@
             <w:tcW w:type="dxa" w:w="1440"/>
             <w:shd w:fill="F7F9FB"/>
             <w:tcMar>
-              <w:top w:w="70" w:type="dxa"/>
-              <w:bottom w:w="70" w:type="dxa"/>
-              <w:left w:w="70" w:type="dxa"/>
-              <w:right w:w="70" w:type="dxa"/>
+              <w:top w:w="65" w:type="dxa"/>
+              <w:bottom w:w="65" w:type="dxa"/>
+              <w:left w:w="65" w:type="dxa"/>
+              <w:right w:w="65" w:type="dxa"/>
             </w:tcMar>
           </w:tcPr>
           <w:p>
@@ -4626,10 +4372,10 @@
             <w:tcW w:type="dxa" w:w="4176"/>
             <w:shd w:fill="F7F9FB"/>
             <w:tcMar>
-              <w:top w:w="70" w:type="dxa"/>
-              <w:bottom w:w="70" w:type="dxa"/>
-              <w:left w:w="70" w:type="dxa"/>
-              <w:right w:w="70" w:type="dxa"/>
+              <w:top w:w="65" w:type="dxa"/>
+              <w:bottom w:w="65" w:type="dxa"/>
+              <w:left w:w="65" w:type="dxa"/>
+              <w:right w:w="65" w:type="dxa"/>
             </w:tcMar>
           </w:tcPr>
           <w:p>
@@ -4638,7 +4384,7 @@
                 <w:color w:val="1E1E1E"/>
                 <w:sz w:val="17"/>
               </w:rPr>
-              <w:t>Thư viện chuẩn bị cho các mô hình AI ngôn ngữ nhỏ chạy cục bộ WebGPU ngoại tuyến.</w:t>
+              <w:t>Chuẩn bị cho việc chạy mô hình AI ngôn ngữ nhỏ hoàn toàn ngoại tuyến trong tương lai.</w:t>
             </w:r>
           </w:p>
         </w:tc>
@@ -4652,9 +4398,9 @@
         <w:rPr>
           <w:b/>
           <w:color w:val="003399"/>
-          <w:sz w:val="26"/>
+          <w:sz w:val="25"/>
         </w:rPr>
-        <w:t>VII. LỜI CAM KẾT DANH DỰ CỦA NHÓM HỌC SINH TÁC GIẢ</w:t>
+        <w:t>VII. LỜI CAM KẾT DANH DỰ CỦA NHÓM HỌC SINH</w:t>
       </w:r>
     </w:p>
     <w:p>
@@ -4665,14 +4411,11 @@
         <w:t>Nhóm học sinh chúng em xin cam đoan trước Ban Bí thư Trung ương Đoàn TNCS Hồ Chí Minh và Ban Giám khảo Cuộc thi:</w:t>
         <w:br/>
         <w:br/>
-        <w:t>1. Toàn bộ các nội dung kê khai về công cụ trí tuệ nhân tạo, nguồn dữ liệu, giao diện API và các thư viện mã nguồn mở trong bản này là hoàn toàn chính xác, đầy đủ và trung thực 100%.</w:t>
+        <w:t>1. Toàn bộ các nội dung kê khai ở trên là hoàn toàn trung thực và chính xác đúng với những gì có trong dự án STEM HUB của chúng em.</w:t>
         <w:br/>
-        <w:t>2. Toàn bộ ý tưởng khoa học, cấu trúc bài giảng số, ngân hàng câu hỏi, dữ liệu phản ứng hóa học và phần lớn mã nguồn tương tác 3D đều do nhóm chúng em trực tiếp nghiên cứu, lập trình dưới sự chỉ dẫn của thầy giáo hướng dẫn. Chúng em không sao chép nguyên mẫu, không vi phạm quyền sở hữu trí tuệ của bất kỳ cá nhân hay tổ chức nào.</w:t>
+        <w:t>2. Tất cả các ý tưởng sư phạm, cấu trúc bài giảng, bộ ngân hàng câu hỏi, dữ liệu phản ứng hóa học và phần lớn mã nguồn giao diện tương tác 3D đều do nhóm chúng em cùng thầy giáo hướng dẫn tự tay nghiên cứu, thiết kế và phát triển. Các công cụ AI chỉ đóng vai trò hỗ trợ kỹ thuật và thúc đẩy quá trình học hỏi của chúng em.</w:t>
         <w:br/>
-        <w:t>3. Chúng em tuân thủ đầy đủ và nghiêm túc các điều khoản giấy phép mã nguồn mở (MIT, Apache 2.0, ISC, BSD) và cam kết sản phẩm hoàn toàn phục vụ mục đích phi thương mại, hỗ trợ cộng đồng học sinh cả nước nâng cao năng lực chuyển đổi số và tiếp cận công nghệ STEM đỉnh cao.</w:t>
-        <w:br/>
-        <w:br/>
-        <w:t>Nhóm tác giả xin hoàn toàn chịu trách nhiệm trước Ban Tổ chức cuộc thi và pháp luật về toàn bộ nội dung trong bản kê khai này.</w:t>
+        <w:t>3. Chúng em cam kết tuân thủ nghiêm túc các giấy phép mã nguồn mở, tuyệt đối không sao chép nguyên mẫu hay sử dụng mã nguồn vi phạm bản quyền của bất kỳ tổ chức hay cá nhân nào. Nhóm xin hoàn toàn chịu trách nhiệm trước Ban Tổ chức cuộc thi về tính trung thực của văn bản kê khai này.</w:t>
       </w:r>
     </w:p>
     <w:tbl>
@@ -4691,8 +4434,8 @@
         </w:tblBorders>
       </w:tblPr>
       <w:tblGrid>
-        <w:gridCol w:w="4824"/>
-        <w:gridCol w:w="4824"/>
+        <w:gridCol w:w="4896"/>
+        <w:gridCol w:w="4896"/>
       </w:tblGrid>
       <w:tr>
         <w:tc>
@@ -4716,7 +4459,7 @@
                 <w:i/>
                 <w:sz w:val="20"/>
               </w:rPr>
-              <w:t>(Ký và ghi rõ họ tên)</w:t>
+              <w:t>Ký và ghi rõ họ tên</w:t>
               <w:br/>
               <w:br/>
               <w:br/>
@@ -4768,7 +4511,7 @@
                 <w:i/>
                 <w:sz w:val="20"/>
               </w:rPr>
-              <w:t>(Ký và ghi rõ họ tên)</w:t>
+              <w:t>Ký và ghi rõ họ tên</w:t>
               <w:br/>
               <w:br/>
               <w:br/>
@@ -4787,7 +4530,7 @@
               <w:rPr>
                 <w:sz w:val="20"/>
               </w:rPr>
-              <w:t>Học sinh lớp 12A (Trưởng nhóm)</w:t>
+              <w:t>Học sinh lớp 12A, Trưởng nhóm</w:t>
               <w:br/>
               <w:t>Các thành viên: Nguyễn Trung Hiếu, Đậu Việt Hưng</w:t>
             </w:r>
@@ -4797,7 +4540,7 @@
     </w:tbl>
     <w:sectPr>
       <w:pgSz w:w="12240" w:h="15840"/>
-      <w:pgMar w:top="1152" w:right="1296" w:bottom="1152" w:left="1296" w:header="720" w:footer="720" w:gutter="0"/>
+      <w:pgMar w:top="1152" w:right="1224" w:bottom="1152" w:left="1224" w:header="720" w:footer="720" w:gutter="0"/>
       <w:cols w:space="720"/>
       <w:docGrid w:linePitch="360"/>
     </w:sectPr>

--- a/Kê khai công cụ AI, dữ liệu, API, thư viện, mã nguồn mở.docx
+++ b/Kê khai công cụ AI, dữ liệu, API, thư viện, mã nguồn mở.docx
@@ -4,22 +4,7 @@
   <w:body>
     <w:p>
       <w:pPr>
-        <w:jc w:val="center"/>
-      </w:pPr>
-      <w:r>
-        <w:rPr>
-          <w:b/>
-          <w:color w:val="003366"/>
-          <w:sz w:val="22"/>
-        </w:rPr>
-        <w:t>CUỘC THI SÁNG TẠO TRẺ TRONG LĨNH VỰC TRÍ TUỆ NHÂN TẠO NĂM 2026</w:t>
-        <w:br/>
-        <w:t>BAN BÍ THƯ TRUNG ƯƠNG ĐOÀN TNCS HỒ CHÍ MINH</w:t>
-      </w:r>
-    </w:p>
-    <w:p>
-      <w:pPr>
-        <w:spacing w:before="160" w:after="80"/>
+        <w:spacing w:before="80" w:after="80"/>
         <w:jc w:val="center"/>
       </w:pPr>
       <w:r>
@@ -28,9 +13,7 @@
           <w:color w:val="B40000"/>
           <w:sz w:val="30"/>
         </w:rPr>
-        <w:t>BẢN KÊ KHAI CÔNG CỤ TRÍ TUỆ NHÂN TẠO, DỮ LIỆU,</w:t>
-        <w:br/>
-        <w:t>API VÀ MÃ NGUỒN MỞ</w:t>
+        <w:t>BẢN KÊ KHAI CÔNG CỤ AI, DỮ LIỆU, API VÀ MÃ NGUỒN MỞ</w:t>
       </w:r>
     </w:p>
     <w:p>
@@ -42,7 +25,7 @@
         <w:rPr>
           <w:i/>
           <w:color w:val="505050"/>
-          <w:sz w:val="21"/>
+          <w:sz w:val="22"/>
         </w:rPr>
         <w:t>Dự án: STEM HUB — Hệ sinh thái học tập và phòng thí nghiệm ảo 3D</w:t>
         <w:br/>
@@ -59,42 +42,7 @@
           <w:color w:val="003399"/>
           <w:sz w:val="25"/>
         </w:rPr>
-        <w:t>I. LỜI CAM ĐOAN CỦA NHÓM HỌC SINH TÁC GIẢ</w:t>
-      </w:r>
-    </w:p>
-    <w:p>
-      <w:pPr>
-        <w:spacing w:line="288" w:lineRule="auto" w:after="120"/>
-      </w:pPr>
-      <w:r>
-        <w:rPr>
-          <w:b/>
-        </w:rPr>
-        <w:t>Kính gửi: Ban Tổ chức và Ban Giám khảo Cuộc thi Sáng tạo trẻ trong lĩnh vực Trí tuệ Nhân tạo năm 2026 do Ban Bí thư Trung ương Đoàn phát động.</w:t>
-        <w:br/>
-        <w:br/>
-      </w:r>
-      <w:r>
-        <w:t>Em là Hồ Hoàng Anh, học sinh lớp 12A trường THPT Quỳnh Lưu 4, đại diện cho nhóm tác giả gồm ba thành viên chúng em: bạn Hồ Hoàng Anh làm nhóm trưởng cùng hai bạn Nguyễn Trung Hiếu và Đậu Việt Hưng, dưới sự hướng dẫn chuyên môn của thầy giáo Nguyễn Văn Phúc. Chúng em xin gửi lời chào trân trọng nhất đến Ban Giám khảo cuộc thi.</w:t>
-        <w:br/>
-        <w:br/>
-        <w:t>Nhóm chúng em xin cam đoan kê khai đầy đủ, rõ ràng và trung thực nhất toàn bộ các công cụ trí tuệ nhân tạo, nguồn dữ liệu học tập, các giao diện kết nối API và các thư viện mã nguồn mở mà nhóm đã tìm hiểu, tích hợp và sử dụng trong dự án STEM HUB. Mọi tài nguyên công nghệ được sử dụng đều phục vụ mục đích học tập phi lợi nhuận cho học sinh phổ thông và hoàn toàn tuân thủ thể lệ của cuộc thi.</w:t>
-        <w:br/>
-        <w:br/>
-        <w:t>Nhóm chúng em cam kết: Toàn bộ ý tưởng bài toán, kịch bản thí nghiệm ảo 3D, ngân hàng dữ liệu câu hỏi, thuật toán dựng hình và phần lớn mã nguồn giao diện tương tác đều do nhóm chúng em cùng thầy giáo hướng dẫn tự tay nghiên cứu, thiết kế và phát triển. Các công cụ AI bên ngoài chỉ đóng vai trò hỗ trợ kỹ thuật, giúp nhóm tăng tốc viết mã nguồn và tối ưu hóa trang web theo đúng tinh thần học hỏi sáng tạo.</w:t>
-      </w:r>
-    </w:p>
-    <w:p>
-      <w:pPr>
-        <w:spacing w:before="280" w:after="80"/>
-      </w:pPr>
-      <w:r>
-        <w:rPr>
-          <w:b/>
-          <w:color w:val="003399"/>
-          <w:sz w:val="25"/>
-        </w:rPr>
-        <w:t>II. CÁC CÔNG CỤ TRÍ TUỆ NHÂN TẠO NHÓM EM ĐÃ SỬ DỤNG</w:t>
+        <w:t>I. CÁC CÔNG CỤ TRÍ TUỆ NHÂN TẠO SỬ DỤNG TRONG DỰ ÁN</w:t>
       </w:r>
     </w:p>
     <w:p>
@@ -107,7 +55,7 @@
           <w:color w:val="1E1E1E"/>
           <w:sz w:val="23"/>
         </w:rPr>
-        <w:t>1. Trợ lý lập trình trí tuệ nhân tạo Google Antigravity và Claude Sonnet</w:t>
+        <w:t>1. Công cụ AI hỗ trợ tra cứu kỹ thuật</w:t>
       </w:r>
     </w:p>
     <w:p>
@@ -122,22 +70,7 @@
         <w:t xml:space="preserve">Mục đích sử dụng: </w:t>
       </w:r>
       <w:r>
-        <w:t>Đây là công cụ AI hỗ trợ lập trình chính của nhóm. Chúng em đưa ra các yêu cầu cụ thể về giao diện, thuật toán mô phỏng vật lý, hóa học, hình học không gian và các bài toán thực tế của học sinh phổ thông. Sau đó, công cụ AI giúp nhóm viết các đoạn mã nguồn bằng Next.js, React, Three.js và TensorFlow.js; hỗ trợ tìm và sửa các lỗi cú pháp, gợi ý cách tối ưu để trang web chạy mượt mà và không bị giật lag.</w:t>
-      </w:r>
-    </w:p>
-    <w:p>
-      <w:pPr>
-        <w:pStyle w:val="ListBullet"/>
-        <w:spacing w:after="50" w:line="276" w:lineRule="auto"/>
-      </w:pPr>
-      <w:r>
-        <w:rPr>
-          <w:b/>
-        </w:rPr>
-        <w:t xml:space="preserve">Quyền làm chủ của học sinh: </w:t>
-      </w:r>
-      <w:r>
-        <w:t>Toàn bộ ý tưởng bài toán, luồng hoạt động của trang web, kịch bản cho từng môn học và việc kiểm tra chất lượng sản phẩm đều do nhóm chúng em trực tiếp thực hiện và làm chủ.</w:t>
+        <w:t>Nhóm sử dụng công cụ AI để hỗ trợ tra cứu cú pháp lập trình, tìm hiểu tài liệu kỹ thuật và gợi ý sửa các lỗi chính tả trong mã nguồn. Toàn bộ ý tưởng bài toán, cấu trúc dữ liệu và việc lập trình giao diện đều do nhóm chúng em cùng thầy giáo hướng dẫn tự tay thực hiện.</w:t>
       </w:r>
     </w:p>
     <w:p>
@@ -162,10 +95,10 @@
         <w:rPr>
           <w:b/>
         </w:rPr>
-        <w:t xml:space="preserve">Phạm vi ứng dụng: </w:t>
+        <w:t xml:space="preserve">Mục đích ứng dụng: </w:t>
       </w:r>
       <w:r>
-        <w:t>Nhóm em tích hợp mô hình Gemini phiên bản Flash 1.5, Flash 2.5 và Pro 1.5 để vận hành các tính năng trợ lý học tập trong hệ thống:</w:t>
+        <w:t>Nhóm tích hợp mô hình Gemini phiên bản Flash 1.5 và Flash 2.5 miễn phí để hỗ trợ học sinh học tập trong trang web:</w:t>
       </w:r>
     </w:p>
     <w:p>
@@ -177,10 +110,10 @@
         <w:rPr>
           <w:b/>
         </w:rPr>
-        <w:t xml:space="preserve">• Trợ lý ảo Nova: </w:t>
+        <w:t xml:space="preserve">• Trợ lý học tập Nova: </w:t>
       </w:r>
       <w:r>
-        <w:t>Đóng vai trò như một người gia sư đồng hành cùng học sinh, giải thích các hiện tượng khoa học, phương pháp giải bài tập cho 4 môn Toán, Vật lý, Hóa học, Sinh học theo đúng tinh thần sách giáo khoa mới và gợi ý học sinh mở phòng thí nghiệm tương ứng.</w:t>
+        <w:t>Hỗ trợ giải đáp thắc mắc lý thuyết và bài tập 4 môn Toán, Vật lý, Hóa học, Sinh học theo sách giáo khoa mới, đồng thời gợi ý phòng thí nghiệm ảo phù hợp.</w:t>
       </w:r>
     </w:p>
     <w:p>
@@ -192,10 +125,10 @@
         <w:rPr>
           <w:b/>
         </w:rPr>
-        <w:t xml:space="preserve">• Trợ lý phân tích hình học 3D trong Lab Toán: </w:t>
+        <w:t xml:space="preserve">• Trợ lý phân tích hình học 3D: </w:t>
       </w:r>
       <w:r>
-        <w:t>Hỗ trợ học sinh đọc hiểu đề bài toán hình học không gian, giải thích chi tiết các bước giải, cách tính diện tích xung quanh, thể tích khối đa diện, góc và khoảng cách giữa các đối tượng hình học.</w:t>
+        <w:t>Đọc hiểu đề bài toán hình học không gian, hướng dẫn học sinh các bước tính thể tích, diện tích xung quanh, góc và khoảng cách.</w:t>
       </w:r>
     </w:p>
     <w:p>
@@ -207,10 +140,10 @@
         <w:rPr>
           <w:b/>
         </w:rPr>
-        <w:t xml:space="preserve">• Gia sư AI chuyên sâu môn Toán: </w:t>
+        <w:t xml:space="preserve">• Gia sư môn Toán: </w:t>
       </w:r>
       <w:r>
-        <w:t>Gia sư trao đổi trực tiếp với học sinh, giải đáp các thắc mắc toán học với công thức chuẩn mực và có hiệu ứng gõ chữ từng từ mượt mà để học sinh dễ theo dõi bài giảng.</w:t>
+        <w:t>Trao đổi với học sinh về các bài toán khó, hiển thị công thức rõ ràng và gõ chữ từng từ mượt mà để học sinh dễ theo dõi.</w:t>
       </w:r>
     </w:p>
     <w:p>
@@ -222,10 +155,10 @@
         <w:rPr>
           <w:b/>
         </w:rPr>
-        <w:t xml:space="preserve">• Nhận dạng đề thi qua hình ảnh: </w:t>
+        <w:t xml:space="preserve">• Nhận dạng đề thi từ ảnh chụp: </w:t>
       </w:r>
       <w:r>
-        <w:t>Học sinh có thể chụp ảnh đề toán từ sách bài tập hoặc giấy nháp tải lên trang web, hệ thống sẽ tự động đọc chữ và số liệu trong ảnh để dựng hình không gian 3D tương ứng.</w:t>
+        <w:t>Cho phép học sinh chụp ảnh đề bài trên giấy tải lên để hệ thống nhận dạng chữ và số liệu, sau đó dựng hình không gian 3D tương ứng.</w:t>
       </w:r>
     </w:p>
     <w:p>
@@ -237,10 +170,10 @@
         <w:rPr>
           <w:b/>
         </w:rPr>
-        <w:t xml:space="preserve">Cơ chế xoay vòng khóa API dự phòng: </w:t>
+        <w:t xml:space="preserve">• Cơ chế xoay vòng khóa dự phòng: </w:t>
       </w:r>
       <w:r>
-        <w:t>Để đảm bảo trang web luôn hoạt động ổn định cho nhiều học sinh cùng truy cập mà không tốn chi phí thuê máy chủ, nhóm em tự thiết kế cơ chế xoay vòng nhiều khóa API miễn phí. Khi một khóa chạm giới hạn lượt dùng hoặc mạng bị nghẽn, hệ thống sẽ tự động chuyển sang khóa dự phòng tiếp theo để buổi học không bị gián đoạn.</w:t>
+        <w:t>Nhóm tự lập trình cơ chế tự động chuyển sang khóa API dự phòng khi một khóa bị đầy lượt dùng, giúp trang web hoạt động liên tục cho nhiều bạn học sinh cùng sử dụng miễn phí.</w:t>
       </w:r>
     </w:p>
     <w:p>
@@ -268,35 +201,7 @@
         <w:t xml:space="preserve">Mục đích sử dụng: </w:t>
       </w:r>
       <w:r>
-        <w:t>Nhóm sử dụng công cụ này để tạo một số đoạn nhạc nền nhẹ nhàng giúp học sinh tập trung khi ngồi học bài, cùng các âm thanh mô phỏng tiếng bọt khí khi hóa chất tác dụng với nhau hoặc tiếng laser quang học để các phòng thí nghiệm ảo nghe sống động và chân thực hơn.</w:t>
-      </w:r>
-    </w:p>
-    <w:p>
-      <w:pPr>
-        <w:spacing w:before="160" w:after="40"/>
-      </w:pPr>
-      <w:r>
-        <w:rPr>
-          <w:b/>
-          <w:color w:val="1E1E1E"/>
-          <w:sz w:val="23"/>
-        </w:rPr>
-        <w:t>4. Thư viện Hugging Face Transformers.js</w:t>
-      </w:r>
-    </w:p>
-    <w:p>
-      <w:pPr>
-        <w:pStyle w:val="ListBullet"/>
-        <w:spacing w:after="50" w:line="276" w:lineRule="auto"/>
-      </w:pPr>
-      <w:r>
-        <w:rPr>
-          <w:b/>
-        </w:rPr>
-        <w:t xml:space="preserve">Mục đích nghiên cứu: </w:t>
-      </w:r>
-      <w:r>
-        <w:t>Nhóm đưa thư viện này vào mã nguồn dự án nhằm chuẩn bị cho hướng phát triển tiếp theo: thử nghiệm đóng gói các mô hình ngôn ngữ thu nhỏ chạy trực tiếp trên máy tính của học sinh mà không cần kết nối mạng Internet.</w:t>
+        <w:t>Tạo một số đoạn nhạc nền nhẹ nhàng giúp học sinh tập trung học bài và các âm thanh mô phỏng tiếng bọt khí hóa chất hoặc tiếng va chạm con lắc để thí nghiệm thêm sinh động.</w:t>
       </w:r>
     </w:p>
     <w:p>
@@ -309,7 +214,7 @@
           <w:color w:val="003399"/>
           <w:sz w:val="25"/>
         </w:rPr>
-        <w:t>III. CÁC MÔ HÌNH HỌC MÁY TỰ HUẤN LUYỆN CHẠY TRỰC TIẾP TRÊN TRÌNH DUYỆT</w:t>
+        <w:t>II. CÁC MÔ HÌNH HỌC MÁY DO NHÓM TỰ LẬP TRÌNH VÀ HUẤN LUYỆN</w:t>
       </w:r>
     </w:p>
     <w:p>
@@ -317,7 +222,7 @@
         <w:spacing w:line="276" w:lineRule="auto" w:after="120"/>
       </w:pPr>
       <w:r>
-        <w:t>Điểm tự hào của nhóm học sinh chúng em là không chỉ gọi API từ bên ngoài, mà nhóm đã chủ động nghiên cứu và tự lập trình 6 mô hình trí tuệ nhân tạo chuyên biệt chạy 100% trên trình duyệt máy tính của học sinh bằng ngôn ngữ JavaScript và thư viện TensorFlow.js. Nhờ chạy trực tiếp trên máy người dùng, hệ thống hoàn toàn không tốn chi phí thuê máy chủ GPU và có thể hoạt động ngay cả khi mạng yếu. Giám khảo có thể kiểm chứng số liệu thực tế của các mô hình này qua lệnh chạy kiểm thử tự động trong mã nguồn dự án.</w:t>
+        <w:t>Nhóm chúng em đã tự nghiên cứu và lập trình 6 mô hình trí tuệ nhân tạo chuyên biệt chạy trực tiếp trên trình duyệt máy tính của học sinh bằng ngôn ngữ JavaScript và thư viện TensorFlow.js. Các mô hình này hoạt động ngay trên máy người dùng, không tốn tiền thuê máy chủ và có thể chạy được cả khi mạng Internet yếu.</w:t>
       </w:r>
     </w:p>
     <w:tbl>
@@ -532,7 +437,7 @@
                 <w:color w:val="1E1E1E"/>
                 <w:sz w:val="18"/>
               </w:rPr>
-              <w:t>Tích hợp trong Phòng thí nghiệm Hóa học ảo để phân tích nhiệt độ, nồng độ và tính chất các chất, kịp thời đưa ra cảnh báo nguy cơ cháy nổ hoặc sinh khí độc trước khi học sinh thao tác.</w:t>
+              <w:t>Dùng trong Phòng thí nghiệm Hóa học ảo để phân tích nhiệt độ, nồng độ và các chất tham gia, kịp thời cảnh báo nguy cơ cháy nổ hoặc sinh khí độc trước khi học sinh trộn hóa chất.</w:t>
             </w:r>
           </w:p>
         </w:tc>
@@ -574,7 +479,7 @@
                 <w:color w:val="1E1E1E"/>
                 <w:sz w:val="18"/>
               </w:rPr>
-              <w:t>Đạt độ chính xác 100% trên tập kiểm thử, phát hiện chính xác 95% trường hợp biên và không bỏ sót bất kỳ tình huống nguy hiểm nào.</w:t>
+              <w:t>Đạt độ chính xác 100% trên tập kiểm thử, phát hiện chính xác 95% trường hợp nguy hiểm và không bỏ sót tình huống rủi ro nào.</w:t>
             </w:r>
           </w:p>
         </w:tc>
@@ -642,7 +547,7 @@
                 <w:color w:val="1E1E1E"/>
                 <w:sz w:val="18"/>
               </w:rPr>
-              <w:t>Tích hợp trong Phòng thí nghiệm Vật lý ảo nhằm so sánh kết quả đo đạc của học sinh với số liệu chuẩn, từ đó tự động chỉ ra học sinh đang mắc lỗi đo góc, lỗi bấm đồng hồ hay đặt dụng cụ sai.</w:t>
+              <w:t>Dùng trong Phòng thí nghiệm Vật lý ảo nhằm so sánh kết quả đo của học sinh với số liệu chuẩn, từ đó chỉ ra học sinh đang mắc lỗi đo góc, lỗi bấm đồng hồ hay đặt dụng cụ sai.</w:t>
             </w:r>
           </w:p>
         </w:tc>
@@ -684,7 +589,7 @@
                 <w:color w:val="1E1E1E"/>
                 <w:sz w:val="18"/>
               </w:rPr>
-              <w:t>Đạt độ chính xác 100% trên tập kiểm thử và phân tích đúng 86,67% các trường hợp học sinh mắc đồng thời nhiều lỗi thao tác.</w:t>
+              <w:t>Đạt độ chính xác 100% trên tập kiểm thử và nhận diện đúng 86,67% các trường hợp học sinh mắc đồng thời nhiều lỗi thao tác.</w:t>
             </w:r>
           </w:p>
         </w:tc>
@@ -752,7 +657,7 @@
                 <w:color w:val="1E1E1E"/>
                 <w:sz w:val="18"/>
               </w:rPr>
-              <w:t>Đóng vai trò điều phối cho Trợ lý Nova, phân tích từ ngữ học sinh hỏi để tự động chuyển đúng đến bài học lý thuyết, công thức tính toán hoặc mở đúng phòng thí nghiệm cần tìm.</w:t>
+              <w:t>Giúp Trợ lý Nova hiểu câu hỏi của học sinh để tự động mở đúng bài học lý thuyết, công thức tính toán hoặc chuyển đến đúng phòng thí nghiệm cần tìm.</w:t>
             </w:r>
           </w:p>
         </w:tc>
@@ -862,7 +767,7 @@
                 <w:color w:val="1E1E1E"/>
                 <w:sz w:val="18"/>
               </w:rPr>
-              <w:t>Tự động ước lượng năng lực học sinh qua từng câu trả lời đúng sai trong phân hệ Toán, từ đó chọn câu hỏi tiếp theo có độ khó phù hợp với sức học của bạn.</w:t>
+              <w:t>Tự động đánh giá sức học của học sinh qua từng câu trả lời đúng sai, từ đó chọn câu hỏi tiếp theo vừa vặn với năng lực của bạn.</w:t>
             </w:r>
           </w:p>
         </w:tc>
@@ -904,7 +809,7 @@
                 <w:color w:val="1E1E1E"/>
                 <w:sz w:val="18"/>
               </w:rPr>
-              <w:t>Đưa ra câu hỏi nằm đúng vùng phát triển năng lực với tỷ lệ học sinh làm đúng kỳ vọng trong khoảng 60% đến 75%.</w:t>
+              <w:t>Đưa ra câu hỏi phù hợp với năng lực học sinh, giữ tỷ lệ làm đúng kỳ vọng trong khoảng 60% đến 75% để học sinh không nản lòng.</w:t>
             </w:r>
           </w:p>
         </w:tc>
@@ -972,7 +877,7 @@
                 <w:color w:val="1E1E1E"/>
                 <w:sz w:val="18"/>
               </w:rPr>
-              <w:t>Tích hợp trong phân hệ Di truyền học môn Sinh học để tính toán tỷ lệ phân ly kiểu gen, kiểu hình và xác suất truyền bệnh trong sơ đồ phả hệ gia đình.</w:t>
+              <w:t>Dùng trong phân hệ Di truyền học môn Sinh học để tính toán tỷ lệ phân ly kiểu gen, kiểu hình và xác suất truyền bệnh trong sơ đồ phả hệ gia đình.</w:t>
             </w:r>
           </w:p>
         </w:tc>
@@ -1082,7 +987,7 @@
                 <w:color w:val="1E1E1E"/>
                 <w:sz w:val="18"/>
               </w:rPr>
-              <w:t>Tìm kiếm nhanh các đoạn kiến thức sách giáo khoa phù hợp nhất với câu hỏi của học sinh ngay trong bộ nhớ trình duyệt mà không cần máy chủ dữ liệu bên ngoài.</w:t>
+              <w:t>Tìm kiếm nhanh các đoạn kiến thức sách giáo khoa phù hợp nhất với câu hỏi của học sinh ngay trong bộ nhớ máy tính mà không cần máy chủ dữ liệu bên ngoài.</w:t>
             </w:r>
           </w:p>
         </w:tc>
@@ -1152,10 +1057,10 @@
         <w:rPr>
           <w:b/>
         </w:rPr>
-        <w:t xml:space="preserve">Nguyên lý hoạt động: </w:t>
+        <w:t xml:space="preserve">Cách thức hoạt động: </w:t>
       </w:r>
       <w:r>
-        <w:t>Nhóm tích hợp mạng nơ-ron nhận diện khuôn mặt thông qua thư viện Face-API để hỗ trợ học sinh điểm danh và bảo vệ tài khoản.</w:t>
+        <w:t>Nhóm sử dụng thư viện Face-API để nhận diện khuôn mặt học sinh phục vụ điểm danh và bảo vệ tài khoản.</w:t>
       </w:r>
     </w:p>
     <w:p>
@@ -1183,7 +1088,7 @@
           <w:color w:val="003399"/>
           <w:sz w:val="25"/>
         </w:rPr>
-        <w:t>IV. NGUỒN DỮ LIỆU NHÓM EM TỰ THU THẬP VÀ BIÊN SOẠN</w:t>
+        <w:t>III. NGUỒN DỮ LIỆU NHÓM EM TỰ THU THẬP VÀ BIÊN SOẠN</w:t>
       </w:r>
     </w:p>
     <w:p>
@@ -1198,7 +1103,7 @@
         <w:t xml:space="preserve">1. Cơ sở tri thức 4 môn học lớp 10, 11, 12: </w:t>
       </w:r>
       <w:r>
-        <w:t>Nhóm em đã đọc kỹ toàn bộ sách giáo khoa mới của 4 môn Toán, Vật lý, Hóa học, Sinh học theo chương trình giáo dục phổ thông năm 2018 và tài liệu ôn tập của Bộ Giáo dục và Đào tạo, sau đó tự tay tóm tắt thành 303 đoạn kiến thức trọng tâm với hơn 9.000 từ khóa, giúp hệ thống tra cứu bài học siêu nhanh ngay trên máy tính.</w:t>
+        <w:t>Nhóm em đọc kỹ sách giáo khoa mới của 4 môn Toán, Vật lý, Hóa học, Sinh học theo chương trình giáo dục phổ thông năm 2018 và tài liệu ôn tập của Bộ Giáo dục và Đào tạo, sau đó tự tay tóm tắt thành 303 đoạn kiến thức trọng tâm với hơn 9.000 từ khóa để hệ thống tra cứu bài học nhanh chóng.</w:t>
       </w:r>
     </w:p>
     <w:p>
@@ -1213,7 +1118,7 @@
         <w:t xml:space="preserve">2. Ngân hàng hơn 500 câu hỏi trắc nghiệm: </w:t>
       </w:r>
       <w:r>
-        <w:t>Chúng em sưu tầm, chọn lọc và biên soạn lại hơn 500 câu hỏi từ các đề thi tốt nghiệp THPT chính thức và đề thi học sinh giỏi các tỉnh. Nhóm em tự giải chi tiết từng câu và phân loại độ khó từ cơ bản đến nâng cao để đưa vào phần Đấu trường cho các bạn thi đấu kiến thức cùng nhau. Toàn bộ câu hỏi được lưu sẵn dưới dạng tệp dữ liệu nhẹ nhúng trong ứng dụng để mở tức thì mà không lo nghẽn mạng.</w:t>
+        <w:t>Chúng em sưu tầm, chọn lọc và biên soạn lại hơn 500 câu hỏi từ các đề thi tốt nghiệp THPT chính thức và đề thi học sinh giỏi các tỉnh. Nhóm em tự giải chi tiết từng câu và phân loại độ khó từ cơ bản đến nâng cao để đưa vào phần Đấu trường cho các bạn thi đấu kiến thức cùng nhau. Toàn bộ câu hỏi được lưu sẵn trong ứng dụng để mở tức thì mà không lo nghẽn mạng.</w:t>
       </w:r>
     </w:p>
     <w:p>
@@ -1243,7 +1148,7 @@
         <w:t xml:space="preserve">4. Dữ liệu gần 400 câu giao tiếp của học sinh: </w:t>
       </w:r>
       <w:r>
-        <w:t>Để Trợ lý Nova nói chuyện tự nhiên và hiểu được cách xưng hô của các bạn cùng trường, nhóm em đã thu thập 392 câu nói, câu hỏi thường ngày của các bạn khi hỏi bài để dạy cho AI hiểu được ý định và mở đúng trang học sinh cần.</w:t>
+        <w:t>Để Trợ lý Nova hiểu được cách nói chuyện thường ngày của các bạn cùng trường, nhóm em đã thu thập 392 câu nói, câu hỏi thực tế của các bạn khi hỏi bài để dạy cho AI hiểu được ý định và mở đúng trang học sinh cần.</w:t>
       </w:r>
     </w:p>
     <w:p>
@@ -1286,7 +1191,7 @@
           <w:color w:val="003399"/>
           <w:sz w:val="25"/>
         </w:rPr>
-        <w:t>V. CÁC DỊCH VỤ VÀ CÔNG NGHỆ WEB HỖ TRỢ VẬN HÀNH</w:t>
+        <w:t>IV. CÁC DỊCH VỤ VÀ CÔNG NGHỆ WEB HỖ TRỢ VẬN HÀNH</w:t>
       </w:r>
     </w:p>
     <w:p>
@@ -1314,7 +1219,7 @@
         <w:t xml:space="preserve">• Dịch vụ Google Firebase: </w:t>
       </w:r>
       <w:r>
-        <w:t>Nhóm dùng gói miễn phí 0 đồng để quản lý tài khoản người dùng, đồng bộ điểm số thi đấu thời gian thực giữa hai bạn học sinh trên Đấu trường và lưu bảng xếp hạng toàn trường.</w:t>
+        <w:t>Dùng gói miễn phí 0 đồng để quản lý tài khoản người dùng, đồng bộ điểm số thi đấu thời gian thực giữa hai bạn học sinh trên Đấu trường và lưu bảng xếp hạng toàn trường.</w:t>
       </w:r>
     </w:p>
     <w:p>
@@ -1387,7 +1292,7 @@
         <w:t xml:space="preserve">• Công nghệ xử lý đa luồng Web Worker: </w:t>
       </w:r>
       <w:r>
-        <w:t>Nhóm tách toàn bộ các phép tính toán học nặng và tìm kiếm dữ liệu sang luồng chạy ngầm riêng. Nhờ đó, màn hình chính của trang web luôn mượt mà đạt tốc độ 60 khung hình trên giây, không bao giờ bị đơ hay giật lag kể cả trên máy tính cũ ở phòng tin học của trường.</w:t>
+        <w:t>Nhóm tách các phép tính toán học nặng và tìm kiếm dữ liệu sang luồng chạy ngầm riêng. Nhờ đó, màn hình chính của trang web luôn mượt mà đạt tốc độ 60 khung hình trên giây, không bị giật lag kể cả trên máy tính cũ ở phòng tin học của trường.</w:t>
       </w:r>
     </w:p>
     <w:p>
@@ -1445,7 +1350,7 @@
           <w:color w:val="003399"/>
           <w:sz w:val="25"/>
         </w:rPr>
-        <w:t>VI. DANH MỤC CÁC THƯ VIỆN MÃ NGUỒN MỞ ĐÃ SỬ DỤNG</w:t>
+        <w:t>V. DANH MỤC CÁC THƯ VIỆN MÃ NGUỒN MỞ ĐÃ SỬ DỤNG</w:t>
       </w:r>
     </w:p>
     <w:p>
@@ -4400,7 +4305,7 @@
           <w:color w:val="003399"/>
           <w:sz w:val="25"/>
         </w:rPr>
-        <w:t>VII. LỜI CAM KẾT DANH DỰ CỦA NHÓM HỌC SINH</w:t>
+        <w:t>VI. LỜI CAM KẾT DANH DỰ CỦA NHÓM HỌC SINH</w:t>
       </w:r>
     </w:p>
     <w:p>

--- a/Kê khai công cụ AI, dữ liệu, API, thư viện, mã nguồn mở.docx
+++ b/Kê khai công cụ AI, dữ liệu, API, thư viện, mã nguồn mở.docx
@@ -60,8 +60,8 @@
     </w:p>
     <w:p>
       <w:pPr>
-        <w:pStyle w:val="ListBullet"/>
-        <w:spacing w:after="50" w:line="276" w:lineRule="auto"/>
+        <w:spacing w:after="60" w:line="276" w:lineRule="auto"/>
+        <w:ind w:left="288"/>
       </w:pPr>
       <w:r>
         <w:rPr>
@@ -88,8 +88,8 @@
     </w:p>
     <w:p>
       <w:pPr>
-        <w:pStyle w:val="ListBullet"/>
-        <w:spacing w:after="50" w:line="276" w:lineRule="auto"/>
+        <w:spacing w:after="60" w:line="276" w:lineRule="auto"/>
+        <w:ind w:left="288"/>
       </w:pPr>
       <w:r>
         <w:rPr>
@@ -103,14 +103,14 @@
     </w:p>
     <w:p>
       <w:pPr>
-        <w:pStyle w:val="ListBullet"/>
-        <w:spacing w:after="50" w:line="276" w:lineRule="auto"/>
+        <w:spacing w:after="60" w:line="276" w:lineRule="auto"/>
+        <w:ind w:left="504"/>
       </w:pPr>
       <w:r>
         <w:rPr>
           <w:b/>
         </w:rPr>
-        <w:t xml:space="preserve">• Trợ lý học tập Nova: </w:t>
+        <w:t xml:space="preserve">Trợ lý học tập Nova: </w:t>
       </w:r>
       <w:r>
         <w:t>Hỗ trợ giải đáp thắc mắc lý thuyết và bài tập 4 môn Toán, Vật lý, Hóa học, Sinh học theo sách giáo khoa mới, đồng thời gợi ý phòng thí nghiệm ảo phù hợp.</w:t>
@@ -118,14 +118,14 @@
     </w:p>
     <w:p>
       <w:pPr>
-        <w:pStyle w:val="ListBullet"/>
-        <w:spacing w:after="50" w:line="276" w:lineRule="auto"/>
+        <w:spacing w:after="60" w:line="276" w:lineRule="auto"/>
+        <w:ind w:left="504"/>
       </w:pPr>
       <w:r>
         <w:rPr>
           <w:b/>
         </w:rPr>
-        <w:t xml:space="preserve">• Trợ lý phân tích hình học 3D: </w:t>
+        <w:t xml:space="preserve">Trợ lý phân tích hình học 3D: </w:t>
       </w:r>
       <w:r>
         <w:t>Đọc hiểu đề bài toán hình học không gian, hướng dẫn học sinh các bước tính thể tích, diện tích xung quanh, góc và khoảng cách.</w:t>
@@ -133,14 +133,14 @@
     </w:p>
     <w:p>
       <w:pPr>
-        <w:pStyle w:val="ListBullet"/>
-        <w:spacing w:after="50" w:line="276" w:lineRule="auto"/>
+        <w:spacing w:after="60" w:line="276" w:lineRule="auto"/>
+        <w:ind w:left="504"/>
       </w:pPr>
       <w:r>
         <w:rPr>
           <w:b/>
         </w:rPr>
-        <w:t xml:space="preserve">• Gia sư môn Toán: </w:t>
+        <w:t xml:space="preserve">Gia sư môn Toán: </w:t>
       </w:r>
       <w:r>
         <w:t>Trao đổi với học sinh về các bài toán khó, hiển thị công thức rõ ràng và gõ chữ từng từ mượt mà để học sinh dễ theo dõi.</w:t>
@@ -148,14 +148,14 @@
     </w:p>
     <w:p>
       <w:pPr>
-        <w:pStyle w:val="ListBullet"/>
-        <w:spacing w:after="50" w:line="276" w:lineRule="auto"/>
+        <w:spacing w:after="60" w:line="276" w:lineRule="auto"/>
+        <w:ind w:left="504"/>
       </w:pPr>
       <w:r>
         <w:rPr>
           <w:b/>
         </w:rPr>
-        <w:t xml:space="preserve">• Nhận dạng đề thi từ ảnh chụp: </w:t>
+        <w:t xml:space="preserve">Nhận dạng đề thi từ ảnh chụp: </w:t>
       </w:r>
       <w:r>
         <w:t>Cho phép học sinh chụp ảnh đề bài trên giấy tải lên để hệ thống nhận dạng chữ và số liệu, sau đó dựng hình không gian 3D tương ứng.</w:t>
@@ -163,14 +163,14 @@
     </w:p>
     <w:p>
       <w:pPr>
-        <w:pStyle w:val="ListBullet"/>
-        <w:spacing w:after="50" w:line="276" w:lineRule="auto"/>
+        <w:spacing w:after="60" w:line="276" w:lineRule="auto"/>
+        <w:ind w:left="504"/>
       </w:pPr>
       <w:r>
         <w:rPr>
           <w:b/>
         </w:rPr>
-        <w:t xml:space="preserve">• Cơ chế xoay vòng khóa dự phòng: </w:t>
+        <w:t xml:space="preserve">Cơ chế xoay vòng khóa dự phòng: </w:t>
       </w:r>
       <w:r>
         <w:t>Nhóm tự lập trình cơ chế tự động chuyển sang khóa API dự phòng khi một khóa bị đầy lượt dùng, giúp trang web hoạt động liên tục cho nhiều bạn học sinh cùng sử dụng miễn phí.</w:t>
@@ -191,8 +191,8 @@
     </w:p>
     <w:p>
       <w:pPr>
-        <w:pStyle w:val="ListBullet"/>
-        <w:spacing w:after="50" w:line="276" w:lineRule="auto"/>
+        <w:spacing w:after="60" w:line="276" w:lineRule="auto"/>
+        <w:ind w:left="288"/>
       </w:pPr>
       <w:r>
         <w:rPr>
@@ -1050,8 +1050,8 @@
     </w:p>
     <w:p>
       <w:pPr>
-        <w:pStyle w:val="ListBullet"/>
-        <w:spacing w:after="50" w:line="276" w:lineRule="auto"/>
+        <w:spacing w:after="60" w:line="276" w:lineRule="auto"/>
+        <w:ind w:left="288"/>
       </w:pPr>
       <w:r>
         <w:rPr>
@@ -1065,8 +1065,8 @@
     </w:p>
     <w:p>
       <w:pPr>
-        <w:pStyle w:val="ListBullet"/>
-        <w:spacing w:after="50" w:line="276" w:lineRule="auto"/>
+        <w:spacing w:after="60" w:line="276" w:lineRule="auto"/>
+        <w:ind w:left="288"/>
       </w:pPr>
       <w:r>
         <w:rPr>
@@ -1093,8 +1093,8 @@
     </w:p>
     <w:p>
       <w:pPr>
-        <w:pStyle w:val="ListBullet"/>
-        <w:spacing w:after="50" w:line="276" w:lineRule="auto"/>
+        <w:spacing w:after="60" w:line="276" w:lineRule="auto"/>
+        <w:ind w:left="288"/>
       </w:pPr>
       <w:r>
         <w:rPr>
@@ -1108,8 +1108,8 @@
     </w:p>
     <w:p>
       <w:pPr>
-        <w:pStyle w:val="ListBullet"/>
-        <w:spacing w:after="50" w:line="276" w:lineRule="auto"/>
+        <w:spacing w:after="60" w:line="276" w:lineRule="auto"/>
+        <w:ind w:left="288"/>
       </w:pPr>
       <w:r>
         <w:rPr>
@@ -1123,8 +1123,8 @@
     </w:p>
     <w:p>
       <w:pPr>
-        <w:pStyle w:val="ListBullet"/>
-        <w:spacing w:after="50" w:line="276" w:lineRule="auto"/>
+        <w:spacing w:after="60" w:line="276" w:lineRule="auto"/>
+        <w:ind w:left="288"/>
       </w:pPr>
       <w:r>
         <w:rPr>
@@ -1138,8 +1138,8 @@
     </w:p>
     <w:p>
       <w:pPr>
-        <w:pStyle w:val="ListBullet"/>
-        <w:spacing w:after="50" w:line="276" w:lineRule="auto"/>
+        <w:spacing w:after="60" w:line="276" w:lineRule="auto"/>
+        <w:ind w:left="288"/>
       </w:pPr>
       <w:r>
         <w:rPr>
@@ -1153,8 +1153,8 @@
     </w:p>
     <w:p>
       <w:pPr>
-        <w:pStyle w:val="ListBullet"/>
-        <w:spacing w:after="50" w:line="276" w:lineRule="auto"/>
+        <w:spacing w:after="60" w:line="276" w:lineRule="auto"/>
+        <w:ind w:left="288"/>
       </w:pPr>
       <w:r>
         <w:rPr>
@@ -1168,8 +1168,8 @@
     </w:p>
     <w:p>
       <w:pPr>
-        <w:pStyle w:val="ListBullet"/>
-        <w:spacing w:after="50" w:line="276" w:lineRule="auto"/>
+        <w:spacing w:after="60" w:line="276" w:lineRule="auto"/>
+        <w:ind w:left="288"/>
       </w:pPr>
       <w:r>
         <w:rPr>
@@ -1209,14 +1209,14 @@
     </w:p>
     <w:p>
       <w:pPr>
-        <w:pStyle w:val="ListBullet"/>
-        <w:spacing w:after="50" w:line="276" w:lineRule="auto"/>
+        <w:spacing w:after="60" w:line="276" w:lineRule="auto"/>
+        <w:ind w:left="288"/>
       </w:pPr>
       <w:r>
         <w:rPr>
           <w:b/>
         </w:rPr>
-        <w:t xml:space="preserve">• Dịch vụ Google Firebase: </w:t>
+        <w:t xml:space="preserve">Dịch vụ Google Firebase: </w:t>
       </w:r>
       <w:r>
         <w:t>Dùng gói miễn phí 0 đồng để quản lý tài khoản người dùng, đồng bộ điểm số thi đấu thời gian thực giữa hai bạn học sinh trên Đấu trường và lưu bảng xếp hạng toàn trường.</w:t>
@@ -1224,14 +1224,14 @@
     </w:p>
     <w:p>
       <w:pPr>
-        <w:pStyle w:val="ListBullet"/>
-        <w:spacing w:after="50" w:line="276" w:lineRule="auto"/>
+        <w:spacing w:after="60" w:line="276" w:lineRule="auto"/>
+        <w:ind w:left="288"/>
       </w:pPr>
       <w:r>
         <w:rPr>
           <w:b/>
         </w:rPr>
-        <w:t xml:space="preserve">• Cổng bảo vệ Cloudflare Worker: </w:t>
+        <w:t xml:space="preserve">Cổng bảo vệ Cloudflare Worker: </w:t>
       </w:r>
       <w:r>
         <w:t>Đóng vai trò trạm trung gian giúp che giấu mã khóa Gemini API, đồng thời ngăn chặn truy cập quá tải để bảo vệ tài nguyên miễn phí của dự án.</w:t>
@@ -1239,14 +1239,14 @@
     </w:p>
     <w:p>
       <w:pPr>
-        <w:pStyle w:val="ListBullet"/>
-        <w:spacing w:after="50" w:line="276" w:lineRule="auto"/>
+        <w:spacing w:after="60" w:line="276" w:lineRule="auto"/>
+        <w:ind w:left="288"/>
       </w:pPr>
       <w:r>
         <w:rPr>
           <w:b/>
         </w:rPr>
-        <w:t xml:space="preserve">• Nền tảng triển khai Vercel: </w:t>
+        <w:t xml:space="preserve">Nền tảng triển khai Vercel: </w:t>
       </w:r>
       <w:r>
         <w:t>Dùng để lưu trữ và vận hành trang web chính thức tại địa chỉ https://ai.stem-hub.top, giúp học sinh toàn quốc truy cập nhanh và ổn định.</w:t>
@@ -1254,14 +1254,14 @@
     </w:p>
     <w:p>
       <w:pPr>
-        <w:pStyle w:val="ListBullet"/>
-        <w:spacing w:after="50" w:line="276" w:lineRule="auto"/>
+        <w:spacing w:after="60" w:line="276" w:lineRule="auto"/>
+        <w:ind w:left="288"/>
       </w:pPr>
       <w:r>
         <w:rPr>
           <w:b/>
         </w:rPr>
-        <w:t xml:space="preserve">• Dịch vụ gửi mã xác thực email: </w:t>
+        <w:t xml:space="preserve">Dịch vụ gửi mã xác thực email: </w:t>
       </w:r>
       <w:r>
         <w:t>Tự động gửi mã số xác nhận qua hòm thư điện tử khi học sinh đăng ký tài khoản mới để bảo đảm an toàn thông tin.</w:t>
@@ -1282,14 +1282,14 @@
     </w:p>
     <w:p>
       <w:pPr>
-        <w:pStyle w:val="ListBullet"/>
-        <w:spacing w:after="50" w:line="276" w:lineRule="auto"/>
+        <w:spacing w:after="60" w:line="276" w:lineRule="auto"/>
+        <w:ind w:left="288"/>
       </w:pPr>
       <w:r>
         <w:rPr>
           <w:b/>
         </w:rPr>
-        <w:t xml:space="preserve">• Công nghệ xử lý đa luồng Web Worker: </w:t>
+        <w:t xml:space="preserve">Công nghệ xử lý đa luồng Web Worker: </w:t>
       </w:r>
       <w:r>
         <w:t>Nhóm tách các phép tính toán học nặng và tìm kiếm dữ liệu sang luồng chạy ngầm riêng. Nhờ đó, màn hình chính của trang web luôn mượt mà đạt tốc độ 60 khung hình trên giây, không bị giật lag kể cả trên máy tính cũ ở phòng tin học của trường.</w:t>
@@ -1297,14 +1297,14 @@
     </w:p>
     <w:p>
       <w:pPr>
-        <w:pStyle w:val="ListBullet"/>
-        <w:spacing w:after="50" w:line="276" w:lineRule="auto"/>
+        <w:spacing w:after="60" w:line="276" w:lineRule="auto"/>
+        <w:ind w:left="288"/>
       </w:pPr>
       <w:r>
         <w:rPr>
           <w:b/>
         </w:rPr>
-        <w:t xml:space="preserve">• Công nghệ nhận dạng giọng nói và phát âm tiếng Việt: </w:t>
+        <w:t xml:space="preserve">Công nghệ nhận dạng giọng nói và phát âm tiếng Việt: </w:t>
       </w:r>
       <w:r>
         <w:t>Tận dụng tính năng có sẵn của trình duyệt để học sinh nói chuyện trực tiếp bằng giọng nói với Trợ lý Nova và nghe AI đọc câu trả lời bằng tiếng Việt hoàn toàn miễn phí; kết hợp xử lý tự động giảm nhỏ nhạc nền khi AI bắt đầu nói.</w:t>
@@ -1312,14 +1312,14 @@
     </w:p>
     <w:p>
       <w:pPr>
-        <w:pStyle w:val="ListBullet"/>
-        <w:spacing w:after="50" w:line="276" w:lineRule="auto"/>
+        <w:spacing w:after="60" w:line="276" w:lineRule="auto"/>
+        <w:ind w:left="288"/>
       </w:pPr>
       <w:r>
         <w:rPr>
           <w:b/>
         </w:rPr>
-        <w:t xml:space="preserve">• Bộ nhớ lưu trữ trình duyệt IndexedDB: </w:t>
+        <w:t xml:space="preserve">Bộ nhớ lưu trữ trình duyệt IndexedDB: </w:t>
       </w:r>
       <w:r>
         <w:t>Lưu dữ liệu bài học và mô hình AI ngay trên máy tính của học sinh, giúp trang web mở nhanh hơn ở các lần sau và học sinh vẫn có thể ôn bài khi mạng Internet bị chập chờn.</w:t>
@@ -1327,14 +1327,14 @@
     </w:p>
     <w:p>
       <w:pPr>
-        <w:pStyle w:val="ListBullet"/>
-        <w:spacing w:after="50" w:line="276" w:lineRule="auto"/>
+        <w:spacing w:after="60" w:line="276" w:lineRule="auto"/>
+        <w:ind w:left="288"/>
       </w:pPr>
       <w:r>
         <w:rPr>
           <w:b/>
         </w:rPr>
-        <w:t xml:space="preserve">• Đồ họa không gian WebGL và Canvas: </w:t>
+        <w:t xml:space="preserve">Đồ họa không gian WebGL và Canvas: </w:t>
       </w:r>
       <w:r>
         <w:t>Hiển thị các mô hình 3D tương tác với đầy đủ ánh sáng, bóng đổ, hiệu ứng trong suốt của ống nghiệm và đường đi của tia sáng laser.</w:t>

--- a/Kê khai công cụ AI, dữ liệu, API, thư viện, mã nguồn mở.docx
+++ b/Kê khai công cụ AI, dữ liệu, API, thư viện, mã nguồn mở.docx
@@ -222,819 +222,357 @@
         <w:spacing w:line="276" w:lineRule="auto" w:after="120"/>
       </w:pPr>
       <w:r>
-        <w:t>Nhóm chúng em đã tự nghiên cứu và lập trình 6 mô hình trí tuệ nhân tạo chuyên biệt chạy trực tiếp trên trình duyệt máy tính của học sinh bằng ngôn ngữ JavaScript và thư viện TensorFlow.js. Các mô hình này hoạt động ngay trên máy người dùng, không tốn tiền thuê máy chủ và có thể chạy được cả khi mạng Internet yếu.</w:t>
+        <w:t>Nhóm chúng em đã tự nghiên cứu và lập trình 6 mô hình trí tuệ nhân tạo chuyên biệt chạy trực tiếp trên trình duyệt máy tính của học sinh bằng ngôn ngữ JavaScript và thư viện TensorFlow.js. Các mô hình này hoạt động ngay trên máy người dùng, không tốn tiền thuê máy chủ và có thể chạy được cả khi mạng Internet yếu. Dưới đây là thông tin chi tiết của từng mô hình:</w:t>
       </w:r>
     </w:p>
-    <w:tbl>
-      <w:tblPr>
-        <w:tblW w:type="auto" w:w="0"/>
-        <w:jc w:val="center"/>
-        <w:tblLayout w:type="fixed"/>
-        <w:tblLook w:firstColumn="1" w:firstRow="1" w:lastColumn="0" w:lastRow="0" w:noHBand="0" w:noVBand="1" w:val="04A0"/>
-        <w:tblBorders>
-          <w:top w:val="single" w:sz="4" w:space="0" w:color="D0D5DD"/>
-          <w:bottom w:val="single" w:sz="4" w:space="0" w:color="D0D5DD"/>
-          <w:left w:val="none"/>
-          <w:right w:val="none"/>
-          <w:insideH w:val="single" w:sz="4" w:space="0" w:color="D0D5DD"/>
-          <w:insideV w:val="none"/>
-        </w:tblBorders>
-      </w:tblPr>
-      <w:tblGrid>
-        <w:gridCol w:w="1958"/>
-        <w:gridCol w:w="1958"/>
-        <w:gridCol w:w="1958"/>
-        <w:gridCol w:w="1958"/>
-        <w:gridCol w:w="1958"/>
-      </w:tblGrid>
-      <w:tr>
-        <w:tc>
-          <w:tcPr>
-            <w:tcW w:type="dxa" w:w="576"/>
-            <w:shd w:fill="003366"/>
-            <w:tcMar>
-              <w:top w:w="100" w:type="dxa"/>
-              <w:bottom w:w="100" w:type="dxa"/>
-              <w:left w:w="90" w:type="dxa"/>
-              <w:right w:w="90" w:type="dxa"/>
-            </w:tcMar>
-          </w:tcPr>
-          <w:p>
-            <w:pPr>
-              <w:jc w:val="center"/>
-            </w:pPr>
-            <w:r>
-              <w:rPr>
-                <w:b/>
-                <w:color w:val="FFFFFF"/>
-                <w:sz w:val="19"/>
-              </w:rPr>
-              <w:t>STT</w:t>
-            </w:r>
-          </w:p>
-        </w:tc>
-        <w:tc>
-          <w:tcPr>
-            <w:tcW w:type="dxa" w:w="2592"/>
-            <w:shd w:fill="003366"/>
-            <w:tcMar>
-              <w:top w:w="100" w:type="dxa"/>
-              <w:bottom w:w="100" w:type="dxa"/>
-              <w:left w:w="90" w:type="dxa"/>
-              <w:right w:w="90" w:type="dxa"/>
-            </w:tcMar>
-          </w:tcPr>
-          <w:p>
-            <w:pPr>
-              <w:jc w:val="center"/>
-            </w:pPr>
-            <w:r>
-              <w:rPr>
-                <w:b/>
-                <w:color w:val="FFFFFF"/>
-                <w:sz w:val="19"/>
-              </w:rPr>
-              <w:t>Tên mô hình học máy</w:t>
-            </w:r>
-          </w:p>
-        </w:tc>
-        <w:tc>
-          <w:tcPr>
-            <w:tcW w:type="dxa" w:w="3168"/>
-            <w:shd w:fill="003366"/>
-            <w:tcMar>
-              <w:top w:w="100" w:type="dxa"/>
-              <w:bottom w:w="100" w:type="dxa"/>
-              <w:left w:w="90" w:type="dxa"/>
-              <w:right w:w="90" w:type="dxa"/>
-            </w:tcMar>
-          </w:tcPr>
-          <w:p>
-            <w:pPr>
-              <w:jc w:val="center"/>
-            </w:pPr>
-            <w:r>
-              <w:rPr>
-                <w:b/>
-                <w:color w:val="FFFFFF"/>
-                <w:sz w:val="19"/>
-              </w:rPr>
-              <w:t>Mục đích sử dụng trong môn học</w:t>
-            </w:r>
-          </w:p>
-        </w:tc>
-        <w:tc>
-          <w:tcPr>
-            <w:tcW w:type="dxa" w:w="2016"/>
-            <w:shd w:fill="003366"/>
-            <w:tcMar>
-              <w:top w:w="100" w:type="dxa"/>
-              <w:bottom w:w="100" w:type="dxa"/>
-              <w:left w:w="90" w:type="dxa"/>
-              <w:right w:w="90" w:type="dxa"/>
-            </w:tcMar>
-          </w:tcPr>
-          <w:p>
-            <w:pPr>
-              <w:jc w:val="center"/>
-            </w:pPr>
-            <w:r>
-              <w:rPr>
-                <w:b/>
-                <w:color w:val="FFFFFF"/>
-                <w:sz w:val="19"/>
-              </w:rPr>
-              <w:t>Dữ liệu huấn luyện và kiểm thử</w:t>
-            </w:r>
-          </w:p>
-        </w:tc>
-        <w:tc>
-          <w:tcPr>
-            <w:tcW w:type="dxa" w:w="2592"/>
-            <w:shd w:fill="003366"/>
-            <w:tcMar>
-              <w:top w:w="100" w:type="dxa"/>
-              <w:bottom w:w="100" w:type="dxa"/>
-              <w:left w:w="90" w:type="dxa"/>
-              <w:right w:w="90" w:type="dxa"/>
-            </w:tcMar>
-          </w:tcPr>
-          <w:p>
-            <w:pPr>
-              <w:jc w:val="center"/>
-            </w:pPr>
-            <w:r>
-              <w:rPr>
-                <w:b/>
-                <w:color w:val="FFFFFF"/>
-                <w:sz w:val="19"/>
-              </w:rPr>
-              <w:t>Kết quả thực tế đạt được</w:t>
-            </w:r>
-          </w:p>
-        </w:tc>
-      </w:tr>
-      <w:tr>
-        <w:tc>
-          <w:tcPr>
-            <w:tcW w:type="dxa" w:w="576"/>
-            <w:shd w:fill="FFFFFF"/>
-            <w:tcMar>
-              <w:top w:w="70" w:type="dxa"/>
-              <w:bottom w:w="70" w:type="dxa"/>
-              <w:left w:w="70" w:type="dxa"/>
-              <w:right w:w="70" w:type="dxa"/>
-            </w:tcMar>
-          </w:tcPr>
-          <w:p>
-            <w:pPr>
-              <w:jc w:val="center"/>
-            </w:pPr>
-            <w:r>
-              <w:rPr>
-                <w:color w:val="1E1E1E"/>
-                <w:sz w:val="18"/>
-              </w:rPr>
-              <w:t>1</w:t>
-            </w:r>
-          </w:p>
-        </w:tc>
-        <w:tc>
-          <w:tcPr>
-            <w:tcW w:type="dxa" w:w="2592"/>
-            <w:shd w:fill="FFFFFF"/>
-            <w:tcMar>
-              <w:top w:w="70" w:type="dxa"/>
-              <w:bottom w:w="70" w:type="dxa"/>
-              <w:left w:w="70" w:type="dxa"/>
-              <w:right w:w="70" w:type="dxa"/>
-            </w:tcMar>
-          </w:tcPr>
-          <w:p>
-            <w:r>
-              <w:rPr>
-                <w:color w:val="1E1E1E"/>
-                <w:sz w:val="18"/>
-              </w:rPr>
-              <w:t>Mô hình cảnh báo an toàn hóa chất</w:t>
-            </w:r>
-          </w:p>
-        </w:tc>
-        <w:tc>
-          <w:tcPr>
-            <w:tcW w:type="dxa" w:w="3168"/>
-            <w:shd w:fill="FFFFFF"/>
-            <w:tcMar>
-              <w:top w:w="70" w:type="dxa"/>
-              <w:bottom w:w="70" w:type="dxa"/>
-              <w:left w:w="70" w:type="dxa"/>
-              <w:right w:w="70" w:type="dxa"/>
-            </w:tcMar>
-          </w:tcPr>
-          <w:p>
-            <w:r>
-              <w:rPr>
-                <w:color w:val="1E1E1E"/>
-                <w:sz w:val="18"/>
-              </w:rPr>
-              <w:t>Dùng trong Phòng thí nghiệm Hóa học ảo để phân tích nhiệt độ, nồng độ và các chất tham gia, kịp thời cảnh báo nguy cơ cháy nổ hoặc sinh khí độc trước khi học sinh trộn hóa chất.</w:t>
-            </w:r>
-          </w:p>
-        </w:tc>
-        <w:tc>
-          <w:tcPr>
-            <w:tcW w:type="dxa" w:w="2016"/>
-            <w:shd w:fill="FFFFFF"/>
-            <w:tcMar>
-              <w:top w:w="70" w:type="dxa"/>
-              <w:bottom w:w="70" w:type="dxa"/>
-              <w:left w:w="70" w:type="dxa"/>
-              <w:right w:w="70" w:type="dxa"/>
-            </w:tcMar>
-          </w:tcPr>
-          <w:p>
-            <w:r>
-              <w:rPr>
-                <w:color w:val="1E1E1E"/>
-                <w:sz w:val="18"/>
-              </w:rPr>
-              <w:t>144 mẫu huấn luyện, 36 mẫu kiểm thử và 20 trường hợp biên nguy hiểm.</w:t>
-            </w:r>
-          </w:p>
-        </w:tc>
-        <w:tc>
-          <w:tcPr>
-            <w:tcW w:type="dxa" w:w="2592"/>
-            <w:shd w:fill="FFFFFF"/>
-            <w:tcMar>
-              <w:top w:w="70" w:type="dxa"/>
-              <w:bottom w:w="70" w:type="dxa"/>
-              <w:left w:w="70" w:type="dxa"/>
-              <w:right w:w="70" w:type="dxa"/>
-            </w:tcMar>
-          </w:tcPr>
-          <w:p>
-            <w:r>
-              <w:rPr>
-                <w:color w:val="1E1E1E"/>
-                <w:sz w:val="18"/>
-              </w:rPr>
-              <w:t>Đạt độ chính xác 100% trên tập kiểm thử, phát hiện chính xác 95% trường hợp nguy hiểm và không bỏ sót tình huống rủi ro nào.</w:t>
-            </w:r>
-          </w:p>
-        </w:tc>
-      </w:tr>
-      <w:tr>
-        <w:tc>
-          <w:tcPr>
-            <w:tcW w:type="dxa" w:w="576"/>
-            <w:shd w:fill="F7F9FB"/>
-            <w:tcMar>
-              <w:top w:w="70" w:type="dxa"/>
-              <w:bottom w:w="70" w:type="dxa"/>
-              <w:left w:w="70" w:type="dxa"/>
-              <w:right w:w="70" w:type="dxa"/>
-            </w:tcMar>
-          </w:tcPr>
-          <w:p>
-            <w:pPr>
-              <w:jc w:val="center"/>
-            </w:pPr>
-            <w:r>
-              <w:rPr>
-                <w:color w:val="1E1E1E"/>
-                <w:sz w:val="18"/>
-              </w:rPr>
-              <w:t>2</w:t>
-            </w:r>
-          </w:p>
-        </w:tc>
-        <w:tc>
-          <w:tcPr>
-            <w:tcW w:type="dxa" w:w="2592"/>
-            <w:shd w:fill="F7F9FB"/>
-            <w:tcMar>
-              <w:top w:w="70" w:type="dxa"/>
-              <w:bottom w:w="70" w:type="dxa"/>
-              <w:left w:w="70" w:type="dxa"/>
-              <w:right w:w="70" w:type="dxa"/>
-            </w:tcMar>
-          </w:tcPr>
-          <w:p>
-            <w:r>
-              <w:rPr>
-                <w:color w:val="1E1E1E"/>
-                <w:sz w:val="18"/>
-              </w:rPr>
-              <w:t>Mô hình chẩn đoán sai số thực nghiệm</w:t>
-            </w:r>
-          </w:p>
-        </w:tc>
-        <w:tc>
-          <w:tcPr>
-            <w:tcW w:type="dxa" w:w="3168"/>
-            <w:shd w:fill="F7F9FB"/>
-            <w:tcMar>
-              <w:top w:w="70" w:type="dxa"/>
-              <w:bottom w:w="70" w:type="dxa"/>
-              <w:left w:w="70" w:type="dxa"/>
-              <w:right w:w="70" w:type="dxa"/>
-            </w:tcMar>
-          </w:tcPr>
-          <w:p>
-            <w:r>
-              <w:rPr>
-                <w:color w:val="1E1E1E"/>
-                <w:sz w:val="18"/>
-              </w:rPr>
-              <w:t>Dùng trong Phòng thí nghiệm Vật lý ảo nhằm so sánh kết quả đo của học sinh với số liệu chuẩn, từ đó chỉ ra học sinh đang mắc lỗi đo góc, lỗi bấm đồng hồ hay đặt dụng cụ sai.</w:t>
-            </w:r>
-          </w:p>
-        </w:tc>
-        <w:tc>
-          <w:tcPr>
-            <w:tcW w:type="dxa" w:w="2016"/>
-            <w:shd w:fill="F7F9FB"/>
-            <w:tcMar>
-              <w:top w:w="70" w:type="dxa"/>
-              <w:bottom w:w="70" w:type="dxa"/>
-              <w:left w:w="70" w:type="dxa"/>
-              <w:right w:w="70" w:type="dxa"/>
-            </w:tcMar>
-          </w:tcPr>
-          <w:p>
-            <w:r>
-              <w:rPr>
-                <w:color w:val="1E1E1E"/>
-                <w:sz w:val="18"/>
-              </w:rPr>
-              <w:t>96 mẫu huấn luyện, 24 mẫu kiểm thử và 15 trường hợp sai số hỗn hợp.</w:t>
-            </w:r>
-          </w:p>
-        </w:tc>
-        <w:tc>
-          <w:tcPr>
-            <w:tcW w:type="dxa" w:w="2592"/>
-            <w:shd w:fill="F7F9FB"/>
-            <w:tcMar>
-              <w:top w:w="70" w:type="dxa"/>
-              <w:bottom w:w="70" w:type="dxa"/>
-              <w:left w:w="70" w:type="dxa"/>
-              <w:right w:w="70" w:type="dxa"/>
-            </w:tcMar>
-          </w:tcPr>
-          <w:p>
-            <w:r>
-              <w:rPr>
-                <w:color w:val="1E1E1E"/>
-                <w:sz w:val="18"/>
-              </w:rPr>
-              <w:t>Đạt độ chính xác 100% trên tập kiểm thử và nhận diện đúng 86,67% các trường hợp học sinh mắc đồng thời nhiều lỗi thao tác.</w:t>
-            </w:r>
-          </w:p>
-        </w:tc>
-      </w:tr>
-      <w:tr>
-        <w:tc>
-          <w:tcPr>
-            <w:tcW w:type="dxa" w:w="576"/>
-            <w:shd w:fill="FFFFFF"/>
-            <w:tcMar>
-              <w:top w:w="70" w:type="dxa"/>
-              <w:bottom w:w="70" w:type="dxa"/>
-              <w:left w:w="70" w:type="dxa"/>
-              <w:right w:w="70" w:type="dxa"/>
-            </w:tcMar>
-          </w:tcPr>
-          <w:p>
-            <w:pPr>
-              <w:jc w:val="center"/>
-            </w:pPr>
-            <w:r>
-              <w:rPr>
-                <w:color w:val="1E1E1E"/>
-                <w:sz w:val="18"/>
-              </w:rPr>
-              <w:t>3</w:t>
-            </w:r>
-          </w:p>
-        </w:tc>
-        <w:tc>
-          <w:tcPr>
-            <w:tcW w:type="dxa" w:w="2592"/>
-            <w:shd w:fill="FFFFFF"/>
-            <w:tcMar>
-              <w:top w:w="70" w:type="dxa"/>
-              <w:bottom w:w="70" w:type="dxa"/>
-              <w:left w:w="70" w:type="dxa"/>
-              <w:right w:w="70" w:type="dxa"/>
-            </w:tcMar>
-          </w:tcPr>
-          <w:p>
-            <w:r>
-              <w:rPr>
-                <w:color w:val="1E1E1E"/>
-                <w:sz w:val="18"/>
-              </w:rPr>
-              <w:t>Mô hình phân loại ý định câu hỏi</w:t>
-            </w:r>
-          </w:p>
-        </w:tc>
-        <w:tc>
-          <w:tcPr>
-            <w:tcW w:type="dxa" w:w="3168"/>
-            <w:shd w:fill="FFFFFF"/>
-            <w:tcMar>
-              <w:top w:w="70" w:type="dxa"/>
-              <w:bottom w:w="70" w:type="dxa"/>
-              <w:left w:w="70" w:type="dxa"/>
-              <w:right w:w="70" w:type="dxa"/>
-            </w:tcMar>
-          </w:tcPr>
-          <w:p>
-            <w:r>
-              <w:rPr>
-                <w:color w:val="1E1E1E"/>
-                <w:sz w:val="18"/>
-              </w:rPr>
-              <w:t>Giúp Trợ lý Nova hiểu câu hỏi của học sinh để tự động mở đúng bài học lý thuyết, công thức tính toán hoặc chuyển đến đúng phòng thí nghiệm cần tìm.</w:t>
-            </w:r>
-          </w:p>
-        </w:tc>
-        <w:tc>
-          <w:tcPr>
-            <w:tcW w:type="dxa" w:w="2016"/>
-            <w:shd w:fill="FFFFFF"/>
-            <w:tcMar>
-              <w:top w:w="70" w:type="dxa"/>
-              <w:bottom w:w="70" w:type="dxa"/>
-              <w:left w:w="70" w:type="dxa"/>
-              <w:right w:w="70" w:type="dxa"/>
-            </w:tcMar>
-          </w:tcPr>
-          <w:p>
-            <w:r>
-              <w:rPr>
-                <w:color w:val="1E1E1E"/>
-                <w:sz w:val="18"/>
-              </w:rPr>
-              <w:t>392 câu hỏi thực tế của học sinh làm tập huấn luyện và 40 câu hỏi mới hoàn toàn để kiểm thử.</w:t>
-            </w:r>
-          </w:p>
-        </w:tc>
-        <w:tc>
-          <w:tcPr>
-            <w:tcW w:type="dxa" w:w="2592"/>
-            <w:shd w:fill="FFFFFF"/>
-            <w:tcMar>
-              <w:top w:w="70" w:type="dxa"/>
-              <w:bottom w:w="70" w:type="dxa"/>
-              <w:left w:w="70" w:type="dxa"/>
-              <w:right w:w="70" w:type="dxa"/>
-            </w:tcMar>
-          </w:tcPr>
-          <w:p>
-            <w:r>
-              <w:rPr>
-                <w:color w:val="1E1E1E"/>
-                <w:sz w:val="18"/>
-              </w:rPr>
-              <w:t>Nhận diện chính xác 100% ý định câu hỏi sau khi chuẩn hóa từ ngữ học trò, phân luồng trơn tru 7 nhóm nhu cầu học tập.</w:t>
-            </w:r>
-          </w:p>
-        </w:tc>
-      </w:tr>
-      <w:tr>
-        <w:tc>
-          <w:tcPr>
-            <w:tcW w:type="dxa" w:w="576"/>
-            <w:shd w:fill="F7F9FB"/>
-            <w:tcMar>
-              <w:top w:w="70" w:type="dxa"/>
-              <w:bottom w:w="70" w:type="dxa"/>
-              <w:left w:w="70" w:type="dxa"/>
-              <w:right w:w="70" w:type="dxa"/>
-            </w:tcMar>
-          </w:tcPr>
-          <w:p>
-            <w:pPr>
-              <w:jc w:val="center"/>
-            </w:pPr>
-            <w:r>
-              <w:rPr>
-                <w:color w:val="1E1E1E"/>
-                <w:sz w:val="18"/>
-              </w:rPr>
-              <w:t>4</w:t>
-            </w:r>
-          </w:p>
-        </w:tc>
-        <w:tc>
-          <w:tcPr>
-            <w:tcW w:type="dxa" w:w="2592"/>
-            <w:shd w:fill="F7F9FB"/>
-            <w:tcMar>
-              <w:top w:w="70" w:type="dxa"/>
-              <w:bottom w:w="70" w:type="dxa"/>
-              <w:left w:w="70" w:type="dxa"/>
-              <w:right w:w="70" w:type="dxa"/>
-            </w:tcMar>
-          </w:tcPr>
-          <w:p>
-            <w:r>
-              <w:rPr>
-                <w:color w:val="1E1E1E"/>
-                <w:sz w:val="18"/>
-              </w:rPr>
-              <w:t>Mô hình chọn câu hỏi vừa sức môn Toán</w:t>
-            </w:r>
-          </w:p>
-        </w:tc>
-        <w:tc>
-          <w:tcPr>
-            <w:tcW w:type="dxa" w:w="3168"/>
-            <w:shd w:fill="F7F9FB"/>
-            <w:tcMar>
-              <w:top w:w="70" w:type="dxa"/>
-              <w:bottom w:w="70" w:type="dxa"/>
-              <w:left w:w="70" w:type="dxa"/>
-              <w:right w:w="70" w:type="dxa"/>
-            </w:tcMar>
-          </w:tcPr>
-          <w:p>
-            <w:r>
-              <w:rPr>
-                <w:color w:val="1E1E1E"/>
-                <w:sz w:val="18"/>
-              </w:rPr>
-              <w:t>Tự động đánh giá sức học của học sinh qua từng câu trả lời đúng sai, từ đó chọn câu hỏi tiếp theo vừa vặn với năng lực của bạn.</w:t>
-            </w:r>
-          </w:p>
-        </w:tc>
-        <w:tc>
-          <w:tcPr>
-            <w:tcW w:type="dxa" w:w="2016"/>
-            <w:shd w:fill="F7F9FB"/>
-            <w:tcMar>
-              <w:top w:w="70" w:type="dxa"/>
-              <w:bottom w:w="70" w:type="dxa"/>
-              <w:left w:w="70" w:type="dxa"/>
-              <w:right w:w="70" w:type="dxa"/>
-            </w:tcMar>
-          </w:tcPr>
-          <w:p>
-            <w:r>
-              <w:rPr>
-                <w:color w:val="1E1E1E"/>
-                <w:sz w:val="18"/>
-              </w:rPr>
-              <w:t>10 bộ câu hỏi chuẩn hóa với nhiều mức độ từ dễ đến khó.</w:t>
-            </w:r>
-          </w:p>
-        </w:tc>
-        <w:tc>
-          <w:tcPr>
-            <w:tcW w:type="dxa" w:w="2592"/>
-            <w:shd w:fill="F7F9FB"/>
-            <w:tcMar>
-              <w:top w:w="70" w:type="dxa"/>
-              <w:bottom w:w="70" w:type="dxa"/>
-              <w:left w:w="70" w:type="dxa"/>
-              <w:right w:w="70" w:type="dxa"/>
-            </w:tcMar>
-          </w:tcPr>
-          <w:p>
-            <w:r>
-              <w:rPr>
-                <w:color w:val="1E1E1E"/>
-                <w:sz w:val="18"/>
-              </w:rPr>
-              <w:t>Đưa ra câu hỏi phù hợp với năng lực học sinh, giữ tỷ lệ làm đúng kỳ vọng trong khoảng 60% đến 75% để học sinh không nản lòng.</w:t>
-            </w:r>
-          </w:p>
-        </w:tc>
-      </w:tr>
-      <w:tr>
-        <w:tc>
-          <w:tcPr>
-            <w:tcW w:type="dxa" w:w="576"/>
-            <w:shd w:fill="FFFFFF"/>
-            <w:tcMar>
-              <w:top w:w="70" w:type="dxa"/>
-              <w:bottom w:w="70" w:type="dxa"/>
-              <w:left w:w="70" w:type="dxa"/>
-              <w:right w:w="70" w:type="dxa"/>
-            </w:tcMar>
-          </w:tcPr>
-          <w:p>
-            <w:pPr>
-              <w:jc w:val="center"/>
-            </w:pPr>
-            <w:r>
-              <w:rPr>
-                <w:color w:val="1E1E1E"/>
-                <w:sz w:val="18"/>
-              </w:rPr>
-              <w:t>5</w:t>
-            </w:r>
-          </w:p>
-        </w:tc>
-        <w:tc>
-          <w:tcPr>
-            <w:tcW w:type="dxa" w:w="2592"/>
-            <w:shd w:fill="FFFFFF"/>
-            <w:tcMar>
-              <w:top w:w="70" w:type="dxa"/>
-              <w:bottom w:w="70" w:type="dxa"/>
-              <w:left w:w="70" w:type="dxa"/>
-              <w:right w:w="70" w:type="dxa"/>
-            </w:tcMar>
-          </w:tcPr>
-          <w:p>
-            <w:r>
-              <w:rPr>
-                <w:color w:val="1E1E1E"/>
-                <w:sz w:val="18"/>
-              </w:rPr>
-              <w:t>Mô hình tính xác suất di truyền Menđen</w:t>
-            </w:r>
-          </w:p>
-        </w:tc>
-        <w:tc>
-          <w:tcPr>
-            <w:tcW w:type="dxa" w:w="3168"/>
-            <w:shd w:fill="FFFFFF"/>
-            <w:tcMar>
-              <w:top w:w="70" w:type="dxa"/>
-              <w:bottom w:w="70" w:type="dxa"/>
-              <w:left w:w="70" w:type="dxa"/>
-              <w:right w:w="70" w:type="dxa"/>
-            </w:tcMar>
-          </w:tcPr>
-          <w:p>
-            <w:r>
-              <w:rPr>
-                <w:color w:val="1E1E1E"/>
-                <w:sz w:val="18"/>
-              </w:rPr>
-              <w:t>Dùng trong phân hệ Di truyền học môn Sinh học để tính toán tỷ lệ phân ly kiểu gen, kiểu hình và xác suất truyền bệnh trong sơ đồ phả hệ gia đình.</w:t>
-            </w:r>
-          </w:p>
-        </w:tc>
-        <w:tc>
-          <w:tcPr>
-            <w:tcW w:type="dxa" w:w="2016"/>
-            <w:shd w:fill="FFFFFF"/>
-            <w:tcMar>
-              <w:top w:w="70" w:type="dxa"/>
-              <w:bottom w:w="70" w:type="dxa"/>
-              <w:left w:w="70" w:type="dxa"/>
-              <w:right w:w="70" w:type="dxa"/>
-            </w:tcMar>
-          </w:tcPr>
-          <w:p>
-            <w:r>
-              <w:rPr>
-                <w:color w:val="1E1E1E"/>
-                <w:sz w:val="18"/>
-              </w:rPr>
-              <w:t>10 bài toán di truyền chuẩn từ lai 1 cặp tính trạng đến lai 4 cặp tính trạng và tương tác gen.</w:t>
-            </w:r>
-          </w:p>
-        </w:tc>
-        <w:tc>
-          <w:tcPr>
-            <w:tcW w:type="dxa" w:w="2592"/>
-            <w:shd w:fill="FFFFFF"/>
-            <w:tcMar>
-              <w:top w:w="70" w:type="dxa"/>
-              <w:bottom w:w="70" w:type="dxa"/>
-              <w:left w:w="70" w:type="dxa"/>
-              <w:right w:w="70" w:type="dxa"/>
-            </w:tcMar>
-          </w:tcPr>
-          <w:p>
-            <w:r>
-              <w:rPr>
-                <w:color w:val="1E1E1E"/>
-                <w:sz w:val="18"/>
-              </w:rPr>
-              <w:t>Đạt độ chính xác tuyệt đối 100% trên toàn bộ 10 bài toán kiểm thử theo đúng các quy luật di truyền của Menđen.</w:t>
-            </w:r>
-          </w:p>
-        </w:tc>
-      </w:tr>
-      <w:tr>
-        <w:tc>
-          <w:tcPr>
-            <w:tcW w:type="dxa" w:w="576"/>
-            <w:shd w:fill="F7F9FB"/>
-            <w:tcMar>
-              <w:top w:w="70" w:type="dxa"/>
-              <w:bottom w:w="70" w:type="dxa"/>
-              <w:left w:w="70" w:type="dxa"/>
-              <w:right w:w="70" w:type="dxa"/>
-            </w:tcMar>
-          </w:tcPr>
-          <w:p>
-            <w:pPr>
-              <w:jc w:val="center"/>
-            </w:pPr>
-            <w:r>
-              <w:rPr>
-                <w:color w:val="1E1E1E"/>
-                <w:sz w:val="18"/>
-              </w:rPr>
-              <w:t>6</w:t>
-            </w:r>
-          </w:p>
-        </w:tc>
-        <w:tc>
-          <w:tcPr>
-            <w:tcW w:type="dxa" w:w="2592"/>
-            <w:shd w:fill="F7F9FB"/>
-            <w:tcMar>
-              <w:top w:w="70" w:type="dxa"/>
-              <w:bottom w:w="70" w:type="dxa"/>
-              <w:left w:w="70" w:type="dxa"/>
-              <w:right w:w="70" w:type="dxa"/>
-            </w:tcMar>
-          </w:tcPr>
-          <w:p>
-            <w:r>
-              <w:rPr>
-                <w:color w:val="1E1E1E"/>
-                <w:sz w:val="18"/>
-              </w:rPr>
-              <w:t>Mô hình tìm kiếm tri thức bài học</w:t>
-            </w:r>
-          </w:p>
-        </w:tc>
-        <w:tc>
-          <w:tcPr>
-            <w:tcW w:type="dxa" w:w="3168"/>
-            <w:shd w:fill="F7F9FB"/>
-            <w:tcMar>
-              <w:top w:w="70" w:type="dxa"/>
-              <w:bottom w:w="70" w:type="dxa"/>
-              <w:left w:w="70" w:type="dxa"/>
-              <w:right w:w="70" w:type="dxa"/>
-            </w:tcMar>
-          </w:tcPr>
-          <w:p>
-            <w:r>
-              <w:rPr>
-                <w:color w:val="1E1E1E"/>
-                <w:sz w:val="18"/>
-              </w:rPr>
-              <w:t>Tìm kiếm nhanh các đoạn kiến thức sách giáo khoa phù hợp nhất với câu hỏi của học sinh ngay trong bộ nhớ máy tính mà không cần máy chủ dữ liệu bên ngoài.</w:t>
-            </w:r>
-          </w:p>
-        </w:tc>
-        <w:tc>
-          <w:tcPr>
-            <w:tcW w:type="dxa" w:w="2016"/>
-            <w:shd w:fill="F7F9FB"/>
-            <w:tcMar>
-              <w:top w:w="70" w:type="dxa"/>
-              <w:bottom w:w="70" w:type="dxa"/>
-              <w:left w:w="70" w:type="dxa"/>
-              <w:right w:w="70" w:type="dxa"/>
-            </w:tcMar>
-          </w:tcPr>
-          <w:p>
-            <w:r>
-              <w:rPr>
-                <w:color w:val="1E1E1E"/>
-                <w:sz w:val="18"/>
-              </w:rPr>
-              <w:t>303 đoạn tóm tắt kiến thức 4 môn học với hơn 9.000 từ khóa chuyên môn.</w:t>
-            </w:r>
-          </w:p>
-        </w:tc>
-        <w:tc>
-          <w:tcPr>
-            <w:tcW w:type="dxa" w:w="2592"/>
-            <w:shd w:fill="F7F9FB"/>
-            <w:tcMar>
-              <w:top w:w="70" w:type="dxa"/>
-              <w:bottom w:w="70" w:type="dxa"/>
-              <w:left w:w="70" w:type="dxa"/>
-              <w:right w:w="70" w:type="dxa"/>
-            </w:tcMar>
-          </w:tcPr>
-          <w:p>
-            <w:r>
-              <w:rPr>
-                <w:color w:val="1E1E1E"/>
-                <w:sz w:val="18"/>
-              </w:rPr>
-              <w:t>Tìm trúng nội dung liên quan nhất ở vị trí đầu tiên đạt 96,88% và nằm trong 3 kết quả gợi ý đầu đạt 100%.</w:t>
-            </w:r>
-          </w:p>
-        </w:tc>
-      </w:tr>
-    </w:tbl>
+    <w:p>
+      <w:pPr>
+        <w:spacing w:before="120" w:after="40"/>
+      </w:pPr>
+      <w:r>
+        <w:rPr>
+          <w:b/>
+          <w:color w:val="003366"/>
+          <w:sz w:val="23"/>
+        </w:rPr>
+        <w:t>1. Mô hình cảnh báo an toàn hóa chất</w:t>
+      </w:r>
+    </w:p>
+    <w:p>
+      <w:pPr>
+        <w:spacing w:after="60" w:line="276" w:lineRule="auto"/>
+        <w:ind w:left="288"/>
+      </w:pPr>
+      <w:r>
+        <w:rPr>
+          <w:b/>
+        </w:rPr>
+        <w:t xml:space="preserve">Mục đích sử dụng: </w:t>
+      </w:r>
+      <w:r>
+        <w:t>Dùng trong Phòng thí nghiệm Hóa học ảo để phân tích nhiệt độ, nồng độ và các chất tham gia, kịp thời cảnh báo nguy cơ cháy nổ hoặc sinh khí độc trước khi học sinh trộn hóa chất.</w:t>
+      </w:r>
+    </w:p>
+    <w:p>
+      <w:pPr>
+        <w:spacing w:after="60" w:line="276" w:lineRule="auto"/>
+        <w:ind w:left="288"/>
+      </w:pPr>
+      <w:r>
+        <w:rPr>
+          <w:b/>
+        </w:rPr>
+        <w:t xml:space="preserve">Dữ liệu huấn luyện: </w:t>
+      </w:r>
+      <w:r>
+        <w:t>144 mẫu huấn luyện, 36 mẫu kiểm thử và 20 trường hợp biên nguy hiểm.</w:t>
+      </w:r>
+    </w:p>
+    <w:p>
+      <w:pPr>
+        <w:spacing w:after="60" w:line="276" w:lineRule="auto"/>
+        <w:ind w:left="288"/>
+      </w:pPr>
+      <w:r>
+        <w:rPr>
+          <w:b/>
+        </w:rPr>
+        <w:t xml:space="preserve">Kết quả thực tế: </w:t>
+      </w:r>
+      <w:r>
+        <w:t>Đạt độ chính xác 100% trên tập kiểm thử, phát hiện chính xác 95% trường hợp nguy hiểm và không bỏ sót tình huống rủi ro nào.</w:t>
+      </w:r>
+    </w:p>
+    <w:p>
+      <w:pPr>
+        <w:spacing w:before="120" w:after="40"/>
+      </w:pPr>
+      <w:r>
+        <w:rPr>
+          <w:b/>
+          <w:color w:val="003366"/>
+          <w:sz w:val="23"/>
+        </w:rPr>
+        <w:t>2. Mô hình chẩn đoán sai số thực nghiệm</w:t>
+      </w:r>
+    </w:p>
+    <w:p>
+      <w:pPr>
+        <w:spacing w:after="60" w:line="276" w:lineRule="auto"/>
+        <w:ind w:left="288"/>
+      </w:pPr>
+      <w:r>
+        <w:rPr>
+          <w:b/>
+        </w:rPr>
+        <w:t xml:space="preserve">Mục đích sử dụng: </w:t>
+      </w:r>
+      <w:r>
+        <w:t>Dùng trong Phòng thí nghiệm Vật lý ảo nhằm so sánh kết quả đo của học sinh với số liệu chuẩn, từ đó chỉ ra học sinh đang mắc lỗi đo góc, lỗi bấm đồng hồ hay đặt dụng cụ sai.</w:t>
+      </w:r>
+    </w:p>
+    <w:p>
+      <w:pPr>
+        <w:spacing w:after="60" w:line="276" w:lineRule="auto"/>
+        <w:ind w:left="288"/>
+      </w:pPr>
+      <w:r>
+        <w:rPr>
+          <w:b/>
+        </w:rPr>
+        <w:t xml:space="preserve">Dữ liệu huấn luyện: </w:t>
+      </w:r>
+      <w:r>
+        <w:t>96 mẫu huấn luyện, 24 mẫu kiểm thử và 15 trường hợp sai số hỗn hợp.</w:t>
+      </w:r>
+    </w:p>
+    <w:p>
+      <w:pPr>
+        <w:spacing w:after="60" w:line="276" w:lineRule="auto"/>
+        <w:ind w:left="288"/>
+      </w:pPr>
+      <w:r>
+        <w:rPr>
+          <w:b/>
+        </w:rPr>
+        <w:t xml:space="preserve">Kết quả thực tế: </w:t>
+      </w:r>
+      <w:r>
+        <w:t>Đạt độ chính xác 100% trên tập kiểm thử và nhận diện đúng 86,67% các trường hợp học sinh mắc đồng thời nhiều lỗi thao tác.</w:t>
+      </w:r>
+    </w:p>
+    <w:p>
+      <w:pPr>
+        <w:spacing w:before="120" w:after="40"/>
+      </w:pPr>
+      <w:r>
+        <w:rPr>
+          <w:b/>
+          <w:color w:val="003366"/>
+          <w:sz w:val="23"/>
+        </w:rPr>
+        <w:t>3. Mô hình phân loại ý định câu hỏi</w:t>
+      </w:r>
+    </w:p>
+    <w:p>
+      <w:pPr>
+        <w:spacing w:after="60" w:line="276" w:lineRule="auto"/>
+        <w:ind w:left="288"/>
+      </w:pPr>
+      <w:r>
+        <w:rPr>
+          <w:b/>
+        </w:rPr>
+        <w:t xml:space="preserve">Mục đích sử dụng: </w:t>
+      </w:r>
+      <w:r>
+        <w:t>Giúp Trợ lý Nova hiểu câu hỏi của học sinh để tự động mở đúng bài học lý thuyết, công thức tính toán hoặc chuyển đến đúng phòng thí nghiệm cần tìm.</w:t>
+      </w:r>
+    </w:p>
+    <w:p>
+      <w:pPr>
+        <w:spacing w:after="60" w:line="276" w:lineRule="auto"/>
+        <w:ind w:left="288"/>
+      </w:pPr>
+      <w:r>
+        <w:rPr>
+          <w:b/>
+        </w:rPr>
+        <w:t xml:space="preserve">Dữ liệu huấn luyện: </w:t>
+      </w:r>
+      <w:r>
+        <w:t>392 câu hỏi thực tế của học sinh làm tập huấn luyện và 40 câu hỏi mới hoàn toàn để kiểm thử.</w:t>
+      </w:r>
+    </w:p>
+    <w:p>
+      <w:pPr>
+        <w:spacing w:after="60" w:line="276" w:lineRule="auto"/>
+        <w:ind w:left="288"/>
+      </w:pPr>
+      <w:r>
+        <w:rPr>
+          <w:b/>
+        </w:rPr>
+        <w:t xml:space="preserve">Kết quả thực tế: </w:t>
+      </w:r>
+      <w:r>
+        <w:t>Nhận diện chính xác 100% ý định câu hỏi sau khi chuẩn hóa từ ngữ học trò, phân luồng trơn tru 7 nhóm nhu cầu học tập.</w:t>
+      </w:r>
+    </w:p>
+    <w:p>
+      <w:pPr>
+        <w:spacing w:before="120" w:after="40"/>
+      </w:pPr>
+      <w:r>
+        <w:rPr>
+          <w:b/>
+          <w:color w:val="003366"/>
+          <w:sz w:val="23"/>
+        </w:rPr>
+        <w:t>4. Mô hình chọn câu hỏi vừa sức môn Toán</w:t>
+      </w:r>
+    </w:p>
+    <w:p>
+      <w:pPr>
+        <w:spacing w:after="60" w:line="276" w:lineRule="auto"/>
+        <w:ind w:left="288"/>
+      </w:pPr>
+      <w:r>
+        <w:rPr>
+          <w:b/>
+        </w:rPr>
+        <w:t xml:space="preserve">Mục đích sử dụng: </w:t>
+      </w:r>
+      <w:r>
+        <w:t>Tự động đánh giá sức học của học sinh qua từng câu trả lời đúng sai, từ đó chọn câu hỏi tiếp theo vừa vặn với năng lực của bạn.</w:t>
+      </w:r>
+    </w:p>
+    <w:p>
+      <w:pPr>
+        <w:spacing w:after="60" w:line="276" w:lineRule="auto"/>
+        <w:ind w:left="288"/>
+      </w:pPr>
+      <w:r>
+        <w:rPr>
+          <w:b/>
+        </w:rPr>
+        <w:t xml:space="preserve">Dữ liệu huấn luyện: </w:t>
+      </w:r>
+      <w:r>
+        <w:t>10 bộ câu hỏi chuẩn hóa với nhiều mức độ từ dễ đến khó.</w:t>
+      </w:r>
+    </w:p>
+    <w:p>
+      <w:pPr>
+        <w:spacing w:after="60" w:line="276" w:lineRule="auto"/>
+        <w:ind w:left="288"/>
+      </w:pPr>
+      <w:r>
+        <w:rPr>
+          <w:b/>
+        </w:rPr>
+        <w:t xml:space="preserve">Kết quả thực tế: </w:t>
+      </w:r>
+      <w:r>
+        <w:t>Đưa ra câu hỏi phù hợp với năng lực học sinh, giữ tỷ lệ làm đúng kỳ vọng trong khoảng 60% đến 75% để học sinh không nản lòng.</w:t>
+      </w:r>
+    </w:p>
+    <w:p>
+      <w:pPr>
+        <w:spacing w:before="120" w:after="40"/>
+      </w:pPr>
+      <w:r>
+        <w:rPr>
+          <w:b/>
+          <w:color w:val="003366"/>
+          <w:sz w:val="23"/>
+        </w:rPr>
+        <w:t>5. Mô hình tính xác suất di truyền Menđen</w:t>
+      </w:r>
+    </w:p>
+    <w:p>
+      <w:pPr>
+        <w:spacing w:after="60" w:line="276" w:lineRule="auto"/>
+        <w:ind w:left="288"/>
+      </w:pPr>
+      <w:r>
+        <w:rPr>
+          <w:b/>
+        </w:rPr>
+        <w:t xml:space="preserve">Mục đích sử dụng: </w:t>
+      </w:r>
+      <w:r>
+        <w:t>Dùng trong phân hệ Di truyền học môn Sinh học để tính toán tỷ lệ phân ly kiểu gen, kiểu hình và xác suất truyền bệnh trong sơ đồ phả hệ gia đình.</w:t>
+      </w:r>
+    </w:p>
+    <w:p>
+      <w:pPr>
+        <w:spacing w:after="60" w:line="276" w:lineRule="auto"/>
+        <w:ind w:left="288"/>
+      </w:pPr>
+      <w:r>
+        <w:rPr>
+          <w:b/>
+        </w:rPr>
+        <w:t xml:space="preserve">Dữ liệu huấn luyện: </w:t>
+      </w:r>
+      <w:r>
+        <w:t>10 bài toán di truyền chuẩn từ lai 1 cặp tính trạng đến lai 4 cặp tính trạng và tương tác gen.</w:t>
+      </w:r>
+    </w:p>
+    <w:p>
+      <w:pPr>
+        <w:spacing w:after="60" w:line="276" w:lineRule="auto"/>
+        <w:ind w:left="288"/>
+      </w:pPr>
+      <w:r>
+        <w:rPr>
+          <w:b/>
+        </w:rPr>
+        <w:t xml:space="preserve">Kết quả thực tế: </w:t>
+      </w:r>
+      <w:r>
+        <w:t>Đạt độ chính xác tuyệt đối 100% trên toàn bộ 10 bài toán kiểm thử theo đúng các quy luật di truyền của Menđen.</w:t>
+      </w:r>
+    </w:p>
+    <w:p>
+      <w:pPr>
+        <w:spacing w:before="120" w:after="40"/>
+      </w:pPr>
+      <w:r>
+        <w:rPr>
+          <w:b/>
+          <w:color w:val="003366"/>
+          <w:sz w:val="23"/>
+        </w:rPr>
+        <w:t>6. Mô hình tìm kiếm tri thức bài học</w:t>
+      </w:r>
+    </w:p>
+    <w:p>
+      <w:pPr>
+        <w:spacing w:after="60" w:line="276" w:lineRule="auto"/>
+        <w:ind w:left="288"/>
+      </w:pPr>
+      <w:r>
+        <w:rPr>
+          <w:b/>
+        </w:rPr>
+        <w:t xml:space="preserve">Mục đích sử dụng: </w:t>
+      </w:r>
+      <w:r>
+        <w:t>Tìm kiếm nhanh các đoạn kiến thức sách giáo khoa phù hợp nhất với câu hỏi của học sinh ngay trong bộ nhớ máy tính mà không cần máy chủ dữ liệu bên ngoài.</w:t>
+      </w:r>
+    </w:p>
+    <w:p>
+      <w:pPr>
+        <w:spacing w:after="60" w:line="276" w:lineRule="auto"/>
+        <w:ind w:left="288"/>
+      </w:pPr>
+      <w:r>
+        <w:rPr>
+          <w:b/>
+        </w:rPr>
+        <w:t xml:space="preserve">Dữ liệu huấn luyện: </w:t>
+      </w:r>
+      <w:r>
+        <w:t>303 đoạn tóm tắt kiến thức 4 môn học với hơn 9.000 từ khóa chuyên môn.</w:t>
+      </w:r>
+    </w:p>
+    <w:p>
+      <w:pPr>
+        <w:spacing w:after="60" w:line="276" w:lineRule="auto"/>
+        <w:ind w:left="288"/>
+      </w:pPr>
+      <w:r>
+        <w:rPr>
+          <w:b/>
+        </w:rPr>
+        <w:t xml:space="preserve">Kết quả thực tế: </w:t>
+      </w:r>
+      <w:r>
+        <w:t>Tìm trúng nội dung liên quan nhất ở vị trí đầu tiên đạt 96,88% và nằm trong 3 kết quả gợi ý đầu đạt 100%.</w:t>
+      </w:r>
+    </w:p>
     <w:p>
       <w:pPr>
         <w:spacing w:before="160" w:after="40"/>
@@ -1045,7 +583,7 @@
           <w:color w:val="1E1E1E"/>
           <w:sz w:val="23"/>
         </w:rPr>
-        <w:t>Tính năng nhận diện khuôn mặt điểm danh bảo mật</w:t>
+        <w:t>7. Tính năng nhận diện khuôn mặt điểm danh bảo mật</w:t>
       </w:r>
     </w:p>
     <w:p>
@@ -1361,2940 +899,366 @@
         <w:t>Toàn bộ các thư viện dưới đây đều là các phần mềm mã nguồn mở miễn phí, uy tín và được cộng đồng lập trình thế giới sử dụng rộng rãi:</w:t>
       </w:r>
     </w:p>
-    <w:tbl>
-      <w:tblPr>
-        <w:tblW w:type="auto" w:w="0"/>
-        <w:jc w:val="center"/>
-        <w:tblLayout w:type="fixed"/>
-        <w:tblLook w:firstColumn="1" w:firstRow="1" w:lastColumn="0" w:lastRow="0" w:noHBand="0" w:noVBand="1" w:val="04A0"/>
-        <w:tblBorders>
-          <w:top w:val="single" w:sz="4" w:space="0" w:color="D0D5DD"/>
-          <w:bottom w:val="single" w:sz="4" w:space="0" w:color="D0D5DD"/>
-          <w:left w:val="none"/>
-          <w:right w:val="none"/>
-          <w:insideH w:val="single" w:sz="4" w:space="0" w:color="D0D5DD"/>
-          <w:insideV w:val="none"/>
-        </w:tblBorders>
-      </w:tblPr>
-      <w:tblGrid>
-        <w:gridCol w:w="1958"/>
-        <w:gridCol w:w="1958"/>
-        <w:gridCol w:w="1958"/>
-        <w:gridCol w:w="1958"/>
-        <w:gridCol w:w="1958"/>
-      </w:tblGrid>
-      <w:tr>
-        <w:tc>
-          <w:tcPr>
-            <w:tcW w:type="dxa" w:w="576"/>
-            <w:shd w:fill="003366"/>
-            <w:tcMar>
-              <w:top w:w="100" w:type="dxa"/>
-              <w:bottom w:w="100" w:type="dxa"/>
-              <w:left w:w="90" w:type="dxa"/>
-              <w:right w:w="90" w:type="dxa"/>
-            </w:tcMar>
-          </w:tcPr>
-          <w:p>
-            <w:pPr>
-              <w:jc w:val="center"/>
-            </w:pPr>
-            <w:r>
-              <w:rPr>
-                <w:b/>
-                <w:color w:val="FFFFFF"/>
-                <w:sz w:val="19"/>
-              </w:rPr>
-              <w:t>STT</w:t>
-            </w:r>
-          </w:p>
-        </w:tc>
-        <w:tc>
-          <w:tcPr>
-            <w:tcW w:type="dxa" w:w="2592"/>
-            <w:shd w:fill="003366"/>
-            <w:tcMar>
-              <w:top w:w="100" w:type="dxa"/>
-              <w:bottom w:w="100" w:type="dxa"/>
-              <w:left w:w="90" w:type="dxa"/>
-              <w:right w:w="90" w:type="dxa"/>
-            </w:tcMar>
-          </w:tcPr>
-          <w:p>
-            <w:pPr>
-              <w:jc w:val="center"/>
-            </w:pPr>
-            <w:r>
-              <w:rPr>
-                <w:b/>
-                <w:color w:val="FFFFFF"/>
-                <w:sz w:val="19"/>
-              </w:rPr>
-              <w:t>Tên thư viện mã nguồn mở</w:t>
-            </w:r>
-          </w:p>
-        </w:tc>
-        <w:tc>
-          <w:tcPr>
-            <w:tcW w:type="dxa" w:w="1296"/>
-            <w:shd w:fill="003366"/>
-            <w:tcMar>
-              <w:top w:w="100" w:type="dxa"/>
-              <w:bottom w:w="100" w:type="dxa"/>
-              <w:left w:w="90" w:type="dxa"/>
-              <w:right w:w="90" w:type="dxa"/>
-            </w:tcMar>
-          </w:tcPr>
-          <w:p>
-            <w:pPr>
-              <w:jc w:val="center"/>
-            </w:pPr>
-            <w:r>
-              <w:rPr>
-                <w:b/>
-                <w:color w:val="FFFFFF"/>
-                <w:sz w:val="19"/>
-              </w:rPr>
-              <w:t>Phiên bản</w:t>
-            </w:r>
-          </w:p>
-        </w:tc>
-        <w:tc>
-          <w:tcPr>
-            <w:tcW w:type="dxa" w:w="1440"/>
-            <w:shd w:fill="003366"/>
-            <w:tcMar>
-              <w:top w:w="100" w:type="dxa"/>
-              <w:bottom w:w="100" w:type="dxa"/>
-              <w:left w:w="90" w:type="dxa"/>
-              <w:right w:w="90" w:type="dxa"/>
-            </w:tcMar>
-          </w:tcPr>
-          <w:p>
-            <w:pPr>
-              <w:jc w:val="center"/>
-            </w:pPr>
-            <w:r>
-              <w:rPr>
-                <w:b/>
-                <w:color w:val="FFFFFF"/>
-                <w:sz w:val="19"/>
-              </w:rPr>
-              <w:t>Giấy phép</w:t>
-            </w:r>
-          </w:p>
-        </w:tc>
-        <w:tc>
-          <w:tcPr>
-            <w:tcW w:type="dxa" w:w="4176"/>
-            <w:shd w:fill="003366"/>
-            <w:tcMar>
-              <w:top w:w="100" w:type="dxa"/>
-              <w:bottom w:w="100" w:type="dxa"/>
-              <w:left w:w="90" w:type="dxa"/>
-              <w:right w:w="90" w:type="dxa"/>
-            </w:tcMar>
-          </w:tcPr>
-          <w:p>
-            <w:pPr>
-              <w:jc w:val="center"/>
-            </w:pPr>
-            <w:r>
-              <w:rPr>
-                <w:b/>
-                <w:color w:val="FFFFFF"/>
-                <w:sz w:val="19"/>
-              </w:rPr>
-              <w:t>Mục đích sử dụng cụ thể trong trang web</w:t>
-            </w:r>
-          </w:p>
-        </w:tc>
-      </w:tr>
-      <w:tr>
-        <w:tc>
-          <w:tcPr>
-            <w:tcW w:type="dxa" w:w="576"/>
-            <w:shd w:fill="FFFFFF"/>
-            <w:tcMar>
-              <w:top w:w="65" w:type="dxa"/>
-              <w:bottom w:w="65" w:type="dxa"/>
-              <w:left w:w="65" w:type="dxa"/>
-              <w:right w:w="65" w:type="dxa"/>
-            </w:tcMar>
-          </w:tcPr>
-          <w:p>
-            <w:pPr>
-              <w:jc w:val="center"/>
-            </w:pPr>
-            <w:r>
-              <w:rPr>
-                <w:color w:val="1E1E1E"/>
-                <w:sz w:val="17"/>
-              </w:rPr>
-              <w:t>1</w:t>
-            </w:r>
-          </w:p>
-        </w:tc>
-        <w:tc>
-          <w:tcPr>
-            <w:tcW w:type="dxa" w:w="2592"/>
-            <w:shd w:fill="FFFFFF"/>
-            <w:tcMar>
-              <w:top w:w="65" w:type="dxa"/>
-              <w:bottom w:w="65" w:type="dxa"/>
-              <w:left w:w="65" w:type="dxa"/>
-              <w:right w:w="65" w:type="dxa"/>
-            </w:tcMar>
-          </w:tcPr>
-          <w:p>
-            <w:r>
-              <w:rPr>
-                <w:color w:val="1E1E1E"/>
-                <w:sz w:val="17"/>
-              </w:rPr>
-              <w:t>Next.js</w:t>
-            </w:r>
-          </w:p>
-        </w:tc>
-        <w:tc>
-          <w:tcPr>
-            <w:tcW w:type="dxa" w:w="1296"/>
-            <w:shd w:fill="FFFFFF"/>
-            <w:tcMar>
-              <w:top w:w="65" w:type="dxa"/>
-              <w:bottom w:w="65" w:type="dxa"/>
-              <w:left w:w="65" w:type="dxa"/>
-              <w:right w:w="65" w:type="dxa"/>
-            </w:tcMar>
-          </w:tcPr>
-          <w:p>
-            <w:pPr>
-              <w:jc w:val="center"/>
-            </w:pPr>
-            <w:r>
-              <w:rPr>
-                <w:color w:val="1E1E1E"/>
-                <w:sz w:val="17"/>
-              </w:rPr>
-              <w:t>16.2.6</w:t>
-            </w:r>
-          </w:p>
-        </w:tc>
-        <w:tc>
-          <w:tcPr>
-            <w:tcW w:type="dxa" w:w="1440"/>
-            <w:shd w:fill="FFFFFF"/>
-            <w:tcMar>
-              <w:top w:w="65" w:type="dxa"/>
-              <w:bottom w:w="65" w:type="dxa"/>
-              <w:left w:w="65" w:type="dxa"/>
-              <w:right w:w="65" w:type="dxa"/>
-            </w:tcMar>
-          </w:tcPr>
-          <w:p>
-            <w:pPr>
-              <w:jc w:val="center"/>
-            </w:pPr>
-            <w:r>
-              <w:rPr>
-                <w:color w:val="1E1E1E"/>
-                <w:sz w:val="17"/>
-              </w:rPr>
-              <w:t>MIT</w:t>
-            </w:r>
-          </w:p>
-        </w:tc>
-        <w:tc>
-          <w:tcPr>
-            <w:tcW w:type="dxa" w:w="4176"/>
-            <w:shd w:fill="FFFFFF"/>
-            <w:tcMar>
-              <w:top w:w="65" w:type="dxa"/>
-              <w:bottom w:w="65" w:type="dxa"/>
-              <w:left w:w="65" w:type="dxa"/>
-              <w:right w:w="65" w:type="dxa"/>
-            </w:tcMar>
-          </w:tcPr>
-          <w:p>
-            <w:r>
-              <w:rPr>
-                <w:color w:val="1E1E1E"/>
-                <w:sz w:val="17"/>
-              </w:rPr>
-              <w:t>Khung xây dựng trang web chính, giúp tối ưu tốc độ tải trang và kết nối các mục bài học.</w:t>
-            </w:r>
-          </w:p>
-        </w:tc>
-      </w:tr>
-      <w:tr>
-        <w:tc>
-          <w:tcPr>
-            <w:tcW w:type="dxa" w:w="576"/>
-            <w:shd w:fill="F7F9FB"/>
-            <w:tcMar>
-              <w:top w:w="65" w:type="dxa"/>
-              <w:bottom w:w="65" w:type="dxa"/>
-              <w:left w:w="65" w:type="dxa"/>
-              <w:right w:w="65" w:type="dxa"/>
-            </w:tcMar>
-          </w:tcPr>
-          <w:p>
-            <w:pPr>
-              <w:jc w:val="center"/>
-            </w:pPr>
-            <w:r>
-              <w:rPr>
-                <w:color w:val="1E1E1E"/>
-                <w:sz w:val="17"/>
-              </w:rPr>
-              <w:t>2</w:t>
-            </w:r>
-          </w:p>
-        </w:tc>
-        <w:tc>
-          <w:tcPr>
-            <w:tcW w:type="dxa" w:w="2592"/>
-            <w:shd w:fill="F7F9FB"/>
-            <w:tcMar>
-              <w:top w:w="65" w:type="dxa"/>
-              <w:bottom w:w="65" w:type="dxa"/>
-              <w:left w:w="65" w:type="dxa"/>
-              <w:right w:w="65" w:type="dxa"/>
-            </w:tcMar>
-          </w:tcPr>
-          <w:p>
-            <w:r>
-              <w:rPr>
-                <w:color w:val="1E1E1E"/>
-                <w:sz w:val="17"/>
-              </w:rPr>
-              <w:t>React và React-DOM</w:t>
-            </w:r>
-          </w:p>
-        </w:tc>
-        <w:tc>
-          <w:tcPr>
-            <w:tcW w:type="dxa" w:w="1296"/>
-            <w:shd w:fill="F7F9FB"/>
-            <w:tcMar>
-              <w:top w:w="65" w:type="dxa"/>
-              <w:bottom w:w="65" w:type="dxa"/>
-              <w:left w:w="65" w:type="dxa"/>
-              <w:right w:w="65" w:type="dxa"/>
-            </w:tcMar>
-          </w:tcPr>
-          <w:p>
-            <w:pPr>
-              <w:jc w:val="center"/>
-            </w:pPr>
-            <w:r>
-              <w:rPr>
-                <w:color w:val="1E1E1E"/>
-                <w:sz w:val="17"/>
-              </w:rPr>
-              <w:t>19.2.4</w:t>
-            </w:r>
-          </w:p>
-        </w:tc>
-        <w:tc>
-          <w:tcPr>
-            <w:tcW w:type="dxa" w:w="1440"/>
-            <w:shd w:fill="F7F9FB"/>
-            <w:tcMar>
-              <w:top w:w="65" w:type="dxa"/>
-              <w:bottom w:w="65" w:type="dxa"/>
-              <w:left w:w="65" w:type="dxa"/>
-              <w:right w:w="65" w:type="dxa"/>
-            </w:tcMar>
-          </w:tcPr>
-          <w:p>
-            <w:pPr>
-              <w:jc w:val="center"/>
-            </w:pPr>
-            <w:r>
-              <w:rPr>
-                <w:color w:val="1E1E1E"/>
-                <w:sz w:val="17"/>
-              </w:rPr>
-              <w:t>MIT</w:t>
-            </w:r>
-          </w:p>
-        </w:tc>
-        <w:tc>
-          <w:tcPr>
-            <w:tcW w:type="dxa" w:w="4176"/>
-            <w:shd w:fill="F7F9FB"/>
-            <w:tcMar>
-              <w:top w:w="65" w:type="dxa"/>
-              <w:bottom w:w="65" w:type="dxa"/>
-              <w:left w:w="65" w:type="dxa"/>
-              <w:right w:w="65" w:type="dxa"/>
-            </w:tcMar>
-          </w:tcPr>
-          <w:p>
-            <w:r>
-              <w:rPr>
-                <w:color w:val="1E1E1E"/>
-                <w:sz w:val="17"/>
-              </w:rPr>
-              <w:t>Nền tảng tạo các thành phần giao diện tương tác trên toàn bộ hệ thống.</w:t>
-            </w:r>
-          </w:p>
-        </w:tc>
-      </w:tr>
-      <w:tr>
-        <w:tc>
-          <w:tcPr>
-            <w:tcW w:type="dxa" w:w="576"/>
-            <w:shd w:fill="FFFFFF"/>
-            <w:tcMar>
-              <w:top w:w="65" w:type="dxa"/>
-              <w:bottom w:w="65" w:type="dxa"/>
-              <w:left w:w="65" w:type="dxa"/>
-              <w:right w:w="65" w:type="dxa"/>
-            </w:tcMar>
-          </w:tcPr>
-          <w:p>
-            <w:pPr>
-              <w:jc w:val="center"/>
-            </w:pPr>
-            <w:r>
-              <w:rPr>
-                <w:color w:val="1E1E1E"/>
-                <w:sz w:val="17"/>
-              </w:rPr>
-              <w:t>3</w:t>
-            </w:r>
-          </w:p>
-        </w:tc>
-        <w:tc>
-          <w:tcPr>
-            <w:tcW w:type="dxa" w:w="2592"/>
-            <w:shd w:fill="FFFFFF"/>
-            <w:tcMar>
-              <w:top w:w="65" w:type="dxa"/>
-              <w:bottom w:w="65" w:type="dxa"/>
-              <w:left w:w="65" w:type="dxa"/>
-              <w:right w:w="65" w:type="dxa"/>
-            </w:tcMar>
-          </w:tcPr>
-          <w:p>
-            <w:r>
-              <w:rPr>
-                <w:color w:val="1E1E1E"/>
-                <w:sz w:val="17"/>
-              </w:rPr>
-              <w:t>TensorFlow.js</w:t>
-            </w:r>
-          </w:p>
-        </w:tc>
-        <w:tc>
-          <w:tcPr>
-            <w:tcW w:type="dxa" w:w="1296"/>
-            <w:shd w:fill="FFFFFF"/>
-            <w:tcMar>
-              <w:top w:w="65" w:type="dxa"/>
-              <w:bottom w:w="65" w:type="dxa"/>
-              <w:left w:w="65" w:type="dxa"/>
-              <w:right w:w="65" w:type="dxa"/>
-            </w:tcMar>
-          </w:tcPr>
-          <w:p>
-            <w:pPr>
-              <w:jc w:val="center"/>
-            </w:pPr>
-            <w:r>
-              <w:rPr>
-                <w:color w:val="1E1E1E"/>
-                <w:sz w:val="17"/>
-              </w:rPr>
-              <w:t>4.22.0</w:t>
-            </w:r>
-          </w:p>
-        </w:tc>
-        <w:tc>
-          <w:tcPr>
-            <w:tcW w:type="dxa" w:w="1440"/>
-            <w:shd w:fill="FFFFFF"/>
-            <w:tcMar>
-              <w:top w:w="65" w:type="dxa"/>
-              <w:bottom w:w="65" w:type="dxa"/>
-              <w:left w:w="65" w:type="dxa"/>
-              <w:right w:w="65" w:type="dxa"/>
-            </w:tcMar>
-          </w:tcPr>
-          <w:p>
-            <w:pPr>
-              <w:jc w:val="center"/>
-            </w:pPr>
-            <w:r>
-              <w:rPr>
-                <w:color w:val="1E1E1E"/>
-                <w:sz w:val="17"/>
-              </w:rPr>
-              <w:t>Apache 2.0</w:t>
-            </w:r>
-          </w:p>
-        </w:tc>
-        <w:tc>
-          <w:tcPr>
-            <w:tcW w:type="dxa" w:w="4176"/>
-            <w:shd w:fill="FFFFFF"/>
-            <w:tcMar>
-              <w:top w:w="65" w:type="dxa"/>
-              <w:bottom w:w="65" w:type="dxa"/>
-              <w:left w:w="65" w:type="dxa"/>
-              <w:right w:w="65" w:type="dxa"/>
-            </w:tcMar>
-          </w:tcPr>
-          <w:p>
-            <w:r>
-              <w:rPr>
-                <w:color w:val="1E1E1E"/>
-                <w:sz w:val="17"/>
-              </w:rPr>
-              <w:t>Thư viện chạy 6 mô hình trí tuệ nhân tạo tự huấn luyện trực tiếp trên trình duyệt.</w:t>
-            </w:r>
-          </w:p>
-        </w:tc>
-      </w:tr>
-      <w:tr>
-        <w:tc>
-          <w:tcPr>
-            <w:tcW w:type="dxa" w:w="576"/>
-            <w:shd w:fill="F7F9FB"/>
-            <w:tcMar>
-              <w:top w:w="65" w:type="dxa"/>
-              <w:bottom w:w="65" w:type="dxa"/>
-              <w:left w:w="65" w:type="dxa"/>
-              <w:right w:w="65" w:type="dxa"/>
-            </w:tcMar>
-          </w:tcPr>
-          <w:p>
-            <w:pPr>
-              <w:jc w:val="center"/>
-            </w:pPr>
-            <w:r>
-              <w:rPr>
-                <w:color w:val="1E1E1E"/>
-                <w:sz w:val="17"/>
-              </w:rPr>
-              <w:t>4</w:t>
-            </w:r>
-          </w:p>
-        </w:tc>
-        <w:tc>
-          <w:tcPr>
-            <w:tcW w:type="dxa" w:w="2592"/>
-            <w:shd w:fill="F7F9FB"/>
-            <w:tcMar>
-              <w:top w:w="65" w:type="dxa"/>
-              <w:bottom w:w="65" w:type="dxa"/>
-              <w:left w:w="65" w:type="dxa"/>
-              <w:right w:w="65" w:type="dxa"/>
-            </w:tcMar>
-          </w:tcPr>
-          <w:p>
-            <w:r>
-              <w:rPr>
-                <w:color w:val="1E1E1E"/>
-                <w:sz w:val="17"/>
-              </w:rPr>
-              <w:t>Google Generative AI SDK</w:t>
-            </w:r>
-          </w:p>
-        </w:tc>
-        <w:tc>
-          <w:tcPr>
-            <w:tcW w:type="dxa" w:w="1296"/>
-            <w:shd w:fill="F7F9FB"/>
-            <w:tcMar>
-              <w:top w:w="65" w:type="dxa"/>
-              <w:bottom w:w="65" w:type="dxa"/>
-              <w:left w:w="65" w:type="dxa"/>
-              <w:right w:w="65" w:type="dxa"/>
-            </w:tcMar>
-          </w:tcPr>
-          <w:p>
-            <w:pPr>
-              <w:jc w:val="center"/>
-            </w:pPr>
-            <w:r>
-              <w:rPr>
-                <w:color w:val="1E1E1E"/>
-                <w:sz w:val="17"/>
-              </w:rPr>
-              <w:t>0.24.1</w:t>
-            </w:r>
-          </w:p>
-        </w:tc>
-        <w:tc>
-          <w:tcPr>
-            <w:tcW w:type="dxa" w:w="1440"/>
-            <w:shd w:fill="F7F9FB"/>
-            <w:tcMar>
-              <w:top w:w="65" w:type="dxa"/>
-              <w:bottom w:w="65" w:type="dxa"/>
-              <w:left w:w="65" w:type="dxa"/>
-              <w:right w:w="65" w:type="dxa"/>
-            </w:tcMar>
-          </w:tcPr>
-          <w:p>
-            <w:pPr>
-              <w:jc w:val="center"/>
-            </w:pPr>
-            <w:r>
-              <w:rPr>
-                <w:color w:val="1E1E1E"/>
-                <w:sz w:val="17"/>
-              </w:rPr>
-              <w:t>Apache 2.0</w:t>
-            </w:r>
-          </w:p>
-        </w:tc>
-        <w:tc>
-          <w:tcPr>
-            <w:tcW w:type="dxa" w:w="4176"/>
-            <w:shd w:fill="F7F9FB"/>
-            <w:tcMar>
-              <w:top w:w="65" w:type="dxa"/>
-              <w:bottom w:w="65" w:type="dxa"/>
-              <w:left w:w="65" w:type="dxa"/>
-              <w:right w:w="65" w:type="dxa"/>
-            </w:tcMar>
-          </w:tcPr>
-          <w:p>
-            <w:r>
-              <w:rPr>
-                <w:color w:val="1E1E1E"/>
-                <w:sz w:val="17"/>
-              </w:rPr>
-              <w:t>Công cụ kết nối trang web với mô hình Google Gemini.</w:t>
-            </w:r>
-          </w:p>
-        </w:tc>
-      </w:tr>
-      <w:tr>
-        <w:tc>
-          <w:tcPr>
-            <w:tcW w:type="dxa" w:w="576"/>
-            <w:shd w:fill="FFFFFF"/>
-            <w:tcMar>
-              <w:top w:w="65" w:type="dxa"/>
-              <w:bottom w:w="65" w:type="dxa"/>
-              <w:left w:w="65" w:type="dxa"/>
-              <w:right w:w="65" w:type="dxa"/>
-            </w:tcMar>
-          </w:tcPr>
-          <w:p>
-            <w:pPr>
-              <w:jc w:val="center"/>
-            </w:pPr>
-            <w:r>
-              <w:rPr>
-                <w:color w:val="1E1E1E"/>
-                <w:sz w:val="17"/>
-              </w:rPr>
-              <w:t>5</w:t>
-            </w:r>
-          </w:p>
-        </w:tc>
-        <w:tc>
-          <w:tcPr>
-            <w:tcW w:type="dxa" w:w="2592"/>
-            <w:shd w:fill="FFFFFF"/>
-            <w:tcMar>
-              <w:top w:w="65" w:type="dxa"/>
-              <w:bottom w:w="65" w:type="dxa"/>
-              <w:left w:w="65" w:type="dxa"/>
-              <w:right w:w="65" w:type="dxa"/>
-            </w:tcMar>
-          </w:tcPr>
-          <w:p>
-            <w:r>
-              <w:rPr>
-                <w:color w:val="1E1E1E"/>
-                <w:sz w:val="17"/>
-              </w:rPr>
-              <w:t>Three.js</w:t>
-            </w:r>
-          </w:p>
-        </w:tc>
-        <w:tc>
-          <w:tcPr>
-            <w:tcW w:type="dxa" w:w="1296"/>
-            <w:shd w:fill="FFFFFF"/>
-            <w:tcMar>
-              <w:top w:w="65" w:type="dxa"/>
-              <w:bottom w:w="65" w:type="dxa"/>
-              <w:left w:w="65" w:type="dxa"/>
-              <w:right w:w="65" w:type="dxa"/>
-            </w:tcMar>
-          </w:tcPr>
-          <w:p>
-            <w:pPr>
-              <w:jc w:val="center"/>
-            </w:pPr>
-            <w:r>
-              <w:rPr>
-                <w:color w:val="1E1E1E"/>
-                <w:sz w:val="17"/>
-              </w:rPr>
-              <w:t>0.184.0</w:t>
-            </w:r>
-          </w:p>
-        </w:tc>
-        <w:tc>
-          <w:tcPr>
-            <w:tcW w:type="dxa" w:w="1440"/>
-            <w:shd w:fill="FFFFFF"/>
-            <w:tcMar>
-              <w:top w:w="65" w:type="dxa"/>
-              <w:bottom w:w="65" w:type="dxa"/>
-              <w:left w:w="65" w:type="dxa"/>
-              <w:right w:w="65" w:type="dxa"/>
-            </w:tcMar>
-          </w:tcPr>
-          <w:p>
-            <w:pPr>
-              <w:jc w:val="center"/>
-            </w:pPr>
-            <w:r>
-              <w:rPr>
-                <w:color w:val="1E1E1E"/>
-                <w:sz w:val="17"/>
-              </w:rPr>
-              <w:t>MIT</w:t>
-            </w:r>
-          </w:p>
-        </w:tc>
-        <w:tc>
-          <w:tcPr>
-            <w:tcW w:type="dxa" w:w="4176"/>
-            <w:shd w:fill="FFFFFF"/>
-            <w:tcMar>
-              <w:top w:w="65" w:type="dxa"/>
-              <w:bottom w:w="65" w:type="dxa"/>
-              <w:left w:w="65" w:type="dxa"/>
-              <w:right w:w="65" w:type="dxa"/>
-            </w:tcMar>
-          </w:tcPr>
-          <w:p>
-            <w:r>
-              <w:rPr>
-                <w:color w:val="1E1E1E"/>
-                <w:sz w:val="17"/>
-              </w:rPr>
-              <w:t>Động cơ vẽ các mô hình không gian 3D cho các phòng thí nghiệm Toán, Vật lý và Sinh học.</w:t>
-            </w:r>
-          </w:p>
-        </w:tc>
-      </w:tr>
-      <w:tr>
-        <w:tc>
-          <w:tcPr>
-            <w:tcW w:type="dxa" w:w="576"/>
-            <w:shd w:fill="F7F9FB"/>
-            <w:tcMar>
-              <w:top w:w="65" w:type="dxa"/>
-              <w:bottom w:w="65" w:type="dxa"/>
-              <w:left w:w="65" w:type="dxa"/>
-              <w:right w:w="65" w:type="dxa"/>
-            </w:tcMar>
-          </w:tcPr>
-          <w:p>
-            <w:pPr>
-              <w:jc w:val="center"/>
-            </w:pPr>
-            <w:r>
-              <w:rPr>
-                <w:color w:val="1E1E1E"/>
-                <w:sz w:val="17"/>
-              </w:rPr>
-              <w:t>6</w:t>
-            </w:r>
-          </w:p>
-        </w:tc>
-        <w:tc>
-          <w:tcPr>
-            <w:tcW w:type="dxa" w:w="2592"/>
-            <w:shd w:fill="F7F9FB"/>
-            <w:tcMar>
-              <w:top w:w="65" w:type="dxa"/>
-              <w:bottom w:w="65" w:type="dxa"/>
-              <w:left w:w="65" w:type="dxa"/>
-              <w:right w:w="65" w:type="dxa"/>
-            </w:tcMar>
-          </w:tcPr>
-          <w:p>
-            <w:r>
-              <w:rPr>
-                <w:color w:val="1E1E1E"/>
-                <w:sz w:val="17"/>
-              </w:rPr>
-              <w:t>React Three Fiber</w:t>
-            </w:r>
-          </w:p>
-        </w:tc>
-        <w:tc>
-          <w:tcPr>
-            <w:tcW w:type="dxa" w:w="1296"/>
-            <w:shd w:fill="F7F9FB"/>
-            <w:tcMar>
-              <w:top w:w="65" w:type="dxa"/>
-              <w:bottom w:w="65" w:type="dxa"/>
-              <w:left w:w="65" w:type="dxa"/>
-              <w:right w:w="65" w:type="dxa"/>
-            </w:tcMar>
-          </w:tcPr>
-          <w:p>
-            <w:pPr>
-              <w:jc w:val="center"/>
-            </w:pPr>
-            <w:r>
-              <w:rPr>
-                <w:color w:val="1E1E1E"/>
-                <w:sz w:val="17"/>
-              </w:rPr>
-              <w:t>9.6.1</w:t>
-            </w:r>
-          </w:p>
-        </w:tc>
-        <w:tc>
-          <w:tcPr>
-            <w:tcW w:type="dxa" w:w="1440"/>
-            <w:shd w:fill="F7F9FB"/>
-            <w:tcMar>
-              <w:top w:w="65" w:type="dxa"/>
-              <w:bottom w:w="65" w:type="dxa"/>
-              <w:left w:w="65" w:type="dxa"/>
-              <w:right w:w="65" w:type="dxa"/>
-            </w:tcMar>
-          </w:tcPr>
-          <w:p>
-            <w:pPr>
-              <w:jc w:val="center"/>
-            </w:pPr>
-            <w:r>
-              <w:rPr>
-                <w:color w:val="1E1E1E"/>
-                <w:sz w:val="17"/>
-              </w:rPr>
-              <w:t>MIT</w:t>
-            </w:r>
-          </w:p>
-        </w:tc>
-        <w:tc>
-          <w:tcPr>
-            <w:tcW w:type="dxa" w:w="4176"/>
-            <w:shd w:fill="F7F9FB"/>
-            <w:tcMar>
-              <w:top w:w="65" w:type="dxa"/>
-              <w:bottom w:w="65" w:type="dxa"/>
-              <w:left w:w="65" w:type="dxa"/>
-              <w:right w:w="65" w:type="dxa"/>
-            </w:tcMar>
-          </w:tcPr>
-          <w:p>
-            <w:r>
-              <w:rPr>
-                <w:color w:val="1E1E1E"/>
-                <w:sz w:val="17"/>
-              </w:rPr>
-              <w:t>Cầu nối giúp kết hợp Three.js vào giao diện React một cách mượt mà.</w:t>
-            </w:r>
-          </w:p>
-        </w:tc>
-      </w:tr>
-      <w:tr>
-        <w:tc>
-          <w:tcPr>
-            <w:tcW w:type="dxa" w:w="576"/>
-            <w:shd w:fill="FFFFFF"/>
-            <w:tcMar>
-              <w:top w:w="65" w:type="dxa"/>
-              <w:bottom w:w="65" w:type="dxa"/>
-              <w:left w:w="65" w:type="dxa"/>
-              <w:right w:w="65" w:type="dxa"/>
-            </w:tcMar>
-          </w:tcPr>
-          <w:p>
-            <w:pPr>
-              <w:jc w:val="center"/>
-            </w:pPr>
-            <w:r>
-              <w:rPr>
-                <w:color w:val="1E1E1E"/>
-                <w:sz w:val="17"/>
-              </w:rPr>
-              <w:t>7</w:t>
-            </w:r>
-          </w:p>
-        </w:tc>
-        <w:tc>
-          <w:tcPr>
-            <w:tcW w:type="dxa" w:w="2592"/>
-            <w:shd w:fill="FFFFFF"/>
-            <w:tcMar>
-              <w:top w:w="65" w:type="dxa"/>
-              <w:bottom w:w="65" w:type="dxa"/>
-              <w:left w:w="65" w:type="dxa"/>
-              <w:right w:w="65" w:type="dxa"/>
-            </w:tcMar>
-          </w:tcPr>
-          <w:p>
-            <w:r>
-              <w:rPr>
-                <w:color w:val="1E1E1E"/>
-                <w:sz w:val="17"/>
-              </w:rPr>
-              <w:t>React Three Drei</w:t>
-            </w:r>
-          </w:p>
-        </w:tc>
-        <w:tc>
-          <w:tcPr>
-            <w:tcW w:type="dxa" w:w="1296"/>
-            <w:shd w:fill="FFFFFF"/>
-            <w:tcMar>
-              <w:top w:w="65" w:type="dxa"/>
-              <w:bottom w:w="65" w:type="dxa"/>
-              <w:left w:w="65" w:type="dxa"/>
-              <w:right w:w="65" w:type="dxa"/>
-            </w:tcMar>
-          </w:tcPr>
-          <w:p>
-            <w:pPr>
-              <w:jc w:val="center"/>
-            </w:pPr>
-            <w:r>
-              <w:rPr>
-                <w:color w:val="1E1E1E"/>
-                <w:sz w:val="17"/>
-              </w:rPr>
-              <w:t>10.7.7</w:t>
-            </w:r>
-          </w:p>
-        </w:tc>
-        <w:tc>
-          <w:tcPr>
-            <w:tcW w:type="dxa" w:w="1440"/>
-            <w:shd w:fill="FFFFFF"/>
-            <w:tcMar>
-              <w:top w:w="65" w:type="dxa"/>
-              <w:bottom w:w="65" w:type="dxa"/>
-              <w:left w:w="65" w:type="dxa"/>
-              <w:right w:w="65" w:type="dxa"/>
-            </w:tcMar>
-          </w:tcPr>
-          <w:p>
-            <w:pPr>
-              <w:jc w:val="center"/>
-            </w:pPr>
-            <w:r>
-              <w:rPr>
-                <w:color w:val="1E1E1E"/>
-                <w:sz w:val="17"/>
-              </w:rPr>
-              <w:t>MIT</w:t>
-            </w:r>
-          </w:p>
-        </w:tc>
-        <w:tc>
-          <w:tcPr>
-            <w:tcW w:type="dxa" w:w="4176"/>
-            <w:shd w:fill="FFFFFF"/>
-            <w:tcMar>
-              <w:top w:w="65" w:type="dxa"/>
-              <w:bottom w:w="65" w:type="dxa"/>
-              <w:left w:w="65" w:type="dxa"/>
-              <w:right w:w="65" w:type="dxa"/>
-            </w:tcMar>
-          </w:tcPr>
-          <w:p>
-            <w:r>
-              <w:rPr>
-                <w:color w:val="1E1E1E"/>
-                <w:sz w:val="17"/>
-              </w:rPr>
-              <w:t>Các tiện ích hỗ trợ xoay góc nhìn 3D, tạo chữ 3D và điều chỉnh ánh sáng mô hình.</w:t>
-            </w:r>
-          </w:p>
-        </w:tc>
-      </w:tr>
-      <w:tr>
-        <w:tc>
-          <w:tcPr>
-            <w:tcW w:type="dxa" w:w="576"/>
-            <w:shd w:fill="F7F9FB"/>
-            <w:tcMar>
-              <w:top w:w="65" w:type="dxa"/>
-              <w:bottom w:w="65" w:type="dxa"/>
-              <w:left w:w="65" w:type="dxa"/>
-              <w:right w:w="65" w:type="dxa"/>
-            </w:tcMar>
-          </w:tcPr>
-          <w:p>
-            <w:pPr>
-              <w:jc w:val="center"/>
-            </w:pPr>
-            <w:r>
-              <w:rPr>
-                <w:color w:val="1E1E1E"/>
-                <w:sz w:val="17"/>
-              </w:rPr>
-              <w:t>8</w:t>
-            </w:r>
-          </w:p>
-        </w:tc>
-        <w:tc>
-          <w:tcPr>
-            <w:tcW w:type="dxa" w:w="2592"/>
-            <w:shd w:fill="F7F9FB"/>
-            <w:tcMar>
-              <w:top w:w="65" w:type="dxa"/>
-              <w:bottom w:w="65" w:type="dxa"/>
-              <w:left w:w="65" w:type="dxa"/>
-              <w:right w:w="65" w:type="dxa"/>
-            </w:tcMar>
-          </w:tcPr>
-          <w:p>
-            <w:r>
-              <w:rPr>
-                <w:color w:val="1E1E1E"/>
-                <w:sz w:val="17"/>
-              </w:rPr>
-              <w:t>KaTeX</w:t>
-            </w:r>
-          </w:p>
-        </w:tc>
-        <w:tc>
-          <w:tcPr>
-            <w:tcW w:type="dxa" w:w="1296"/>
-            <w:shd w:fill="F7F9FB"/>
-            <w:tcMar>
-              <w:top w:w="65" w:type="dxa"/>
-              <w:bottom w:w="65" w:type="dxa"/>
-              <w:left w:w="65" w:type="dxa"/>
-              <w:right w:w="65" w:type="dxa"/>
-            </w:tcMar>
-          </w:tcPr>
-          <w:p>
-            <w:pPr>
-              <w:jc w:val="center"/>
-            </w:pPr>
-            <w:r>
-              <w:rPr>
-                <w:color w:val="1E1E1E"/>
-                <w:sz w:val="17"/>
-              </w:rPr>
-              <w:t>0.18.7</w:t>
-            </w:r>
-          </w:p>
-        </w:tc>
-        <w:tc>
-          <w:tcPr>
-            <w:tcW w:type="dxa" w:w="1440"/>
-            <w:shd w:fill="F7F9FB"/>
-            <w:tcMar>
-              <w:top w:w="65" w:type="dxa"/>
-              <w:bottom w:w="65" w:type="dxa"/>
-              <w:left w:w="65" w:type="dxa"/>
-              <w:right w:w="65" w:type="dxa"/>
-            </w:tcMar>
-          </w:tcPr>
-          <w:p>
-            <w:pPr>
-              <w:jc w:val="center"/>
-            </w:pPr>
-            <w:r>
-              <w:rPr>
-                <w:color w:val="1E1E1E"/>
-                <w:sz w:val="17"/>
-              </w:rPr>
-              <w:t>MIT</w:t>
-            </w:r>
-          </w:p>
-        </w:tc>
-        <w:tc>
-          <w:tcPr>
-            <w:tcW w:type="dxa" w:w="4176"/>
-            <w:shd w:fill="F7F9FB"/>
-            <w:tcMar>
-              <w:top w:w="65" w:type="dxa"/>
-              <w:bottom w:w="65" w:type="dxa"/>
-              <w:left w:w="65" w:type="dxa"/>
-              <w:right w:w="65" w:type="dxa"/>
-            </w:tcMar>
-          </w:tcPr>
-          <w:p>
-            <w:r>
-              <w:rPr>
-                <w:color w:val="1E1E1E"/>
-                <w:sz w:val="17"/>
-              </w:rPr>
-              <w:t>Hiển thị công thức Toán, phương trình Hóa học và ký hiệu Vật lý rõ nét giống sách giáo khoa.</w:t>
-            </w:r>
-          </w:p>
-        </w:tc>
-      </w:tr>
-      <w:tr>
-        <w:tc>
-          <w:tcPr>
-            <w:tcW w:type="dxa" w:w="576"/>
-            <w:shd w:fill="FFFFFF"/>
-            <w:tcMar>
-              <w:top w:w="65" w:type="dxa"/>
-              <w:bottom w:w="65" w:type="dxa"/>
-              <w:left w:w="65" w:type="dxa"/>
-              <w:right w:w="65" w:type="dxa"/>
-            </w:tcMar>
-          </w:tcPr>
-          <w:p>
-            <w:pPr>
-              <w:jc w:val="center"/>
-            </w:pPr>
-            <w:r>
-              <w:rPr>
-                <w:color w:val="1E1E1E"/>
-                <w:sz w:val="17"/>
-              </w:rPr>
-              <w:t>9</w:t>
-            </w:r>
-          </w:p>
-        </w:tc>
-        <w:tc>
-          <w:tcPr>
-            <w:tcW w:type="dxa" w:w="2592"/>
-            <w:shd w:fill="FFFFFF"/>
-            <w:tcMar>
-              <w:top w:w="65" w:type="dxa"/>
-              <w:bottom w:w="65" w:type="dxa"/>
-              <w:left w:w="65" w:type="dxa"/>
-              <w:right w:w="65" w:type="dxa"/>
-            </w:tcMar>
-          </w:tcPr>
-          <w:p>
-            <w:r>
-              <w:rPr>
-                <w:color w:val="1E1E1E"/>
-                <w:sz w:val="17"/>
-              </w:rPr>
-              <w:t>Mathjs</w:t>
-            </w:r>
-          </w:p>
-        </w:tc>
-        <w:tc>
-          <w:tcPr>
-            <w:tcW w:type="dxa" w:w="1296"/>
-            <w:shd w:fill="FFFFFF"/>
-            <w:tcMar>
-              <w:top w:w="65" w:type="dxa"/>
-              <w:bottom w:w="65" w:type="dxa"/>
-              <w:left w:w="65" w:type="dxa"/>
-              <w:right w:w="65" w:type="dxa"/>
-            </w:tcMar>
-          </w:tcPr>
-          <w:p>
-            <w:pPr>
-              <w:jc w:val="center"/>
-            </w:pPr>
-            <w:r>
-              <w:rPr>
-                <w:color w:val="1E1E1E"/>
-                <w:sz w:val="17"/>
-              </w:rPr>
-              <w:t>15.2.0</w:t>
-            </w:r>
-          </w:p>
-        </w:tc>
-        <w:tc>
-          <w:tcPr>
-            <w:tcW w:type="dxa" w:w="1440"/>
-            <w:shd w:fill="FFFFFF"/>
-            <w:tcMar>
-              <w:top w:w="65" w:type="dxa"/>
-              <w:bottom w:w="65" w:type="dxa"/>
-              <w:left w:w="65" w:type="dxa"/>
-              <w:right w:w="65" w:type="dxa"/>
-            </w:tcMar>
-          </w:tcPr>
-          <w:p>
-            <w:pPr>
-              <w:jc w:val="center"/>
-            </w:pPr>
-            <w:r>
-              <w:rPr>
-                <w:color w:val="1E1E1E"/>
-                <w:sz w:val="17"/>
-              </w:rPr>
-              <w:t>Apache 2.0</w:t>
-            </w:r>
-          </w:p>
-        </w:tc>
-        <w:tc>
-          <w:tcPr>
-            <w:tcW w:type="dxa" w:w="4176"/>
-            <w:shd w:fill="FFFFFF"/>
-            <w:tcMar>
-              <w:top w:w="65" w:type="dxa"/>
-              <w:bottom w:w="65" w:type="dxa"/>
-              <w:left w:w="65" w:type="dxa"/>
-              <w:right w:w="65" w:type="dxa"/>
-            </w:tcMar>
-          </w:tcPr>
-          <w:p>
-            <w:r>
-              <w:rPr>
-                <w:color w:val="1E1E1E"/>
-                <w:sz w:val="17"/>
-              </w:rPr>
-              <w:t>Thư viện tính toán các công thức toán học, tọa độ và ma trận không gian.</w:t>
-            </w:r>
-          </w:p>
-        </w:tc>
-      </w:tr>
-      <w:tr>
-        <w:tc>
-          <w:tcPr>
-            <w:tcW w:type="dxa" w:w="576"/>
-            <w:shd w:fill="F7F9FB"/>
-            <w:tcMar>
-              <w:top w:w="65" w:type="dxa"/>
-              <w:bottom w:w="65" w:type="dxa"/>
-              <w:left w:w="65" w:type="dxa"/>
-              <w:right w:w="65" w:type="dxa"/>
-            </w:tcMar>
-          </w:tcPr>
-          <w:p>
-            <w:pPr>
-              <w:jc w:val="center"/>
-            </w:pPr>
-            <w:r>
-              <w:rPr>
-                <w:color w:val="1E1E1E"/>
-                <w:sz w:val="17"/>
-              </w:rPr>
-              <w:t>10</w:t>
-            </w:r>
-          </w:p>
-        </w:tc>
-        <w:tc>
-          <w:tcPr>
-            <w:tcW w:type="dxa" w:w="2592"/>
-            <w:shd w:fill="F7F9FB"/>
-            <w:tcMar>
-              <w:top w:w="65" w:type="dxa"/>
-              <w:bottom w:w="65" w:type="dxa"/>
-              <w:left w:w="65" w:type="dxa"/>
-              <w:right w:w="65" w:type="dxa"/>
-            </w:tcMar>
-          </w:tcPr>
-          <w:p>
-            <w:r>
-              <w:rPr>
-                <w:color w:val="1E1E1E"/>
-                <w:sz w:val="17"/>
-              </w:rPr>
-              <w:t>Tailwind CSS</w:t>
-            </w:r>
-          </w:p>
-        </w:tc>
-        <w:tc>
-          <w:tcPr>
-            <w:tcW w:type="dxa" w:w="1296"/>
-            <w:shd w:fill="F7F9FB"/>
-            <w:tcMar>
-              <w:top w:w="65" w:type="dxa"/>
-              <w:bottom w:w="65" w:type="dxa"/>
-              <w:left w:w="65" w:type="dxa"/>
-              <w:right w:w="65" w:type="dxa"/>
-            </w:tcMar>
-          </w:tcPr>
-          <w:p>
-            <w:pPr>
-              <w:jc w:val="center"/>
-            </w:pPr>
-            <w:r>
-              <w:rPr>
-                <w:color w:val="1E1E1E"/>
-                <w:sz w:val="17"/>
-              </w:rPr>
-              <w:t>4.0.0</w:t>
-            </w:r>
-          </w:p>
-        </w:tc>
-        <w:tc>
-          <w:tcPr>
-            <w:tcW w:type="dxa" w:w="1440"/>
-            <w:shd w:fill="F7F9FB"/>
-            <w:tcMar>
-              <w:top w:w="65" w:type="dxa"/>
-              <w:bottom w:w="65" w:type="dxa"/>
-              <w:left w:w="65" w:type="dxa"/>
-              <w:right w:w="65" w:type="dxa"/>
-            </w:tcMar>
-          </w:tcPr>
-          <w:p>
-            <w:pPr>
-              <w:jc w:val="center"/>
-            </w:pPr>
-            <w:r>
-              <w:rPr>
-                <w:color w:val="1E1E1E"/>
-                <w:sz w:val="17"/>
-              </w:rPr>
-              <w:t>MIT</w:t>
-            </w:r>
-          </w:p>
-        </w:tc>
-        <w:tc>
-          <w:tcPr>
-            <w:tcW w:type="dxa" w:w="4176"/>
-            <w:shd w:fill="F7F9FB"/>
-            <w:tcMar>
-              <w:top w:w="65" w:type="dxa"/>
-              <w:bottom w:w="65" w:type="dxa"/>
-              <w:left w:w="65" w:type="dxa"/>
-              <w:right w:w="65" w:type="dxa"/>
-            </w:tcMar>
-          </w:tcPr>
-          <w:p>
-            <w:r>
-              <w:rPr>
-                <w:color w:val="1E1E1E"/>
-                <w:sz w:val="17"/>
-              </w:rPr>
-              <w:t>Tạo phong cách thiết kế màu sắc hiện đại cho phòng thí nghiệm khoa học, đẹp trên cả điện thoại và máy tính.</w:t>
-            </w:r>
-          </w:p>
-        </w:tc>
-      </w:tr>
-      <w:tr>
-        <w:tc>
-          <w:tcPr>
-            <w:tcW w:type="dxa" w:w="576"/>
-            <w:shd w:fill="FFFFFF"/>
-            <w:tcMar>
-              <w:top w:w="65" w:type="dxa"/>
-              <w:bottom w:w="65" w:type="dxa"/>
-              <w:left w:w="65" w:type="dxa"/>
-              <w:right w:w="65" w:type="dxa"/>
-            </w:tcMar>
-          </w:tcPr>
-          <w:p>
-            <w:pPr>
-              <w:jc w:val="center"/>
-            </w:pPr>
-            <w:r>
-              <w:rPr>
-                <w:color w:val="1E1E1E"/>
-                <w:sz w:val="17"/>
-              </w:rPr>
-              <w:t>11</w:t>
-            </w:r>
-          </w:p>
-        </w:tc>
-        <w:tc>
-          <w:tcPr>
-            <w:tcW w:type="dxa" w:w="2592"/>
-            <w:shd w:fill="FFFFFF"/>
-            <w:tcMar>
-              <w:top w:w="65" w:type="dxa"/>
-              <w:bottom w:w="65" w:type="dxa"/>
-              <w:left w:w="65" w:type="dxa"/>
-              <w:right w:w="65" w:type="dxa"/>
-            </w:tcMar>
-          </w:tcPr>
-          <w:p>
-            <w:r>
-              <w:rPr>
-                <w:color w:val="1E1E1E"/>
-                <w:sz w:val="17"/>
-              </w:rPr>
-              <w:t>Framer Motion</w:t>
-            </w:r>
-          </w:p>
-        </w:tc>
-        <w:tc>
-          <w:tcPr>
-            <w:tcW w:type="dxa" w:w="1296"/>
-            <w:shd w:fill="FFFFFF"/>
-            <w:tcMar>
-              <w:top w:w="65" w:type="dxa"/>
-              <w:bottom w:w="65" w:type="dxa"/>
-              <w:left w:w="65" w:type="dxa"/>
-              <w:right w:w="65" w:type="dxa"/>
-            </w:tcMar>
-          </w:tcPr>
-          <w:p>
-            <w:pPr>
-              <w:jc w:val="center"/>
-            </w:pPr>
-            <w:r>
-              <w:rPr>
-                <w:color w:val="1E1E1E"/>
-                <w:sz w:val="17"/>
-              </w:rPr>
-              <w:t>12.39.0</w:t>
-            </w:r>
-          </w:p>
-        </w:tc>
-        <w:tc>
-          <w:tcPr>
-            <w:tcW w:type="dxa" w:w="1440"/>
-            <w:shd w:fill="FFFFFF"/>
-            <w:tcMar>
-              <w:top w:w="65" w:type="dxa"/>
-              <w:bottom w:w="65" w:type="dxa"/>
-              <w:left w:w="65" w:type="dxa"/>
-              <w:right w:w="65" w:type="dxa"/>
-            </w:tcMar>
-          </w:tcPr>
-          <w:p>
-            <w:pPr>
-              <w:jc w:val="center"/>
-            </w:pPr>
-            <w:r>
-              <w:rPr>
-                <w:color w:val="1E1E1E"/>
-                <w:sz w:val="17"/>
-              </w:rPr>
-              <w:t>MIT</w:t>
-            </w:r>
-          </w:p>
-        </w:tc>
-        <w:tc>
-          <w:tcPr>
-            <w:tcW w:type="dxa" w:w="4176"/>
-            <w:shd w:fill="FFFFFF"/>
-            <w:tcMar>
-              <w:top w:w="65" w:type="dxa"/>
-              <w:bottom w:w="65" w:type="dxa"/>
-              <w:left w:w="65" w:type="dxa"/>
-              <w:right w:w="65" w:type="dxa"/>
-            </w:tcMar>
-          </w:tcPr>
-          <w:p>
-            <w:r>
-              <w:rPr>
-                <w:color w:val="1E1E1E"/>
-                <w:sz w:val="17"/>
-              </w:rPr>
-              <w:t>Tạo hiệu ứng đóng mở cửa sổ và chuyển trang nhẹ nhàng, sinh động.</w:t>
-            </w:r>
-          </w:p>
-        </w:tc>
-      </w:tr>
-      <w:tr>
-        <w:tc>
-          <w:tcPr>
-            <w:tcW w:type="dxa" w:w="576"/>
-            <w:shd w:fill="F7F9FB"/>
-            <w:tcMar>
-              <w:top w:w="65" w:type="dxa"/>
-              <w:bottom w:w="65" w:type="dxa"/>
-              <w:left w:w="65" w:type="dxa"/>
-              <w:right w:w="65" w:type="dxa"/>
-            </w:tcMar>
-          </w:tcPr>
-          <w:p>
-            <w:pPr>
-              <w:jc w:val="center"/>
-            </w:pPr>
-            <w:r>
-              <w:rPr>
-                <w:color w:val="1E1E1E"/>
-                <w:sz w:val="17"/>
-              </w:rPr>
-              <w:t>12</w:t>
-            </w:r>
-          </w:p>
-        </w:tc>
-        <w:tc>
-          <w:tcPr>
-            <w:tcW w:type="dxa" w:w="2592"/>
-            <w:shd w:fill="F7F9FB"/>
-            <w:tcMar>
-              <w:top w:w="65" w:type="dxa"/>
-              <w:bottom w:w="65" w:type="dxa"/>
-              <w:left w:w="65" w:type="dxa"/>
-              <w:right w:w="65" w:type="dxa"/>
-            </w:tcMar>
-          </w:tcPr>
-          <w:p>
-            <w:r>
-              <w:rPr>
-                <w:color w:val="1E1E1E"/>
-                <w:sz w:val="17"/>
-              </w:rPr>
-              <w:t>Lucide React</w:t>
-            </w:r>
-          </w:p>
-        </w:tc>
-        <w:tc>
-          <w:tcPr>
-            <w:tcW w:type="dxa" w:w="1296"/>
-            <w:shd w:fill="F7F9FB"/>
-            <w:tcMar>
-              <w:top w:w="65" w:type="dxa"/>
-              <w:bottom w:w="65" w:type="dxa"/>
-              <w:left w:w="65" w:type="dxa"/>
-              <w:right w:w="65" w:type="dxa"/>
-            </w:tcMar>
-          </w:tcPr>
-          <w:p>
-            <w:pPr>
-              <w:jc w:val="center"/>
-            </w:pPr>
-            <w:r>
-              <w:rPr>
-                <w:color w:val="1E1E1E"/>
-                <w:sz w:val="17"/>
-              </w:rPr>
-              <w:t>1.16.0</w:t>
-            </w:r>
-          </w:p>
-        </w:tc>
-        <w:tc>
-          <w:tcPr>
-            <w:tcW w:type="dxa" w:w="1440"/>
-            <w:shd w:fill="F7F9FB"/>
-            <w:tcMar>
-              <w:top w:w="65" w:type="dxa"/>
-              <w:bottom w:w="65" w:type="dxa"/>
-              <w:left w:w="65" w:type="dxa"/>
-              <w:right w:w="65" w:type="dxa"/>
-            </w:tcMar>
-          </w:tcPr>
-          <w:p>
-            <w:pPr>
-              <w:jc w:val="center"/>
-            </w:pPr>
-            <w:r>
-              <w:rPr>
-                <w:color w:val="1E1E1E"/>
-                <w:sz w:val="17"/>
-              </w:rPr>
-              <w:t>ISC</w:t>
-            </w:r>
-          </w:p>
-        </w:tc>
-        <w:tc>
-          <w:tcPr>
-            <w:tcW w:type="dxa" w:w="4176"/>
-            <w:shd w:fill="F7F9FB"/>
-            <w:tcMar>
-              <w:top w:w="65" w:type="dxa"/>
-              <w:bottom w:w="65" w:type="dxa"/>
-              <w:left w:w="65" w:type="dxa"/>
-              <w:right w:w="65" w:type="dxa"/>
-            </w:tcMar>
-          </w:tcPr>
-          <w:p>
-            <w:r>
-              <w:rPr>
-                <w:color w:val="1E1E1E"/>
-                <w:sz w:val="17"/>
-              </w:rPr>
-              <w:t>Cung cấp các biểu tượng đồ họa khoa học và giáo dục trên thanh menu của trang web.</w:t>
-            </w:r>
-          </w:p>
-        </w:tc>
-      </w:tr>
-      <w:tr>
-        <w:tc>
-          <w:tcPr>
-            <w:tcW w:type="dxa" w:w="576"/>
-            <w:shd w:fill="FFFFFF"/>
-            <w:tcMar>
-              <w:top w:w="65" w:type="dxa"/>
-              <w:bottom w:w="65" w:type="dxa"/>
-              <w:left w:w="65" w:type="dxa"/>
-              <w:right w:w="65" w:type="dxa"/>
-            </w:tcMar>
-          </w:tcPr>
-          <w:p>
-            <w:pPr>
-              <w:jc w:val="center"/>
-            </w:pPr>
-            <w:r>
-              <w:rPr>
-                <w:color w:val="1E1E1E"/>
-                <w:sz w:val="17"/>
-              </w:rPr>
-              <w:t>13</w:t>
-            </w:r>
-          </w:p>
-        </w:tc>
-        <w:tc>
-          <w:tcPr>
-            <w:tcW w:type="dxa" w:w="2592"/>
-            <w:shd w:fill="FFFFFF"/>
-            <w:tcMar>
-              <w:top w:w="65" w:type="dxa"/>
-              <w:bottom w:w="65" w:type="dxa"/>
-              <w:left w:w="65" w:type="dxa"/>
-              <w:right w:w="65" w:type="dxa"/>
-            </w:tcMar>
-          </w:tcPr>
-          <w:p>
-            <w:r>
-              <w:rPr>
-                <w:color w:val="1E1E1E"/>
-                <w:sz w:val="17"/>
-              </w:rPr>
-              <w:t>Firebase SDK</w:t>
-            </w:r>
-          </w:p>
-        </w:tc>
-        <w:tc>
-          <w:tcPr>
-            <w:tcW w:type="dxa" w:w="1296"/>
-            <w:shd w:fill="FFFFFF"/>
-            <w:tcMar>
-              <w:top w:w="65" w:type="dxa"/>
-              <w:bottom w:w="65" w:type="dxa"/>
-              <w:left w:w="65" w:type="dxa"/>
-              <w:right w:w="65" w:type="dxa"/>
-            </w:tcMar>
-          </w:tcPr>
-          <w:p>
-            <w:pPr>
-              <w:jc w:val="center"/>
-            </w:pPr>
-            <w:r>
-              <w:rPr>
-                <w:color w:val="1E1E1E"/>
-                <w:sz w:val="17"/>
-              </w:rPr>
-              <w:t>12.13.0</w:t>
-            </w:r>
-          </w:p>
-        </w:tc>
-        <w:tc>
-          <w:tcPr>
-            <w:tcW w:type="dxa" w:w="1440"/>
-            <w:shd w:fill="FFFFFF"/>
-            <w:tcMar>
-              <w:top w:w="65" w:type="dxa"/>
-              <w:bottom w:w="65" w:type="dxa"/>
-              <w:left w:w="65" w:type="dxa"/>
-              <w:right w:w="65" w:type="dxa"/>
-            </w:tcMar>
-          </w:tcPr>
-          <w:p>
-            <w:pPr>
-              <w:jc w:val="center"/>
-            </w:pPr>
-            <w:r>
-              <w:rPr>
-                <w:color w:val="1E1E1E"/>
-                <w:sz w:val="17"/>
-              </w:rPr>
-              <w:t>Apache 2.0</w:t>
-            </w:r>
-          </w:p>
-        </w:tc>
-        <w:tc>
-          <w:tcPr>
-            <w:tcW w:type="dxa" w:w="4176"/>
-            <w:shd w:fill="FFFFFF"/>
-            <w:tcMar>
-              <w:top w:w="65" w:type="dxa"/>
-              <w:bottom w:w="65" w:type="dxa"/>
-              <w:left w:w="65" w:type="dxa"/>
-              <w:right w:w="65" w:type="dxa"/>
-            </w:tcMar>
-          </w:tcPr>
-          <w:p>
-            <w:r>
-              <w:rPr>
-                <w:color w:val="1E1E1E"/>
-                <w:sz w:val="17"/>
-              </w:rPr>
-              <w:t>Kết nối trang web với cơ sở dữ liệu thời gian thực của Google để lưu điểm và xếp hạng.</w:t>
-            </w:r>
-          </w:p>
-        </w:tc>
-      </w:tr>
-      <w:tr>
-        <w:tc>
-          <w:tcPr>
-            <w:tcW w:type="dxa" w:w="576"/>
-            <w:shd w:fill="F7F9FB"/>
-            <w:tcMar>
-              <w:top w:w="65" w:type="dxa"/>
-              <w:bottom w:w="65" w:type="dxa"/>
-              <w:left w:w="65" w:type="dxa"/>
-              <w:right w:w="65" w:type="dxa"/>
-            </w:tcMar>
-          </w:tcPr>
-          <w:p>
-            <w:pPr>
-              <w:jc w:val="center"/>
-            </w:pPr>
-            <w:r>
-              <w:rPr>
-                <w:color w:val="1E1E1E"/>
-                <w:sz w:val="17"/>
-              </w:rPr>
-              <w:t>14</w:t>
-            </w:r>
-          </w:p>
-        </w:tc>
-        <w:tc>
-          <w:tcPr>
-            <w:tcW w:type="dxa" w:w="2592"/>
-            <w:shd w:fill="F7F9FB"/>
-            <w:tcMar>
-              <w:top w:w="65" w:type="dxa"/>
-              <w:bottom w:w="65" w:type="dxa"/>
-              <w:left w:w="65" w:type="dxa"/>
-              <w:right w:w="65" w:type="dxa"/>
-            </w:tcMar>
-          </w:tcPr>
-          <w:p>
-            <w:r>
-              <w:rPr>
-                <w:color w:val="1E1E1E"/>
-                <w:sz w:val="17"/>
-              </w:rPr>
-              <w:t>Zustand</w:t>
-            </w:r>
-          </w:p>
-        </w:tc>
-        <w:tc>
-          <w:tcPr>
-            <w:tcW w:type="dxa" w:w="1296"/>
-            <w:shd w:fill="F7F9FB"/>
-            <w:tcMar>
-              <w:top w:w="65" w:type="dxa"/>
-              <w:bottom w:w="65" w:type="dxa"/>
-              <w:left w:w="65" w:type="dxa"/>
-              <w:right w:w="65" w:type="dxa"/>
-            </w:tcMar>
-          </w:tcPr>
-          <w:p>
-            <w:pPr>
-              <w:jc w:val="center"/>
-            </w:pPr>
-            <w:r>
-              <w:rPr>
-                <w:color w:val="1E1E1E"/>
-                <w:sz w:val="17"/>
-              </w:rPr>
-              <w:t>5.0.13</w:t>
-            </w:r>
-          </w:p>
-        </w:tc>
-        <w:tc>
-          <w:tcPr>
-            <w:tcW w:type="dxa" w:w="1440"/>
-            <w:shd w:fill="F7F9FB"/>
-            <w:tcMar>
-              <w:top w:w="65" w:type="dxa"/>
-              <w:bottom w:w="65" w:type="dxa"/>
-              <w:left w:w="65" w:type="dxa"/>
-              <w:right w:w="65" w:type="dxa"/>
-            </w:tcMar>
-          </w:tcPr>
-          <w:p>
-            <w:pPr>
-              <w:jc w:val="center"/>
-            </w:pPr>
-            <w:r>
-              <w:rPr>
-                <w:color w:val="1E1E1E"/>
-                <w:sz w:val="17"/>
-              </w:rPr>
-              <w:t>MIT</w:t>
-            </w:r>
-          </w:p>
-        </w:tc>
-        <w:tc>
-          <w:tcPr>
-            <w:tcW w:type="dxa" w:w="4176"/>
-            <w:shd w:fill="F7F9FB"/>
-            <w:tcMar>
-              <w:top w:w="65" w:type="dxa"/>
-              <w:bottom w:w="65" w:type="dxa"/>
-              <w:left w:w="65" w:type="dxa"/>
-              <w:right w:w="65" w:type="dxa"/>
-            </w:tcMar>
-          </w:tcPr>
-          <w:p>
-            <w:r>
-              <w:rPr>
-                <w:color w:val="1E1E1E"/>
-                <w:sz w:val="17"/>
-              </w:rPr>
-              <w:t>Quản lý điểm số tạm thời và trạng thái trận đấu nhanh chóng trong Đấu trường 1 đấu 1.</w:t>
-            </w:r>
-          </w:p>
-        </w:tc>
-      </w:tr>
-      <w:tr>
-        <w:tc>
-          <w:tcPr>
-            <w:tcW w:type="dxa" w:w="576"/>
-            <w:shd w:fill="FFFFFF"/>
-            <w:tcMar>
-              <w:top w:w="65" w:type="dxa"/>
-              <w:bottom w:w="65" w:type="dxa"/>
-              <w:left w:w="65" w:type="dxa"/>
-              <w:right w:w="65" w:type="dxa"/>
-            </w:tcMar>
-          </w:tcPr>
-          <w:p>
-            <w:pPr>
-              <w:jc w:val="center"/>
-            </w:pPr>
-            <w:r>
-              <w:rPr>
-                <w:color w:val="1E1E1E"/>
-                <w:sz w:val="17"/>
-              </w:rPr>
-              <w:t>15</w:t>
-            </w:r>
-          </w:p>
-        </w:tc>
-        <w:tc>
-          <w:tcPr>
-            <w:tcW w:type="dxa" w:w="2592"/>
-            <w:shd w:fill="FFFFFF"/>
-            <w:tcMar>
-              <w:top w:w="65" w:type="dxa"/>
-              <w:bottom w:w="65" w:type="dxa"/>
-              <w:left w:w="65" w:type="dxa"/>
-              <w:right w:w="65" w:type="dxa"/>
-            </w:tcMar>
-          </w:tcPr>
-          <w:p>
-            <w:r>
-              <w:rPr>
-                <w:color w:val="1E1E1E"/>
-                <w:sz w:val="17"/>
-              </w:rPr>
-              <w:t>Leva</w:t>
-            </w:r>
-          </w:p>
-        </w:tc>
-        <w:tc>
-          <w:tcPr>
-            <w:tcW w:type="dxa" w:w="1296"/>
-            <w:shd w:fill="FFFFFF"/>
-            <w:tcMar>
-              <w:top w:w="65" w:type="dxa"/>
-              <w:bottom w:w="65" w:type="dxa"/>
-              <w:left w:w="65" w:type="dxa"/>
-              <w:right w:w="65" w:type="dxa"/>
-            </w:tcMar>
-          </w:tcPr>
-          <w:p>
-            <w:pPr>
-              <w:jc w:val="center"/>
-            </w:pPr>
-            <w:r>
-              <w:rPr>
-                <w:color w:val="1E1E1E"/>
-                <w:sz w:val="17"/>
-              </w:rPr>
-              <w:t>0.10.1</w:t>
-            </w:r>
-          </w:p>
-        </w:tc>
-        <w:tc>
-          <w:tcPr>
-            <w:tcW w:type="dxa" w:w="1440"/>
-            <w:shd w:fill="FFFFFF"/>
-            <w:tcMar>
-              <w:top w:w="65" w:type="dxa"/>
-              <w:bottom w:w="65" w:type="dxa"/>
-              <w:left w:w="65" w:type="dxa"/>
-              <w:right w:w="65" w:type="dxa"/>
-            </w:tcMar>
-          </w:tcPr>
-          <w:p>
-            <w:pPr>
-              <w:jc w:val="center"/>
-            </w:pPr>
-            <w:r>
-              <w:rPr>
-                <w:color w:val="1E1E1E"/>
-                <w:sz w:val="17"/>
-              </w:rPr>
-              <w:t>MIT</w:t>
-            </w:r>
-          </w:p>
-        </w:tc>
-        <w:tc>
-          <w:tcPr>
-            <w:tcW w:type="dxa" w:w="4176"/>
-            <w:shd w:fill="FFFFFF"/>
-            <w:tcMar>
-              <w:top w:w="65" w:type="dxa"/>
-              <w:bottom w:w="65" w:type="dxa"/>
-              <w:left w:w="65" w:type="dxa"/>
-              <w:right w:w="65" w:type="dxa"/>
-            </w:tcMar>
-          </w:tcPr>
-          <w:p>
-            <w:r>
-              <w:rPr>
-                <w:color w:val="1E1E1E"/>
-                <w:sz w:val="17"/>
-              </w:rPr>
-              <w:t>Bảng điều khiển cho phép học sinh tự chỉnh kích thước hình 3D và thông số thí nghiệm.</w:t>
-            </w:r>
-          </w:p>
-        </w:tc>
-      </w:tr>
-      <w:tr>
-        <w:tc>
-          <w:tcPr>
-            <w:tcW w:type="dxa" w:w="576"/>
-            <w:shd w:fill="F7F9FB"/>
-            <w:tcMar>
-              <w:top w:w="65" w:type="dxa"/>
-              <w:bottom w:w="65" w:type="dxa"/>
-              <w:left w:w="65" w:type="dxa"/>
-              <w:right w:w="65" w:type="dxa"/>
-            </w:tcMar>
-          </w:tcPr>
-          <w:p>
-            <w:pPr>
-              <w:jc w:val="center"/>
-            </w:pPr>
-            <w:r>
-              <w:rPr>
-                <w:color w:val="1E1E1E"/>
-                <w:sz w:val="17"/>
-              </w:rPr>
-              <w:t>16</w:t>
-            </w:r>
-          </w:p>
-        </w:tc>
-        <w:tc>
-          <w:tcPr>
-            <w:tcW w:type="dxa" w:w="2592"/>
-            <w:shd w:fill="F7F9FB"/>
-            <w:tcMar>
-              <w:top w:w="65" w:type="dxa"/>
-              <w:bottom w:w="65" w:type="dxa"/>
-              <w:left w:w="65" w:type="dxa"/>
-              <w:right w:w="65" w:type="dxa"/>
-            </w:tcMar>
-          </w:tcPr>
-          <w:p>
-            <w:r>
-              <w:rPr>
-                <w:color w:val="1E1E1E"/>
-                <w:sz w:val="17"/>
-              </w:rPr>
-              <w:t>Canvas Confetti</w:t>
-            </w:r>
-          </w:p>
-        </w:tc>
-        <w:tc>
-          <w:tcPr>
-            <w:tcW w:type="dxa" w:w="1296"/>
-            <w:shd w:fill="F7F9FB"/>
-            <w:tcMar>
-              <w:top w:w="65" w:type="dxa"/>
-              <w:bottom w:w="65" w:type="dxa"/>
-              <w:left w:w="65" w:type="dxa"/>
-              <w:right w:w="65" w:type="dxa"/>
-            </w:tcMar>
-          </w:tcPr>
-          <w:p>
-            <w:pPr>
-              <w:jc w:val="center"/>
-            </w:pPr>
-            <w:r>
-              <w:rPr>
-                <w:color w:val="1E1E1E"/>
-                <w:sz w:val="17"/>
-              </w:rPr>
-              <w:t>1.9.4</w:t>
-            </w:r>
-          </w:p>
-        </w:tc>
-        <w:tc>
-          <w:tcPr>
-            <w:tcW w:type="dxa" w:w="1440"/>
-            <w:shd w:fill="F7F9FB"/>
-            <w:tcMar>
-              <w:top w:w="65" w:type="dxa"/>
-              <w:bottom w:w="65" w:type="dxa"/>
-              <w:left w:w="65" w:type="dxa"/>
-              <w:right w:w="65" w:type="dxa"/>
-            </w:tcMar>
-          </w:tcPr>
-          <w:p>
-            <w:pPr>
-              <w:jc w:val="center"/>
-            </w:pPr>
-            <w:r>
-              <w:rPr>
-                <w:color w:val="1E1E1E"/>
-                <w:sz w:val="17"/>
-              </w:rPr>
-              <w:t>MIT</w:t>
-            </w:r>
-          </w:p>
-        </w:tc>
-        <w:tc>
-          <w:tcPr>
-            <w:tcW w:type="dxa" w:w="4176"/>
-            <w:shd w:fill="F7F9FB"/>
-            <w:tcMar>
-              <w:top w:w="65" w:type="dxa"/>
-              <w:bottom w:w="65" w:type="dxa"/>
-              <w:left w:w="65" w:type="dxa"/>
-              <w:right w:w="65" w:type="dxa"/>
-            </w:tcMar>
-          </w:tcPr>
-          <w:p>
-            <w:r>
-              <w:rPr>
-                <w:color w:val="1E1E1E"/>
-                <w:sz w:val="17"/>
-              </w:rPr>
-              <w:t>Tạo hiệu ứng pháo hoa chúc mừng khi học sinh làm đúng bài tập hoặc thắng trận đấu.</w:t>
-            </w:r>
-          </w:p>
-        </w:tc>
-      </w:tr>
-      <w:tr>
-        <w:tc>
-          <w:tcPr>
-            <w:tcW w:type="dxa" w:w="576"/>
-            <w:shd w:fill="FFFFFF"/>
-            <w:tcMar>
-              <w:top w:w="65" w:type="dxa"/>
-              <w:bottom w:w="65" w:type="dxa"/>
-              <w:left w:w="65" w:type="dxa"/>
-              <w:right w:w="65" w:type="dxa"/>
-            </w:tcMar>
-          </w:tcPr>
-          <w:p>
-            <w:pPr>
-              <w:jc w:val="center"/>
-            </w:pPr>
-            <w:r>
-              <w:rPr>
-                <w:color w:val="1E1E1E"/>
-                <w:sz w:val="17"/>
-              </w:rPr>
-              <w:t>17</w:t>
-            </w:r>
-          </w:p>
-        </w:tc>
-        <w:tc>
-          <w:tcPr>
-            <w:tcW w:type="dxa" w:w="2592"/>
-            <w:shd w:fill="FFFFFF"/>
-            <w:tcMar>
-              <w:top w:w="65" w:type="dxa"/>
-              <w:bottom w:w="65" w:type="dxa"/>
-              <w:left w:w="65" w:type="dxa"/>
-              <w:right w:w="65" w:type="dxa"/>
-            </w:tcMar>
-          </w:tcPr>
-          <w:p>
-            <w:r>
-              <w:rPr>
-                <w:color w:val="1E1E1E"/>
-                <w:sz w:val="17"/>
-              </w:rPr>
-              <w:t>SheetJS XLSX</w:t>
-            </w:r>
-          </w:p>
-        </w:tc>
-        <w:tc>
-          <w:tcPr>
-            <w:tcW w:type="dxa" w:w="1296"/>
-            <w:shd w:fill="FFFFFF"/>
-            <w:tcMar>
-              <w:top w:w="65" w:type="dxa"/>
-              <w:bottom w:w="65" w:type="dxa"/>
-              <w:left w:w="65" w:type="dxa"/>
-              <w:right w:w="65" w:type="dxa"/>
-            </w:tcMar>
-          </w:tcPr>
-          <w:p>
-            <w:pPr>
-              <w:jc w:val="center"/>
-            </w:pPr>
-            <w:r>
-              <w:rPr>
-                <w:color w:val="1E1E1E"/>
-                <w:sz w:val="17"/>
-              </w:rPr>
-              <w:t>0.18.5</w:t>
-            </w:r>
-          </w:p>
-        </w:tc>
-        <w:tc>
-          <w:tcPr>
-            <w:tcW w:type="dxa" w:w="1440"/>
-            <w:shd w:fill="FFFFFF"/>
-            <w:tcMar>
-              <w:top w:w="65" w:type="dxa"/>
-              <w:bottom w:w="65" w:type="dxa"/>
-              <w:left w:w="65" w:type="dxa"/>
-              <w:right w:w="65" w:type="dxa"/>
-            </w:tcMar>
-          </w:tcPr>
-          <w:p>
-            <w:pPr>
-              <w:jc w:val="center"/>
-            </w:pPr>
-            <w:r>
-              <w:rPr>
-                <w:color w:val="1E1E1E"/>
-                <w:sz w:val="17"/>
-              </w:rPr>
-              <w:t>Apache 2.0</w:t>
-            </w:r>
-          </w:p>
-        </w:tc>
-        <w:tc>
-          <w:tcPr>
-            <w:tcW w:type="dxa" w:w="4176"/>
-            <w:shd w:fill="FFFFFF"/>
-            <w:tcMar>
-              <w:top w:w="65" w:type="dxa"/>
-              <w:bottom w:w="65" w:type="dxa"/>
-              <w:left w:w="65" w:type="dxa"/>
-              <w:right w:w="65" w:type="dxa"/>
-            </w:tcMar>
-          </w:tcPr>
-          <w:p>
-            <w:r>
-              <w:rPr>
-                <w:color w:val="1E1E1E"/>
-                <w:sz w:val="17"/>
-              </w:rPr>
-              <w:t>Hỗ trợ đọc và nhập danh sách câu hỏi trắc nghiệm từ bảng tính Excel vào hệ thống.</w:t>
-            </w:r>
-          </w:p>
-        </w:tc>
-      </w:tr>
-      <w:tr>
-        <w:tc>
-          <w:tcPr>
-            <w:tcW w:type="dxa" w:w="576"/>
-            <w:shd w:fill="F7F9FB"/>
-            <w:tcMar>
-              <w:top w:w="65" w:type="dxa"/>
-              <w:bottom w:w="65" w:type="dxa"/>
-              <w:left w:w="65" w:type="dxa"/>
-              <w:right w:w="65" w:type="dxa"/>
-            </w:tcMar>
-          </w:tcPr>
-          <w:p>
-            <w:pPr>
-              <w:jc w:val="center"/>
-            </w:pPr>
-            <w:r>
-              <w:rPr>
-                <w:color w:val="1E1E1E"/>
-                <w:sz w:val="17"/>
-              </w:rPr>
-              <w:t>18</w:t>
-            </w:r>
-          </w:p>
-        </w:tc>
-        <w:tc>
-          <w:tcPr>
-            <w:tcW w:type="dxa" w:w="2592"/>
-            <w:shd w:fill="F7F9FB"/>
-            <w:tcMar>
-              <w:top w:w="65" w:type="dxa"/>
-              <w:bottom w:w="65" w:type="dxa"/>
-              <w:left w:w="65" w:type="dxa"/>
-              <w:right w:w="65" w:type="dxa"/>
-            </w:tcMar>
-          </w:tcPr>
-          <w:p>
-            <w:r>
-              <w:rPr>
-                <w:color w:val="1E1E1E"/>
-                <w:sz w:val="17"/>
-              </w:rPr>
-              <w:t>Html2canvas-pro</w:t>
-            </w:r>
-          </w:p>
-        </w:tc>
-        <w:tc>
-          <w:tcPr>
-            <w:tcW w:type="dxa" w:w="1296"/>
-            <w:shd w:fill="F7F9FB"/>
-            <w:tcMar>
-              <w:top w:w="65" w:type="dxa"/>
-              <w:bottom w:w="65" w:type="dxa"/>
-              <w:left w:w="65" w:type="dxa"/>
-              <w:right w:w="65" w:type="dxa"/>
-            </w:tcMar>
-          </w:tcPr>
-          <w:p>
-            <w:pPr>
-              <w:jc w:val="center"/>
-            </w:pPr>
-            <w:r>
-              <w:rPr>
-                <w:color w:val="1E1E1E"/>
-                <w:sz w:val="17"/>
-              </w:rPr>
-              <w:t>2.0.4</w:t>
-            </w:r>
-          </w:p>
-        </w:tc>
-        <w:tc>
-          <w:tcPr>
-            <w:tcW w:type="dxa" w:w="1440"/>
-            <w:shd w:fill="F7F9FB"/>
-            <w:tcMar>
-              <w:top w:w="65" w:type="dxa"/>
-              <w:bottom w:w="65" w:type="dxa"/>
-              <w:left w:w="65" w:type="dxa"/>
-              <w:right w:w="65" w:type="dxa"/>
-            </w:tcMar>
-          </w:tcPr>
-          <w:p>
-            <w:pPr>
-              <w:jc w:val="center"/>
-            </w:pPr>
-            <w:r>
-              <w:rPr>
-                <w:color w:val="1E1E1E"/>
-                <w:sz w:val="17"/>
-              </w:rPr>
-              <w:t>MIT</w:t>
-            </w:r>
-          </w:p>
-        </w:tc>
-        <w:tc>
-          <w:tcPr>
-            <w:tcW w:type="dxa" w:w="4176"/>
-            <w:shd w:fill="F7F9FB"/>
-            <w:tcMar>
-              <w:top w:w="65" w:type="dxa"/>
-              <w:bottom w:w="65" w:type="dxa"/>
-              <w:left w:w="65" w:type="dxa"/>
-              <w:right w:w="65" w:type="dxa"/>
-            </w:tcMar>
-          </w:tcPr>
-          <w:p>
-            <w:r>
-              <w:rPr>
-                <w:color w:val="1E1E1E"/>
-                <w:sz w:val="17"/>
-              </w:rPr>
-              <w:t>Chụp ảnh màn hình để học sinh tải về Giấy chứng nhận kết quả sau mỗi tuần học.</w:t>
-            </w:r>
-          </w:p>
-        </w:tc>
-      </w:tr>
-      <w:tr>
-        <w:tc>
-          <w:tcPr>
-            <w:tcW w:type="dxa" w:w="576"/>
-            <w:shd w:fill="FFFFFF"/>
-            <w:tcMar>
-              <w:top w:w="65" w:type="dxa"/>
-              <w:bottom w:w="65" w:type="dxa"/>
-              <w:left w:w="65" w:type="dxa"/>
-              <w:right w:w="65" w:type="dxa"/>
-            </w:tcMar>
-          </w:tcPr>
-          <w:p>
-            <w:pPr>
-              <w:jc w:val="center"/>
-            </w:pPr>
-            <w:r>
-              <w:rPr>
-                <w:color w:val="1E1E1E"/>
-                <w:sz w:val="17"/>
-              </w:rPr>
-              <w:t>19</w:t>
-            </w:r>
-          </w:p>
-        </w:tc>
-        <w:tc>
-          <w:tcPr>
-            <w:tcW w:type="dxa" w:w="2592"/>
-            <w:shd w:fill="FFFFFF"/>
-            <w:tcMar>
-              <w:top w:w="65" w:type="dxa"/>
-              <w:bottom w:w="65" w:type="dxa"/>
-              <w:left w:w="65" w:type="dxa"/>
-              <w:right w:w="65" w:type="dxa"/>
-            </w:tcMar>
-          </w:tcPr>
-          <w:p>
-            <w:r>
-              <w:rPr>
-                <w:color w:val="1E1E1E"/>
-                <w:sz w:val="17"/>
-              </w:rPr>
-              <w:t>Nodemailer</w:t>
-            </w:r>
-          </w:p>
-        </w:tc>
-        <w:tc>
-          <w:tcPr>
-            <w:tcW w:type="dxa" w:w="1296"/>
-            <w:shd w:fill="FFFFFF"/>
-            <w:tcMar>
-              <w:top w:w="65" w:type="dxa"/>
-              <w:bottom w:w="65" w:type="dxa"/>
-              <w:left w:w="65" w:type="dxa"/>
-              <w:right w:w="65" w:type="dxa"/>
-            </w:tcMar>
-          </w:tcPr>
-          <w:p>
-            <w:pPr>
-              <w:jc w:val="center"/>
-            </w:pPr>
-            <w:r>
-              <w:rPr>
-                <w:color w:val="1E1E1E"/>
-                <w:sz w:val="17"/>
-              </w:rPr>
-              <w:t>9.0.5</w:t>
-            </w:r>
-          </w:p>
-        </w:tc>
-        <w:tc>
-          <w:tcPr>
-            <w:tcW w:type="dxa" w:w="1440"/>
-            <w:shd w:fill="FFFFFF"/>
-            <w:tcMar>
-              <w:top w:w="65" w:type="dxa"/>
-              <w:bottom w:w="65" w:type="dxa"/>
-              <w:left w:w="65" w:type="dxa"/>
-              <w:right w:w="65" w:type="dxa"/>
-            </w:tcMar>
-          </w:tcPr>
-          <w:p>
-            <w:pPr>
-              <w:jc w:val="center"/>
-            </w:pPr>
-            <w:r>
-              <w:rPr>
-                <w:color w:val="1E1E1E"/>
-                <w:sz w:val="17"/>
-              </w:rPr>
-              <w:t>MIT</w:t>
-            </w:r>
-          </w:p>
-        </w:tc>
-        <w:tc>
-          <w:tcPr>
-            <w:tcW w:type="dxa" w:w="4176"/>
-            <w:shd w:fill="FFFFFF"/>
-            <w:tcMar>
-              <w:top w:w="65" w:type="dxa"/>
-              <w:bottom w:w="65" w:type="dxa"/>
-              <w:left w:w="65" w:type="dxa"/>
-              <w:right w:w="65" w:type="dxa"/>
-            </w:tcMar>
-          </w:tcPr>
-          <w:p>
-            <w:r>
-              <w:rPr>
-                <w:color w:val="1E1E1E"/>
-                <w:sz w:val="17"/>
-              </w:rPr>
-              <w:t>Module gửi email tự động chứa mã xác nhận khi học sinh đăng ký tài khoản.</w:t>
-            </w:r>
-          </w:p>
-        </w:tc>
-      </w:tr>
-      <w:tr>
-        <w:tc>
-          <w:tcPr>
-            <w:tcW w:type="dxa" w:w="576"/>
-            <w:shd w:fill="F7F9FB"/>
-            <w:tcMar>
-              <w:top w:w="65" w:type="dxa"/>
-              <w:bottom w:w="65" w:type="dxa"/>
-              <w:left w:w="65" w:type="dxa"/>
-              <w:right w:w="65" w:type="dxa"/>
-            </w:tcMar>
-          </w:tcPr>
-          <w:p>
-            <w:pPr>
-              <w:jc w:val="center"/>
-            </w:pPr>
-            <w:r>
-              <w:rPr>
-                <w:color w:val="1E1E1E"/>
-                <w:sz w:val="17"/>
-              </w:rPr>
-              <w:t>20</w:t>
-            </w:r>
-          </w:p>
-        </w:tc>
-        <w:tc>
-          <w:tcPr>
-            <w:tcW w:type="dxa" w:w="2592"/>
-            <w:shd w:fill="F7F9FB"/>
-            <w:tcMar>
-              <w:top w:w="65" w:type="dxa"/>
-              <w:bottom w:w="65" w:type="dxa"/>
-              <w:left w:w="65" w:type="dxa"/>
-              <w:right w:w="65" w:type="dxa"/>
-            </w:tcMar>
-          </w:tcPr>
-          <w:p>
-            <w:r>
-              <w:rPr>
-                <w:color w:val="1E1E1E"/>
-                <w:sz w:val="17"/>
-              </w:rPr>
-              <w:t>Next Themes</w:t>
-            </w:r>
-          </w:p>
-        </w:tc>
-        <w:tc>
-          <w:tcPr>
-            <w:tcW w:type="dxa" w:w="1296"/>
-            <w:shd w:fill="F7F9FB"/>
-            <w:tcMar>
-              <w:top w:w="65" w:type="dxa"/>
-              <w:bottom w:w="65" w:type="dxa"/>
-              <w:left w:w="65" w:type="dxa"/>
-              <w:right w:w="65" w:type="dxa"/>
-            </w:tcMar>
-          </w:tcPr>
-          <w:p>
-            <w:pPr>
-              <w:jc w:val="center"/>
-            </w:pPr>
-            <w:r>
-              <w:rPr>
-                <w:color w:val="1E1E1E"/>
-                <w:sz w:val="17"/>
-              </w:rPr>
-              <w:t>0.4.6</w:t>
-            </w:r>
-          </w:p>
-        </w:tc>
-        <w:tc>
-          <w:tcPr>
-            <w:tcW w:type="dxa" w:w="1440"/>
-            <w:shd w:fill="F7F9FB"/>
-            <w:tcMar>
-              <w:top w:w="65" w:type="dxa"/>
-              <w:bottom w:w="65" w:type="dxa"/>
-              <w:left w:w="65" w:type="dxa"/>
-              <w:right w:w="65" w:type="dxa"/>
-            </w:tcMar>
-          </w:tcPr>
-          <w:p>
-            <w:pPr>
-              <w:jc w:val="center"/>
-            </w:pPr>
-            <w:r>
-              <w:rPr>
-                <w:color w:val="1E1E1E"/>
-                <w:sz w:val="17"/>
-              </w:rPr>
-              <w:t>MIT</w:t>
-            </w:r>
-          </w:p>
-        </w:tc>
-        <w:tc>
-          <w:tcPr>
-            <w:tcW w:type="dxa" w:w="4176"/>
-            <w:shd w:fill="F7F9FB"/>
-            <w:tcMar>
-              <w:top w:w="65" w:type="dxa"/>
-              <w:bottom w:w="65" w:type="dxa"/>
-              <w:left w:w="65" w:type="dxa"/>
-              <w:right w:w="65" w:type="dxa"/>
-            </w:tcMar>
-          </w:tcPr>
-          <w:p>
-            <w:r>
-              <w:rPr>
-                <w:color w:val="1E1E1E"/>
-                <w:sz w:val="17"/>
-              </w:rPr>
-              <w:t>Hỗ trợ học sinh chuyển đổi giữa chế độ nền sáng và nền tối để không mỏi mắt khi học ban đêm.</w:t>
-            </w:r>
-          </w:p>
-        </w:tc>
-      </w:tr>
-      <w:tr>
-        <w:tc>
-          <w:tcPr>
-            <w:tcW w:type="dxa" w:w="576"/>
-            <w:shd w:fill="FFFFFF"/>
-            <w:tcMar>
-              <w:top w:w="65" w:type="dxa"/>
-              <w:bottom w:w="65" w:type="dxa"/>
-              <w:left w:w="65" w:type="dxa"/>
-              <w:right w:w="65" w:type="dxa"/>
-            </w:tcMar>
-          </w:tcPr>
-          <w:p>
-            <w:pPr>
-              <w:jc w:val="center"/>
-            </w:pPr>
-            <w:r>
-              <w:rPr>
-                <w:color w:val="1E1E1E"/>
-                <w:sz w:val="17"/>
-              </w:rPr>
-              <w:t>21</w:t>
-            </w:r>
-          </w:p>
-        </w:tc>
-        <w:tc>
-          <w:tcPr>
-            <w:tcW w:type="dxa" w:w="2592"/>
-            <w:shd w:fill="FFFFFF"/>
-            <w:tcMar>
-              <w:top w:w="65" w:type="dxa"/>
-              <w:bottom w:w="65" w:type="dxa"/>
-              <w:left w:w="65" w:type="dxa"/>
-              <w:right w:w="65" w:type="dxa"/>
-            </w:tcMar>
-          </w:tcPr>
-          <w:p>
-            <w:r>
-              <w:rPr>
-                <w:color w:val="1E1E1E"/>
-                <w:sz w:val="17"/>
-              </w:rPr>
-              <w:t>Lodash</w:t>
-            </w:r>
-          </w:p>
-        </w:tc>
-        <w:tc>
-          <w:tcPr>
-            <w:tcW w:type="dxa" w:w="1296"/>
-            <w:shd w:fill="FFFFFF"/>
-            <w:tcMar>
-              <w:top w:w="65" w:type="dxa"/>
-              <w:bottom w:w="65" w:type="dxa"/>
-              <w:left w:w="65" w:type="dxa"/>
-              <w:right w:w="65" w:type="dxa"/>
-            </w:tcMar>
-          </w:tcPr>
-          <w:p>
-            <w:pPr>
-              <w:jc w:val="center"/>
-            </w:pPr>
-            <w:r>
-              <w:rPr>
-                <w:color w:val="1E1E1E"/>
-                <w:sz w:val="17"/>
-              </w:rPr>
-              <w:t>4.18.1</w:t>
-            </w:r>
-          </w:p>
-        </w:tc>
-        <w:tc>
-          <w:tcPr>
-            <w:tcW w:type="dxa" w:w="1440"/>
-            <w:shd w:fill="FFFFFF"/>
-            <w:tcMar>
-              <w:top w:w="65" w:type="dxa"/>
-              <w:bottom w:w="65" w:type="dxa"/>
-              <w:left w:w="65" w:type="dxa"/>
-              <w:right w:w="65" w:type="dxa"/>
-            </w:tcMar>
-          </w:tcPr>
-          <w:p>
-            <w:pPr>
-              <w:jc w:val="center"/>
-            </w:pPr>
-            <w:r>
-              <w:rPr>
-                <w:color w:val="1E1E1E"/>
-                <w:sz w:val="17"/>
-              </w:rPr>
-              <w:t>MIT</w:t>
-            </w:r>
-          </w:p>
-        </w:tc>
-        <w:tc>
-          <w:tcPr>
-            <w:tcW w:type="dxa" w:w="4176"/>
-            <w:shd w:fill="FFFFFF"/>
-            <w:tcMar>
-              <w:top w:w="65" w:type="dxa"/>
-              <w:bottom w:w="65" w:type="dxa"/>
-              <w:left w:w="65" w:type="dxa"/>
-              <w:right w:w="65" w:type="dxa"/>
-            </w:tcMar>
-          </w:tcPr>
-          <w:p>
-            <w:r>
-              <w:rPr>
-                <w:color w:val="1E1E1E"/>
-                <w:sz w:val="17"/>
-              </w:rPr>
-              <w:t>Xử lý dữ liệu danh sách bài học và tìm kiếm bài tập trơn tru hơn.</w:t>
-            </w:r>
-          </w:p>
-        </w:tc>
-      </w:tr>
-      <w:tr>
-        <w:tc>
-          <w:tcPr>
-            <w:tcW w:type="dxa" w:w="576"/>
-            <w:shd w:fill="F7F9FB"/>
-            <w:tcMar>
-              <w:top w:w="65" w:type="dxa"/>
-              <w:bottom w:w="65" w:type="dxa"/>
-              <w:left w:w="65" w:type="dxa"/>
-              <w:right w:w="65" w:type="dxa"/>
-            </w:tcMar>
-          </w:tcPr>
-          <w:p>
-            <w:pPr>
-              <w:jc w:val="center"/>
-            </w:pPr>
-            <w:r>
-              <w:rPr>
-                <w:color w:val="1E1E1E"/>
-                <w:sz w:val="17"/>
-              </w:rPr>
-              <w:t>22</w:t>
-            </w:r>
-          </w:p>
-        </w:tc>
-        <w:tc>
-          <w:tcPr>
-            <w:tcW w:type="dxa" w:w="2592"/>
-            <w:shd w:fill="F7F9FB"/>
-            <w:tcMar>
-              <w:top w:w="65" w:type="dxa"/>
-              <w:bottom w:w="65" w:type="dxa"/>
-              <w:left w:w="65" w:type="dxa"/>
-              <w:right w:w="65" w:type="dxa"/>
-            </w:tcMar>
-          </w:tcPr>
-          <w:p>
-            <w:r>
-              <w:rPr>
-                <w:color w:val="1E1E1E"/>
-                <w:sz w:val="17"/>
-              </w:rPr>
-              <w:t>Axios</w:t>
-            </w:r>
-          </w:p>
-        </w:tc>
-        <w:tc>
-          <w:tcPr>
-            <w:tcW w:type="dxa" w:w="1296"/>
-            <w:shd w:fill="F7F9FB"/>
-            <w:tcMar>
-              <w:top w:w="65" w:type="dxa"/>
-              <w:bottom w:w="65" w:type="dxa"/>
-              <w:left w:w="65" w:type="dxa"/>
-              <w:right w:w="65" w:type="dxa"/>
-            </w:tcMar>
-          </w:tcPr>
-          <w:p>
-            <w:pPr>
-              <w:jc w:val="center"/>
-            </w:pPr>
-            <w:r>
-              <w:rPr>
-                <w:color w:val="1E1E1E"/>
-                <w:sz w:val="17"/>
-              </w:rPr>
-              <w:t>1.15.0</w:t>
-            </w:r>
-          </w:p>
-        </w:tc>
-        <w:tc>
-          <w:tcPr>
-            <w:tcW w:type="dxa" w:w="1440"/>
-            <w:shd w:fill="F7F9FB"/>
-            <w:tcMar>
-              <w:top w:w="65" w:type="dxa"/>
-              <w:bottom w:w="65" w:type="dxa"/>
-              <w:left w:w="65" w:type="dxa"/>
-              <w:right w:w="65" w:type="dxa"/>
-            </w:tcMar>
-          </w:tcPr>
-          <w:p>
-            <w:pPr>
-              <w:jc w:val="center"/>
-            </w:pPr>
-            <w:r>
-              <w:rPr>
-                <w:color w:val="1E1E1E"/>
-                <w:sz w:val="17"/>
-              </w:rPr>
-              <w:t>MIT</w:t>
-            </w:r>
-          </w:p>
-        </w:tc>
-        <w:tc>
-          <w:tcPr>
-            <w:tcW w:type="dxa" w:w="4176"/>
-            <w:shd w:fill="F7F9FB"/>
-            <w:tcMar>
-              <w:top w:w="65" w:type="dxa"/>
-              <w:bottom w:w="65" w:type="dxa"/>
-              <w:left w:w="65" w:type="dxa"/>
-              <w:right w:w="65" w:type="dxa"/>
-            </w:tcMar>
-          </w:tcPr>
-          <w:p>
-            <w:r>
-              <w:rPr>
-                <w:color w:val="1E1E1E"/>
-                <w:sz w:val="17"/>
-              </w:rPr>
-              <w:t>Gửi nhận dữ liệu giữa trang web và máy chủ một cách an toàn và tin cậy.</w:t>
-            </w:r>
-          </w:p>
-        </w:tc>
-      </w:tr>
-      <w:tr>
-        <w:tc>
-          <w:tcPr>
-            <w:tcW w:type="dxa" w:w="576"/>
-            <w:shd w:fill="FFFFFF"/>
-            <w:tcMar>
-              <w:top w:w="65" w:type="dxa"/>
-              <w:bottom w:w="65" w:type="dxa"/>
-              <w:left w:w="65" w:type="dxa"/>
-              <w:right w:w="65" w:type="dxa"/>
-            </w:tcMar>
-          </w:tcPr>
-          <w:p>
-            <w:pPr>
-              <w:jc w:val="center"/>
-            </w:pPr>
-            <w:r>
-              <w:rPr>
-                <w:color w:val="1E1E1E"/>
-                <w:sz w:val="17"/>
-              </w:rPr>
-              <w:t>23</w:t>
-            </w:r>
-          </w:p>
-        </w:tc>
-        <w:tc>
-          <w:tcPr>
-            <w:tcW w:type="dxa" w:w="2592"/>
-            <w:shd w:fill="FFFFFF"/>
-            <w:tcMar>
-              <w:top w:w="65" w:type="dxa"/>
-              <w:bottom w:w="65" w:type="dxa"/>
-              <w:left w:w="65" w:type="dxa"/>
-              <w:right w:w="65" w:type="dxa"/>
-            </w:tcMar>
-          </w:tcPr>
-          <w:p>
-            <w:r>
-              <w:rPr>
-                <w:color w:val="1E1E1E"/>
-                <w:sz w:val="17"/>
-              </w:rPr>
-              <w:t>TanStack React Query</w:t>
-            </w:r>
-          </w:p>
-        </w:tc>
-        <w:tc>
-          <w:tcPr>
-            <w:tcW w:type="dxa" w:w="1296"/>
-            <w:shd w:fill="FFFFFF"/>
-            <w:tcMar>
-              <w:top w:w="65" w:type="dxa"/>
-              <w:bottom w:w="65" w:type="dxa"/>
-              <w:left w:w="65" w:type="dxa"/>
-              <w:right w:w="65" w:type="dxa"/>
-            </w:tcMar>
-          </w:tcPr>
-          <w:p>
-            <w:pPr>
-              <w:jc w:val="center"/>
-            </w:pPr>
-            <w:r>
-              <w:rPr>
-                <w:color w:val="1E1E1E"/>
-                <w:sz w:val="17"/>
-              </w:rPr>
-              <w:t>5.99.0</w:t>
-            </w:r>
-          </w:p>
-        </w:tc>
-        <w:tc>
-          <w:tcPr>
-            <w:tcW w:type="dxa" w:w="1440"/>
-            <w:shd w:fill="FFFFFF"/>
-            <w:tcMar>
-              <w:top w:w="65" w:type="dxa"/>
-              <w:bottom w:w="65" w:type="dxa"/>
-              <w:left w:w="65" w:type="dxa"/>
-              <w:right w:w="65" w:type="dxa"/>
-            </w:tcMar>
-          </w:tcPr>
-          <w:p>
-            <w:pPr>
-              <w:jc w:val="center"/>
-            </w:pPr>
-            <w:r>
-              <w:rPr>
-                <w:color w:val="1E1E1E"/>
-                <w:sz w:val="17"/>
-              </w:rPr>
-              <w:t>MIT</w:t>
-            </w:r>
-          </w:p>
-        </w:tc>
-        <w:tc>
-          <w:tcPr>
-            <w:tcW w:type="dxa" w:w="4176"/>
-            <w:shd w:fill="FFFFFF"/>
-            <w:tcMar>
-              <w:top w:w="65" w:type="dxa"/>
-              <w:bottom w:w="65" w:type="dxa"/>
-              <w:left w:w="65" w:type="dxa"/>
-              <w:right w:w="65" w:type="dxa"/>
-            </w:tcMar>
-          </w:tcPr>
-          <w:p>
-            <w:r>
-              <w:rPr>
-                <w:color w:val="1E1E1E"/>
-                <w:sz w:val="17"/>
-              </w:rPr>
-              <w:t>Tối ưu hóa bộ nhớ đệm giúp trang web tải dữ liệu nhanh và tiết kiệm dung lượng mạng.</w:t>
-            </w:r>
-          </w:p>
-        </w:tc>
-      </w:tr>
-      <w:tr>
-        <w:tc>
-          <w:tcPr>
-            <w:tcW w:type="dxa" w:w="576"/>
-            <w:shd w:fill="F7F9FB"/>
-            <w:tcMar>
-              <w:top w:w="65" w:type="dxa"/>
-              <w:bottom w:w="65" w:type="dxa"/>
-              <w:left w:w="65" w:type="dxa"/>
-              <w:right w:w="65" w:type="dxa"/>
-            </w:tcMar>
-          </w:tcPr>
-          <w:p>
-            <w:pPr>
-              <w:jc w:val="center"/>
-            </w:pPr>
-            <w:r>
-              <w:rPr>
-                <w:color w:val="1E1E1E"/>
-                <w:sz w:val="17"/>
-              </w:rPr>
-              <w:t>24</w:t>
-            </w:r>
-          </w:p>
-        </w:tc>
-        <w:tc>
-          <w:tcPr>
-            <w:tcW w:type="dxa" w:w="2592"/>
-            <w:shd w:fill="F7F9FB"/>
-            <w:tcMar>
-              <w:top w:w="65" w:type="dxa"/>
-              <w:bottom w:w="65" w:type="dxa"/>
-              <w:left w:w="65" w:type="dxa"/>
-              <w:right w:w="65" w:type="dxa"/>
-            </w:tcMar>
-          </w:tcPr>
-          <w:p>
-            <w:r>
-              <w:rPr>
-                <w:color w:val="1E1E1E"/>
-                <w:sz w:val="17"/>
-              </w:rPr>
-              <w:t>Hugging Face Transformers.js</w:t>
-            </w:r>
-          </w:p>
-        </w:tc>
-        <w:tc>
-          <w:tcPr>
-            <w:tcW w:type="dxa" w:w="1296"/>
-            <w:shd w:fill="F7F9FB"/>
-            <w:tcMar>
-              <w:top w:w="65" w:type="dxa"/>
-              <w:bottom w:w="65" w:type="dxa"/>
-              <w:left w:w="65" w:type="dxa"/>
-              <w:right w:w="65" w:type="dxa"/>
-            </w:tcMar>
-          </w:tcPr>
-          <w:p>
-            <w:pPr>
-              <w:jc w:val="center"/>
-            </w:pPr>
-            <w:r>
-              <w:rPr>
-                <w:color w:val="1E1E1E"/>
-                <w:sz w:val="17"/>
-              </w:rPr>
-              <w:t>4.2.0</w:t>
-            </w:r>
-          </w:p>
-        </w:tc>
-        <w:tc>
-          <w:tcPr>
-            <w:tcW w:type="dxa" w:w="1440"/>
-            <w:shd w:fill="F7F9FB"/>
-            <w:tcMar>
-              <w:top w:w="65" w:type="dxa"/>
-              <w:bottom w:w="65" w:type="dxa"/>
-              <w:left w:w="65" w:type="dxa"/>
-              <w:right w:w="65" w:type="dxa"/>
-            </w:tcMar>
-          </w:tcPr>
-          <w:p>
-            <w:pPr>
-              <w:jc w:val="center"/>
-            </w:pPr>
-            <w:r>
-              <w:rPr>
-                <w:color w:val="1E1E1E"/>
-                <w:sz w:val="17"/>
-              </w:rPr>
-              <w:t>Apache 2.0</w:t>
-            </w:r>
-          </w:p>
-        </w:tc>
-        <w:tc>
-          <w:tcPr>
-            <w:tcW w:type="dxa" w:w="4176"/>
-            <w:shd w:fill="F7F9FB"/>
-            <w:tcMar>
-              <w:top w:w="65" w:type="dxa"/>
-              <w:bottom w:w="65" w:type="dxa"/>
-              <w:left w:w="65" w:type="dxa"/>
-              <w:right w:w="65" w:type="dxa"/>
-            </w:tcMar>
-          </w:tcPr>
-          <w:p>
-            <w:r>
-              <w:rPr>
-                <w:color w:val="1E1E1E"/>
-                <w:sz w:val="17"/>
-              </w:rPr>
-              <w:t>Chuẩn bị cho việc chạy mô hình AI ngôn ngữ nhỏ hoàn toàn ngoại tuyến trong tương lai.</w:t>
-            </w:r>
-          </w:p>
-        </w:tc>
-      </w:tr>
-    </w:tbl>
+    <w:p>
+      <w:pPr>
+        <w:spacing w:after="60" w:line="276" w:lineRule="auto"/>
+        <w:ind w:left="288"/>
+      </w:pPr>
+      <w:r>
+        <w:rPr>
+          <w:b/>
+        </w:rPr>
+        <w:t xml:space="preserve">1. Thư viện Next.js phiên bản 16.2.6, giấy phép MIT: </w:t>
+      </w:r>
+      <w:r>
+        <w:t>Khung xây dựng trang web chính, giúp tối ưu tốc độ tải trang và kết nối các mục bài học.</w:t>
+      </w:r>
+    </w:p>
+    <w:p>
+      <w:pPr>
+        <w:spacing w:after="60" w:line="276" w:lineRule="auto"/>
+        <w:ind w:left="288"/>
+      </w:pPr>
+      <w:r>
+        <w:rPr>
+          <w:b/>
+        </w:rPr>
+        <w:t xml:space="preserve">2. Thư viện React và React-DOM phiên bản 19.2.4, giấy phép MIT: </w:t>
+      </w:r>
+      <w:r>
+        <w:t>Nền tảng tạo các thành phần giao diện tương tác trên toàn bộ hệ thống.</w:t>
+      </w:r>
+    </w:p>
+    <w:p>
+      <w:pPr>
+        <w:spacing w:after="60" w:line="276" w:lineRule="auto"/>
+        <w:ind w:left="288"/>
+      </w:pPr>
+      <w:r>
+        <w:rPr>
+          <w:b/>
+        </w:rPr>
+        <w:t xml:space="preserve">3. Thư viện TensorFlow.js phiên bản 4.22.0, giấy phép Apache 2.0: </w:t>
+      </w:r>
+      <w:r>
+        <w:t>Thư viện chạy 6 mô hình trí tuệ nhân tạo tự huấn luyện trực tiếp trên trình duyệt.</w:t>
+      </w:r>
+    </w:p>
+    <w:p>
+      <w:pPr>
+        <w:spacing w:after="60" w:line="276" w:lineRule="auto"/>
+        <w:ind w:left="288"/>
+      </w:pPr>
+      <w:r>
+        <w:rPr>
+          <w:b/>
+        </w:rPr>
+        <w:t xml:space="preserve">4. Thư viện Google Generative AI SDK phiên bản 0.24.1, giấy phép Apache 2.0: </w:t>
+      </w:r>
+      <w:r>
+        <w:t>Công cụ kết nối trang web với mô hình Google Gemini.</w:t>
+      </w:r>
+    </w:p>
+    <w:p>
+      <w:pPr>
+        <w:spacing w:after="60" w:line="276" w:lineRule="auto"/>
+        <w:ind w:left="288"/>
+      </w:pPr>
+      <w:r>
+        <w:rPr>
+          <w:b/>
+        </w:rPr>
+        <w:t xml:space="preserve">5. Thư viện Three.js phiên bản 0.184.0, giấy phép MIT: </w:t>
+      </w:r>
+      <w:r>
+        <w:t>Động cơ vẽ các mô hình không gian 3D cho các phòng thí nghiệm Toán, Vật lý và Sinh học.</w:t>
+      </w:r>
+    </w:p>
+    <w:p>
+      <w:pPr>
+        <w:spacing w:after="60" w:line="276" w:lineRule="auto"/>
+        <w:ind w:left="288"/>
+      </w:pPr>
+      <w:r>
+        <w:rPr>
+          <w:b/>
+        </w:rPr>
+        <w:t xml:space="preserve">6. Thư viện React Three Fiber phiên bản 9.6.1, giấy phép MIT: </w:t>
+      </w:r>
+      <w:r>
+        <w:t>Cầu nối giúp kết hợp Three.js vào giao diện React một cách mượt mà.</w:t>
+      </w:r>
+    </w:p>
+    <w:p>
+      <w:pPr>
+        <w:spacing w:after="60" w:line="276" w:lineRule="auto"/>
+        <w:ind w:left="288"/>
+      </w:pPr>
+      <w:r>
+        <w:rPr>
+          <w:b/>
+        </w:rPr>
+        <w:t xml:space="preserve">7. Thư viện React Three Drei phiên bản 10.7.7, giấy phép MIT: </w:t>
+      </w:r>
+      <w:r>
+        <w:t>Các tiện ích hỗ trợ xoay góc nhìn 3D, tạo chữ 3D và điều chỉnh ánh sáng mô hình.</w:t>
+      </w:r>
+    </w:p>
+    <w:p>
+      <w:pPr>
+        <w:spacing w:after="60" w:line="276" w:lineRule="auto"/>
+        <w:ind w:left="288"/>
+      </w:pPr>
+      <w:r>
+        <w:rPr>
+          <w:b/>
+        </w:rPr>
+        <w:t xml:space="preserve">8. Thư viện KaTeX phiên bản 0.18.7, giấy phép MIT: </w:t>
+      </w:r>
+      <w:r>
+        <w:t>Hiển thị công thức Toán, phương trình Hóa học và ký hiệu Vật lý rõ nét giống sách giáo khoa.</w:t>
+      </w:r>
+    </w:p>
+    <w:p>
+      <w:pPr>
+        <w:spacing w:after="60" w:line="276" w:lineRule="auto"/>
+        <w:ind w:left="288"/>
+      </w:pPr>
+      <w:r>
+        <w:rPr>
+          <w:b/>
+        </w:rPr>
+        <w:t xml:space="preserve">9. Thư viện Mathjs phiên bản 15.2.0, giấy phép Apache 2.0: </w:t>
+      </w:r>
+      <w:r>
+        <w:t>Thư viện tính toán các công thức toán học, tọa độ và ma trận không gian.</w:t>
+      </w:r>
+    </w:p>
+    <w:p>
+      <w:pPr>
+        <w:spacing w:after="60" w:line="276" w:lineRule="auto"/>
+        <w:ind w:left="288"/>
+      </w:pPr>
+      <w:r>
+        <w:rPr>
+          <w:b/>
+        </w:rPr>
+        <w:t xml:space="preserve">10. Thư viện Tailwind CSS phiên bản 4.0.0, giấy phép MIT: </w:t>
+      </w:r>
+      <w:r>
+        <w:t>Tạo phong cách thiết kế màu sắc hiện đại cho phòng thí nghiệm khoa học, đẹp trên cả điện thoại và máy tính.</w:t>
+      </w:r>
+    </w:p>
+    <w:p>
+      <w:pPr>
+        <w:spacing w:after="60" w:line="276" w:lineRule="auto"/>
+        <w:ind w:left="288"/>
+      </w:pPr>
+      <w:r>
+        <w:rPr>
+          <w:b/>
+        </w:rPr>
+        <w:t xml:space="preserve">11. Thư viện Framer Motion phiên bản 12.39.0, giấy phép MIT: </w:t>
+      </w:r>
+      <w:r>
+        <w:t>Tạo hiệu ứng đóng mở cửa sổ và chuyển trang nhẹ nhàng, sinh động.</w:t>
+      </w:r>
+    </w:p>
+    <w:p>
+      <w:pPr>
+        <w:spacing w:after="60" w:line="276" w:lineRule="auto"/>
+        <w:ind w:left="288"/>
+      </w:pPr>
+      <w:r>
+        <w:rPr>
+          <w:b/>
+        </w:rPr>
+        <w:t xml:space="preserve">12. Thư viện Lucide React phiên bản 1.16.0, giấy phép ISC: </w:t>
+      </w:r>
+      <w:r>
+        <w:t>Cung cấp các biểu tượng đồ họa khoa học và giáo dục trên thanh menu của trang web.</w:t>
+      </w:r>
+    </w:p>
+    <w:p>
+      <w:pPr>
+        <w:spacing w:after="60" w:line="276" w:lineRule="auto"/>
+        <w:ind w:left="288"/>
+      </w:pPr>
+      <w:r>
+        <w:rPr>
+          <w:b/>
+        </w:rPr>
+        <w:t xml:space="preserve">13. Thư viện Firebase SDK phiên bản 12.13.0, giấy phép Apache 2.0: </w:t>
+      </w:r>
+      <w:r>
+        <w:t>Kết nối trang web với cơ sở dữ liệu thời gian thực của Google để lưu điểm và xếp hạng.</w:t>
+      </w:r>
+    </w:p>
+    <w:p>
+      <w:pPr>
+        <w:spacing w:after="60" w:line="276" w:lineRule="auto"/>
+        <w:ind w:left="288"/>
+      </w:pPr>
+      <w:r>
+        <w:rPr>
+          <w:b/>
+        </w:rPr>
+        <w:t xml:space="preserve">14. Thư viện Zustand phiên bản 5.0.13, giấy phép MIT: </w:t>
+      </w:r>
+      <w:r>
+        <w:t>Quản lý điểm số tạm thời và trạng thái trận đấu nhanh chóng trong Đấu trường 1 đấu 1.</w:t>
+      </w:r>
+    </w:p>
+    <w:p>
+      <w:pPr>
+        <w:spacing w:after="60" w:line="276" w:lineRule="auto"/>
+        <w:ind w:left="288"/>
+      </w:pPr>
+      <w:r>
+        <w:rPr>
+          <w:b/>
+        </w:rPr>
+        <w:t xml:space="preserve">15. Thư viện Leva phiên bản 0.10.1, giấy phép MIT: </w:t>
+      </w:r>
+      <w:r>
+        <w:t>Bảng điều khiển cho phép học sinh tự chỉnh kích thước hình 3D và thông số thí nghiệm.</w:t>
+      </w:r>
+    </w:p>
+    <w:p>
+      <w:pPr>
+        <w:spacing w:after="60" w:line="276" w:lineRule="auto"/>
+        <w:ind w:left="288"/>
+      </w:pPr>
+      <w:r>
+        <w:rPr>
+          <w:b/>
+        </w:rPr>
+        <w:t xml:space="preserve">16. Thư viện Canvas Confetti phiên bản 1.9.4, giấy phép MIT: </w:t>
+      </w:r>
+      <w:r>
+        <w:t>Tạo hiệu ứng pháo hoa chúc mừng khi học sinh làm đúng bài tập hoặc thắng trận đấu.</w:t>
+      </w:r>
+    </w:p>
+    <w:p>
+      <w:pPr>
+        <w:spacing w:after="60" w:line="276" w:lineRule="auto"/>
+        <w:ind w:left="288"/>
+      </w:pPr>
+      <w:r>
+        <w:rPr>
+          <w:b/>
+        </w:rPr>
+        <w:t xml:space="preserve">17. Thư viện SheetJS XLSX phiên bản 0.18.5, giấy phép Apache 2.0: </w:t>
+      </w:r>
+      <w:r>
+        <w:t>Hỗ trợ đọc và nhập danh sách câu hỏi trắc nghiệm từ bảng tính Excel vào hệ thống.</w:t>
+      </w:r>
+    </w:p>
+    <w:p>
+      <w:pPr>
+        <w:spacing w:after="60" w:line="276" w:lineRule="auto"/>
+        <w:ind w:left="288"/>
+      </w:pPr>
+      <w:r>
+        <w:rPr>
+          <w:b/>
+        </w:rPr>
+        <w:t xml:space="preserve">18. Thư viện Html2canvas-pro phiên bản 2.0.4, giấy phép MIT: </w:t>
+      </w:r>
+      <w:r>
+        <w:t>Chụp ảnh màn hình để học sinh tải về Giấy chứng nhận kết quả sau mỗi tuần học.</w:t>
+      </w:r>
+    </w:p>
+    <w:p>
+      <w:pPr>
+        <w:spacing w:after="60" w:line="276" w:lineRule="auto"/>
+        <w:ind w:left="288"/>
+      </w:pPr>
+      <w:r>
+        <w:rPr>
+          <w:b/>
+        </w:rPr>
+        <w:t xml:space="preserve">19. Thư viện Nodemailer phiên bản 9.0.5, giấy phép MIT: </w:t>
+      </w:r>
+      <w:r>
+        <w:t>Module gửi email tự động chứa mã xác nhận khi học sinh đăng ký tài khoản.</w:t>
+      </w:r>
+    </w:p>
+    <w:p>
+      <w:pPr>
+        <w:spacing w:after="60" w:line="276" w:lineRule="auto"/>
+        <w:ind w:left="288"/>
+      </w:pPr>
+      <w:r>
+        <w:rPr>
+          <w:b/>
+        </w:rPr>
+        <w:t xml:space="preserve">20. Thư viện Next Themes phiên bản 0.4.6, giấy phép MIT: </w:t>
+      </w:r>
+      <w:r>
+        <w:t>Hỗ trợ học sinh chuyển đổi giữa chế độ nền sáng và nền tối để không mỏi mắt khi học ban đêm.</w:t>
+      </w:r>
+    </w:p>
+    <w:p>
+      <w:pPr>
+        <w:spacing w:after="60" w:line="276" w:lineRule="auto"/>
+        <w:ind w:left="288"/>
+      </w:pPr>
+      <w:r>
+        <w:rPr>
+          <w:b/>
+        </w:rPr>
+        <w:t xml:space="preserve">21. Thư viện Lodash phiên bản 4.18.1, giấy phép MIT: </w:t>
+      </w:r>
+      <w:r>
+        <w:t>Xử lý dữ liệu danh sách bài học và tìm kiếm bài tập trơn tru hơn.</w:t>
+      </w:r>
+    </w:p>
+    <w:p>
+      <w:pPr>
+        <w:spacing w:after="60" w:line="276" w:lineRule="auto"/>
+        <w:ind w:left="288"/>
+      </w:pPr>
+      <w:r>
+        <w:rPr>
+          <w:b/>
+        </w:rPr>
+        <w:t xml:space="preserve">22. Thư viện Axios phiên bản 1.15.0, giấy phép MIT: </w:t>
+      </w:r>
+      <w:r>
+        <w:t>Gửi nhận dữ liệu giữa trang web và máy chủ một cách an toàn và tin cậy.</w:t>
+      </w:r>
+    </w:p>
+    <w:p>
+      <w:pPr>
+        <w:spacing w:after="60" w:line="276" w:lineRule="auto"/>
+        <w:ind w:left="288"/>
+      </w:pPr>
+      <w:r>
+        <w:rPr>
+          <w:b/>
+        </w:rPr>
+        <w:t xml:space="preserve">23. Thư viện TanStack React Query phiên bản 5.99.0, giấy phép MIT: </w:t>
+      </w:r>
+      <w:r>
+        <w:t>Tối ưu hóa bộ nhớ đệm giúp trang web tải dữ liệu nhanh và tiết kiệm dung lượng mạng.</w:t>
+      </w:r>
+    </w:p>
+    <w:p>
+      <w:pPr>
+        <w:spacing w:after="60" w:line="276" w:lineRule="auto"/>
+        <w:ind w:left="288"/>
+      </w:pPr>
+      <w:r>
+        <w:rPr>
+          <w:b/>
+        </w:rPr>
+        <w:t xml:space="preserve">24. Thư viện Hugging Face Transformers.js phiên bản 4.2.0, giấy phép Apache 2.0: </w:t>
+      </w:r>
+      <w:r>
+        <w:t>Chuẩn bị cho việc chạy mô hình AI ngôn ngữ nhỏ hoàn toàn ngoại tuyến trong tương lai.</w:t>
+      </w:r>
+    </w:p>
     <w:p>
       <w:pPr>
         <w:spacing w:before="280" w:after="80"/>
